--- a/3_Documentazione/Documentazione_CasaNote.docx
+++ b/3_Documentazione/Documentazione_CasaNote.docx
@@ -3078,10 +3078,7 @@
       </w:r>
     </w:p>
     <w:p/>
-    <w:p>
-      <w:bookmarkStart w:id="0" w:name="_GoBack"/>
-      <w:bookmarkEnd w:id="0"/>
-    </w:p>
+    <w:p/>
     <w:p>
       <w:pPr>
         <w:pStyle w:val="Titolo1"/>
@@ -3089,28 +3086,28 @@
       <w:r>
         <w:br w:type="page"/>
       </w:r>
-      <w:bookmarkStart w:id="1" w:name="_Toc192668654"/>
+      <w:bookmarkStart w:id="0" w:name="_Toc192668654"/>
       <w:r>
         <w:lastRenderedPageBreak/>
         <w:t>Introduzione</w:t>
       </w:r>
+      <w:bookmarkEnd w:id="0"/>
+    </w:p>
+    <w:p>
+      <w:pPr>
+        <w:pStyle w:val="Titolo2"/>
+        <w:rPr>
+          <w:lang w:val="it-CH"/>
+        </w:rPr>
+      </w:pPr>
+      <w:bookmarkStart w:id="1" w:name="_Toc192668655"/>
+      <w:r>
+        <w:rPr>
+          <w:lang w:val="it-CH"/>
+        </w:rPr>
+        <w:t>Informazioni sul progetto</w:t>
+      </w:r>
       <w:bookmarkEnd w:id="1"/>
-    </w:p>
-    <w:p>
-      <w:pPr>
-        <w:pStyle w:val="Titolo2"/>
-        <w:rPr>
-          <w:lang w:val="it-CH"/>
-        </w:rPr>
-      </w:pPr>
-      <w:bookmarkStart w:id="2" w:name="_Toc192668655"/>
-      <w:r>
-        <w:rPr>
-          <w:lang w:val="it-CH"/>
-        </w:rPr>
-        <w:t>Informazioni sul progetto</w:t>
-      </w:r>
-      <w:bookmarkEnd w:id="2"/>
       <w:r>
         <w:rPr>
           <w:lang w:val="it-CH"/>
@@ -3207,14 +3204,14 @@
           <w:lang w:val="it-CH"/>
         </w:rPr>
       </w:pPr>
-      <w:bookmarkStart w:id="3" w:name="_Toc192668656"/>
+      <w:bookmarkStart w:id="2" w:name="_Toc192668656"/>
       <w:r>
         <w:rPr>
           <w:lang w:val="it-CH"/>
         </w:rPr>
         <w:t>Abstract</w:t>
       </w:r>
-      <w:bookmarkEnd w:id="3"/>
+      <w:bookmarkEnd w:id="2"/>
       <w:r>
         <w:rPr>
           <w:lang w:val="it-CH"/>
@@ -4139,14 +4136,14 @@
           <w:lang w:val="it-CH"/>
         </w:rPr>
       </w:pPr>
-      <w:bookmarkStart w:id="4" w:name="_Toc192668657"/>
+      <w:bookmarkStart w:id="3" w:name="_Toc192668657"/>
       <w:r>
         <w:rPr>
           <w:lang w:val="it-CH"/>
         </w:rPr>
         <w:t>Scopo</w:t>
       </w:r>
-      <w:bookmarkEnd w:id="4"/>
+      <w:bookmarkEnd w:id="3"/>
     </w:p>
     <w:p>
       <w:pPr>
@@ -4203,14 +4200,14 @@
           <w:lang w:val="it-CH"/>
         </w:rPr>
       </w:pPr>
-      <w:bookmarkStart w:id="5" w:name="_Toc192668658"/>
+      <w:bookmarkStart w:id="4" w:name="_Toc192668658"/>
       <w:r>
         <w:rPr>
           <w:lang w:val="it-CH"/>
         </w:rPr>
         <w:t>Analisi del dominio</w:t>
       </w:r>
-      <w:bookmarkEnd w:id="5"/>
+      <w:bookmarkEnd w:id="4"/>
     </w:p>
     <w:p>
       <w:pPr>
@@ -4413,13 +4410,20 @@
           <w:lang w:val="it-CH"/>
         </w:rPr>
       </w:pPr>
-      <w:bookmarkStart w:id="6" w:name="_Toc192668659"/>
+      <w:bookmarkStart w:id="5" w:name="_Toc192668659"/>
       <w:r>
         <w:rPr>
           <w:lang w:val="it-CH"/>
         </w:rPr>
         <w:t>Analisi e specifica dei requisiti</w:t>
       </w:r>
+      <w:bookmarkEnd w:id="5"/>
+    </w:p>
+    <w:p>
+      <w:r>
+        <w:t>DA FARE</w:t>
+      </w:r>
+      <w:bookmarkStart w:id="6" w:name="_GoBack"/>
       <w:bookmarkEnd w:id="6"/>
     </w:p>
     <w:p/>
@@ -5411,6 +5415,7 @@
                 <w:sz w:val="16"/>
                 <w:szCs w:val="16"/>
               </w:rPr>
+              <w:lastRenderedPageBreak/>
               <w:t>001</w:t>
             </w:r>
           </w:p>
@@ -7086,6 +7091,7 @@
                 <w:sz w:val="16"/>
                 <w:szCs w:val="16"/>
               </w:rPr>
+              <w:lastRenderedPageBreak/>
               <w:t>Note</w:t>
             </w:r>
           </w:p>
@@ -8048,11 +8054,21 @@
       <w:r>
         <w:t xml:space="preserve">Figura </w:t>
       </w:r>
-      <w:fldSimple w:instr=" SEQ Figura \* ARABIC ">
-        <w:r>
-          <w:t>1</w:t>
-        </w:r>
-      </w:fldSimple>
+      <w:r>
+        <w:fldChar w:fldCharType="begin"/>
+      </w:r>
+      <w:r>
+        <w:instrText xml:space="preserve"> SEQ Figura \* ARABIC </w:instrText>
+      </w:r>
+      <w:r>
+        <w:fldChar w:fldCharType="separate"/>
+      </w:r>
+      <w:r>
+        <w:t>1</w:t>
+      </w:r>
+      <w:r>
+        <w:fldChar w:fldCharType="end"/>
+      </w:r>
       <w:r>
         <w:t xml:space="preserve"> - Use Case</w:t>
       </w:r>
@@ -8193,11 +8209,21 @@
       <w:r>
         <w:t xml:space="preserve">Figura </w:t>
       </w:r>
-      <w:fldSimple w:instr=" SEQ Figura \* ARABIC ">
-        <w:r>
-          <w:t>2</w:t>
-        </w:r>
-      </w:fldSimple>
+      <w:r>
+        <w:fldChar w:fldCharType="begin"/>
+      </w:r>
+      <w:r>
+        <w:instrText xml:space="preserve"> SEQ Figura \* ARABIC </w:instrText>
+      </w:r>
+      <w:r>
+        <w:fldChar w:fldCharType="separate"/>
+      </w:r>
+      <w:r>
+        <w:t>2</w:t>
+      </w:r>
+      <w:r>
+        <w:fldChar w:fldCharType="end"/>
+      </w:r>
       <w:r>
         <w:t xml:space="preserve"> - </w:t>
       </w:r>
@@ -8512,11 +8538,21 @@
       <w:r>
         <w:t xml:space="preserve">Figura </w:t>
       </w:r>
-      <w:fldSimple w:instr=" SEQ Figura \* ARABIC ">
-        <w:r>
-          <w:t>3</w:t>
-        </w:r>
-      </w:fldSimple>
+      <w:r>
+        <w:fldChar w:fldCharType="begin"/>
+      </w:r>
+      <w:r>
+        <w:instrText xml:space="preserve"> SEQ Figura \* ARABIC </w:instrText>
+      </w:r>
+      <w:r>
+        <w:fldChar w:fldCharType="separate"/>
+      </w:r>
+      <w:r>
+        <w:t>3</w:t>
+      </w:r>
+      <w:r>
+        <w:fldChar w:fldCharType="end"/>
+      </w:r>
       <w:r>
         <w:t xml:space="preserve"> - Diagramma Architettura</w:t>
       </w:r>
@@ -8633,11 +8669,21 @@
       <w:r>
         <w:t xml:space="preserve">Figura </w:t>
       </w:r>
-      <w:fldSimple w:instr=" SEQ Figura \* ARABIC ">
-        <w:r>
-          <w:t>4</w:t>
-        </w:r>
-      </w:fldSimple>
+      <w:r>
+        <w:fldChar w:fldCharType="begin"/>
+      </w:r>
+      <w:r>
+        <w:instrText xml:space="preserve"> SEQ Figura \* ARABIC </w:instrText>
+      </w:r>
+      <w:r>
+        <w:fldChar w:fldCharType="separate"/>
+      </w:r>
+      <w:r>
+        <w:t>4</w:t>
+      </w:r>
+      <w:r>
+        <w:fldChar w:fldCharType="end"/>
+      </w:r>
       <w:r>
         <w:t xml:space="preserve"> - </w:t>
       </w:r>
@@ -8749,11 +8795,21 @@
       <w:r>
         <w:t xml:space="preserve">Figura </w:t>
       </w:r>
-      <w:fldSimple w:instr=" SEQ Figura \* ARABIC ">
-        <w:r>
-          <w:t>5</w:t>
-        </w:r>
-      </w:fldSimple>
+      <w:r>
+        <w:fldChar w:fldCharType="begin"/>
+      </w:r>
+      <w:r>
+        <w:instrText xml:space="preserve"> SEQ Figura \* ARABIC </w:instrText>
+      </w:r>
+      <w:r>
+        <w:fldChar w:fldCharType="separate"/>
+      </w:r>
+      <w:r>
+        <w:t>5</w:t>
+      </w:r>
+      <w:r>
+        <w:fldChar w:fldCharType="end"/>
+      </w:r>
       <w:r>
         <w:t xml:space="preserve"> - </w:t>
       </w:r>
@@ -8861,11 +8917,21 @@
       <w:r>
         <w:t xml:space="preserve">Figura </w:t>
       </w:r>
-      <w:fldSimple w:instr=" SEQ Figura \* ARABIC ">
-        <w:r>
-          <w:t>6</w:t>
-        </w:r>
-      </w:fldSimple>
+      <w:r>
+        <w:fldChar w:fldCharType="begin"/>
+      </w:r>
+      <w:r>
+        <w:instrText xml:space="preserve"> SEQ Figura \* ARABIC </w:instrText>
+      </w:r>
+      <w:r>
+        <w:fldChar w:fldCharType="separate"/>
+      </w:r>
+      <w:r>
+        <w:t>6</w:t>
+      </w:r>
+      <w:r>
+        <w:fldChar w:fldCharType="end"/>
+      </w:r>
       <w:r>
         <w:t xml:space="preserve"> - </w:t>
       </w:r>
@@ -8990,11 +9056,21 @@
       <w:r>
         <w:t xml:space="preserve">Figura </w:t>
       </w:r>
-      <w:fldSimple w:instr=" SEQ Figura \* ARABIC ">
-        <w:r>
-          <w:t>7</w:t>
-        </w:r>
-      </w:fldSimple>
+      <w:r>
+        <w:fldChar w:fldCharType="begin"/>
+      </w:r>
+      <w:r>
+        <w:instrText xml:space="preserve"> SEQ Figura \* ARABIC </w:instrText>
+      </w:r>
+      <w:r>
+        <w:fldChar w:fldCharType="separate"/>
+      </w:r>
+      <w:r>
+        <w:t>7</w:t>
+      </w:r>
+      <w:r>
+        <w:fldChar w:fldCharType="end"/>
+      </w:r>
       <w:r>
         <w:t xml:space="preserve"> - Diagramma Classi</w:t>
       </w:r>
@@ -9176,11 +9252,21 @@
       <w:r>
         <w:t xml:space="preserve">Figura </w:t>
       </w:r>
-      <w:fldSimple w:instr=" SEQ Figura \* ARABIC ">
-        <w:r>
-          <w:t>8</w:t>
-        </w:r>
-      </w:fldSimple>
+      <w:r>
+        <w:fldChar w:fldCharType="begin"/>
+      </w:r>
+      <w:r>
+        <w:instrText xml:space="preserve"> SEQ Figura \* ARABIC </w:instrText>
+      </w:r>
+      <w:r>
+        <w:fldChar w:fldCharType="separate"/>
+      </w:r>
+      <w:r>
+        <w:t>8</w:t>
+      </w:r>
+      <w:r>
+        <w:fldChar w:fldCharType="end"/>
+      </w:r>
       <w:r>
         <w:t xml:space="preserve"> - Design registrazione utente</w:t>
       </w:r>
@@ -9318,11 +9404,21 @@
       <w:r>
         <w:t xml:space="preserve">Figura </w:t>
       </w:r>
-      <w:fldSimple w:instr=" SEQ Figura \* ARABIC ">
-        <w:r>
-          <w:t>9</w:t>
-        </w:r>
-      </w:fldSimple>
+      <w:r>
+        <w:fldChar w:fldCharType="begin"/>
+      </w:r>
+      <w:r>
+        <w:instrText xml:space="preserve"> SEQ Figura \* ARABIC </w:instrText>
+      </w:r>
+      <w:r>
+        <w:fldChar w:fldCharType="separate"/>
+      </w:r>
+      <w:r>
+        <w:t>9</w:t>
+      </w:r>
+      <w:r>
+        <w:fldChar w:fldCharType="end"/>
+      </w:r>
       <w:r>
         <w:t xml:space="preserve"> - Design login utente</w:t>
       </w:r>
@@ -9426,11 +9522,21 @@
       <w:r>
         <w:t xml:space="preserve">Figura </w:t>
       </w:r>
-      <w:fldSimple w:instr=" SEQ Figura \* ARABIC ">
-        <w:r>
-          <w:t>10</w:t>
-        </w:r>
-      </w:fldSimple>
+      <w:r>
+        <w:fldChar w:fldCharType="begin"/>
+      </w:r>
+      <w:r>
+        <w:instrText xml:space="preserve"> SEQ Figura \* ARABIC </w:instrText>
+      </w:r>
+      <w:r>
+        <w:fldChar w:fldCharType="separate"/>
+      </w:r>
+      <w:r>
+        <w:t>10</w:t>
+      </w:r>
+      <w:r>
+        <w:fldChar w:fldCharType="end"/>
+      </w:r>
       <w:r>
         <w:t xml:space="preserve"> - Design home</w:t>
       </w:r>
@@ -9543,11 +9649,24 @@
       <w:r>
         <w:t xml:space="preserve">Figura </w:t>
       </w:r>
-      <w:fldSimple w:instr=" SEQ Figura \* ARABIC ">
-        <w:r>
-          <w:t>11</w:t>
-        </w:r>
-      </w:fldSimple>
+      <w:r>
+        <w:fldChar w:fldCharType="begin"/>
+      </w:r>
+      <w:r>
+        <w:instrText xml:space="preserve"> SEQ Figura \</w:instrText>
+      </w:r>
+      <w:r>
+        <w:instrText xml:space="preserve">* ARABIC </w:instrText>
+      </w:r>
+      <w:r>
+        <w:fldChar w:fldCharType="separate"/>
+      </w:r>
+      <w:r>
+        <w:t>11</w:t>
+      </w:r>
+      <w:r>
+        <w:fldChar w:fldCharType="end"/>
+      </w:r>
       <w:r>
         <w:t xml:space="preserve"> - Design creazione nota</w:t>
       </w:r>
@@ -9683,11 +9802,21 @@
       <w:r>
         <w:t xml:space="preserve">Figura </w:t>
       </w:r>
-      <w:fldSimple w:instr=" SEQ Figura \* ARABIC ">
-        <w:r>
-          <w:t>12</w:t>
-        </w:r>
-      </w:fldSimple>
+      <w:r>
+        <w:fldChar w:fldCharType="begin"/>
+      </w:r>
+      <w:r>
+        <w:instrText xml:space="preserve"> SEQ Figura \* ARABIC </w:instrText>
+      </w:r>
+      <w:r>
+        <w:fldChar w:fldCharType="separate"/>
+      </w:r>
+      <w:r>
+        <w:t>12</w:t>
+      </w:r>
+      <w:r>
+        <w:fldChar w:fldCharType="end"/>
+      </w:r>
       <w:r>
         <w:t xml:space="preserve"> - Design visualizzazione note</w:t>
       </w:r>
@@ -13184,12 +13313,12 @@
       <w:pPr>
         <w:pStyle w:val="Titolo1"/>
       </w:pPr>
-      <w:bookmarkStart w:id="50" w:name="_Toc461179232"/>
-      <w:bookmarkStart w:id="51" w:name="_Toc192668686"/>
+      <w:bookmarkStart w:id="50" w:name="_Toc192668686"/>
+      <w:bookmarkStart w:id="51" w:name="_Toc461179232"/>
       <w:r>
         <w:t>Glossario</w:t>
       </w:r>
-      <w:bookmarkEnd w:id="51"/>
+      <w:bookmarkEnd w:id="50"/>
     </w:p>
     <w:p>
       <w:r>
@@ -13395,7 +13524,7 @@
         </w:rPr>
         <w:t>Bibliografia per articoli di riviste:</w:t>
       </w:r>
-      <w:bookmarkEnd w:id="50"/>
+      <w:bookmarkEnd w:id="51"/>
       <w:bookmarkEnd w:id="53"/>
     </w:p>
     <w:p>
@@ -13858,14 +13987,27 @@
     <w:r>
       <w:tab/>
     </w:r>
-    <w:fldSimple w:instr=" FILENAME \* MERGEFORMAT ">
-      <w:r>
-        <w:rPr>
-          <w:noProof/>
-        </w:rPr>
-        <w:t>Documentazione_CasaNote.docx</w:t>
-      </w:r>
-    </w:fldSimple>
+    <w:r>
+      <w:fldChar w:fldCharType="begin"/>
+    </w:r>
+    <w:r>
+      <w:instrText xml:space="preserve"> FILENAME \* MERGEFORMAT </w:instrText>
+    </w:r>
+    <w:r>
+      <w:fldChar w:fldCharType="separate"/>
+    </w:r>
+    <w:r>
+      <w:rPr>
+        <w:noProof/>
+      </w:rPr>
+      <w:t>Documentazione_CasaNote.docx</w:t>
+    </w:r>
+    <w:r>
+      <w:rPr>
+        <w:noProof/>
+      </w:rPr>
+      <w:fldChar w:fldCharType="end"/>
+    </w:r>
     <w:r>
       <w:tab/>
       <w:t xml:space="preserve">Versione: </w:t>
@@ -13883,7 +14025,7 @@
       <w:rPr>
         <w:noProof/>
       </w:rPr>
-      <w:t>12.03.2025</w:t>
+      <w:t>13.03.2025</w:t>
     </w:r>
     <w:r>
       <w:fldChar w:fldCharType="end"/>
@@ -14201,14 +14343,27 @@
     <w:r>
       <w:tab/>
     </w:r>
-    <w:fldSimple w:instr=" FILENAME \* MERGEFORMAT ">
-      <w:r>
-        <w:rPr>
-          <w:noProof/>
-        </w:rPr>
-        <w:t>Documentazione_CasaNote.docx</w:t>
-      </w:r>
-    </w:fldSimple>
+    <w:r>
+      <w:fldChar w:fldCharType="begin"/>
+    </w:r>
+    <w:r>
+      <w:instrText xml:space="preserve"> FILENAME \* MERGEFORMAT </w:instrText>
+    </w:r>
+    <w:r>
+      <w:fldChar w:fldCharType="separate"/>
+    </w:r>
+    <w:r>
+      <w:rPr>
+        <w:noProof/>
+      </w:rPr>
+      <w:t>Documentazione_CasaNote.docx</w:t>
+    </w:r>
+    <w:r>
+      <w:rPr>
+        <w:noProof/>
+      </w:rPr>
+      <w:fldChar w:fldCharType="end"/>
+    </w:r>
     <w:r>
       <w:tab/>
       <w:t xml:space="preserve">Versione: </w:t>
@@ -14226,7 +14381,7 @@
       <w:rPr>
         <w:noProof/>
       </w:rPr>
-      <w:t>12.03.2025</w:t>
+      <w:t>13.03.2025</w:t>
     </w:r>
     <w:r>
       <w:fldChar w:fldCharType="end"/>
@@ -14275,14 +14430,27 @@
     <w:r>
       <w:tab/>
     </w:r>
-    <w:fldSimple w:instr=" FILENAME \* MERGEFORMAT ">
-      <w:r>
-        <w:rPr>
-          <w:noProof/>
-        </w:rPr>
-        <w:t>Documentazione_CasaNote.docx</w:t>
-      </w:r>
-    </w:fldSimple>
+    <w:r>
+      <w:fldChar w:fldCharType="begin"/>
+    </w:r>
+    <w:r>
+      <w:instrText xml:space="preserve"> FILENAME \* MERGEFORMAT </w:instrText>
+    </w:r>
+    <w:r>
+      <w:fldChar w:fldCharType="separate"/>
+    </w:r>
+    <w:r>
+      <w:rPr>
+        <w:noProof/>
+      </w:rPr>
+      <w:t>Documentazione_CasaNote.docx</w:t>
+    </w:r>
+    <w:r>
+      <w:rPr>
+        <w:noProof/>
+      </w:rPr>
+      <w:fldChar w:fldCharType="end"/>
+    </w:r>
     <w:r>
       <w:tab/>
       <w:t xml:space="preserve">Versione: </w:t>
@@ -14300,7 +14468,7 @@
       <w:rPr>
         <w:noProof/>
       </w:rPr>
-      <w:t>12.03.2025</w:t>
+      <w:t>13.03.2025</w:t>
     </w:r>
     <w:r>
       <w:fldChar w:fldCharType="end"/>
@@ -20214,7 +20382,7 @@
 </file>
 
 <file path=customXml/itemProps1.xml><?xml version="1.0" encoding="utf-8"?>
-<ds:datastoreItem xmlns:ds="http://schemas.openxmlformats.org/officeDocument/2006/customXml" ds:itemID="{BA962D18-76F8-48B8-ACB0-4FFCA41CF23C}">
+<ds:datastoreItem xmlns:ds="http://schemas.openxmlformats.org/officeDocument/2006/customXml" ds:itemID="{1AF050E7-8D08-4F22-948D-C8DFA40EEFB2}">
   <ds:schemaRefs>
     <ds:schemaRef ds:uri="http://schemas.openxmlformats.org/officeDocument/2006/bibliography"/>
   </ds:schemaRefs>

--- a/3_Documentazione/Documentazione_CasaNote.docx
+++ b/3_Documentazione/Documentazione_CasaNote.docx
@@ -4181,9 +4181,7 @@
     <w:p/>
     <w:p>
       <w:pPr>
-        <w:rPr>
-          <w:b/>
-        </w:rPr>
+        <w:pStyle w:val="Titolo1"/>
       </w:pPr>
       <w:r>
         <w:br w:type="page"/>
@@ -4423,8 +4421,9 @@
       <w:r>
         <w:t>DA FARE</w:t>
       </w:r>
-      <w:bookmarkStart w:id="6" w:name="_GoBack"/>
-      <w:bookmarkEnd w:id="6"/>
+      <w:r>
+        <w:t xml:space="preserve"> piccolo testo descrittivo</w:t>
+      </w:r>
     </w:p>
     <w:p/>
     <w:tbl>
@@ -4763,7 +4762,7 @@
                 <w:szCs w:val="16"/>
               </w:rPr>
             </w:pPr>
-            <w:bookmarkStart w:id="7" w:name="_Hlk189652025"/>
+            <w:bookmarkStart w:id="6" w:name="_Hlk189652025"/>
             <w:r>
               <w:rPr>
                 <w:b/>
@@ -5026,7 +5025,7 @@
           </w:p>
         </w:tc>
       </w:tr>
-      <w:bookmarkEnd w:id="7"/>
+      <w:bookmarkEnd w:id="6"/>
     </w:tbl>
     <w:p/>
     <w:p/>
@@ -7821,7 +7820,7 @@
           <w:lang w:val="it-CH"/>
         </w:rPr>
       </w:pPr>
-      <w:bookmarkStart w:id="8" w:name="_Toc192668660"/>
+      <w:bookmarkStart w:id="7" w:name="_Toc192668660"/>
       <w:r>
         <w:rPr>
           <w:lang w:val="it-CH"/>
@@ -7829,7 +7828,7 @@
         <w:lastRenderedPageBreak/>
         <w:t>Spiegazione elementi tabella dei requisiti:</w:t>
       </w:r>
-      <w:bookmarkEnd w:id="8"/>
+      <w:bookmarkEnd w:id="7"/>
     </w:p>
     <w:p>
       <w:r>
@@ -7921,7 +7920,7 @@
           <w:lang w:val="it-CH"/>
         </w:rPr>
       </w:pPr>
-      <w:bookmarkStart w:id="9" w:name="_Toc192668661"/>
+      <w:bookmarkStart w:id="8" w:name="_Toc192668661"/>
       <w:r>
         <w:rPr>
           <w:lang w:val="it-CH"/>
@@ -7929,7 +7928,7 @@
         <w:lastRenderedPageBreak/>
         <w:t>Use case</w:t>
       </w:r>
-      <w:bookmarkEnd w:id="9"/>
+      <w:bookmarkEnd w:id="8"/>
     </w:p>
     <w:p>
       <w:pPr>
@@ -8054,21 +8053,11 @@
       <w:r>
         <w:t xml:space="preserve">Figura </w:t>
       </w:r>
-      <w:r>
-        <w:fldChar w:fldCharType="begin"/>
-      </w:r>
-      <w:r>
-        <w:instrText xml:space="preserve"> SEQ Figura \* ARABIC </w:instrText>
-      </w:r>
-      <w:r>
-        <w:fldChar w:fldCharType="separate"/>
-      </w:r>
-      <w:r>
-        <w:t>1</w:t>
-      </w:r>
-      <w:r>
-        <w:fldChar w:fldCharType="end"/>
-      </w:r>
+      <w:fldSimple w:instr=" SEQ Figura \* ARABIC ">
+        <w:r>
+          <w:t>1</w:t>
+        </w:r>
+      </w:fldSimple>
       <w:r>
         <w:t xml:space="preserve"> - Use Case</w:t>
       </w:r>
@@ -8089,7 +8078,7 @@
           <w:lang w:val="it-CH"/>
         </w:rPr>
       </w:pPr>
-      <w:bookmarkStart w:id="10" w:name="_Toc192668662"/>
+      <w:bookmarkStart w:id="9" w:name="_Toc192668662"/>
       <w:r>
         <w:rPr>
           <w:lang w:val="it-CH"/>
@@ -8097,7 +8086,7 @@
         <w:lastRenderedPageBreak/>
         <w:t>Pianificazione</w:t>
       </w:r>
-      <w:bookmarkEnd w:id="10"/>
+      <w:bookmarkEnd w:id="9"/>
     </w:p>
     <w:p>
       <w:pPr>
@@ -8209,21 +8198,11 @@
       <w:r>
         <w:t xml:space="preserve">Figura </w:t>
       </w:r>
-      <w:r>
-        <w:fldChar w:fldCharType="begin"/>
-      </w:r>
-      <w:r>
-        <w:instrText xml:space="preserve"> SEQ Figura \* ARABIC </w:instrText>
-      </w:r>
-      <w:r>
-        <w:fldChar w:fldCharType="separate"/>
-      </w:r>
-      <w:r>
-        <w:t>2</w:t>
-      </w:r>
-      <w:r>
-        <w:fldChar w:fldCharType="end"/>
-      </w:r>
+      <w:fldSimple w:instr=" SEQ Figura \* ARABIC ">
+        <w:r>
+          <w:t>2</w:t>
+        </w:r>
+      </w:fldSimple>
       <w:r>
         <w:t xml:space="preserve"> - </w:t>
       </w:r>
@@ -8264,32 +8243,32 @@
           <w:lang w:val="it-CH"/>
         </w:rPr>
       </w:pPr>
-      <w:bookmarkStart w:id="11" w:name="_Toc192668663"/>
+      <w:bookmarkStart w:id="10" w:name="_Toc192668663"/>
       <w:r>
         <w:rPr>
           <w:lang w:val="it-CH"/>
         </w:rPr>
         <w:t>Analisi dei mezzi</w:t>
       </w:r>
+      <w:bookmarkEnd w:id="10"/>
+    </w:p>
+    <w:p>
+      <w:pPr>
+        <w:pStyle w:val="Titolo3"/>
+        <w:rPr>
+          <w:lang w:val="it-CH"/>
+        </w:rPr>
+      </w:pPr>
+      <w:bookmarkStart w:id="11" w:name="_Toc413411419"/>
+      <w:bookmarkStart w:id="12" w:name="_Toc192668664"/>
+      <w:r>
+        <w:rPr>
+          <w:lang w:val="it-CH"/>
+        </w:rPr>
+        <w:t>Software</w:t>
+      </w:r>
       <w:bookmarkEnd w:id="11"/>
-    </w:p>
-    <w:p>
-      <w:pPr>
-        <w:pStyle w:val="Titolo3"/>
-        <w:rPr>
-          <w:lang w:val="it-CH"/>
-        </w:rPr>
-      </w:pPr>
-      <w:bookmarkStart w:id="12" w:name="_Toc413411419"/>
-      <w:bookmarkStart w:id="13" w:name="_Toc192668664"/>
-      <w:r>
-        <w:rPr>
-          <w:lang w:val="it-CH"/>
-        </w:rPr>
-        <w:t>Software</w:t>
-      </w:r>
       <w:bookmarkEnd w:id="12"/>
-      <w:bookmarkEnd w:id="13"/>
     </w:p>
     <w:p>
       <w:pPr>
@@ -8355,16 +8334,16 @@
           <w:lang w:val="it-CH"/>
         </w:rPr>
       </w:pPr>
-      <w:bookmarkStart w:id="14" w:name="_Toc413411420"/>
-      <w:bookmarkStart w:id="15" w:name="_Toc192668665"/>
+      <w:bookmarkStart w:id="13" w:name="_Toc413411420"/>
+      <w:bookmarkStart w:id="14" w:name="_Toc192668665"/>
       <w:r>
         <w:rPr>
           <w:lang w:val="it-CH"/>
         </w:rPr>
         <w:t>Hardware</w:t>
       </w:r>
+      <w:bookmarkEnd w:id="13"/>
       <w:bookmarkEnd w:id="14"/>
-      <w:bookmarkEnd w:id="15"/>
     </w:p>
     <w:p>
       <w:r>
@@ -8458,32 +8437,32 @@
       <w:pPr>
         <w:pStyle w:val="Titolo1"/>
       </w:pPr>
-      <w:bookmarkStart w:id="16" w:name="_Toc429059808"/>
-      <w:bookmarkStart w:id="17" w:name="_Toc192668666"/>
+      <w:bookmarkStart w:id="15" w:name="_Toc429059808"/>
+      <w:bookmarkStart w:id="16" w:name="_Toc192668666"/>
       <w:r>
         <w:lastRenderedPageBreak/>
         <w:t>Progettazione</w:t>
       </w:r>
+      <w:bookmarkEnd w:id="15"/>
       <w:bookmarkEnd w:id="16"/>
+    </w:p>
+    <w:p>
+      <w:pPr>
+        <w:pStyle w:val="Titolo2"/>
+        <w:rPr>
+          <w:lang w:val="it-CH"/>
+        </w:rPr>
+      </w:pPr>
+      <w:bookmarkStart w:id="17" w:name="_Toc429059809"/>
+      <w:bookmarkStart w:id="18" w:name="_Toc192668667"/>
+      <w:r>
+        <w:rPr>
+          <w:lang w:val="it-CH"/>
+        </w:rPr>
+        <w:t>Design dell’architettura del sistema</w:t>
+      </w:r>
       <w:bookmarkEnd w:id="17"/>
-    </w:p>
-    <w:p>
-      <w:pPr>
-        <w:pStyle w:val="Titolo2"/>
-        <w:rPr>
-          <w:lang w:val="it-CH"/>
-        </w:rPr>
-      </w:pPr>
-      <w:bookmarkStart w:id="18" w:name="_Toc429059809"/>
-      <w:bookmarkStart w:id="19" w:name="_Toc192668667"/>
-      <w:r>
-        <w:rPr>
-          <w:lang w:val="it-CH"/>
-        </w:rPr>
-        <w:t>Design dell’architettura del sistema</w:t>
-      </w:r>
       <w:bookmarkEnd w:id="18"/>
-      <w:bookmarkEnd w:id="19"/>
     </w:p>
     <w:p>
       <w:pPr>
@@ -8538,21 +8517,11 @@
       <w:r>
         <w:t xml:space="preserve">Figura </w:t>
       </w:r>
-      <w:r>
-        <w:fldChar w:fldCharType="begin"/>
-      </w:r>
-      <w:r>
-        <w:instrText xml:space="preserve"> SEQ Figura \* ARABIC </w:instrText>
-      </w:r>
-      <w:r>
-        <w:fldChar w:fldCharType="separate"/>
-      </w:r>
-      <w:r>
-        <w:t>3</w:t>
-      </w:r>
-      <w:r>
-        <w:fldChar w:fldCharType="end"/>
-      </w:r>
+      <w:fldSimple w:instr=" SEQ Figura \* ARABIC ">
+        <w:r>
+          <w:t>3</w:t>
+        </w:r>
+      </w:fldSimple>
       <w:r>
         <w:t xml:space="preserve"> - Diagramma Architettura</w:t>
       </w:r>
@@ -8604,7 +8573,7 @@
           <w:lang w:val="it-CH"/>
         </w:rPr>
       </w:pPr>
-      <w:bookmarkStart w:id="20" w:name="_Toc192668668"/>
+      <w:bookmarkStart w:id="19" w:name="_Toc192668668"/>
       <w:proofErr w:type="spellStart"/>
       <w:r>
         <w:rPr>
@@ -8612,7 +8581,7 @@
         </w:rPr>
         <w:t>Swimlanes</w:t>
       </w:r>
-      <w:bookmarkEnd w:id="20"/>
+      <w:bookmarkEnd w:id="19"/>
       <w:proofErr w:type="spellEnd"/>
     </w:p>
     <w:p>
@@ -8669,21 +8638,11 @@
       <w:r>
         <w:t xml:space="preserve">Figura </w:t>
       </w:r>
-      <w:r>
-        <w:fldChar w:fldCharType="begin"/>
-      </w:r>
-      <w:r>
-        <w:instrText xml:space="preserve"> SEQ Figura \* ARABIC </w:instrText>
-      </w:r>
-      <w:r>
-        <w:fldChar w:fldCharType="separate"/>
-      </w:r>
-      <w:r>
-        <w:t>4</w:t>
-      </w:r>
-      <w:r>
-        <w:fldChar w:fldCharType="end"/>
-      </w:r>
+      <w:fldSimple w:instr=" SEQ Figura \* ARABIC ">
+        <w:r>
+          <w:t>4</w:t>
+        </w:r>
+      </w:fldSimple>
       <w:r>
         <w:t xml:space="preserve"> - </w:t>
       </w:r>
@@ -8795,21 +8754,11 @@
       <w:r>
         <w:t xml:space="preserve">Figura </w:t>
       </w:r>
-      <w:r>
-        <w:fldChar w:fldCharType="begin"/>
-      </w:r>
-      <w:r>
-        <w:instrText xml:space="preserve"> SEQ Figura \* ARABIC </w:instrText>
-      </w:r>
-      <w:r>
-        <w:fldChar w:fldCharType="separate"/>
-      </w:r>
-      <w:r>
-        <w:t>5</w:t>
-      </w:r>
-      <w:r>
-        <w:fldChar w:fldCharType="end"/>
-      </w:r>
+      <w:fldSimple w:instr=" SEQ Figura \* ARABIC ">
+        <w:r>
+          <w:t>5</w:t>
+        </w:r>
+      </w:fldSimple>
       <w:r>
         <w:t xml:space="preserve"> - </w:t>
       </w:r>
@@ -8917,21 +8866,11 @@
       <w:r>
         <w:t xml:space="preserve">Figura </w:t>
       </w:r>
-      <w:r>
-        <w:fldChar w:fldCharType="begin"/>
-      </w:r>
-      <w:r>
-        <w:instrText xml:space="preserve"> SEQ Figura \* ARABIC </w:instrText>
-      </w:r>
-      <w:r>
-        <w:fldChar w:fldCharType="separate"/>
-      </w:r>
-      <w:r>
-        <w:t>6</w:t>
-      </w:r>
-      <w:r>
-        <w:fldChar w:fldCharType="end"/>
-      </w:r>
+      <w:fldSimple w:instr=" SEQ Figura \* ARABIC ">
+        <w:r>
+          <w:t>6</w:t>
+        </w:r>
+      </w:fldSimple>
       <w:r>
         <w:t xml:space="preserve"> - </w:t>
       </w:r>
@@ -8990,8 +8929,8 @@
           <w:lang w:val="it-CH"/>
         </w:rPr>
       </w:pPr>
-      <w:bookmarkStart w:id="21" w:name="_Toc429059810"/>
-      <w:bookmarkStart w:id="22" w:name="_Toc192668669"/>
+      <w:bookmarkStart w:id="20" w:name="_Toc429059810"/>
+      <w:bookmarkStart w:id="21" w:name="_Toc192668669"/>
       <w:r>
         <w:rPr>
           <w:lang w:val="it-CH"/>
@@ -8999,8 +8938,8 @@
         <w:lastRenderedPageBreak/>
         <w:t>Design dei dati e database</w:t>
       </w:r>
+      <w:bookmarkEnd w:id="20"/>
       <w:bookmarkEnd w:id="21"/>
-      <w:bookmarkEnd w:id="22"/>
     </w:p>
     <w:p>
       <w:pPr>
@@ -9056,21 +8995,11 @@
       <w:r>
         <w:t xml:space="preserve">Figura </w:t>
       </w:r>
-      <w:r>
-        <w:fldChar w:fldCharType="begin"/>
-      </w:r>
-      <w:r>
-        <w:instrText xml:space="preserve"> SEQ Figura \* ARABIC </w:instrText>
-      </w:r>
-      <w:r>
-        <w:fldChar w:fldCharType="separate"/>
-      </w:r>
-      <w:r>
-        <w:t>7</w:t>
-      </w:r>
-      <w:r>
-        <w:fldChar w:fldCharType="end"/>
-      </w:r>
+      <w:fldSimple w:instr=" SEQ Figura \* ARABIC ">
+        <w:r>
+          <w:t>7</w:t>
+        </w:r>
+      </w:fldSimple>
       <w:r>
         <w:t xml:space="preserve"> - Diagramma Classi</w:t>
       </w:r>
@@ -9152,40 +9081,40 @@
           <w:lang w:val="it-CH"/>
         </w:rPr>
       </w:pPr>
-      <w:bookmarkStart w:id="23" w:name="_Toc429059811"/>
-      <w:bookmarkStart w:id="24" w:name="_Toc192668670"/>
+      <w:bookmarkStart w:id="22" w:name="_Toc429059811"/>
+      <w:bookmarkStart w:id="23" w:name="_Toc192668670"/>
       <w:r>
         <w:rPr>
           <w:lang w:val="it-CH"/>
         </w:rPr>
         <w:t>Design delle interfacce</w:t>
       </w:r>
+      <w:bookmarkEnd w:id="22"/>
       <w:bookmarkEnd w:id="23"/>
+    </w:p>
+    <w:p>
+      <w:pPr>
+        <w:jc w:val="both"/>
+      </w:pPr>
+      <w:r>
+        <w:t>Queste interfacce non sono uguali a quelle effettive del progetto.</w:t>
+      </w:r>
+    </w:p>
+    <w:p>
+      <w:pPr>
+        <w:pStyle w:val="Titolo3"/>
+        <w:rPr>
+          <w:lang w:val="it-CH"/>
+        </w:rPr>
+      </w:pPr>
+      <w:bookmarkStart w:id="24" w:name="_Toc192668671"/>
+      <w:r>
+        <w:rPr>
+          <w:lang w:val="it-CH"/>
+        </w:rPr>
+        <w:t>Registrazione utente</w:t>
+      </w:r>
       <w:bookmarkEnd w:id="24"/>
-    </w:p>
-    <w:p>
-      <w:pPr>
-        <w:jc w:val="both"/>
-      </w:pPr>
-      <w:r>
-        <w:t>Queste interfacce non sono uguali a quelle effettive del progetto.</w:t>
-      </w:r>
-    </w:p>
-    <w:p>
-      <w:pPr>
-        <w:pStyle w:val="Titolo3"/>
-        <w:rPr>
-          <w:lang w:val="it-CH"/>
-        </w:rPr>
-      </w:pPr>
-      <w:bookmarkStart w:id="25" w:name="_Toc192668671"/>
-      <w:r>
-        <w:rPr>
-          <w:lang w:val="it-CH"/>
-        </w:rPr>
-        <w:t>Registrazione utente</w:t>
-      </w:r>
-      <w:bookmarkEnd w:id="25"/>
     </w:p>
     <w:p>
       <w:pPr>
@@ -9252,21 +9181,11 @@
       <w:r>
         <w:t xml:space="preserve">Figura </w:t>
       </w:r>
-      <w:r>
-        <w:fldChar w:fldCharType="begin"/>
-      </w:r>
-      <w:r>
-        <w:instrText xml:space="preserve"> SEQ Figura \* ARABIC </w:instrText>
-      </w:r>
-      <w:r>
-        <w:fldChar w:fldCharType="separate"/>
-      </w:r>
-      <w:r>
-        <w:t>8</w:t>
-      </w:r>
-      <w:r>
-        <w:fldChar w:fldCharType="end"/>
-      </w:r>
+      <w:fldSimple w:instr=" SEQ Figura \* ARABIC ">
+        <w:r>
+          <w:t>8</w:t>
+        </w:r>
+      </w:fldSimple>
       <w:r>
         <w:t xml:space="preserve"> - Design registrazione utente</w:t>
       </w:r>
@@ -9328,7 +9247,7 @@
           <w:lang w:val="it-CH"/>
         </w:rPr>
       </w:pPr>
-      <w:bookmarkStart w:id="26" w:name="_Toc192668672"/>
+      <w:bookmarkStart w:id="25" w:name="_Toc192668672"/>
       <w:r>
         <w:rPr>
           <w:lang w:val="it-CH"/>
@@ -9336,7 +9255,7 @@
         <w:lastRenderedPageBreak/>
         <w:t>Login utente</w:t>
       </w:r>
-      <w:bookmarkEnd w:id="26"/>
+      <w:bookmarkEnd w:id="25"/>
     </w:p>
     <w:p>
       <w:pPr>
@@ -9348,9 +9267,9 @@
           <w:noProof/>
         </w:rPr>
         <w:drawing>
-          <wp:inline distT="0" distB="0" distL="0" distR="0" wp14:anchorId="3284B51D" wp14:editId="7A2B837F">
-            <wp:extent cx="6120130" cy="4029244"/>
-            <wp:effectExtent l="0" t="0" r="0" b="9525"/>
+          <wp:inline distT="0" distB="0" distL="0" distR="0" wp14:anchorId="3284B51D" wp14:editId="04D7DF1F">
+            <wp:extent cx="6040713" cy="4029244"/>
+            <wp:effectExtent l="0" t="0" r="0" b="0"/>
             <wp:docPr id="28" name="Immagine 28"/>
             <wp:cNvGraphicFramePr>
               <a:graphicFrameLocks xmlns:a="http://schemas.openxmlformats.org/drawingml/2006/main" noChangeAspect="1"/>
@@ -9379,7 +9298,7 @@
                   <pic:spPr bwMode="auto">
                     <a:xfrm>
                       <a:off x="0" y="0"/>
-                      <a:ext cx="6120130" cy="4029244"/>
+                      <a:ext cx="6040713" cy="4029244"/>
                     </a:xfrm>
                     <a:prstGeom prst="rect">
                       <a:avLst/>
@@ -9404,21 +9323,11 @@
       <w:r>
         <w:t xml:space="preserve">Figura </w:t>
       </w:r>
-      <w:r>
-        <w:fldChar w:fldCharType="begin"/>
-      </w:r>
-      <w:r>
-        <w:instrText xml:space="preserve"> SEQ Figura \* ARABIC </w:instrText>
-      </w:r>
-      <w:r>
-        <w:fldChar w:fldCharType="separate"/>
-      </w:r>
-      <w:r>
-        <w:t>9</w:t>
-      </w:r>
-      <w:r>
-        <w:fldChar w:fldCharType="end"/>
-      </w:r>
+      <w:fldSimple w:instr=" SEQ Figura \* ARABIC ">
+        <w:r>
+          <w:t>9</w:t>
+        </w:r>
+      </w:fldSimple>
       <w:r>
         <w:t xml:space="preserve"> - Design login utente</w:t>
       </w:r>
@@ -9439,6 +9348,8 @@
       <w:r>
         <w:t>. Nel caso non abbia l’account può andare sulla pagina di registrazione.</w:t>
       </w:r>
+      <w:bookmarkStart w:id="26" w:name="_GoBack"/>
+      <w:bookmarkEnd w:id="26"/>
     </w:p>
     <w:p>
       <w:pPr>
@@ -9522,21 +9433,11 @@
       <w:r>
         <w:t xml:space="preserve">Figura </w:t>
       </w:r>
-      <w:r>
-        <w:fldChar w:fldCharType="begin"/>
-      </w:r>
-      <w:r>
-        <w:instrText xml:space="preserve"> SEQ Figura \* ARABIC </w:instrText>
-      </w:r>
-      <w:r>
-        <w:fldChar w:fldCharType="separate"/>
-      </w:r>
-      <w:r>
-        <w:t>10</w:t>
-      </w:r>
-      <w:r>
-        <w:fldChar w:fldCharType="end"/>
-      </w:r>
+      <w:fldSimple w:instr=" SEQ Figura \* ARABIC ">
+        <w:r>
+          <w:t>10</w:t>
+        </w:r>
+      </w:fldSimple>
       <w:r>
         <w:t xml:space="preserve"> - Design home</w:t>
       </w:r>
@@ -9649,24 +9550,11 @@
       <w:r>
         <w:t xml:space="preserve">Figura </w:t>
       </w:r>
-      <w:r>
-        <w:fldChar w:fldCharType="begin"/>
-      </w:r>
-      <w:r>
-        <w:instrText xml:space="preserve"> SEQ Figura \</w:instrText>
-      </w:r>
-      <w:r>
-        <w:instrText xml:space="preserve">* ARABIC </w:instrText>
-      </w:r>
-      <w:r>
-        <w:fldChar w:fldCharType="separate"/>
-      </w:r>
-      <w:r>
-        <w:t>11</w:t>
-      </w:r>
-      <w:r>
-        <w:fldChar w:fldCharType="end"/>
-      </w:r>
+      <w:fldSimple w:instr=" SEQ Figura \* ARABIC ">
+        <w:r>
+          <w:t>11</w:t>
+        </w:r>
+      </w:fldSimple>
       <w:r>
         <w:t xml:space="preserve"> - Design creazione nota</w:t>
       </w:r>
@@ -9802,21 +9690,11 @@
       <w:r>
         <w:t xml:space="preserve">Figura </w:t>
       </w:r>
-      <w:r>
-        <w:fldChar w:fldCharType="begin"/>
-      </w:r>
-      <w:r>
-        <w:instrText xml:space="preserve"> SEQ Figura \* ARABIC </w:instrText>
-      </w:r>
-      <w:r>
-        <w:fldChar w:fldCharType="separate"/>
-      </w:r>
-      <w:r>
-        <w:t>12</w:t>
-      </w:r>
-      <w:r>
-        <w:fldChar w:fldCharType="end"/>
-      </w:r>
+      <w:fldSimple w:instr=" SEQ Figura \* ARABIC ">
+        <w:r>
+          <w:t>12</w:t>
+        </w:r>
+      </w:fldSimple>
       <w:r>
         <w:t xml:space="preserve"> - Design visualizzazione note</w:t>
       </w:r>
@@ -13987,27 +13865,14 @@
     <w:r>
       <w:tab/>
     </w:r>
-    <w:r>
-      <w:fldChar w:fldCharType="begin"/>
-    </w:r>
-    <w:r>
-      <w:instrText xml:space="preserve"> FILENAME \* MERGEFORMAT </w:instrText>
-    </w:r>
-    <w:r>
-      <w:fldChar w:fldCharType="separate"/>
-    </w:r>
-    <w:r>
-      <w:rPr>
-        <w:noProof/>
-      </w:rPr>
-      <w:t>Documentazione_CasaNote.docx</w:t>
-    </w:r>
-    <w:r>
-      <w:rPr>
-        <w:noProof/>
-      </w:rPr>
-      <w:fldChar w:fldCharType="end"/>
-    </w:r>
+    <w:fldSimple w:instr=" FILENAME \* MERGEFORMAT ">
+      <w:r>
+        <w:rPr>
+          <w:noProof/>
+        </w:rPr>
+        <w:t>Documentazione_CasaNote.docx</w:t>
+      </w:r>
+    </w:fldSimple>
     <w:r>
       <w:tab/>
       <w:t xml:space="preserve">Versione: </w:t>
@@ -14025,7 +13890,7 @@
       <w:rPr>
         <w:noProof/>
       </w:rPr>
-      <w:t>13.03.2025</w:t>
+      <w:t>26.03.2025</w:t>
     </w:r>
     <w:r>
       <w:fldChar w:fldCharType="end"/>
@@ -14343,27 +14208,14 @@
     <w:r>
       <w:tab/>
     </w:r>
-    <w:r>
-      <w:fldChar w:fldCharType="begin"/>
-    </w:r>
-    <w:r>
-      <w:instrText xml:space="preserve"> FILENAME \* MERGEFORMAT </w:instrText>
-    </w:r>
-    <w:r>
-      <w:fldChar w:fldCharType="separate"/>
-    </w:r>
-    <w:r>
-      <w:rPr>
-        <w:noProof/>
-      </w:rPr>
-      <w:t>Documentazione_CasaNote.docx</w:t>
-    </w:r>
-    <w:r>
-      <w:rPr>
-        <w:noProof/>
-      </w:rPr>
-      <w:fldChar w:fldCharType="end"/>
-    </w:r>
+    <w:fldSimple w:instr=" FILENAME \* MERGEFORMAT ">
+      <w:r>
+        <w:rPr>
+          <w:noProof/>
+        </w:rPr>
+        <w:t>Documentazione_CasaNote.docx</w:t>
+      </w:r>
+    </w:fldSimple>
     <w:r>
       <w:tab/>
       <w:t xml:space="preserve">Versione: </w:t>
@@ -14381,7 +14233,7 @@
       <w:rPr>
         <w:noProof/>
       </w:rPr>
-      <w:t>13.03.2025</w:t>
+      <w:t>26.03.2025</w:t>
     </w:r>
     <w:r>
       <w:fldChar w:fldCharType="end"/>
@@ -14430,27 +14282,14 @@
     <w:r>
       <w:tab/>
     </w:r>
-    <w:r>
-      <w:fldChar w:fldCharType="begin"/>
-    </w:r>
-    <w:r>
-      <w:instrText xml:space="preserve"> FILENAME \* MERGEFORMAT </w:instrText>
-    </w:r>
-    <w:r>
-      <w:fldChar w:fldCharType="separate"/>
-    </w:r>
-    <w:r>
-      <w:rPr>
-        <w:noProof/>
-      </w:rPr>
-      <w:t>Documentazione_CasaNote.docx</w:t>
-    </w:r>
-    <w:r>
-      <w:rPr>
-        <w:noProof/>
-      </w:rPr>
-      <w:fldChar w:fldCharType="end"/>
-    </w:r>
+    <w:fldSimple w:instr=" FILENAME \* MERGEFORMAT ">
+      <w:r>
+        <w:rPr>
+          <w:noProof/>
+        </w:rPr>
+        <w:t>Documentazione_CasaNote.docx</w:t>
+      </w:r>
+    </w:fldSimple>
     <w:r>
       <w:tab/>
       <w:t xml:space="preserve">Versione: </w:t>
@@ -14468,7 +14307,7 @@
       <w:rPr>
         <w:noProof/>
       </w:rPr>
-      <w:t>13.03.2025</w:t>
+      <w:t>26.03.2025</w:t>
     </w:r>
     <w:r>
       <w:fldChar w:fldCharType="end"/>
@@ -20382,7 +20221,7 @@
 </file>
 
 <file path=customXml/itemProps1.xml><?xml version="1.0" encoding="utf-8"?>
-<ds:datastoreItem xmlns:ds="http://schemas.openxmlformats.org/officeDocument/2006/customXml" ds:itemID="{1AF050E7-8D08-4F22-948D-C8DFA40EEFB2}">
+<ds:datastoreItem xmlns:ds="http://schemas.openxmlformats.org/officeDocument/2006/customXml" ds:itemID="{6A178347-FD85-49E9-BEC3-AD6C8D6DB576}">
   <ds:schemaRefs>
     <ds:schemaRef ds:uri="http://schemas.openxmlformats.org/officeDocument/2006/bibliography"/>
   </ds:schemaRefs>

--- a/3_Documentazione/Documentazione_CasaNote.docx
+++ b/3_Documentazione/Documentazione_CasaNote.docx
@@ -5028,8 +5028,6 @@
       <w:bookmarkEnd w:id="6"/>
     </w:tbl>
     <w:p/>
-    <w:p/>
-    <w:p/>
     <w:tbl>
       <w:tblPr>
         <w:tblW w:w="9580" w:type="dxa"/>
@@ -5414,7 +5412,6 @@
                 <w:sz w:val="16"/>
                 <w:szCs w:val="16"/>
               </w:rPr>
-              <w:lastRenderedPageBreak/>
               <w:t>001</w:t>
             </w:r>
           </w:p>
@@ -5850,6 +5847,48 @@
               </w:rPr>
               <w:t>Scrivere del testo</w:t>
             </w:r>
+            <w:r>
+              <w:rPr>
+                <w:sz w:val="16"/>
+                <w:szCs w:val="16"/>
+              </w:rPr>
+              <w:t>, salvare testo,</w:t>
+            </w:r>
+            <w:r>
+              <w:rPr>
+                <w:sz w:val="16"/>
+                <w:szCs w:val="16"/>
+              </w:rPr>
+              <w:t xml:space="preserve"> modificare</w:t>
+            </w:r>
+            <w:r>
+              <w:rPr>
+                <w:sz w:val="16"/>
+                <w:szCs w:val="16"/>
+              </w:rPr>
+              <w:t xml:space="preserve"> titolo, modificare</w:t>
+            </w:r>
+            <w:r>
+              <w:rPr>
+                <w:sz w:val="16"/>
+                <w:szCs w:val="16"/>
+              </w:rPr>
+              <w:t xml:space="preserve"> nota</w:t>
+            </w:r>
+            <w:r>
+              <w:rPr>
+                <w:sz w:val="16"/>
+                <w:szCs w:val="16"/>
+              </w:rPr>
+              <w:t>, cercare</w:t>
+            </w:r>
+            <w:r>
+              <w:rPr>
+                <w:sz w:val="16"/>
+                <w:szCs w:val="16"/>
+              </w:rPr>
+              <w:t xml:space="preserve"> il titolo</w:t>
+            </w:r>
           </w:p>
         </w:tc>
       </w:tr>
@@ -6092,39 +6131,14 @@
                 <w:sz w:val="16"/>
                 <w:szCs w:val="16"/>
               </w:rPr>
-              <w:t>Esportare il blocco note come testo (</w:t>
-            </w:r>
-            <w:proofErr w:type="spellStart"/>
+              <w:t xml:space="preserve">Esportare il blocco note come </w:t>
+            </w:r>
             <w:r>
               <w:rPr>
                 <w:sz w:val="16"/>
                 <w:szCs w:val="16"/>
               </w:rPr>
-              <w:t>txt</w:t>
-            </w:r>
-            <w:proofErr w:type="spellEnd"/>
-            <w:r>
-              <w:rPr>
-                <w:sz w:val="16"/>
-                <w:szCs w:val="16"/>
-              </w:rPr>
-              <w:t xml:space="preserve">), pdf o immagine (es: </w:t>
-            </w:r>
-            <w:proofErr w:type="spellStart"/>
-            <w:r>
-              <w:rPr>
-                <w:sz w:val="16"/>
-                <w:szCs w:val="16"/>
-              </w:rPr>
-              <w:t>png</w:t>
-            </w:r>
-            <w:proofErr w:type="spellEnd"/>
-            <w:r>
-              <w:rPr>
-                <w:sz w:val="16"/>
-                <w:szCs w:val="16"/>
-              </w:rPr>
-              <w:t>)</w:t>
+              <w:t>file zip</w:t>
             </w:r>
           </w:p>
         </w:tc>
@@ -6811,6 +6825,11 @@
       </w:tr>
     </w:tbl>
     <w:p/>
+    <w:p>
+      <w:r>
+        <w:br w:type="page"/>
+      </w:r>
+    </w:p>
     <w:tbl>
       <w:tblPr>
         <w:tblW w:w="9580" w:type="dxa"/>
@@ -6864,6 +6883,7 @@
                 <w:sz w:val="16"/>
                 <w:szCs w:val="16"/>
               </w:rPr>
+              <w:lastRenderedPageBreak/>
               <w:t>ID: REQ-07</w:t>
             </w:r>
           </w:p>
@@ -7090,7 +7110,6 @@
                 <w:sz w:val="16"/>
                 <w:szCs w:val="16"/>
               </w:rPr>
-              <w:lastRenderedPageBreak/>
               <w:t>Note</w:t>
             </w:r>
           </w:p>
@@ -8306,7 +8325,7 @@
       </w:pPr>
       <w:proofErr w:type="spellStart"/>
       <w:r>
-        <w:t>python</w:t>
+        <w:t>php</w:t>
       </w:r>
       <w:proofErr w:type="spellEnd"/>
       <w:r>
@@ -8329,21 +8348,35 @@
     </w:p>
     <w:p>
       <w:pPr>
+        <w:pStyle w:val="Paragrafoelenco"/>
+        <w:numPr>
+          <w:ilvl w:val="0"/>
+          <w:numId w:val="30"/>
+        </w:numPr>
+      </w:pPr>
+      <w:r>
+        <w:t>css</w:t>
+      </w:r>
+      <w:bookmarkStart w:id="13" w:name="_GoBack"/>
+      <w:bookmarkEnd w:id="13"/>
+    </w:p>
+    <w:p>
+      <w:pPr>
         <w:pStyle w:val="Titolo3"/>
         <w:rPr>
           <w:lang w:val="it-CH"/>
         </w:rPr>
       </w:pPr>
-      <w:bookmarkStart w:id="13" w:name="_Toc413411420"/>
-      <w:bookmarkStart w:id="14" w:name="_Toc192668665"/>
+      <w:bookmarkStart w:id="14" w:name="_Toc413411420"/>
+      <w:bookmarkStart w:id="15" w:name="_Toc192668665"/>
       <w:r>
         <w:rPr>
           <w:lang w:val="it-CH"/>
         </w:rPr>
         <w:t>Hardware</w:t>
       </w:r>
-      <w:bookmarkEnd w:id="13"/>
       <w:bookmarkEnd w:id="14"/>
+      <w:bookmarkEnd w:id="15"/>
     </w:p>
     <w:p>
       <w:r>
@@ -8437,14 +8470,14 @@
       <w:pPr>
         <w:pStyle w:val="Titolo1"/>
       </w:pPr>
-      <w:bookmarkStart w:id="15" w:name="_Toc429059808"/>
-      <w:bookmarkStart w:id="16" w:name="_Toc192668666"/>
+      <w:bookmarkStart w:id="16" w:name="_Toc429059808"/>
+      <w:bookmarkStart w:id="17" w:name="_Toc192668666"/>
       <w:r>
         <w:lastRenderedPageBreak/>
         <w:t>Progettazione</w:t>
       </w:r>
-      <w:bookmarkEnd w:id="15"/>
       <w:bookmarkEnd w:id="16"/>
+      <w:bookmarkEnd w:id="17"/>
     </w:p>
     <w:p>
       <w:pPr>
@@ -8453,16 +8486,16 @@
           <w:lang w:val="it-CH"/>
         </w:rPr>
       </w:pPr>
-      <w:bookmarkStart w:id="17" w:name="_Toc429059809"/>
-      <w:bookmarkStart w:id="18" w:name="_Toc192668667"/>
+      <w:bookmarkStart w:id="18" w:name="_Toc429059809"/>
+      <w:bookmarkStart w:id="19" w:name="_Toc192668667"/>
       <w:r>
         <w:rPr>
           <w:lang w:val="it-CH"/>
         </w:rPr>
         <w:t>Design dell’architettura del sistema</w:t>
       </w:r>
-      <w:bookmarkEnd w:id="17"/>
       <w:bookmarkEnd w:id="18"/>
+      <w:bookmarkEnd w:id="19"/>
     </w:p>
     <w:p>
       <w:pPr>
@@ -8573,7 +8606,7 @@
           <w:lang w:val="it-CH"/>
         </w:rPr>
       </w:pPr>
-      <w:bookmarkStart w:id="19" w:name="_Toc192668668"/>
+      <w:bookmarkStart w:id="20" w:name="_Toc192668668"/>
       <w:proofErr w:type="spellStart"/>
       <w:r>
         <w:rPr>
@@ -8581,7 +8614,7 @@
         </w:rPr>
         <w:t>Swimlanes</w:t>
       </w:r>
-      <w:bookmarkEnd w:id="19"/>
+      <w:bookmarkEnd w:id="20"/>
       <w:proofErr w:type="spellEnd"/>
     </w:p>
     <w:p>
@@ -8929,8 +8962,8 @@
           <w:lang w:val="it-CH"/>
         </w:rPr>
       </w:pPr>
-      <w:bookmarkStart w:id="20" w:name="_Toc429059810"/>
-      <w:bookmarkStart w:id="21" w:name="_Toc192668669"/>
+      <w:bookmarkStart w:id="21" w:name="_Toc429059810"/>
+      <w:bookmarkStart w:id="22" w:name="_Toc192668669"/>
       <w:r>
         <w:rPr>
           <w:lang w:val="it-CH"/>
@@ -8938,8 +8971,8 @@
         <w:lastRenderedPageBreak/>
         <w:t>Design dei dati e database</w:t>
       </w:r>
-      <w:bookmarkEnd w:id="20"/>
       <w:bookmarkEnd w:id="21"/>
+      <w:bookmarkEnd w:id="22"/>
     </w:p>
     <w:p>
       <w:pPr>
@@ -9081,16 +9114,16 @@
           <w:lang w:val="it-CH"/>
         </w:rPr>
       </w:pPr>
-      <w:bookmarkStart w:id="22" w:name="_Toc429059811"/>
-      <w:bookmarkStart w:id="23" w:name="_Toc192668670"/>
+      <w:bookmarkStart w:id="23" w:name="_Toc429059811"/>
+      <w:bookmarkStart w:id="24" w:name="_Toc192668670"/>
       <w:r>
         <w:rPr>
           <w:lang w:val="it-CH"/>
         </w:rPr>
         <w:t>Design delle interfacce</w:t>
       </w:r>
-      <w:bookmarkEnd w:id="22"/>
       <w:bookmarkEnd w:id="23"/>
+      <w:bookmarkEnd w:id="24"/>
     </w:p>
     <w:p>
       <w:pPr>
@@ -9107,14 +9140,14 @@
           <w:lang w:val="it-CH"/>
         </w:rPr>
       </w:pPr>
-      <w:bookmarkStart w:id="24" w:name="_Toc192668671"/>
+      <w:bookmarkStart w:id="25" w:name="_Toc192668671"/>
       <w:r>
         <w:rPr>
           <w:lang w:val="it-CH"/>
         </w:rPr>
         <w:t>Registrazione utente</w:t>
       </w:r>
-      <w:bookmarkEnd w:id="24"/>
+      <w:bookmarkEnd w:id="25"/>
     </w:p>
     <w:p>
       <w:pPr>
@@ -9247,7 +9280,7 @@
           <w:lang w:val="it-CH"/>
         </w:rPr>
       </w:pPr>
-      <w:bookmarkStart w:id="25" w:name="_Toc192668672"/>
+      <w:bookmarkStart w:id="26" w:name="_Toc192668672"/>
       <w:r>
         <w:rPr>
           <w:lang w:val="it-CH"/>
@@ -9255,7 +9288,7 @@
         <w:lastRenderedPageBreak/>
         <w:t>Login utente</w:t>
       </w:r>
-      <w:bookmarkEnd w:id="25"/>
+      <w:bookmarkEnd w:id="26"/>
     </w:p>
     <w:p>
       <w:pPr>
@@ -9348,8 +9381,6 @@
       <w:r>
         <w:t>. Nel caso non abbia l’account può andare sulla pagina di registrazione.</w:t>
       </w:r>
-      <w:bookmarkStart w:id="26" w:name="_GoBack"/>
-      <w:bookmarkEnd w:id="26"/>
     </w:p>
     <w:p>
       <w:pPr>
@@ -13035,6 +13066,4560 @@
         </w:rPr>
       </w:pPr>
     </w:p>
+    <w:tbl>
+      <w:tblPr>
+        <w:tblW w:w="9521" w:type="dxa"/>
+        <w:tblInd w:w="113" w:type="dxa"/>
+        <w:tblBorders>
+          <w:top w:val="single" w:sz="4" w:space="0" w:color="auto"/>
+          <w:left w:val="single" w:sz="4" w:space="0" w:color="auto"/>
+          <w:bottom w:val="single" w:sz="4" w:space="0" w:color="auto"/>
+          <w:right w:val="single" w:sz="4" w:space="0" w:color="auto"/>
+          <w:insideH w:val="single" w:sz="4" w:space="0" w:color="auto"/>
+          <w:insideV w:val="single" w:sz="4" w:space="0" w:color="auto"/>
+        </w:tblBorders>
+        <w:tblLook w:val="01E0" w:firstRow="1" w:lastRow="1" w:firstColumn="1" w:lastColumn="1" w:noHBand="0" w:noVBand="0"/>
+      </w:tblPr>
+      <w:tblGrid>
+        <w:gridCol w:w="2050"/>
+        <w:gridCol w:w="1562"/>
+        <w:gridCol w:w="1267"/>
+        <w:gridCol w:w="4642"/>
+      </w:tblGrid>
+      <w:tr>
+        <w:trPr>
+          <w:trHeight w:val="687"/>
+        </w:trPr>
+        <w:tc>
+          <w:tcPr>
+            <w:tcW w:w="2050" w:type="dxa"/>
+            <w:tcBorders>
+              <w:bottom w:val="single" w:sz="4" w:space="0" w:color="auto"/>
+              <w:right w:val="single" w:sz="4" w:space="0" w:color="auto"/>
+            </w:tcBorders>
+            <w:shd w:val="pct25" w:color="auto" w:fill="auto"/>
+          </w:tcPr>
+          <w:p>
+            <w:pPr>
+              <w:pStyle w:val="BodyTextChar"/>
+              <w:rPr>
+                <w:b/>
+                <w:sz w:val="18"/>
+                <w:szCs w:val="18"/>
+                <w:lang w:val="it-CH"/>
+              </w:rPr>
+            </w:pPr>
+            <w:r>
+              <w:rPr>
+                <w:b/>
+                <w:sz w:val="18"/>
+                <w:szCs w:val="18"/>
+                <w:lang w:val="it-CH"/>
+              </w:rPr>
+              <w:t>Test Case:</w:t>
+            </w:r>
+          </w:p>
+          <w:p>
+            <w:pPr>
+              <w:pStyle w:val="Corpotesto"/>
+              <w:rPr>
+                <w:sz w:val="18"/>
+                <w:szCs w:val="18"/>
+                <w:lang w:eastAsia="en-US"/>
+              </w:rPr>
+            </w:pPr>
+            <w:r>
+              <w:rPr>
+                <w:b/>
+                <w:sz w:val="18"/>
+                <w:szCs w:val="18"/>
+                <w:lang w:eastAsia="en-US"/>
+              </w:rPr>
+              <w:t>Riferimento</w:t>
+            </w:r>
+            <w:r>
+              <w:rPr>
+                <w:sz w:val="18"/>
+                <w:szCs w:val="18"/>
+                <w:lang w:eastAsia="en-US"/>
+              </w:rPr>
+              <w:t xml:space="preserve">: </w:t>
+            </w:r>
+          </w:p>
+        </w:tc>
+        <w:tc>
+          <w:tcPr>
+            <w:tcW w:w="1562" w:type="dxa"/>
+            <w:tcBorders>
+              <w:left w:val="single" w:sz="4" w:space="0" w:color="auto"/>
+              <w:bottom w:val="single" w:sz="4" w:space="0" w:color="auto"/>
+              <w:right w:val="single" w:sz="4" w:space="0" w:color="auto"/>
+            </w:tcBorders>
+          </w:tcPr>
+          <w:p>
+            <w:pPr>
+              <w:pStyle w:val="BodyTextChar"/>
+              <w:rPr>
+                <w:sz w:val="18"/>
+                <w:szCs w:val="18"/>
+                <w:lang w:val="it-CH"/>
+              </w:rPr>
+            </w:pPr>
+            <w:r>
+              <w:rPr>
+                <w:sz w:val="18"/>
+                <w:szCs w:val="18"/>
+                <w:lang w:val="it-CH"/>
+              </w:rPr>
+              <w:t>TC-00</w:t>
+            </w:r>
+            <w:r>
+              <w:rPr>
+                <w:sz w:val="18"/>
+                <w:szCs w:val="18"/>
+                <w:lang w:val="it-CH"/>
+              </w:rPr>
+              <w:t>7</w:t>
+            </w:r>
+          </w:p>
+          <w:p>
+            <w:pPr>
+              <w:rPr>
+                <w:sz w:val="18"/>
+                <w:szCs w:val="18"/>
+              </w:rPr>
+            </w:pPr>
+            <w:r>
+              <w:rPr>
+                <w:sz w:val="18"/>
+                <w:szCs w:val="18"/>
+              </w:rPr>
+              <w:t>REQ-0</w:t>
+            </w:r>
+            <w:r>
+              <w:rPr>
+                <w:sz w:val="18"/>
+                <w:szCs w:val="18"/>
+              </w:rPr>
+              <w:t>4</w:t>
+            </w:r>
+          </w:p>
+          <w:p>
+            <w:pPr>
+              <w:rPr>
+                <w:sz w:val="18"/>
+                <w:szCs w:val="18"/>
+              </w:rPr>
+            </w:pPr>
+            <w:r>
+              <w:rPr>
+                <w:sz w:val="18"/>
+                <w:szCs w:val="18"/>
+              </w:rPr>
+              <w:t>REQ-0</w:t>
+            </w:r>
+            <w:r>
+              <w:rPr>
+                <w:sz w:val="18"/>
+                <w:szCs w:val="18"/>
+              </w:rPr>
+              <w:t>9</w:t>
+            </w:r>
+          </w:p>
+        </w:tc>
+        <w:tc>
+          <w:tcPr>
+            <w:tcW w:w="1267" w:type="dxa"/>
+            <w:tcBorders>
+              <w:left w:val="single" w:sz="4" w:space="0" w:color="auto"/>
+              <w:bottom w:val="single" w:sz="4" w:space="0" w:color="auto"/>
+              <w:right w:val="single" w:sz="4" w:space="0" w:color="auto"/>
+            </w:tcBorders>
+            <w:shd w:val="pct25" w:color="auto" w:fill="auto"/>
+          </w:tcPr>
+          <w:p>
+            <w:pPr>
+              <w:pStyle w:val="BodyTextChar"/>
+              <w:rPr>
+                <w:b/>
+                <w:sz w:val="18"/>
+                <w:szCs w:val="18"/>
+                <w:lang w:val="it-CH"/>
+              </w:rPr>
+            </w:pPr>
+            <w:r>
+              <w:rPr>
+                <w:b/>
+                <w:sz w:val="18"/>
+                <w:szCs w:val="18"/>
+                <w:lang w:val="it-CH"/>
+              </w:rPr>
+              <w:t>Nome:</w:t>
+            </w:r>
+          </w:p>
+        </w:tc>
+        <w:tc>
+          <w:tcPr>
+            <w:tcW w:w="4642" w:type="dxa"/>
+            <w:tcBorders>
+              <w:left w:val="single" w:sz="4" w:space="0" w:color="auto"/>
+              <w:bottom w:val="single" w:sz="4" w:space="0" w:color="auto"/>
+            </w:tcBorders>
+          </w:tcPr>
+          <w:p>
+            <w:pPr>
+              <w:pStyle w:val="BodyTextChar"/>
+              <w:rPr>
+                <w:sz w:val="18"/>
+                <w:szCs w:val="18"/>
+                <w:lang w:val="it-CH"/>
+              </w:rPr>
+            </w:pPr>
+            <w:r>
+              <w:rPr>
+                <w:sz w:val="18"/>
+                <w:szCs w:val="18"/>
+                <w:lang w:val="it-CH"/>
+              </w:rPr>
+              <w:t>Creazione e salvataggio di una nota</w:t>
+            </w:r>
+          </w:p>
+        </w:tc>
+      </w:tr>
+      <w:tr>
+        <w:tc>
+          <w:tcPr>
+            <w:tcW w:w="2050" w:type="dxa"/>
+            <w:tcBorders>
+              <w:right w:val="single" w:sz="4" w:space="0" w:color="auto"/>
+            </w:tcBorders>
+            <w:shd w:val="pct25" w:color="auto" w:fill="auto"/>
+          </w:tcPr>
+          <w:p>
+            <w:pPr>
+              <w:pStyle w:val="BodyTextChar"/>
+              <w:rPr>
+                <w:b/>
+                <w:sz w:val="18"/>
+                <w:szCs w:val="18"/>
+                <w:lang w:val="it-CH"/>
+              </w:rPr>
+            </w:pPr>
+            <w:r>
+              <w:rPr>
+                <w:b/>
+                <w:sz w:val="18"/>
+                <w:szCs w:val="18"/>
+                <w:lang w:val="it-CH"/>
+              </w:rPr>
+              <w:t>Descrizione:</w:t>
+            </w:r>
+          </w:p>
+        </w:tc>
+        <w:tc>
+          <w:tcPr>
+            <w:tcW w:w="7471" w:type="dxa"/>
+            <w:gridSpan w:val="3"/>
+            <w:tcBorders>
+              <w:left w:val="single" w:sz="4" w:space="0" w:color="auto"/>
+            </w:tcBorders>
+          </w:tcPr>
+          <w:p>
+            <w:pPr>
+              <w:pStyle w:val="BodyTextChar"/>
+              <w:rPr>
+                <w:sz w:val="18"/>
+                <w:szCs w:val="18"/>
+                <w:lang w:val="it-CH"/>
+              </w:rPr>
+            </w:pPr>
+            <w:r>
+              <w:rPr>
+                <w:sz w:val="18"/>
+                <w:szCs w:val="18"/>
+                <w:lang w:val="it-CH"/>
+              </w:rPr>
+              <w:t xml:space="preserve">Il test consiste nel creare una nota, il </w:t>
+            </w:r>
+            <w:proofErr w:type="spellStart"/>
+            <w:r>
+              <w:rPr>
+                <w:sz w:val="18"/>
+                <w:szCs w:val="18"/>
+                <w:lang w:val="it-CH"/>
+              </w:rPr>
+              <w:t>db</w:t>
+            </w:r>
+            <w:proofErr w:type="spellEnd"/>
+            <w:r>
+              <w:rPr>
+                <w:sz w:val="18"/>
+                <w:szCs w:val="18"/>
+                <w:lang w:val="it-CH"/>
+              </w:rPr>
+              <w:t xml:space="preserve"> dovrebbe aggiungere la nota, di conseguenza l’elenco delle note dovrebbe mostrare la nuova nota creata.</w:t>
+            </w:r>
+          </w:p>
+        </w:tc>
+      </w:tr>
+      <w:tr>
+        <w:tc>
+          <w:tcPr>
+            <w:tcW w:w="2050" w:type="dxa"/>
+            <w:tcBorders>
+              <w:right w:val="single" w:sz="4" w:space="0" w:color="auto"/>
+            </w:tcBorders>
+            <w:shd w:val="pct25" w:color="auto" w:fill="auto"/>
+          </w:tcPr>
+          <w:p>
+            <w:pPr>
+              <w:pStyle w:val="BodyTextChar"/>
+              <w:rPr>
+                <w:b/>
+                <w:sz w:val="18"/>
+                <w:szCs w:val="18"/>
+                <w:lang w:val="it-CH"/>
+              </w:rPr>
+            </w:pPr>
+            <w:r>
+              <w:rPr>
+                <w:b/>
+                <w:sz w:val="18"/>
+                <w:szCs w:val="18"/>
+                <w:lang w:val="it-CH"/>
+              </w:rPr>
+              <w:t>Prerequisiti:</w:t>
+            </w:r>
+          </w:p>
+        </w:tc>
+        <w:tc>
+          <w:tcPr>
+            <w:tcW w:w="7471" w:type="dxa"/>
+            <w:gridSpan w:val="3"/>
+            <w:tcBorders>
+              <w:left w:val="single" w:sz="4" w:space="0" w:color="auto"/>
+            </w:tcBorders>
+          </w:tcPr>
+          <w:p>
+            <w:pPr>
+              <w:pStyle w:val="BodyTextChar"/>
+              <w:rPr>
+                <w:sz w:val="18"/>
+                <w:szCs w:val="18"/>
+                <w:lang w:val="it-CH"/>
+              </w:rPr>
+            </w:pPr>
+            <w:r>
+              <w:rPr>
+                <w:sz w:val="18"/>
+                <w:szCs w:val="18"/>
+                <w:lang w:val="it-CH"/>
+              </w:rPr>
+              <w:t>Sistema pronto</w:t>
+            </w:r>
+            <w:r>
+              <w:rPr>
+                <w:sz w:val="18"/>
+                <w:szCs w:val="18"/>
+                <w:lang w:val="it-CH"/>
+              </w:rPr>
+              <w:t xml:space="preserve">, con </w:t>
+            </w:r>
+            <w:proofErr w:type="spellStart"/>
+            <w:r>
+              <w:rPr>
+                <w:sz w:val="18"/>
+                <w:szCs w:val="18"/>
+                <w:lang w:val="it-CH"/>
+              </w:rPr>
+              <w:t>db</w:t>
+            </w:r>
+            <w:proofErr w:type="spellEnd"/>
+            <w:r>
+              <w:rPr>
+                <w:sz w:val="18"/>
+                <w:szCs w:val="18"/>
+                <w:lang w:val="it-CH"/>
+              </w:rPr>
+              <w:t>, pagina dell’elenco delle note</w:t>
+            </w:r>
+            <w:r>
+              <w:rPr>
+                <w:sz w:val="18"/>
+                <w:szCs w:val="18"/>
+                <w:lang w:val="it-CH"/>
+              </w:rPr>
+              <w:t xml:space="preserve"> e pagina creazione note</w:t>
+            </w:r>
+            <w:r>
+              <w:rPr>
+                <w:sz w:val="18"/>
+                <w:szCs w:val="18"/>
+                <w:lang w:val="it-CH"/>
+              </w:rPr>
+              <w:t>, con le funzioni pronte.</w:t>
+            </w:r>
+          </w:p>
+        </w:tc>
+      </w:tr>
+      <w:tr>
+        <w:tc>
+          <w:tcPr>
+            <w:tcW w:w="2050" w:type="dxa"/>
+            <w:tcBorders>
+              <w:right w:val="single" w:sz="4" w:space="0" w:color="auto"/>
+            </w:tcBorders>
+            <w:shd w:val="pct25" w:color="auto" w:fill="auto"/>
+          </w:tcPr>
+          <w:p>
+            <w:pPr>
+              <w:pStyle w:val="BodyTextChar"/>
+              <w:rPr>
+                <w:b/>
+                <w:sz w:val="18"/>
+                <w:szCs w:val="18"/>
+                <w:lang w:val="it-CH"/>
+              </w:rPr>
+            </w:pPr>
+            <w:r>
+              <w:rPr>
+                <w:b/>
+                <w:sz w:val="18"/>
+                <w:szCs w:val="18"/>
+                <w:lang w:val="it-CH"/>
+              </w:rPr>
+              <w:t>Procedura:</w:t>
+            </w:r>
+          </w:p>
+        </w:tc>
+        <w:tc>
+          <w:tcPr>
+            <w:tcW w:w="7471" w:type="dxa"/>
+            <w:gridSpan w:val="3"/>
+            <w:tcBorders>
+              <w:left w:val="single" w:sz="4" w:space="0" w:color="auto"/>
+            </w:tcBorders>
+          </w:tcPr>
+          <w:p>
+            <w:pPr>
+              <w:pStyle w:val="BodyTextChar"/>
+              <w:numPr>
+                <w:ilvl w:val="0"/>
+                <w:numId w:val="38"/>
+              </w:numPr>
+              <w:rPr>
+                <w:sz w:val="18"/>
+              </w:rPr>
+            </w:pPr>
+            <w:proofErr w:type="spellStart"/>
+            <w:r>
+              <w:rPr>
+                <w:sz w:val="18"/>
+              </w:rPr>
+              <w:t>L’utente</w:t>
+            </w:r>
+            <w:proofErr w:type="spellEnd"/>
+            <w:r>
+              <w:rPr>
+                <w:sz w:val="18"/>
+              </w:rPr>
+              <w:t xml:space="preserve"> </w:t>
+            </w:r>
+            <w:proofErr w:type="spellStart"/>
+            <w:r>
+              <w:rPr>
+                <w:sz w:val="18"/>
+              </w:rPr>
+              <w:t>va</w:t>
+            </w:r>
+            <w:proofErr w:type="spellEnd"/>
+            <w:r>
+              <w:rPr>
+                <w:sz w:val="18"/>
+              </w:rPr>
+              <w:t xml:space="preserve"> </w:t>
+            </w:r>
+            <w:proofErr w:type="spellStart"/>
+            <w:r>
+              <w:rPr>
+                <w:sz w:val="18"/>
+              </w:rPr>
+              <w:t>sulla</w:t>
+            </w:r>
+            <w:proofErr w:type="spellEnd"/>
+            <w:r>
+              <w:rPr>
+                <w:sz w:val="18"/>
+              </w:rPr>
+              <w:t xml:space="preserve"> </w:t>
+            </w:r>
+            <w:proofErr w:type="spellStart"/>
+            <w:r>
+              <w:rPr>
+                <w:sz w:val="18"/>
+              </w:rPr>
+              <w:t>pagina</w:t>
+            </w:r>
+            <w:proofErr w:type="spellEnd"/>
+            <w:r>
+              <w:rPr>
+                <w:sz w:val="18"/>
+              </w:rPr>
+              <w:t xml:space="preserve"> </w:t>
+            </w:r>
+            <w:proofErr w:type="spellStart"/>
+            <w:r>
+              <w:rPr>
+                <w:sz w:val="18"/>
+              </w:rPr>
+              <w:t>dell’elenco</w:t>
+            </w:r>
+            <w:proofErr w:type="spellEnd"/>
+            <w:r>
+              <w:rPr>
+                <w:sz w:val="18"/>
+              </w:rPr>
+              <w:t xml:space="preserve"> </w:t>
+            </w:r>
+            <w:proofErr w:type="spellStart"/>
+            <w:r>
+              <w:rPr>
+                <w:sz w:val="18"/>
+              </w:rPr>
+              <w:t>delle</w:t>
+            </w:r>
+            <w:proofErr w:type="spellEnd"/>
+            <w:r>
+              <w:rPr>
+                <w:sz w:val="18"/>
+              </w:rPr>
+              <w:t xml:space="preserve"> note</w:t>
+            </w:r>
+          </w:p>
+          <w:p>
+            <w:pPr>
+              <w:pStyle w:val="BodyTextChar"/>
+              <w:numPr>
+                <w:ilvl w:val="0"/>
+                <w:numId w:val="38"/>
+              </w:numPr>
+              <w:rPr>
+                <w:sz w:val="18"/>
+                <w:szCs w:val="18"/>
+                <w:lang w:val="it-CH"/>
+              </w:rPr>
+            </w:pPr>
+            <w:r>
+              <w:rPr>
+                <w:sz w:val="18"/>
+                <w:szCs w:val="18"/>
+                <w:lang w:val="it-CH"/>
+              </w:rPr>
+              <w:t xml:space="preserve">L’utente </w:t>
+            </w:r>
+            <w:r>
+              <w:rPr>
+                <w:sz w:val="18"/>
+                <w:szCs w:val="18"/>
+                <w:lang w:val="it-CH"/>
+              </w:rPr>
+              <w:t>va nella sezione di</w:t>
+            </w:r>
+            <w:r>
+              <w:rPr>
+                <w:sz w:val="18"/>
+                <w:szCs w:val="18"/>
+                <w:lang w:val="it-CH"/>
+              </w:rPr>
+              <w:t xml:space="preserve"> </w:t>
+            </w:r>
+            <w:r>
+              <w:rPr>
+                <w:sz w:val="18"/>
+                <w:szCs w:val="18"/>
+                <w:lang w:val="it-CH"/>
+              </w:rPr>
+              <w:t xml:space="preserve">creazione della nota </w:t>
+            </w:r>
+            <w:r>
+              <w:rPr>
+                <w:sz w:val="18"/>
+                <w:szCs w:val="18"/>
+                <w:lang w:val="it-CH"/>
+              </w:rPr>
+              <w:t>cliccando su “+Aggiungi Nota”</w:t>
+            </w:r>
+          </w:p>
+          <w:p>
+            <w:pPr>
+              <w:pStyle w:val="Corpotesto"/>
+              <w:numPr>
+                <w:ilvl w:val="0"/>
+                <w:numId w:val="38"/>
+              </w:numPr>
+              <w:rPr>
+                <w:sz w:val="18"/>
+                <w:lang w:eastAsia="en-US"/>
+              </w:rPr>
+            </w:pPr>
+            <w:r>
+              <w:rPr>
+                <w:sz w:val="18"/>
+                <w:lang w:eastAsia="en-US"/>
+              </w:rPr>
+              <w:t xml:space="preserve">L’utente inserisce un titolo alla nota </w:t>
+            </w:r>
+            <w:r>
+              <w:rPr>
+                <w:sz w:val="18"/>
+                <w:lang w:eastAsia="en-US"/>
+              </w:rPr>
+              <w:t xml:space="preserve">e </w:t>
+            </w:r>
+            <w:r>
+              <w:rPr>
+                <w:sz w:val="18"/>
+                <w:lang w:eastAsia="en-US"/>
+              </w:rPr>
+              <w:t>salva la nota</w:t>
+            </w:r>
+          </w:p>
+        </w:tc>
+      </w:tr>
+      <w:tr>
+        <w:tc>
+          <w:tcPr>
+            <w:tcW w:w="2050" w:type="dxa"/>
+            <w:tcBorders>
+              <w:right w:val="single" w:sz="4" w:space="0" w:color="auto"/>
+            </w:tcBorders>
+            <w:shd w:val="pct25" w:color="auto" w:fill="auto"/>
+          </w:tcPr>
+          <w:p>
+            <w:pPr>
+              <w:pStyle w:val="BodyTextChar"/>
+              <w:rPr>
+                <w:b/>
+                <w:sz w:val="18"/>
+                <w:szCs w:val="18"/>
+                <w:lang w:val="it-CH"/>
+              </w:rPr>
+            </w:pPr>
+            <w:r>
+              <w:rPr>
+                <w:b/>
+                <w:sz w:val="18"/>
+                <w:szCs w:val="18"/>
+                <w:lang w:val="it-CH"/>
+              </w:rPr>
+              <w:t>Risultati attesi:</w:t>
+            </w:r>
+          </w:p>
+        </w:tc>
+        <w:tc>
+          <w:tcPr>
+            <w:tcW w:w="7471" w:type="dxa"/>
+            <w:gridSpan w:val="3"/>
+            <w:tcBorders>
+              <w:left w:val="single" w:sz="4" w:space="0" w:color="auto"/>
+            </w:tcBorders>
+          </w:tcPr>
+          <w:p>
+            <w:pPr>
+              <w:pStyle w:val="BodyTextChar"/>
+              <w:rPr>
+                <w:sz w:val="18"/>
+                <w:szCs w:val="18"/>
+                <w:lang w:val="it-CH"/>
+              </w:rPr>
+            </w:pPr>
+            <w:r>
+              <w:rPr>
+                <w:sz w:val="18"/>
+                <w:szCs w:val="18"/>
+                <w:lang w:val="it-CH"/>
+              </w:rPr>
+              <w:t>Appa</w:t>
+            </w:r>
+            <w:r>
+              <w:rPr>
+                <w:sz w:val="18"/>
+                <w:szCs w:val="18"/>
+                <w:lang w:val="it-CH"/>
+              </w:rPr>
+              <w:t>re l</w:t>
+            </w:r>
+            <w:r>
+              <w:rPr>
+                <w:sz w:val="18"/>
+                <w:szCs w:val="18"/>
+                <w:lang w:val="it-CH"/>
+              </w:rPr>
+              <w:t>’</w:t>
+            </w:r>
+            <w:r>
+              <w:rPr>
+                <w:sz w:val="18"/>
+                <w:szCs w:val="18"/>
+                <w:lang w:val="it-CH"/>
+              </w:rPr>
+              <w:t xml:space="preserve">elenco delle note dopo aver </w:t>
+            </w:r>
+            <w:r>
+              <w:rPr>
+                <w:sz w:val="18"/>
+                <w:szCs w:val="18"/>
+                <w:lang w:val="it-CH"/>
+              </w:rPr>
+              <w:t>aggiunto</w:t>
+            </w:r>
+            <w:r>
+              <w:rPr>
+                <w:sz w:val="18"/>
+                <w:szCs w:val="18"/>
+                <w:lang w:val="it-CH"/>
+              </w:rPr>
+              <w:t xml:space="preserve"> la nota</w:t>
+            </w:r>
+            <w:r>
+              <w:rPr>
+                <w:sz w:val="18"/>
+                <w:szCs w:val="18"/>
+                <w:lang w:val="it-CH"/>
+              </w:rPr>
+              <w:t>.</w:t>
+            </w:r>
+          </w:p>
+        </w:tc>
+      </w:tr>
+    </w:tbl>
+    <w:p>
+      <w:pPr>
+        <w:rPr>
+          <w:b/>
+          <w:u w:val="single"/>
+        </w:rPr>
+      </w:pPr>
+    </w:p>
+    <w:tbl>
+      <w:tblPr>
+        <w:tblW w:w="9521" w:type="dxa"/>
+        <w:tblInd w:w="113" w:type="dxa"/>
+        <w:tblBorders>
+          <w:top w:val="single" w:sz="4" w:space="0" w:color="auto"/>
+          <w:left w:val="single" w:sz="4" w:space="0" w:color="auto"/>
+          <w:bottom w:val="single" w:sz="4" w:space="0" w:color="auto"/>
+          <w:right w:val="single" w:sz="4" w:space="0" w:color="auto"/>
+          <w:insideH w:val="single" w:sz="4" w:space="0" w:color="auto"/>
+          <w:insideV w:val="single" w:sz="4" w:space="0" w:color="auto"/>
+        </w:tblBorders>
+        <w:tblLook w:val="01E0" w:firstRow="1" w:lastRow="1" w:firstColumn="1" w:lastColumn="1" w:noHBand="0" w:noVBand="0"/>
+      </w:tblPr>
+      <w:tblGrid>
+        <w:gridCol w:w="2050"/>
+        <w:gridCol w:w="1562"/>
+        <w:gridCol w:w="1267"/>
+        <w:gridCol w:w="4642"/>
+      </w:tblGrid>
+      <w:tr>
+        <w:tc>
+          <w:tcPr>
+            <w:tcW w:w="2050" w:type="dxa"/>
+            <w:tcBorders>
+              <w:bottom w:val="single" w:sz="4" w:space="0" w:color="auto"/>
+              <w:right w:val="single" w:sz="4" w:space="0" w:color="auto"/>
+            </w:tcBorders>
+            <w:shd w:val="pct25" w:color="auto" w:fill="auto"/>
+          </w:tcPr>
+          <w:p>
+            <w:pPr>
+              <w:pStyle w:val="BodyTextChar"/>
+              <w:rPr>
+                <w:b/>
+                <w:sz w:val="18"/>
+                <w:szCs w:val="18"/>
+                <w:lang w:val="it-CH"/>
+              </w:rPr>
+            </w:pPr>
+            <w:r>
+              <w:rPr>
+                <w:b/>
+                <w:sz w:val="18"/>
+                <w:szCs w:val="18"/>
+                <w:lang w:val="it-CH"/>
+              </w:rPr>
+              <w:t>Test Case:</w:t>
+            </w:r>
+          </w:p>
+          <w:p>
+            <w:pPr>
+              <w:pStyle w:val="Corpotesto"/>
+              <w:rPr>
+                <w:sz w:val="18"/>
+                <w:szCs w:val="18"/>
+                <w:lang w:eastAsia="en-US"/>
+              </w:rPr>
+            </w:pPr>
+            <w:r>
+              <w:rPr>
+                <w:b/>
+                <w:sz w:val="18"/>
+                <w:szCs w:val="18"/>
+                <w:lang w:eastAsia="en-US"/>
+              </w:rPr>
+              <w:t>Riferimento</w:t>
+            </w:r>
+            <w:r>
+              <w:rPr>
+                <w:sz w:val="18"/>
+                <w:szCs w:val="18"/>
+                <w:lang w:eastAsia="en-US"/>
+              </w:rPr>
+              <w:t xml:space="preserve">: </w:t>
+            </w:r>
+          </w:p>
+        </w:tc>
+        <w:tc>
+          <w:tcPr>
+            <w:tcW w:w="1562" w:type="dxa"/>
+            <w:tcBorders>
+              <w:left w:val="single" w:sz="4" w:space="0" w:color="auto"/>
+              <w:bottom w:val="single" w:sz="4" w:space="0" w:color="auto"/>
+              <w:right w:val="single" w:sz="4" w:space="0" w:color="auto"/>
+            </w:tcBorders>
+          </w:tcPr>
+          <w:p>
+            <w:pPr>
+              <w:pStyle w:val="BodyTextChar"/>
+              <w:rPr>
+                <w:sz w:val="18"/>
+                <w:szCs w:val="18"/>
+                <w:lang w:val="it-CH"/>
+              </w:rPr>
+            </w:pPr>
+            <w:r>
+              <w:rPr>
+                <w:sz w:val="18"/>
+                <w:szCs w:val="18"/>
+                <w:lang w:val="it-CH"/>
+              </w:rPr>
+              <w:t>TC-00</w:t>
+            </w:r>
+            <w:r>
+              <w:rPr>
+                <w:sz w:val="18"/>
+                <w:szCs w:val="18"/>
+                <w:lang w:val="it-CH"/>
+              </w:rPr>
+              <w:t>8</w:t>
+            </w:r>
+          </w:p>
+          <w:p>
+            <w:pPr>
+              <w:rPr>
+                <w:sz w:val="18"/>
+                <w:szCs w:val="18"/>
+              </w:rPr>
+            </w:pPr>
+            <w:r>
+              <w:rPr>
+                <w:sz w:val="18"/>
+                <w:szCs w:val="18"/>
+              </w:rPr>
+              <w:t>REQ-0</w:t>
+            </w:r>
+            <w:r>
+              <w:rPr>
+                <w:sz w:val="18"/>
+                <w:szCs w:val="18"/>
+              </w:rPr>
+              <w:t>4</w:t>
+            </w:r>
+          </w:p>
+          <w:p>
+            <w:pPr>
+              <w:rPr>
+                <w:sz w:val="18"/>
+                <w:szCs w:val="18"/>
+              </w:rPr>
+            </w:pPr>
+            <w:r>
+              <w:rPr>
+                <w:sz w:val="18"/>
+                <w:szCs w:val="18"/>
+              </w:rPr>
+              <w:t>REQ-0</w:t>
+            </w:r>
+            <w:r>
+              <w:rPr>
+                <w:sz w:val="18"/>
+                <w:szCs w:val="18"/>
+              </w:rPr>
+              <w:t>9</w:t>
+            </w:r>
+          </w:p>
+        </w:tc>
+        <w:tc>
+          <w:tcPr>
+            <w:tcW w:w="1267" w:type="dxa"/>
+            <w:tcBorders>
+              <w:left w:val="single" w:sz="4" w:space="0" w:color="auto"/>
+              <w:bottom w:val="single" w:sz="4" w:space="0" w:color="auto"/>
+              <w:right w:val="single" w:sz="4" w:space="0" w:color="auto"/>
+            </w:tcBorders>
+            <w:shd w:val="pct25" w:color="auto" w:fill="auto"/>
+          </w:tcPr>
+          <w:p>
+            <w:pPr>
+              <w:pStyle w:val="BodyTextChar"/>
+              <w:rPr>
+                <w:b/>
+                <w:sz w:val="18"/>
+                <w:szCs w:val="18"/>
+                <w:lang w:val="it-CH"/>
+              </w:rPr>
+            </w:pPr>
+            <w:r>
+              <w:rPr>
+                <w:b/>
+                <w:sz w:val="18"/>
+                <w:szCs w:val="18"/>
+                <w:lang w:val="it-CH"/>
+              </w:rPr>
+              <w:t>Nome:</w:t>
+            </w:r>
+          </w:p>
+        </w:tc>
+        <w:tc>
+          <w:tcPr>
+            <w:tcW w:w="4642" w:type="dxa"/>
+            <w:tcBorders>
+              <w:left w:val="single" w:sz="4" w:space="0" w:color="auto"/>
+              <w:bottom w:val="single" w:sz="4" w:space="0" w:color="auto"/>
+            </w:tcBorders>
+          </w:tcPr>
+          <w:p>
+            <w:pPr>
+              <w:pStyle w:val="BodyTextChar"/>
+              <w:rPr>
+                <w:sz w:val="18"/>
+                <w:szCs w:val="18"/>
+                <w:lang w:val="it-CH"/>
+              </w:rPr>
+            </w:pPr>
+            <w:r>
+              <w:rPr>
+                <w:sz w:val="18"/>
+                <w:szCs w:val="18"/>
+                <w:lang w:val="it-CH"/>
+              </w:rPr>
+              <w:t>Creazione e salvataggio di una nota senza titolo</w:t>
+            </w:r>
+          </w:p>
+        </w:tc>
+      </w:tr>
+      <w:tr>
+        <w:tc>
+          <w:tcPr>
+            <w:tcW w:w="2050" w:type="dxa"/>
+            <w:tcBorders>
+              <w:right w:val="single" w:sz="4" w:space="0" w:color="auto"/>
+            </w:tcBorders>
+            <w:shd w:val="pct25" w:color="auto" w:fill="auto"/>
+          </w:tcPr>
+          <w:p>
+            <w:pPr>
+              <w:pStyle w:val="BodyTextChar"/>
+              <w:rPr>
+                <w:b/>
+                <w:sz w:val="18"/>
+                <w:szCs w:val="18"/>
+                <w:lang w:val="it-CH"/>
+              </w:rPr>
+            </w:pPr>
+            <w:r>
+              <w:rPr>
+                <w:b/>
+                <w:sz w:val="18"/>
+                <w:szCs w:val="18"/>
+                <w:lang w:val="it-CH"/>
+              </w:rPr>
+              <w:t>Descrizione:</w:t>
+            </w:r>
+          </w:p>
+        </w:tc>
+        <w:tc>
+          <w:tcPr>
+            <w:tcW w:w="7471" w:type="dxa"/>
+            <w:gridSpan w:val="3"/>
+            <w:tcBorders>
+              <w:left w:val="single" w:sz="4" w:space="0" w:color="auto"/>
+            </w:tcBorders>
+          </w:tcPr>
+          <w:p>
+            <w:pPr>
+              <w:pStyle w:val="BodyTextChar"/>
+              <w:rPr>
+                <w:sz w:val="18"/>
+                <w:szCs w:val="18"/>
+                <w:lang w:val="it-CH"/>
+              </w:rPr>
+            </w:pPr>
+            <w:r>
+              <w:rPr>
+                <w:sz w:val="18"/>
+                <w:szCs w:val="18"/>
+                <w:lang w:val="it-CH"/>
+              </w:rPr>
+              <w:t>Il test consiste nel creare una nota senza mettere il titolo alla nota, il sistema dovrebbe riscontrare un problema e mostrare l’errore.</w:t>
+            </w:r>
+          </w:p>
+        </w:tc>
+      </w:tr>
+      <w:tr>
+        <w:tc>
+          <w:tcPr>
+            <w:tcW w:w="2050" w:type="dxa"/>
+            <w:tcBorders>
+              <w:right w:val="single" w:sz="4" w:space="0" w:color="auto"/>
+            </w:tcBorders>
+            <w:shd w:val="pct25" w:color="auto" w:fill="auto"/>
+          </w:tcPr>
+          <w:p>
+            <w:pPr>
+              <w:pStyle w:val="BodyTextChar"/>
+              <w:rPr>
+                <w:b/>
+                <w:sz w:val="18"/>
+                <w:szCs w:val="18"/>
+                <w:lang w:val="it-CH"/>
+              </w:rPr>
+            </w:pPr>
+            <w:r>
+              <w:rPr>
+                <w:b/>
+                <w:sz w:val="18"/>
+                <w:szCs w:val="18"/>
+                <w:lang w:val="it-CH"/>
+              </w:rPr>
+              <w:t>Prerequisiti:</w:t>
+            </w:r>
+          </w:p>
+        </w:tc>
+        <w:tc>
+          <w:tcPr>
+            <w:tcW w:w="7471" w:type="dxa"/>
+            <w:gridSpan w:val="3"/>
+            <w:tcBorders>
+              <w:left w:val="single" w:sz="4" w:space="0" w:color="auto"/>
+            </w:tcBorders>
+          </w:tcPr>
+          <w:p>
+            <w:pPr>
+              <w:pStyle w:val="BodyTextChar"/>
+              <w:rPr>
+                <w:sz w:val="18"/>
+                <w:szCs w:val="18"/>
+                <w:lang w:val="it-CH"/>
+              </w:rPr>
+            </w:pPr>
+            <w:r>
+              <w:rPr>
+                <w:sz w:val="18"/>
+                <w:szCs w:val="18"/>
+                <w:lang w:val="it-CH"/>
+              </w:rPr>
+              <w:t>Sistema pronto</w:t>
+            </w:r>
+            <w:r>
+              <w:rPr>
+                <w:sz w:val="18"/>
+                <w:szCs w:val="18"/>
+                <w:lang w:val="it-CH"/>
+              </w:rPr>
+              <w:t>, pagina dell’elenco delle note e pagina creazione note, con le funzioni pronte.</w:t>
+            </w:r>
+          </w:p>
+        </w:tc>
+      </w:tr>
+      <w:tr>
+        <w:tc>
+          <w:tcPr>
+            <w:tcW w:w="2050" w:type="dxa"/>
+            <w:tcBorders>
+              <w:right w:val="single" w:sz="4" w:space="0" w:color="auto"/>
+            </w:tcBorders>
+            <w:shd w:val="pct25" w:color="auto" w:fill="auto"/>
+          </w:tcPr>
+          <w:p>
+            <w:pPr>
+              <w:pStyle w:val="BodyTextChar"/>
+              <w:rPr>
+                <w:b/>
+                <w:sz w:val="18"/>
+                <w:szCs w:val="18"/>
+                <w:lang w:val="it-CH"/>
+              </w:rPr>
+            </w:pPr>
+            <w:r>
+              <w:rPr>
+                <w:b/>
+                <w:sz w:val="18"/>
+                <w:szCs w:val="18"/>
+                <w:lang w:val="it-CH"/>
+              </w:rPr>
+              <w:t>Procedura:</w:t>
+            </w:r>
+          </w:p>
+        </w:tc>
+        <w:tc>
+          <w:tcPr>
+            <w:tcW w:w="7471" w:type="dxa"/>
+            <w:gridSpan w:val="3"/>
+            <w:tcBorders>
+              <w:left w:val="single" w:sz="4" w:space="0" w:color="auto"/>
+            </w:tcBorders>
+          </w:tcPr>
+          <w:p>
+            <w:pPr>
+              <w:pStyle w:val="BodyTextChar"/>
+              <w:numPr>
+                <w:ilvl w:val="0"/>
+                <w:numId w:val="39"/>
+              </w:numPr>
+              <w:rPr>
+                <w:sz w:val="18"/>
+              </w:rPr>
+            </w:pPr>
+            <w:proofErr w:type="spellStart"/>
+            <w:r>
+              <w:rPr>
+                <w:sz w:val="18"/>
+              </w:rPr>
+              <w:t>L’utente</w:t>
+            </w:r>
+            <w:proofErr w:type="spellEnd"/>
+            <w:r>
+              <w:rPr>
+                <w:sz w:val="18"/>
+              </w:rPr>
+              <w:t xml:space="preserve"> </w:t>
+            </w:r>
+            <w:proofErr w:type="spellStart"/>
+            <w:r>
+              <w:rPr>
+                <w:sz w:val="18"/>
+              </w:rPr>
+              <w:t>va</w:t>
+            </w:r>
+            <w:proofErr w:type="spellEnd"/>
+            <w:r>
+              <w:rPr>
+                <w:sz w:val="18"/>
+              </w:rPr>
+              <w:t xml:space="preserve"> </w:t>
+            </w:r>
+            <w:proofErr w:type="spellStart"/>
+            <w:r>
+              <w:rPr>
+                <w:sz w:val="18"/>
+              </w:rPr>
+              <w:t>sulla</w:t>
+            </w:r>
+            <w:proofErr w:type="spellEnd"/>
+            <w:r>
+              <w:rPr>
+                <w:sz w:val="18"/>
+              </w:rPr>
+              <w:t xml:space="preserve"> </w:t>
+            </w:r>
+            <w:proofErr w:type="spellStart"/>
+            <w:r>
+              <w:rPr>
+                <w:sz w:val="18"/>
+              </w:rPr>
+              <w:t>pagina</w:t>
+            </w:r>
+            <w:proofErr w:type="spellEnd"/>
+            <w:r>
+              <w:rPr>
+                <w:sz w:val="18"/>
+              </w:rPr>
+              <w:t xml:space="preserve"> </w:t>
+            </w:r>
+            <w:proofErr w:type="spellStart"/>
+            <w:r>
+              <w:rPr>
+                <w:sz w:val="18"/>
+              </w:rPr>
+              <w:t>dell’elenco</w:t>
+            </w:r>
+            <w:proofErr w:type="spellEnd"/>
+            <w:r>
+              <w:rPr>
+                <w:sz w:val="18"/>
+              </w:rPr>
+              <w:t xml:space="preserve"> </w:t>
+            </w:r>
+            <w:proofErr w:type="spellStart"/>
+            <w:r>
+              <w:rPr>
+                <w:sz w:val="18"/>
+              </w:rPr>
+              <w:t>delle</w:t>
+            </w:r>
+            <w:proofErr w:type="spellEnd"/>
+            <w:r>
+              <w:rPr>
+                <w:sz w:val="18"/>
+              </w:rPr>
+              <w:t xml:space="preserve"> note</w:t>
+            </w:r>
+          </w:p>
+          <w:p>
+            <w:pPr>
+              <w:pStyle w:val="BodyTextChar"/>
+              <w:numPr>
+                <w:ilvl w:val="0"/>
+                <w:numId w:val="39"/>
+              </w:numPr>
+              <w:rPr>
+                <w:sz w:val="18"/>
+                <w:szCs w:val="18"/>
+                <w:lang w:val="it-CH"/>
+              </w:rPr>
+            </w:pPr>
+            <w:r>
+              <w:rPr>
+                <w:sz w:val="18"/>
+                <w:szCs w:val="18"/>
+                <w:lang w:val="it-CH"/>
+              </w:rPr>
+              <w:t>L’utente</w:t>
+            </w:r>
+            <w:r>
+              <w:rPr>
+                <w:sz w:val="18"/>
+                <w:szCs w:val="18"/>
+                <w:lang w:val="it-CH"/>
+              </w:rPr>
+              <w:t xml:space="preserve"> va nella sezione di</w:t>
+            </w:r>
+            <w:r>
+              <w:rPr>
+                <w:sz w:val="18"/>
+                <w:szCs w:val="18"/>
+                <w:lang w:val="it-CH"/>
+              </w:rPr>
+              <w:t xml:space="preserve"> </w:t>
+            </w:r>
+            <w:r>
+              <w:rPr>
+                <w:sz w:val="18"/>
+                <w:szCs w:val="18"/>
+                <w:lang w:val="it-CH"/>
+              </w:rPr>
+              <w:t>crea</w:t>
+            </w:r>
+            <w:r>
+              <w:rPr>
+                <w:sz w:val="18"/>
+                <w:szCs w:val="18"/>
+                <w:lang w:val="it-CH"/>
+              </w:rPr>
+              <w:t>zione del</w:t>
+            </w:r>
+            <w:r>
+              <w:rPr>
+                <w:sz w:val="18"/>
+                <w:szCs w:val="18"/>
+                <w:lang w:val="it-CH"/>
+              </w:rPr>
+              <w:t>la nota cliccando su “+Aggiungi Nota”</w:t>
+            </w:r>
+          </w:p>
+          <w:p>
+            <w:pPr>
+              <w:pStyle w:val="Corpotesto"/>
+              <w:numPr>
+                <w:ilvl w:val="0"/>
+                <w:numId w:val="39"/>
+              </w:numPr>
+              <w:rPr>
+                <w:sz w:val="18"/>
+                <w:lang w:eastAsia="en-US"/>
+              </w:rPr>
+            </w:pPr>
+            <w:r>
+              <w:rPr>
+                <w:sz w:val="18"/>
+                <w:lang w:eastAsia="en-US"/>
+              </w:rPr>
+              <w:t>L’utente</w:t>
+            </w:r>
+            <w:r>
+              <w:rPr>
+                <w:sz w:val="18"/>
+                <w:lang w:eastAsia="en-US"/>
+              </w:rPr>
+              <w:t xml:space="preserve"> non</w:t>
+            </w:r>
+            <w:r>
+              <w:rPr>
+                <w:sz w:val="18"/>
+                <w:lang w:eastAsia="en-US"/>
+              </w:rPr>
+              <w:t xml:space="preserve"> inserisce un titolo alla nota </w:t>
+            </w:r>
+          </w:p>
+          <w:p>
+            <w:pPr>
+              <w:pStyle w:val="Corpotesto"/>
+              <w:numPr>
+                <w:ilvl w:val="0"/>
+                <w:numId w:val="39"/>
+              </w:numPr>
+              <w:rPr>
+                <w:lang w:eastAsia="en-US"/>
+              </w:rPr>
+            </w:pPr>
+            <w:r>
+              <w:rPr>
+                <w:sz w:val="18"/>
+                <w:lang w:eastAsia="en-US"/>
+              </w:rPr>
+              <w:t xml:space="preserve">L’utente </w:t>
+            </w:r>
+            <w:r>
+              <w:rPr>
+                <w:sz w:val="18"/>
+                <w:lang w:eastAsia="en-US"/>
+              </w:rPr>
+              <w:t xml:space="preserve">prova </w:t>
+            </w:r>
+            <w:r>
+              <w:rPr>
+                <w:sz w:val="18"/>
+                <w:lang w:eastAsia="en-US"/>
+              </w:rPr>
+              <w:t>salv</w:t>
+            </w:r>
+            <w:r>
+              <w:rPr>
+                <w:sz w:val="18"/>
+                <w:lang w:eastAsia="en-US"/>
+              </w:rPr>
+              <w:t>are</w:t>
+            </w:r>
+            <w:r>
+              <w:rPr>
+                <w:sz w:val="18"/>
+                <w:lang w:eastAsia="en-US"/>
+              </w:rPr>
+              <w:t xml:space="preserve"> la nota</w:t>
+            </w:r>
+          </w:p>
+        </w:tc>
+      </w:tr>
+      <w:tr>
+        <w:tc>
+          <w:tcPr>
+            <w:tcW w:w="2050" w:type="dxa"/>
+            <w:tcBorders>
+              <w:right w:val="single" w:sz="4" w:space="0" w:color="auto"/>
+            </w:tcBorders>
+            <w:shd w:val="pct25" w:color="auto" w:fill="auto"/>
+          </w:tcPr>
+          <w:p>
+            <w:pPr>
+              <w:pStyle w:val="BodyTextChar"/>
+              <w:rPr>
+                <w:b/>
+                <w:sz w:val="18"/>
+                <w:szCs w:val="18"/>
+                <w:lang w:val="it-CH"/>
+              </w:rPr>
+            </w:pPr>
+            <w:r>
+              <w:rPr>
+                <w:b/>
+                <w:sz w:val="18"/>
+                <w:szCs w:val="18"/>
+                <w:lang w:val="it-CH"/>
+              </w:rPr>
+              <w:t>Risultati attesi:</w:t>
+            </w:r>
+          </w:p>
+        </w:tc>
+        <w:tc>
+          <w:tcPr>
+            <w:tcW w:w="7471" w:type="dxa"/>
+            <w:gridSpan w:val="3"/>
+            <w:tcBorders>
+              <w:left w:val="single" w:sz="4" w:space="0" w:color="auto"/>
+            </w:tcBorders>
+          </w:tcPr>
+          <w:p>
+            <w:pPr>
+              <w:pStyle w:val="BodyTextChar"/>
+              <w:rPr>
+                <w:sz w:val="18"/>
+                <w:szCs w:val="18"/>
+                <w:lang w:val="it-CH"/>
+              </w:rPr>
+            </w:pPr>
+            <w:r>
+              <w:rPr>
+                <w:sz w:val="18"/>
+                <w:szCs w:val="18"/>
+                <w:lang w:val="it-CH"/>
+              </w:rPr>
+              <w:t>Appa</w:t>
+            </w:r>
+            <w:r>
+              <w:rPr>
+                <w:sz w:val="18"/>
+                <w:szCs w:val="18"/>
+                <w:lang w:val="it-CH"/>
+              </w:rPr>
+              <w:t>re la pagina d</w:t>
+            </w:r>
+            <w:r>
+              <w:rPr>
+                <w:sz w:val="18"/>
+                <w:szCs w:val="18"/>
+                <w:lang w:val="it-CH"/>
+              </w:rPr>
+              <w:t>ella creazione nota mostrando l’errore</w:t>
+            </w:r>
+            <w:r>
+              <w:rPr>
+                <w:sz w:val="18"/>
+                <w:szCs w:val="18"/>
+                <w:lang w:val="it-CH"/>
+              </w:rPr>
+              <w:t>.</w:t>
+            </w:r>
+          </w:p>
+        </w:tc>
+      </w:tr>
+    </w:tbl>
+    <w:p>
+      <w:pPr>
+        <w:rPr>
+          <w:b/>
+          <w:u w:val="single"/>
+        </w:rPr>
+      </w:pPr>
+    </w:p>
+    <w:tbl>
+      <w:tblPr>
+        <w:tblW w:w="9521" w:type="dxa"/>
+        <w:tblInd w:w="113" w:type="dxa"/>
+        <w:tblBorders>
+          <w:top w:val="single" w:sz="4" w:space="0" w:color="auto"/>
+          <w:left w:val="single" w:sz="4" w:space="0" w:color="auto"/>
+          <w:bottom w:val="single" w:sz="4" w:space="0" w:color="auto"/>
+          <w:right w:val="single" w:sz="4" w:space="0" w:color="auto"/>
+          <w:insideH w:val="single" w:sz="4" w:space="0" w:color="auto"/>
+          <w:insideV w:val="single" w:sz="4" w:space="0" w:color="auto"/>
+        </w:tblBorders>
+        <w:tblLook w:val="01E0" w:firstRow="1" w:lastRow="1" w:firstColumn="1" w:lastColumn="1" w:noHBand="0" w:noVBand="0"/>
+      </w:tblPr>
+      <w:tblGrid>
+        <w:gridCol w:w="2050"/>
+        <w:gridCol w:w="1562"/>
+        <w:gridCol w:w="1267"/>
+        <w:gridCol w:w="4642"/>
+      </w:tblGrid>
+      <w:tr>
+        <w:tc>
+          <w:tcPr>
+            <w:tcW w:w="2050" w:type="dxa"/>
+            <w:tcBorders>
+              <w:bottom w:val="single" w:sz="4" w:space="0" w:color="auto"/>
+              <w:right w:val="single" w:sz="4" w:space="0" w:color="auto"/>
+            </w:tcBorders>
+            <w:shd w:val="pct25" w:color="auto" w:fill="auto"/>
+          </w:tcPr>
+          <w:p>
+            <w:pPr>
+              <w:pStyle w:val="BodyTextChar"/>
+              <w:rPr>
+                <w:b/>
+                <w:sz w:val="18"/>
+                <w:szCs w:val="18"/>
+                <w:lang w:val="it-CH"/>
+              </w:rPr>
+            </w:pPr>
+            <w:r>
+              <w:rPr>
+                <w:b/>
+                <w:sz w:val="18"/>
+                <w:szCs w:val="18"/>
+                <w:lang w:val="it-CH"/>
+              </w:rPr>
+              <w:t>Test Case:</w:t>
+            </w:r>
+          </w:p>
+          <w:p>
+            <w:pPr>
+              <w:pStyle w:val="Corpotesto"/>
+              <w:rPr>
+                <w:sz w:val="18"/>
+                <w:szCs w:val="18"/>
+                <w:lang w:eastAsia="en-US"/>
+              </w:rPr>
+            </w:pPr>
+            <w:r>
+              <w:rPr>
+                <w:b/>
+                <w:sz w:val="18"/>
+                <w:szCs w:val="18"/>
+                <w:lang w:eastAsia="en-US"/>
+              </w:rPr>
+              <w:t>Riferimento</w:t>
+            </w:r>
+            <w:r>
+              <w:rPr>
+                <w:sz w:val="18"/>
+                <w:szCs w:val="18"/>
+                <w:lang w:eastAsia="en-US"/>
+              </w:rPr>
+              <w:t xml:space="preserve">: </w:t>
+            </w:r>
+          </w:p>
+        </w:tc>
+        <w:tc>
+          <w:tcPr>
+            <w:tcW w:w="1562" w:type="dxa"/>
+            <w:tcBorders>
+              <w:left w:val="single" w:sz="4" w:space="0" w:color="auto"/>
+              <w:bottom w:val="single" w:sz="4" w:space="0" w:color="auto"/>
+              <w:right w:val="single" w:sz="4" w:space="0" w:color="auto"/>
+            </w:tcBorders>
+          </w:tcPr>
+          <w:p>
+            <w:pPr>
+              <w:pStyle w:val="BodyTextChar"/>
+              <w:rPr>
+                <w:sz w:val="18"/>
+                <w:szCs w:val="18"/>
+                <w:lang w:val="it-CH"/>
+              </w:rPr>
+            </w:pPr>
+            <w:r>
+              <w:rPr>
+                <w:sz w:val="18"/>
+                <w:szCs w:val="18"/>
+                <w:lang w:val="it-CH"/>
+              </w:rPr>
+              <w:t>TC-00</w:t>
+            </w:r>
+            <w:r>
+              <w:rPr>
+                <w:sz w:val="18"/>
+                <w:szCs w:val="18"/>
+                <w:lang w:val="it-CH"/>
+              </w:rPr>
+              <w:t>9</w:t>
+            </w:r>
+          </w:p>
+          <w:p>
+            <w:pPr>
+              <w:rPr>
+                <w:sz w:val="18"/>
+                <w:szCs w:val="18"/>
+              </w:rPr>
+            </w:pPr>
+            <w:r>
+              <w:rPr>
+                <w:sz w:val="18"/>
+                <w:szCs w:val="18"/>
+              </w:rPr>
+              <w:t>REQ-0</w:t>
+            </w:r>
+            <w:r>
+              <w:rPr>
+                <w:sz w:val="18"/>
+                <w:szCs w:val="18"/>
+              </w:rPr>
+              <w:t>4</w:t>
+            </w:r>
+          </w:p>
+        </w:tc>
+        <w:tc>
+          <w:tcPr>
+            <w:tcW w:w="1267" w:type="dxa"/>
+            <w:tcBorders>
+              <w:left w:val="single" w:sz="4" w:space="0" w:color="auto"/>
+              <w:bottom w:val="single" w:sz="4" w:space="0" w:color="auto"/>
+              <w:right w:val="single" w:sz="4" w:space="0" w:color="auto"/>
+            </w:tcBorders>
+            <w:shd w:val="pct25" w:color="auto" w:fill="auto"/>
+          </w:tcPr>
+          <w:p>
+            <w:pPr>
+              <w:pStyle w:val="BodyTextChar"/>
+              <w:rPr>
+                <w:b/>
+                <w:sz w:val="18"/>
+                <w:szCs w:val="18"/>
+                <w:lang w:val="it-CH"/>
+              </w:rPr>
+            </w:pPr>
+            <w:r>
+              <w:rPr>
+                <w:b/>
+                <w:sz w:val="18"/>
+                <w:szCs w:val="18"/>
+                <w:lang w:val="it-CH"/>
+              </w:rPr>
+              <w:t>Nome:</w:t>
+            </w:r>
+          </w:p>
+        </w:tc>
+        <w:tc>
+          <w:tcPr>
+            <w:tcW w:w="4642" w:type="dxa"/>
+            <w:tcBorders>
+              <w:left w:val="single" w:sz="4" w:space="0" w:color="auto"/>
+              <w:bottom w:val="single" w:sz="4" w:space="0" w:color="auto"/>
+            </w:tcBorders>
+          </w:tcPr>
+          <w:p>
+            <w:pPr>
+              <w:pStyle w:val="BodyTextChar"/>
+              <w:rPr>
+                <w:sz w:val="18"/>
+                <w:szCs w:val="18"/>
+                <w:lang w:val="it-CH"/>
+              </w:rPr>
+            </w:pPr>
+            <w:r>
+              <w:rPr>
+                <w:sz w:val="18"/>
+                <w:szCs w:val="18"/>
+                <w:lang w:val="it-CH"/>
+              </w:rPr>
+              <w:t xml:space="preserve">Modifica titolo di una nota </w:t>
+            </w:r>
+          </w:p>
+        </w:tc>
+      </w:tr>
+      <w:tr>
+        <w:tc>
+          <w:tcPr>
+            <w:tcW w:w="2050" w:type="dxa"/>
+            <w:tcBorders>
+              <w:right w:val="single" w:sz="4" w:space="0" w:color="auto"/>
+            </w:tcBorders>
+            <w:shd w:val="pct25" w:color="auto" w:fill="auto"/>
+          </w:tcPr>
+          <w:p>
+            <w:pPr>
+              <w:pStyle w:val="BodyTextChar"/>
+              <w:rPr>
+                <w:b/>
+                <w:sz w:val="18"/>
+                <w:szCs w:val="18"/>
+                <w:lang w:val="it-CH"/>
+              </w:rPr>
+            </w:pPr>
+            <w:r>
+              <w:rPr>
+                <w:b/>
+                <w:sz w:val="18"/>
+                <w:szCs w:val="18"/>
+                <w:lang w:val="it-CH"/>
+              </w:rPr>
+              <w:t>Descrizione:</w:t>
+            </w:r>
+          </w:p>
+        </w:tc>
+        <w:tc>
+          <w:tcPr>
+            <w:tcW w:w="7471" w:type="dxa"/>
+            <w:gridSpan w:val="3"/>
+            <w:tcBorders>
+              <w:left w:val="single" w:sz="4" w:space="0" w:color="auto"/>
+            </w:tcBorders>
+          </w:tcPr>
+          <w:p>
+            <w:pPr>
+              <w:pStyle w:val="BodyTextChar"/>
+              <w:rPr>
+                <w:sz w:val="18"/>
+                <w:szCs w:val="18"/>
+                <w:lang w:val="it-CH"/>
+              </w:rPr>
+            </w:pPr>
+            <w:r>
+              <w:rPr>
+                <w:sz w:val="18"/>
+                <w:szCs w:val="18"/>
+                <w:lang w:val="it-CH"/>
+              </w:rPr>
+              <w:t xml:space="preserve">Il test consiste nel modificare il titolo di una nota, il </w:t>
+            </w:r>
+            <w:proofErr w:type="spellStart"/>
+            <w:r>
+              <w:rPr>
+                <w:sz w:val="18"/>
+                <w:szCs w:val="18"/>
+                <w:lang w:val="it-CH"/>
+              </w:rPr>
+              <w:t>db</w:t>
+            </w:r>
+            <w:proofErr w:type="spellEnd"/>
+            <w:r>
+              <w:rPr>
+                <w:sz w:val="18"/>
+                <w:szCs w:val="18"/>
+                <w:lang w:val="it-CH"/>
+              </w:rPr>
+              <w:t xml:space="preserve"> dovrebbe aggiornare il titolo, di conseguenza l’elenco delle note dovrebbe mostrare il nuovo titolo della nota ag</w:t>
+            </w:r>
+            <w:r>
+              <w:rPr>
+                <w:sz w:val="18"/>
+                <w:szCs w:val="18"/>
+                <w:lang w:val="it-CH"/>
+              </w:rPr>
+              <w:t>g</w:t>
+            </w:r>
+            <w:r>
+              <w:rPr>
+                <w:sz w:val="18"/>
+                <w:szCs w:val="18"/>
+                <w:lang w:val="it-CH"/>
+              </w:rPr>
+              <w:t>iornata.</w:t>
+            </w:r>
+          </w:p>
+        </w:tc>
+      </w:tr>
+      <w:tr>
+        <w:tc>
+          <w:tcPr>
+            <w:tcW w:w="2050" w:type="dxa"/>
+            <w:tcBorders>
+              <w:right w:val="single" w:sz="4" w:space="0" w:color="auto"/>
+            </w:tcBorders>
+            <w:shd w:val="pct25" w:color="auto" w:fill="auto"/>
+          </w:tcPr>
+          <w:p>
+            <w:pPr>
+              <w:pStyle w:val="BodyTextChar"/>
+              <w:rPr>
+                <w:b/>
+                <w:sz w:val="18"/>
+                <w:szCs w:val="18"/>
+                <w:lang w:val="it-CH"/>
+              </w:rPr>
+            </w:pPr>
+            <w:r>
+              <w:rPr>
+                <w:b/>
+                <w:sz w:val="18"/>
+                <w:szCs w:val="18"/>
+                <w:lang w:val="it-CH"/>
+              </w:rPr>
+              <w:t>Prerequisiti:</w:t>
+            </w:r>
+          </w:p>
+        </w:tc>
+        <w:tc>
+          <w:tcPr>
+            <w:tcW w:w="7471" w:type="dxa"/>
+            <w:gridSpan w:val="3"/>
+            <w:tcBorders>
+              <w:left w:val="single" w:sz="4" w:space="0" w:color="auto"/>
+            </w:tcBorders>
+          </w:tcPr>
+          <w:p>
+            <w:pPr>
+              <w:pStyle w:val="BodyTextChar"/>
+              <w:rPr>
+                <w:sz w:val="18"/>
+                <w:szCs w:val="18"/>
+                <w:lang w:val="it-CH"/>
+              </w:rPr>
+            </w:pPr>
+            <w:r>
+              <w:rPr>
+                <w:sz w:val="18"/>
+                <w:szCs w:val="18"/>
+                <w:lang w:val="it-CH"/>
+              </w:rPr>
+              <w:t>Sistema pronto</w:t>
+            </w:r>
+            <w:r>
+              <w:rPr>
+                <w:sz w:val="18"/>
+                <w:szCs w:val="18"/>
+                <w:lang w:val="it-CH"/>
+              </w:rPr>
+              <w:t>, pagina dell’elenco delle note e pagina creazione note, con le funzioni pronte.</w:t>
+            </w:r>
+          </w:p>
+        </w:tc>
+      </w:tr>
+      <w:tr>
+        <w:tc>
+          <w:tcPr>
+            <w:tcW w:w="2050" w:type="dxa"/>
+            <w:tcBorders>
+              <w:right w:val="single" w:sz="4" w:space="0" w:color="auto"/>
+            </w:tcBorders>
+            <w:shd w:val="pct25" w:color="auto" w:fill="auto"/>
+          </w:tcPr>
+          <w:p>
+            <w:pPr>
+              <w:pStyle w:val="BodyTextChar"/>
+              <w:rPr>
+                <w:b/>
+                <w:sz w:val="18"/>
+                <w:szCs w:val="18"/>
+                <w:lang w:val="it-CH"/>
+              </w:rPr>
+            </w:pPr>
+            <w:r>
+              <w:rPr>
+                <w:b/>
+                <w:sz w:val="18"/>
+                <w:szCs w:val="18"/>
+                <w:lang w:val="it-CH"/>
+              </w:rPr>
+              <w:t>Procedura:</w:t>
+            </w:r>
+          </w:p>
+        </w:tc>
+        <w:tc>
+          <w:tcPr>
+            <w:tcW w:w="7471" w:type="dxa"/>
+            <w:gridSpan w:val="3"/>
+            <w:tcBorders>
+              <w:left w:val="single" w:sz="4" w:space="0" w:color="auto"/>
+            </w:tcBorders>
+          </w:tcPr>
+          <w:p>
+            <w:pPr>
+              <w:pStyle w:val="BodyTextChar"/>
+              <w:numPr>
+                <w:ilvl w:val="0"/>
+                <w:numId w:val="40"/>
+              </w:numPr>
+              <w:rPr>
+                <w:sz w:val="18"/>
+              </w:rPr>
+            </w:pPr>
+            <w:proofErr w:type="spellStart"/>
+            <w:r>
+              <w:rPr>
+                <w:sz w:val="18"/>
+              </w:rPr>
+              <w:t>L’utente</w:t>
+            </w:r>
+            <w:proofErr w:type="spellEnd"/>
+            <w:r>
+              <w:rPr>
+                <w:sz w:val="18"/>
+              </w:rPr>
+              <w:t xml:space="preserve"> </w:t>
+            </w:r>
+            <w:proofErr w:type="spellStart"/>
+            <w:r>
+              <w:rPr>
+                <w:sz w:val="18"/>
+              </w:rPr>
+              <w:t>va</w:t>
+            </w:r>
+            <w:proofErr w:type="spellEnd"/>
+            <w:r>
+              <w:rPr>
+                <w:sz w:val="18"/>
+              </w:rPr>
+              <w:t xml:space="preserve"> </w:t>
+            </w:r>
+            <w:proofErr w:type="spellStart"/>
+            <w:r>
+              <w:rPr>
+                <w:sz w:val="18"/>
+              </w:rPr>
+              <w:t>sulla</w:t>
+            </w:r>
+            <w:proofErr w:type="spellEnd"/>
+            <w:r>
+              <w:rPr>
+                <w:sz w:val="18"/>
+              </w:rPr>
+              <w:t xml:space="preserve"> </w:t>
+            </w:r>
+            <w:proofErr w:type="spellStart"/>
+            <w:r>
+              <w:rPr>
+                <w:sz w:val="18"/>
+              </w:rPr>
+              <w:t>pagina</w:t>
+            </w:r>
+            <w:proofErr w:type="spellEnd"/>
+            <w:r>
+              <w:rPr>
+                <w:sz w:val="18"/>
+              </w:rPr>
+              <w:t xml:space="preserve"> </w:t>
+            </w:r>
+            <w:proofErr w:type="spellStart"/>
+            <w:r>
+              <w:rPr>
+                <w:sz w:val="18"/>
+              </w:rPr>
+              <w:t>dell’elenco</w:t>
+            </w:r>
+            <w:proofErr w:type="spellEnd"/>
+            <w:r>
+              <w:rPr>
+                <w:sz w:val="18"/>
+              </w:rPr>
+              <w:t xml:space="preserve"> </w:t>
+            </w:r>
+            <w:proofErr w:type="spellStart"/>
+            <w:r>
+              <w:rPr>
+                <w:sz w:val="18"/>
+              </w:rPr>
+              <w:t>delle</w:t>
+            </w:r>
+            <w:proofErr w:type="spellEnd"/>
+            <w:r>
+              <w:rPr>
+                <w:sz w:val="18"/>
+              </w:rPr>
+              <w:t xml:space="preserve"> note</w:t>
+            </w:r>
+          </w:p>
+          <w:p>
+            <w:pPr>
+              <w:pStyle w:val="BodyTextChar"/>
+              <w:numPr>
+                <w:ilvl w:val="0"/>
+                <w:numId w:val="40"/>
+              </w:numPr>
+              <w:jc w:val="both"/>
+              <w:rPr>
+                <w:sz w:val="18"/>
+                <w:szCs w:val="18"/>
+                <w:lang w:val="it-CH"/>
+              </w:rPr>
+            </w:pPr>
+            <w:r>
+              <w:rPr>
+                <w:sz w:val="18"/>
+                <w:szCs w:val="18"/>
+                <w:lang w:val="it-CH"/>
+              </w:rPr>
+              <w:t>L’utente</w:t>
+            </w:r>
+            <w:r>
+              <w:rPr>
+                <w:sz w:val="18"/>
+                <w:szCs w:val="18"/>
+                <w:lang w:val="it-CH"/>
+              </w:rPr>
+              <w:t xml:space="preserve"> va nella sezione di</w:t>
+            </w:r>
+            <w:r>
+              <w:rPr>
+                <w:sz w:val="18"/>
+                <w:szCs w:val="18"/>
+                <w:lang w:val="it-CH"/>
+              </w:rPr>
+              <w:t xml:space="preserve"> </w:t>
+            </w:r>
+            <w:r>
+              <w:rPr>
+                <w:sz w:val="18"/>
+                <w:szCs w:val="18"/>
+                <w:lang w:val="it-CH"/>
+              </w:rPr>
+              <w:t>modifica la nota cliccando su “Update”</w:t>
+            </w:r>
+          </w:p>
+          <w:p>
+            <w:pPr>
+              <w:pStyle w:val="Corpotesto"/>
+              <w:numPr>
+                <w:ilvl w:val="0"/>
+                <w:numId w:val="40"/>
+              </w:numPr>
+              <w:rPr>
+                <w:sz w:val="18"/>
+                <w:lang w:eastAsia="en-US"/>
+              </w:rPr>
+            </w:pPr>
+            <w:r>
+              <w:rPr>
+                <w:sz w:val="18"/>
+                <w:lang w:eastAsia="en-US"/>
+              </w:rPr>
+              <w:t>L’utente</w:t>
+            </w:r>
+            <w:r>
+              <w:rPr>
+                <w:sz w:val="18"/>
+                <w:lang w:eastAsia="en-US"/>
+              </w:rPr>
+              <w:t xml:space="preserve"> </w:t>
+            </w:r>
+            <w:r>
+              <w:rPr>
+                <w:sz w:val="18"/>
+                <w:lang w:eastAsia="en-US"/>
+              </w:rPr>
+              <w:t>inserisce un</w:t>
+            </w:r>
+            <w:r>
+              <w:rPr>
+                <w:sz w:val="18"/>
+                <w:lang w:eastAsia="en-US"/>
+              </w:rPr>
+              <w:t xml:space="preserve"> nuovo</w:t>
+            </w:r>
+            <w:r>
+              <w:rPr>
+                <w:sz w:val="18"/>
+                <w:lang w:eastAsia="en-US"/>
+              </w:rPr>
+              <w:t xml:space="preserve"> titolo alla nota </w:t>
+            </w:r>
+          </w:p>
+          <w:p>
+            <w:pPr>
+              <w:pStyle w:val="Corpotesto"/>
+              <w:numPr>
+                <w:ilvl w:val="0"/>
+                <w:numId w:val="40"/>
+              </w:numPr>
+              <w:rPr>
+                <w:lang w:eastAsia="en-US"/>
+              </w:rPr>
+            </w:pPr>
+            <w:r>
+              <w:rPr>
+                <w:sz w:val="18"/>
+                <w:lang w:eastAsia="en-US"/>
+              </w:rPr>
+              <w:t>L’utente salv</w:t>
+            </w:r>
+            <w:r>
+              <w:rPr>
+                <w:sz w:val="18"/>
+                <w:lang w:eastAsia="en-US"/>
+              </w:rPr>
+              <w:t>a</w:t>
+            </w:r>
+            <w:r>
+              <w:rPr>
+                <w:sz w:val="18"/>
+                <w:lang w:eastAsia="en-US"/>
+              </w:rPr>
+              <w:t xml:space="preserve"> la nota</w:t>
+            </w:r>
+          </w:p>
+        </w:tc>
+      </w:tr>
+      <w:tr>
+        <w:tc>
+          <w:tcPr>
+            <w:tcW w:w="2050" w:type="dxa"/>
+            <w:tcBorders>
+              <w:right w:val="single" w:sz="4" w:space="0" w:color="auto"/>
+            </w:tcBorders>
+            <w:shd w:val="pct25" w:color="auto" w:fill="auto"/>
+          </w:tcPr>
+          <w:p>
+            <w:pPr>
+              <w:pStyle w:val="BodyTextChar"/>
+              <w:rPr>
+                <w:b/>
+                <w:sz w:val="18"/>
+                <w:szCs w:val="18"/>
+                <w:lang w:val="it-CH"/>
+              </w:rPr>
+            </w:pPr>
+            <w:r>
+              <w:rPr>
+                <w:b/>
+                <w:sz w:val="18"/>
+                <w:szCs w:val="18"/>
+                <w:lang w:val="it-CH"/>
+              </w:rPr>
+              <w:t>Risultati attesi:</w:t>
+            </w:r>
+          </w:p>
+        </w:tc>
+        <w:tc>
+          <w:tcPr>
+            <w:tcW w:w="7471" w:type="dxa"/>
+            <w:gridSpan w:val="3"/>
+            <w:tcBorders>
+              <w:left w:val="single" w:sz="4" w:space="0" w:color="auto"/>
+            </w:tcBorders>
+          </w:tcPr>
+          <w:p>
+            <w:pPr>
+              <w:pStyle w:val="BodyTextChar"/>
+              <w:rPr>
+                <w:sz w:val="18"/>
+                <w:szCs w:val="18"/>
+                <w:lang w:val="it-CH"/>
+              </w:rPr>
+            </w:pPr>
+            <w:r>
+              <w:rPr>
+                <w:sz w:val="18"/>
+                <w:szCs w:val="18"/>
+                <w:lang w:val="it-CH"/>
+              </w:rPr>
+              <w:t>Appa</w:t>
+            </w:r>
+            <w:r>
+              <w:rPr>
+                <w:sz w:val="18"/>
+                <w:szCs w:val="18"/>
+                <w:lang w:val="it-CH"/>
+              </w:rPr>
+              <w:t>re la pagina dell’elenco delle note dopo aver modificato la nota, la nota con il nuovo titolo dovrebbe apparire nell’elenco.</w:t>
+            </w:r>
+          </w:p>
+        </w:tc>
+      </w:tr>
+    </w:tbl>
+    <w:p>
+      <w:pPr>
+        <w:rPr>
+          <w:b/>
+          <w:u w:val="single"/>
+        </w:rPr>
+      </w:pPr>
+    </w:p>
+    <w:tbl>
+      <w:tblPr>
+        <w:tblW w:w="9521" w:type="dxa"/>
+        <w:tblInd w:w="113" w:type="dxa"/>
+        <w:tblBorders>
+          <w:top w:val="single" w:sz="4" w:space="0" w:color="auto"/>
+          <w:left w:val="single" w:sz="4" w:space="0" w:color="auto"/>
+          <w:bottom w:val="single" w:sz="4" w:space="0" w:color="auto"/>
+          <w:right w:val="single" w:sz="4" w:space="0" w:color="auto"/>
+          <w:insideH w:val="single" w:sz="4" w:space="0" w:color="auto"/>
+          <w:insideV w:val="single" w:sz="4" w:space="0" w:color="auto"/>
+        </w:tblBorders>
+        <w:tblLook w:val="01E0" w:firstRow="1" w:lastRow="1" w:firstColumn="1" w:lastColumn="1" w:noHBand="0" w:noVBand="0"/>
+      </w:tblPr>
+      <w:tblGrid>
+        <w:gridCol w:w="2050"/>
+        <w:gridCol w:w="1562"/>
+        <w:gridCol w:w="1267"/>
+        <w:gridCol w:w="4642"/>
+      </w:tblGrid>
+      <w:tr>
+        <w:tc>
+          <w:tcPr>
+            <w:tcW w:w="2050" w:type="dxa"/>
+            <w:tcBorders>
+              <w:bottom w:val="single" w:sz="4" w:space="0" w:color="auto"/>
+              <w:right w:val="single" w:sz="4" w:space="0" w:color="auto"/>
+            </w:tcBorders>
+            <w:shd w:val="pct25" w:color="auto" w:fill="auto"/>
+          </w:tcPr>
+          <w:p>
+            <w:pPr>
+              <w:spacing w:after="120" w:line="259" w:lineRule="auto"/>
+              <w:rPr>
+                <w:b/>
+                <w:sz w:val="18"/>
+                <w:szCs w:val="18"/>
+                <w:lang w:eastAsia="en-US"/>
+              </w:rPr>
+            </w:pPr>
+            <w:r>
+              <w:rPr>
+                <w:b/>
+                <w:sz w:val="18"/>
+                <w:szCs w:val="18"/>
+                <w:lang w:eastAsia="en-US"/>
+              </w:rPr>
+              <w:t>Test Case:</w:t>
+            </w:r>
+          </w:p>
+          <w:p>
+            <w:pPr>
+              <w:spacing w:after="120"/>
+              <w:rPr>
+                <w:sz w:val="18"/>
+                <w:szCs w:val="18"/>
+                <w:lang w:eastAsia="en-US"/>
+              </w:rPr>
+            </w:pPr>
+            <w:r>
+              <w:rPr>
+                <w:b/>
+                <w:sz w:val="18"/>
+                <w:szCs w:val="18"/>
+                <w:lang w:eastAsia="en-US"/>
+              </w:rPr>
+              <w:t>Riferimento</w:t>
+            </w:r>
+            <w:r>
+              <w:rPr>
+                <w:sz w:val="18"/>
+                <w:szCs w:val="18"/>
+                <w:lang w:eastAsia="en-US"/>
+              </w:rPr>
+              <w:t xml:space="preserve">: </w:t>
+            </w:r>
+          </w:p>
+        </w:tc>
+        <w:tc>
+          <w:tcPr>
+            <w:tcW w:w="1562" w:type="dxa"/>
+            <w:tcBorders>
+              <w:left w:val="single" w:sz="4" w:space="0" w:color="auto"/>
+              <w:bottom w:val="single" w:sz="4" w:space="0" w:color="auto"/>
+              <w:right w:val="single" w:sz="4" w:space="0" w:color="auto"/>
+            </w:tcBorders>
+          </w:tcPr>
+          <w:p>
+            <w:pPr>
+              <w:spacing w:after="120" w:line="259" w:lineRule="auto"/>
+              <w:rPr>
+                <w:sz w:val="18"/>
+                <w:szCs w:val="18"/>
+                <w:lang w:eastAsia="en-US"/>
+              </w:rPr>
+            </w:pPr>
+            <w:r>
+              <w:rPr>
+                <w:sz w:val="18"/>
+                <w:szCs w:val="18"/>
+                <w:lang w:eastAsia="en-US"/>
+              </w:rPr>
+              <w:t>TC-006</w:t>
+            </w:r>
+          </w:p>
+          <w:p>
+            <w:pPr>
+              <w:rPr>
+                <w:sz w:val="18"/>
+                <w:szCs w:val="18"/>
+              </w:rPr>
+            </w:pPr>
+            <w:r>
+              <w:rPr>
+                <w:sz w:val="18"/>
+                <w:szCs w:val="18"/>
+              </w:rPr>
+              <w:t xml:space="preserve">REQ-05 </w:t>
+            </w:r>
+          </w:p>
+          <w:p>
+            <w:pPr>
+              <w:rPr>
+                <w:sz w:val="18"/>
+                <w:szCs w:val="18"/>
+              </w:rPr>
+            </w:pPr>
+            <w:r>
+              <w:rPr>
+                <w:sz w:val="18"/>
+                <w:szCs w:val="18"/>
+              </w:rPr>
+              <w:t>REQ-09</w:t>
+            </w:r>
+          </w:p>
+        </w:tc>
+        <w:tc>
+          <w:tcPr>
+            <w:tcW w:w="1267" w:type="dxa"/>
+            <w:tcBorders>
+              <w:left w:val="single" w:sz="4" w:space="0" w:color="auto"/>
+              <w:bottom w:val="single" w:sz="4" w:space="0" w:color="auto"/>
+              <w:right w:val="single" w:sz="4" w:space="0" w:color="auto"/>
+            </w:tcBorders>
+            <w:shd w:val="pct25" w:color="auto" w:fill="auto"/>
+          </w:tcPr>
+          <w:p>
+            <w:pPr>
+              <w:spacing w:after="120" w:line="259" w:lineRule="auto"/>
+              <w:rPr>
+                <w:b/>
+                <w:sz w:val="18"/>
+                <w:szCs w:val="18"/>
+                <w:lang w:eastAsia="en-US"/>
+              </w:rPr>
+            </w:pPr>
+            <w:r>
+              <w:rPr>
+                <w:b/>
+                <w:sz w:val="18"/>
+                <w:szCs w:val="18"/>
+                <w:lang w:eastAsia="en-US"/>
+              </w:rPr>
+              <w:t>Nome:</w:t>
+            </w:r>
+          </w:p>
+        </w:tc>
+        <w:tc>
+          <w:tcPr>
+            <w:tcW w:w="4642" w:type="dxa"/>
+            <w:tcBorders>
+              <w:left w:val="single" w:sz="4" w:space="0" w:color="auto"/>
+              <w:bottom w:val="single" w:sz="4" w:space="0" w:color="auto"/>
+            </w:tcBorders>
+          </w:tcPr>
+          <w:p>
+            <w:pPr>
+              <w:spacing w:after="120" w:line="259" w:lineRule="auto"/>
+              <w:rPr>
+                <w:sz w:val="18"/>
+                <w:szCs w:val="18"/>
+                <w:lang w:eastAsia="en-US"/>
+              </w:rPr>
+            </w:pPr>
+            <w:r>
+              <w:rPr>
+                <w:sz w:val="18"/>
+                <w:szCs w:val="18"/>
+                <w:lang w:eastAsia="en-US"/>
+              </w:rPr>
+              <w:t>Eliminazione di una nota</w:t>
+            </w:r>
+          </w:p>
+        </w:tc>
+      </w:tr>
+      <w:tr>
+        <w:tc>
+          <w:tcPr>
+            <w:tcW w:w="2050" w:type="dxa"/>
+            <w:tcBorders>
+              <w:right w:val="single" w:sz="4" w:space="0" w:color="auto"/>
+            </w:tcBorders>
+            <w:shd w:val="pct25" w:color="auto" w:fill="auto"/>
+          </w:tcPr>
+          <w:p>
+            <w:pPr>
+              <w:spacing w:after="120" w:line="259" w:lineRule="auto"/>
+              <w:rPr>
+                <w:b/>
+                <w:sz w:val="18"/>
+                <w:szCs w:val="18"/>
+                <w:lang w:eastAsia="en-US"/>
+              </w:rPr>
+            </w:pPr>
+            <w:r>
+              <w:rPr>
+                <w:b/>
+                <w:sz w:val="18"/>
+                <w:szCs w:val="18"/>
+                <w:lang w:eastAsia="en-US"/>
+              </w:rPr>
+              <w:t>Descrizione:</w:t>
+            </w:r>
+          </w:p>
+        </w:tc>
+        <w:tc>
+          <w:tcPr>
+            <w:tcW w:w="7471" w:type="dxa"/>
+            <w:gridSpan w:val="3"/>
+            <w:tcBorders>
+              <w:left w:val="single" w:sz="4" w:space="0" w:color="auto"/>
+            </w:tcBorders>
+          </w:tcPr>
+          <w:p>
+            <w:pPr>
+              <w:spacing w:after="120" w:line="259" w:lineRule="auto"/>
+              <w:rPr>
+                <w:sz w:val="18"/>
+                <w:szCs w:val="18"/>
+                <w:lang w:eastAsia="en-US"/>
+              </w:rPr>
+            </w:pPr>
+            <w:r>
+              <w:rPr>
+                <w:sz w:val="18"/>
+                <w:szCs w:val="18"/>
+                <w:lang w:eastAsia="en-US"/>
+              </w:rPr>
+              <w:t xml:space="preserve">Il test consiste nell’eliminare una nota dall’elenco delle note, il </w:t>
+            </w:r>
+            <w:proofErr w:type="spellStart"/>
+            <w:r>
+              <w:rPr>
+                <w:sz w:val="18"/>
+                <w:szCs w:val="18"/>
+                <w:lang w:eastAsia="en-US"/>
+              </w:rPr>
+              <w:t>db</w:t>
+            </w:r>
+            <w:proofErr w:type="spellEnd"/>
+            <w:r>
+              <w:rPr>
+                <w:sz w:val="18"/>
+                <w:szCs w:val="18"/>
+                <w:lang w:eastAsia="en-US"/>
+              </w:rPr>
+              <w:t xml:space="preserve"> dovrebbe eliminare la nota, di conseguenza l’elenco delle note non dovrebbe mostrare più</w:t>
+            </w:r>
+          </w:p>
+        </w:tc>
+      </w:tr>
+      <w:tr>
+        <w:tc>
+          <w:tcPr>
+            <w:tcW w:w="2050" w:type="dxa"/>
+            <w:tcBorders>
+              <w:right w:val="single" w:sz="4" w:space="0" w:color="auto"/>
+            </w:tcBorders>
+            <w:shd w:val="pct25" w:color="auto" w:fill="auto"/>
+          </w:tcPr>
+          <w:p>
+            <w:pPr>
+              <w:spacing w:after="120" w:line="259" w:lineRule="auto"/>
+              <w:rPr>
+                <w:b/>
+                <w:sz w:val="18"/>
+                <w:szCs w:val="18"/>
+                <w:lang w:eastAsia="en-US"/>
+              </w:rPr>
+            </w:pPr>
+            <w:r>
+              <w:rPr>
+                <w:b/>
+                <w:sz w:val="18"/>
+                <w:szCs w:val="18"/>
+                <w:lang w:eastAsia="en-US"/>
+              </w:rPr>
+              <w:t>Prerequisiti:</w:t>
+            </w:r>
+          </w:p>
+        </w:tc>
+        <w:tc>
+          <w:tcPr>
+            <w:tcW w:w="7471" w:type="dxa"/>
+            <w:gridSpan w:val="3"/>
+            <w:tcBorders>
+              <w:left w:val="single" w:sz="4" w:space="0" w:color="auto"/>
+            </w:tcBorders>
+          </w:tcPr>
+          <w:p>
+            <w:pPr>
+              <w:spacing w:after="120" w:line="259" w:lineRule="auto"/>
+              <w:rPr>
+                <w:sz w:val="18"/>
+                <w:szCs w:val="18"/>
+                <w:lang w:eastAsia="en-US"/>
+              </w:rPr>
+            </w:pPr>
+            <w:r>
+              <w:rPr>
+                <w:sz w:val="18"/>
+                <w:szCs w:val="18"/>
+                <w:lang w:eastAsia="en-US"/>
+              </w:rPr>
+              <w:t xml:space="preserve">Sistema pronto, con </w:t>
+            </w:r>
+            <w:proofErr w:type="spellStart"/>
+            <w:r>
+              <w:rPr>
+                <w:sz w:val="18"/>
+                <w:szCs w:val="18"/>
+                <w:lang w:eastAsia="en-US"/>
+              </w:rPr>
+              <w:t>db</w:t>
+            </w:r>
+            <w:proofErr w:type="spellEnd"/>
+            <w:r>
+              <w:rPr>
+                <w:sz w:val="18"/>
+                <w:szCs w:val="18"/>
+                <w:lang w:eastAsia="en-US"/>
+              </w:rPr>
+              <w:t>, pagina dell’elenco delle note, con le funzioni pronte.</w:t>
+            </w:r>
+          </w:p>
+        </w:tc>
+      </w:tr>
+      <w:tr>
+        <w:tc>
+          <w:tcPr>
+            <w:tcW w:w="2050" w:type="dxa"/>
+            <w:tcBorders>
+              <w:right w:val="single" w:sz="4" w:space="0" w:color="auto"/>
+            </w:tcBorders>
+            <w:shd w:val="pct25" w:color="auto" w:fill="auto"/>
+          </w:tcPr>
+          <w:p>
+            <w:pPr>
+              <w:spacing w:after="120" w:line="259" w:lineRule="auto"/>
+              <w:rPr>
+                <w:b/>
+                <w:sz w:val="18"/>
+                <w:szCs w:val="18"/>
+                <w:lang w:eastAsia="en-US"/>
+              </w:rPr>
+            </w:pPr>
+            <w:r>
+              <w:rPr>
+                <w:b/>
+                <w:sz w:val="18"/>
+                <w:szCs w:val="18"/>
+                <w:lang w:eastAsia="en-US"/>
+              </w:rPr>
+              <w:t>Procedura:</w:t>
+            </w:r>
+          </w:p>
+        </w:tc>
+        <w:tc>
+          <w:tcPr>
+            <w:tcW w:w="7471" w:type="dxa"/>
+            <w:gridSpan w:val="3"/>
+            <w:tcBorders>
+              <w:left w:val="single" w:sz="4" w:space="0" w:color="auto"/>
+            </w:tcBorders>
+          </w:tcPr>
+          <w:p>
+            <w:pPr>
+              <w:numPr>
+                <w:ilvl w:val="0"/>
+                <w:numId w:val="37"/>
+              </w:numPr>
+              <w:spacing w:after="120" w:line="259" w:lineRule="auto"/>
+              <w:rPr>
+                <w:sz w:val="18"/>
+                <w:szCs w:val="21"/>
+                <w:lang w:val="en-GB" w:eastAsia="en-US"/>
+              </w:rPr>
+            </w:pPr>
+            <w:proofErr w:type="spellStart"/>
+            <w:r>
+              <w:rPr>
+                <w:sz w:val="18"/>
+                <w:szCs w:val="21"/>
+                <w:lang w:val="en-GB" w:eastAsia="en-US"/>
+              </w:rPr>
+              <w:t>L’utente</w:t>
+            </w:r>
+            <w:proofErr w:type="spellEnd"/>
+            <w:r>
+              <w:rPr>
+                <w:sz w:val="18"/>
+                <w:szCs w:val="21"/>
+                <w:lang w:val="en-GB" w:eastAsia="en-US"/>
+              </w:rPr>
+              <w:t xml:space="preserve"> </w:t>
+            </w:r>
+            <w:proofErr w:type="spellStart"/>
+            <w:r>
+              <w:rPr>
+                <w:sz w:val="18"/>
+                <w:szCs w:val="21"/>
+                <w:lang w:val="en-GB" w:eastAsia="en-US"/>
+              </w:rPr>
+              <w:t>va</w:t>
+            </w:r>
+            <w:proofErr w:type="spellEnd"/>
+            <w:r>
+              <w:rPr>
+                <w:sz w:val="18"/>
+                <w:szCs w:val="21"/>
+                <w:lang w:val="en-GB" w:eastAsia="en-US"/>
+              </w:rPr>
+              <w:t xml:space="preserve"> </w:t>
+            </w:r>
+            <w:proofErr w:type="spellStart"/>
+            <w:r>
+              <w:rPr>
+                <w:sz w:val="18"/>
+                <w:szCs w:val="21"/>
+                <w:lang w:val="en-GB" w:eastAsia="en-US"/>
+              </w:rPr>
+              <w:t>sulla</w:t>
+            </w:r>
+            <w:proofErr w:type="spellEnd"/>
+            <w:r>
+              <w:rPr>
+                <w:sz w:val="18"/>
+                <w:szCs w:val="21"/>
+                <w:lang w:val="en-GB" w:eastAsia="en-US"/>
+              </w:rPr>
+              <w:t xml:space="preserve"> </w:t>
+            </w:r>
+            <w:proofErr w:type="spellStart"/>
+            <w:r>
+              <w:rPr>
+                <w:sz w:val="18"/>
+                <w:szCs w:val="21"/>
+                <w:lang w:val="en-GB" w:eastAsia="en-US"/>
+              </w:rPr>
+              <w:t>pagina</w:t>
+            </w:r>
+            <w:proofErr w:type="spellEnd"/>
+            <w:r>
+              <w:rPr>
+                <w:sz w:val="18"/>
+                <w:szCs w:val="21"/>
+                <w:lang w:val="en-GB" w:eastAsia="en-US"/>
+              </w:rPr>
+              <w:t xml:space="preserve"> </w:t>
+            </w:r>
+            <w:proofErr w:type="spellStart"/>
+            <w:r>
+              <w:rPr>
+                <w:sz w:val="18"/>
+                <w:szCs w:val="21"/>
+                <w:lang w:val="en-GB" w:eastAsia="en-US"/>
+              </w:rPr>
+              <w:t>dell’elenco</w:t>
+            </w:r>
+            <w:proofErr w:type="spellEnd"/>
+            <w:r>
+              <w:rPr>
+                <w:sz w:val="18"/>
+                <w:szCs w:val="21"/>
+                <w:lang w:val="en-GB" w:eastAsia="en-US"/>
+              </w:rPr>
+              <w:t xml:space="preserve"> </w:t>
+            </w:r>
+            <w:proofErr w:type="spellStart"/>
+            <w:r>
+              <w:rPr>
+                <w:sz w:val="18"/>
+                <w:szCs w:val="21"/>
+                <w:lang w:val="en-GB" w:eastAsia="en-US"/>
+              </w:rPr>
+              <w:t>delle</w:t>
+            </w:r>
+            <w:proofErr w:type="spellEnd"/>
+            <w:r>
+              <w:rPr>
+                <w:sz w:val="18"/>
+                <w:szCs w:val="21"/>
+                <w:lang w:val="en-GB" w:eastAsia="en-US"/>
+              </w:rPr>
+              <w:t xml:space="preserve"> note</w:t>
+            </w:r>
+          </w:p>
+          <w:p>
+            <w:pPr>
+              <w:numPr>
+                <w:ilvl w:val="0"/>
+                <w:numId w:val="37"/>
+              </w:numPr>
+              <w:spacing w:after="120" w:line="259" w:lineRule="auto"/>
+              <w:rPr>
+                <w:sz w:val="18"/>
+                <w:szCs w:val="21"/>
+                <w:lang w:val="en-GB" w:eastAsia="en-US"/>
+              </w:rPr>
+            </w:pPr>
+            <w:r>
+              <w:rPr>
+                <w:sz w:val="18"/>
+                <w:szCs w:val="18"/>
+                <w:lang w:eastAsia="en-US"/>
+              </w:rPr>
+              <w:t>L’utente elimina la nota cliccando la “x”</w:t>
+            </w:r>
+          </w:p>
+        </w:tc>
+      </w:tr>
+      <w:tr>
+        <w:tc>
+          <w:tcPr>
+            <w:tcW w:w="2050" w:type="dxa"/>
+            <w:tcBorders>
+              <w:right w:val="single" w:sz="4" w:space="0" w:color="auto"/>
+            </w:tcBorders>
+            <w:shd w:val="pct25" w:color="auto" w:fill="auto"/>
+          </w:tcPr>
+          <w:p>
+            <w:pPr>
+              <w:spacing w:after="120" w:line="259" w:lineRule="auto"/>
+              <w:rPr>
+                <w:b/>
+                <w:sz w:val="18"/>
+                <w:szCs w:val="18"/>
+                <w:lang w:eastAsia="en-US"/>
+              </w:rPr>
+            </w:pPr>
+            <w:r>
+              <w:rPr>
+                <w:b/>
+                <w:sz w:val="18"/>
+                <w:szCs w:val="18"/>
+                <w:lang w:eastAsia="en-US"/>
+              </w:rPr>
+              <w:t>Risultati attesi:</w:t>
+            </w:r>
+          </w:p>
+        </w:tc>
+        <w:tc>
+          <w:tcPr>
+            <w:tcW w:w="7471" w:type="dxa"/>
+            <w:gridSpan w:val="3"/>
+            <w:tcBorders>
+              <w:left w:val="single" w:sz="4" w:space="0" w:color="auto"/>
+            </w:tcBorders>
+          </w:tcPr>
+          <w:p>
+            <w:pPr>
+              <w:spacing w:after="120" w:line="259" w:lineRule="auto"/>
+              <w:rPr>
+                <w:sz w:val="18"/>
+                <w:szCs w:val="18"/>
+                <w:lang w:eastAsia="en-US"/>
+              </w:rPr>
+            </w:pPr>
+            <w:r>
+              <w:rPr>
+                <w:sz w:val="18"/>
+                <w:szCs w:val="18"/>
+                <w:lang w:eastAsia="en-US"/>
+              </w:rPr>
+              <w:t>Appare la pagina dell’elenco delle note dopo aver eliminato la nota, la nota non dovrebbe apparire nell’elenco.</w:t>
+            </w:r>
+          </w:p>
+        </w:tc>
+      </w:tr>
+    </w:tbl>
+    <w:p>
+      <w:pPr>
+        <w:rPr>
+          <w:b/>
+          <w:u w:val="single"/>
+        </w:rPr>
+      </w:pPr>
+      <w:r>
+        <w:rPr>
+          <w:b/>
+          <w:u w:val="single"/>
+        </w:rPr>
+        <w:br w:type="page"/>
+      </w:r>
+    </w:p>
+    <w:tbl>
+      <w:tblPr>
+        <w:tblW w:w="9521" w:type="dxa"/>
+        <w:tblInd w:w="113" w:type="dxa"/>
+        <w:tblBorders>
+          <w:top w:val="single" w:sz="4" w:space="0" w:color="auto"/>
+          <w:left w:val="single" w:sz="4" w:space="0" w:color="auto"/>
+          <w:bottom w:val="single" w:sz="4" w:space="0" w:color="auto"/>
+          <w:right w:val="single" w:sz="4" w:space="0" w:color="auto"/>
+          <w:insideH w:val="single" w:sz="4" w:space="0" w:color="auto"/>
+          <w:insideV w:val="single" w:sz="4" w:space="0" w:color="auto"/>
+        </w:tblBorders>
+        <w:tblLook w:val="01E0" w:firstRow="1" w:lastRow="1" w:firstColumn="1" w:lastColumn="1" w:noHBand="0" w:noVBand="0"/>
+      </w:tblPr>
+      <w:tblGrid>
+        <w:gridCol w:w="2050"/>
+        <w:gridCol w:w="1562"/>
+        <w:gridCol w:w="1267"/>
+        <w:gridCol w:w="4642"/>
+      </w:tblGrid>
+      <w:tr>
+        <w:tc>
+          <w:tcPr>
+            <w:tcW w:w="2050" w:type="dxa"/>
+            <w:tcBorders>
+              <w:bottom w:val="single" w:sz="4" w:space="0" w:color="auto"/>
+              <w:right w:val="single" w:sz="4" w:space="0" w:color="auto"/>
+            </w:tcBorders>
+            <w:shd w:val="pct25" w:color="auto" w:fill="auto"/>
+          </w:tcPr>
+          <w:p>
+            <w:pPr>
+              <w:pStyle w:val="BodyTextChar"/>
+              <w:rPr>
+                <w:b/>
+                <w:sz w:val="18"/>
+                <w:szCs w:val="18"/>
+                <w:lang w:val="it-CH"/>
+              </w:rPr>
+            </w:pPr>
+            <w:r>
+              <w:rPr>
+                <w:b/>
+                <w:sz w:val="18"/>
+                <w:szCs w:val="18"/>
+                <w:lang w:val="it-CH"/>
+              </w:rPr>
+              <w:lastRenderedPageBreak/>
+              <w:t>Test Case:</w:t>
+            </w:r>
+          </w:p>
+          <w:p>
+            <w:pPr>
+              <w:pStyle w:val="Corpotesto"/>
+              <w:rPr>
+                <w:sz w:val="18"/>
+                <w:szCs w:val="18"/>
+                <w:lang w:eastAsia="en-US"/>
+              </w:rPr>
+            </w:pPr>
+            <w:r>
+              <w:rPr>
+                <w:b/>
+                <w:sz w:val="18"/>
+                <w:szCs w:val="18"/>
+                <w:lang w:eastAsia="en-US"/>
+              </w:rPr>
+              <w:t>Riferimento</w:t>
+            </w:r>
+            <w:r>
+              <w:rPr>
+                <w:sz w:val="18"/>
+                <w:szCs w:val="18"/>
+                <w:lang w:eastAsia="en-US"/>
+              </w:rPr>
+              <w:t xml:space="preserve">: </w:t>
+            </w:r>
+          </w:p>
+        </w:tc>
+        <w:tc>
+          <w:tcPr>
+            <w:tcW w:w="1562" w:type="dxa"/>
+            <w:tcBorders>
+              <w:left w:val="single" w:sz="4" w:space="0" w:color="auto"/>
+              <w:bottom w:val="single" w:sz="4" w:space="0" w:color="auto"/>
+              <w:right w:val="single" w:sz="4" w:space="0" w:color="auto"/>
+            </w:tcBorders>
+          </w:tcPr>
+          <w:p>
+            <w:pPr>
+              <w:pStyle w:val="BodyTextChar"/>
+              <w:rPr>
+                <w:sz w:val="18"/>
+                <w:szCs w:val="18"/>
+                <w:lang w:val="it-CH"/>
+              </w:rPr>
+            </w:pPr>
+            <w:r>
+              <w:rPr>
+                <w:sz w:val="18"/>
+                <w:szCs w:val="18"/>
+                <w:lang w:val="it-CH"/>
+              </w:rPr>
+              <w:t>TC-0</w:t>
+            </w:r>
+            <w:r>
+              <w:rPr>
+                <w:sz w:val="18"/>
+                <w:szCs w:val="18"/>
+                <w:lang w:val="it-CH"/>
+              </w:rPr>
+              <w:t>10</w:t>
+            </w:r>
+          </w:p>
+          <w:p>
+            <w:pPr>
+              <w:rPr>
+                <w:sz w:val="18"/>
+                <w:szCs w:val="18"/>
+              </w:rPr>
+            </w:pPr>
+            <w:r>
+              <w:rPr>
+                <w:sz w:val="18"/>
+                <w:szCs w:val="18"/>
+              </w:rPr>
+              <w:t>REQ-0</w:t>
+            </w:r>
+            <w:r>
+              <w:rPr>
+                <w:sz w:val="18"/>
+                <w:szCs w:val="18"/>
+              </w:rPr>
+              <w:t>4</w:t>
+            </w:r>
+          </w:p>
+          <w:p>
+            <w:pPr>
+              <w:rPr>
+                <w:sz w:val="18"/>
+                <w:szCs w:val="18"/>
+              </w:rPr>
+            </w:pPr>
+            <w:r>
+              <w:rPr>
+                <w:sz w:val="18"/>
+                <w:szCs w:val="18"/>
+              </w:rPr>
+              <w:t>REQ-09</w:t>
+            </w:r>
+          </w:p>
+        </w:tc>
+        <w:tc>
+          <w:tcPr>
+            <w:tcW w:w="1267" w:type="dxa"/>
+            <w:tcBorders>
+              <w:left w:val="single" w:sz="4" w:space="0" w:color="auto"/>
+              <w:bottom w:val="single" w:sz="4" w:space="0" w:color="auto"/>
+              <w:right w:val="single" w:sz="4" w:space="0" w:color="auto"/>
+            </w:tcBorders>
+            <w:shd w:val="pct25" w:color="auto" w:fill="auto"/>
+          </w:tcPr>
+          <w:p>
+            <w:pPr>
+              <w:pStyle w:val="BodyTextChar"/>
+              <w:rPr>
+                <w:b/>
+                <w:sz w:val="18"/>
+                <w:szCs w:val="18"/>
+                <w:lang w:val="it-CH"/>
+              </w:rPr>
+            </w:pPr>
+            <w:r>
+              <w:rPr>
+                <w:b/>
+                <w:sz w:val="18"/>
+                <w:szCs w:val="18"/>
+                <w:lang w:val="it-CH"/>
+              </w:rPr>
+              <w:t>Nome:</w:t>
+            </w:r>
+          </w:p>
+        </w:tc>
+        <w:tc>
+          <w:tcPr>
+            <w:tcW w:w="4642" w:type="dxa"/>
+            <w:tcBorders>
+              <w:left w:val="single" w:sz="4" w:space="0" w:color="auto"/>
+              <w:bottom w:val="single" w:sz="4" w:space="0" w:color="auto"/>
+            </w:tcBorders>
+          </w:tcPr>
+          <w:p>
+            <w:pPr>
+              <w:pStyle w:val="BodyTextChar"/>
+              <w:rPr>
+                <w:sz w:val="18"/>
+                <w:szCs w:val="18"/>
+                <w:lang w:val="it-CH"/>
+              </w:rPr>
+            </w:pPr>
+            <w:r>
+              <w:rPr>
+                <w:sz w:val="18"/>
+                <w:szCs w:val="18"/>
+                <w:lang w:val="it-CH"/>
+              </w:rPr>
+              <w:t>Ricerca di una nota</w:t>
+            </w:r>
+          </w:p>
+        </w:tc>
+      </w:tr>
+      <w:tr>
+        <w:tc>
+          <w:tcPr>
+            <w:tcW w:w="2050" w:type="dxa"/>
+            <w:tcBorders>
+              <w:right w:val="single" w:sz="4" w:space="0" w:color="auto"/>
+            </w:tcBorders>
+            <w:shd w:val="pct25" w:color="auto" w:fill="auto"/>
+          </w:tcPr>
+          <w:p>
+            <w:pPr>
+              <w:pStyle w:val="BodyTextChar"/>
+              <w:rPr>
+                <w:b/>
+                <w:sz w:val="18"/>
+                <w:szCs w:val="18"/>
+                <w:lang w:val="it-CH"/>
+              </w:rPr>
+            </w:pPr>
+            <w:r>
+              <w:rPr>
+                <w:b/>
+                <w:sz w:val="18"/>
+                <w:szCs w:val="18"/>
+                <w:lang w:val="it-CH"/>
+              </w:rPr>
+              <w:t>Descrizione:</w:t>
+            </w:r>
+          </w:p>
+        </w:tc>
+        <w:tc>
+          <w:tcPr>
+            <w:tcW w:w="7471" w:type="dxa"/>
+            <w:gridSpan w:val="3"/>
+            <w:tcBorders>
+              <w:left w:val="single" w:sz="4" w:space="0" w:color="auto"/>
+            </w:tcBorders>
+          </w:tcPr>
+          <w:p>
+            <w:pPr>
+              <w:pStyle w:val="BodyTextChar"/>
+              <w:rPr>
+                <w:sz w:val="18"/>
+                <w:szCs w:val="18"/>
+                <w:lang w:val="it-CH"/>
+              </w:rPr>
+            </w:pPr>
+            <w:r>
+              <w:rPr>
+                <w:sz w:val="18"/>
+                <w:szCs w:val="18"/>
+                <w:lang w:val="it-CH"/>
+              </w:rPr>
+              <w:t>Il test consiste nel cercare il titolo o una parte del titolo di una nota, di conseguenza l’elenco delle note dovrebbe mostrare le note con quella parte di testo inserito nel campo di ricerca.</w:t>
+            </w:r>
+          </w:p>
+        </w:tc>
+      </w:tr>
+      <w:tr>
+        <w:tc>
+          <w:tcPr>
+            <w:tcW w:w="2050" w:type="dxa"/>
+            <w:tcBorders>
+              <w:right w:val="single" w:sz="4" w:space="0" w:color="auto"/>
+            </w:tcBorders>
+            <w:shd w:val="pct25" w:color="auto" w:fill="auto"/>
+          </w:tcPr>
+          <w:p>
+            <w:pPr>
+              <w:pStyle w:val="BodyTextChar"/>
+              <w:rPr>
+                <w:b/>
+                <w:sz w:val="18"/>
+                <w:szCs w:val="18"/>
+                <w:lang w:val="it-CH"/>
+              </w:rPr>
+            </w:pPr>
+            <w:r>
+              <w:rPr>
+                <w:b/>
+                <w:sz w:val="18"/>
+                <w:szCs w:val="18"/>
+                <w:lang w:val="it-CH"/>
+              </w:rPr>
+              <w:t>Prerequisiti:</w:t>
+            </w:r>
+          </w:p>
+        </w:tc>
+        <w:tc>
+          <w:tcPr>
+            <w:tcW w:w="7471" w:type="dxa"/>
+            <w:gridSpan w:val="3"/>
+            <w:tcBorders>
+              <w:left w:val="single" w:sz="4" w:space="0" w:color="auto"/>
+            </w:tcBorders>
+          </w:tcPr>
+          <w:p>
+            <w:pPr>
+              <w:pStyle w:val="BodyTextChar"/>
+              <w:rPr>
+                <w:sz w:val="18"/>
+                <w:szCs w:val="18"/>
+                <w:lang w:val="it-CH"/>
+              </w:rPr>
+            </w:pPr>
+            <w:r>
+              <w:rPr>
+                <w:sz w:val="18"/>
+                <w:szCs w:val="18"/>
+                <w:lang w:val="it-CH"/>
+              </w:rPr>
+              <w:t>Sistema pronto</w:t>
+            </w:r>
+            <w:r>
+              <w:rPr>
+                <w:sz w:val="18"/>
+                <w:szCs w:val="18"/>
+                <w:lang w:val="it-CH"/>
+              </w:rPr>
+              <w:t>, pagina dell’elenco delle not</w:t>
+            </w:r>
+            <w:r>
+              <w:rPr>
+                <w:sz w:val="18"/>
+                <w:szCs w:val="18"/>
+                <w:lang w:val="it-CH"/>
+              </w:rPr>
+              <w:t>e</w:t>
+            </w:r>
+            <w:r>
+              <w:rPr>
+                <w:sz w:val="18"/>
+                <w:szCs w:val="18"/>
+                <w:lang w:val="it-CH"/>
+              </w:rPr>
+              <w:t>, con le funzioni pronte.</w:t>
+            </w:r>
+          </w:p>
+        </w:tc>
+      </w:tr>
+      <w:tr>
+        <w:tc>
+          <w:tcPr>
+            <w:tcW w:w="2050" w:type="dxa"/>
+            <w:tcBorders>
+              <w:right w:val="single" w:sz="4" w:space="0" w:color="auto"/>
+            </w:tcBorders>
+            <w:shd w:val="pct25" w:color="auto" w:fill="auto"/>
+          </w:tcPr>
+          <w:p>
+            <w:pPr>
+              <w:pStyle w:val="BodyTextChar"/>
+              <w:rPr>
+                <w:b/>
+                <w:sz w:val="18"/>
+                <w:szCs w:val="18"/>
+                <w:lang w:val="it-CH"/>
+              </w:rPr>
+            </w:pPr>
+            <w:r>
+              <w:rPr>
+                <w:b/>
+                <w:sz w:val="18"/>
+                <w:szCs w:val="18"/>
+                <w:lang w:val="it-CH"/>
+              </w:rPr>
+              <w:t>Procedura:</w:t>
+            </w:r>
+          </w:p>
+        </w:tc>
+        <w:tc>
+          <w:tcPr>
+            <w:tcW w:w="7471" w:type="dxa"/>
+            <w:gridSpan w:val="3"/>
+            <w:tcBorders>
+              <w:left w:val="single" w:sz="4" w:space="0" w:color="auto"/>
+            </w:tcBorders>
+          </w:tcPr>
+          <w:p>
+            <w:pPr>
+              <w:pStyle w:val="BodyTextChar"/>
+              <w:numPr>
+                <w:ilvl w:val="0"/>
+                <w:numId w:val="41"/>
+              </w:numPr>
+              <w:rPr>
+                <w:sz w:val="18"/>
+              </w:rPr>
+            </w:pPr>
+            <w:proofErr w:type="spellStart"/>
+            <w:r>
+              <w:rPr>
+                <w:sz w:val="18"/>
+              </w:rPr>
+              <w:t>L’utente</w:t>
+            </w:r>
+            <w:proofErr w:type="spellEnd"/>
+            <w:r>
+              <w:rPr>
+                <w:sz w:val="18"/>
+              </w:rPr>
+              <w:t xml:space="preserve"> </w:t>
+            </w:r>
+            <w:proofErr w:type="spellStart"/>
+            <w:r>
+              <w:rPr>
+                <w:sz w:val="18"/>
+              </w:rPr>
+              <w:t>va</w:t>
+            </w:r>
+            <w:proofErr w:type="spellEnd"/>
+            <w:r>
+              <w:rPr>
+                <w:sz w:val="18"/>
+              </w:rPr>
+              <w:t xml:space="preserve"> </w:t>
+            </w:r>
+            <w:proofErr w:type="spellStart"/>
+            <w:r>
+              <w:rPr>
+                <w:sz w:val="18"/>
+              </w:rPr>
+              <w:t>sulla</w:t>
+            </w:r>
+            <w:proofErr w:type="spellEnd"/>
+            <w:r>
+              <w:rPr>
+                <w:sz w:val="18"/>
+              </w:rPr>
+              <w:t xml:space="preserve"> </w:t>
+            </w:r>
+            <w:proofErr w:type="spellStart"/>
+            <w:r>
+              <w:rPr>
+                <w:sz w:val="18"/>
+              </w:rPr>
+              <w:t>pagina</w:t>
+            </w:r>
+            <w:proofErr w:type="spellEnd"/>
+            <w:r>
+              <w:rPr>
+                <w:sz w:val="18"/>
+              </w:rPr>
+              <w:t xml:space="preserve"> </w:t>
+            </w:r>
+            <w:proofErr w:type="spellStart"/>
+            <w:r>
+              <w:rPr>
+                <w:sz w:val="18"/>
+              </w:rPr>
+              <w:t>dell’elenco</w:t>
+            </w:r>
+            <w:proofErr w:type="spellEnd"/>
+            <w:r>
+              <w:rPr>
+                <w:sz w:val="18"/>
+              </w:rPr>
+              <w:t xml:space="preserve"> </w:t>
+            </w:r>
+            <w:proofErr w:type="spellStart"/>
+            <w:r>
+              <w:rPr>
+                <w:sz w:val="18"/>
+              </w:rPr>
+              <w:t>delle</w:t>
+            </w:r>
+            <w:proofErr w:type="spellEnd"/>
+            <w:r>
+              <w:rPr>
+                <w:sz w:val="18"/>
+              </w:rPr>
+              <w:t xml:space="preserve"> note</w:t>
+            </w:r>
+          </w:p>
+          <w:p>
+            <w:pPr>
+              <w:pStyle w:val="BodyTextChar"/>
+              <w:numPr>
+                <w:ilvl w:val="0"/>
+                <w:numId w:val="41"/>
+              </w:numPr>
+              <w:jc w:val="both"/>
+              <w:rPr>
+                <w:sz w:val="18"/>
+                <w:szCs w:val="18"/>
+                <w:lang w:val="it-CH"/>
+              </w:rPr>
+            </w:pPr>
+            <w:r>
+              <w:rPr>
+                <w:sz w:val="18"/>
+                <w:szCs w:val="18"/>
+                <w:lang w:val="it-CH"/>
+              </w:rPr>
+              <w:t>L’utente</w:t>
+            </w:r>
+            <w:r>
+              <w:rPr>
+                <w:sz w:val="18"/>
+                <w:szCs w:val="18"/>
+                <w:lang w:val="it-CH"/>
+              </w:rPr>
+              <w:t xml:space="preserve"> esegue una ricerca inserendo il testo </w:t>
+            </w:r>
+          </w:p>
+        </w:tc>
+      </w:tr>
+      <w:tr>
+        <w:tc>
+          <w:tcPr>
+            <w:tcW w:w="2050" w:type="dxa"/>
+            <w:tcBorders>
+              <w:right w:val="single" w:sz="4" w:space="0" w:color="auto"/>
+            </w:tcBorders>
+            <w:shd w:val="pct25" w:color="auto" w:fill="auto"/>
+          </w:tcPr>
+          <w:p>
+            <w:pPr>
+              <w:pStyle w:val="BodyTextChar"/>
+              <w:rPr>
+                <w:b/>
+                <w:sz w:val="18"/>
+                <w:szCs w:val="18"/>
+                <w:lang w:val="it-CH"/>
+              </w:rPr>
+            </w:pPr>
+            <w:r>
+              <w:rPr>
+                <w:b/>
+                <w:sz w:val="18"/>
+                <w:szCs w:val="18"/>
+                <w:lang w:val="it-CH"/>
+              </w:rPr>
+              <w:t>Risultati attesi:</w:t>
+            </w:r>
+          </w:p>
+        </w:tc>
+        <w:tc>
+          <w:tcPr>
+            <w:tcW w:w="7471" w:type="dxa"/>
+            <w:gridSpan w:val="3"/>
+            <w:tcBorders>
+              <w:left w:val="single" w:sz="4" w:space="0" w:color="auto"/>
+            </w:tcBorders>
+          </w:tcPr>
+          <w:p>
+            <w:pPr>
+              <w:pStyle w:val="BodyTextChar"/>
+              <w:rPr>
+                <w:sz w:val="18"/>
+                <w:szCs w:val="18"/>
+                <w:lang w:val="it-CH"/>
+              </w:rPr>
+            </w:pPr>
+            <w:r>
+              <w:rPr>
+                <w:sz w:val="18"/>
+                <w:szCs w:val="18"/>
+                <w:lang w:val="it-CH"/>
+              </w:rPr>
+              <w:t>Appa</w:t>
+            </w:r>
+            <w:r>
+              <w:rPr>
+                <w:sz w:val="18"/>
+                <w:szCs w:val="18"/>
+                <w:lang w:val="it-CH"/>
+              </w:rPr>
+              <w:t>re la pagina dell’elenco delle note con il titolo della nota che comprende il testo inserito.</w:t>
+            </w:r>
+          </w:p>
+        </w:tc>
+      </w:tr>
+    </w:tbl>
+    <w:p>
+      <w:pPr>
+        <w:rPr>
+          <w:b/>
+          <w:u w:val="single"/>
+        </w:rPr>
+      </w:pPr>
+    </w:p>
+    <w:tbl>
+      <w:tblPr>
+        <w:tblW w:w="9521" w:type="dxa"/>
+        <w:tblInd w:w="113" w:type="dxa"/>
+        <w:tblBorders>
+          <w:top w:val="single" w:sz="4" w:space="0" w:color="auto"/>
+          <w:left w:val="single" w:sz="4" w:space="0" w:color="auto"/>
+          <w:bottom w:val="single" w:sz="4" w:space="0" w:color="auto"/>
+          <w:right w:val="single" w:sz="4" w:space="0" w:color="auto"/>
+          <w:insideH w:val="single" w:sz="4" w:space="0" w:color="auto"/>
+          <w:insideV w:val="single" w:sz="4" w:space="0" w:color="auto"/>
+        </w:tblBorders>
+        <w:tblLook w:val="01E0" w:firstRow="1" w:lastRow="1" w:firstColumn="1" w:lastColumn="1" w:noHBand="0" w:noVBand="0"/>
+      </w:tblPr>
+      <w:tblGrid>
+        <w:gridCol w:w="2050"/>
+        <w:gridCol w:w="1562"/>
+        <w:gridCol w:w="1267"/>
+        <w:gridCol w:w="4642"/>
+      </w:tblGrid>
+      <w:tr>
+        <w:tc>
+          <w:tcPr>
+            <w:tcW w:w="2050" w:type="dxa"/>
+            <w:tcBorders>
+              <w:bottom w:val="single" w:sz="4" w:space="0" w:color="auto"/>
+              <w:right w:val="single" w:sz="4" w:space="0" w:color="auto"/>
+            </w:tcBorders>
+            <w:shd w:val="pct25" w:color="auto" w:fill="auto"/>
+          </w:tcPr>
+          <w:p>
+            <w:pPr>
+              <w:pStyle w:val="BodyTextChar"/>
+              <w:rPr>
+                <w:b/>
+                <w:sz w:val="18"/>
+                <w:szCs w:val="18"/>
+                <w:lang w:val="it-CH"/>
+              </w:rPr>
+            </w:pPr>
+            <w:r>
+              <w:rPr>
+                <w:b/>
+                <w:sz w:val="18"/>
+                <w:szCs w:val="18"/>
+                <w:lang w:val="it-CH"/>
+              </w:rPr>
+              <w:t>Test Case:</w:t>
+            </w:r>
+          </w:p>
+          <w:p>
+            <w:pPr>
+              <w:pStyle w:val="Corpotesto"/>
+              <w:rPr>
+                <w:sz w:val="18"/>
+                <w:szCs w:val="18"/>
+                <w:lang w:eastAsia="en-US"/>
+              </w:rPr>
+            </w:pPr>
+            <w:r>
+              <w:rPr>
+                <w:b/>
+                <w:sz w:val="18"/>
+                <w:szCs w:val="18"/>
+                <w:lang w:eastAsia="en-US"/>
+              </w:rPr>
+              <w:t>Riferimento</w:t>
+            </w:r>
+            <w:r>
+              <w:rPr>
+                <w:sz w:val="18"/>
+                <w:szCs w:val="18"/>
+                <w:lang w:eastAsia="en-US"/>
+              </w:rPr>
+              <w:t xml:space="preserve">: </w:t>
+            </w:r>
+          </w:p>
+        </w:tc>
+        <w:tc>
+          <w:tcPr>
+            <w:tcW w:w="1562" w:type="dxa"/>
+            <w:tcBorders>
+              <w:left w:val="single" w:sz="4" w:space="0" w:color="auto"/>
+              <w:bottom w:val="single" w:sz="4" w:space="0" w:color="auto"/>
+              <w:right w:val="single" w:sz="4" w:space="0" w:color="auto"/>
+            </w:tcBorders>
+          </w:tcPr>
+          <w:p>
+            <w:pPr>
+              <w:pStyle w:val="BodyTextChar"/>
+              <w:rPr>
+                <w:sz w:val="18"/>
+                <w:szCs w:val="18"/>
+                <w:lang w:val="it-CH"/>
+              </w:rPr>
+            </w:pPr>
+            <w:r>
+              <w:rPr>
+                <w:sz w:val="18"/>
+                <w:szCs w:val="18"/>
+                <w:lang w:val="it-CH"/>
+              </w:rPr>
+              <w:t>TC-0</w:t>
+            </w:r>
+            <w:r>
+              <w:rPr>
+                <w:sz w:val="18"/>
+                <w:szCs w:val="18"/>
+                <w:lang w:val="it-CH"/>
+              </w:rPr>
+              <w:t>11</w:t>
+            </w:r>
+          </w:p>
+          <w:p>
+            <w:pPr>
+              <w:rPr>
+                <w:sz w:val="18"/>
+                <w:szCs w:val="18"/>
+              </w:rPr>
+            </w:pPr>
+            <w:r>
+              <w:rPr>
+                <w:sz w:val="18"/>
+                <w:szCs w:val="18"/>
+              </w:rPr>
+              <w:t>REQ-0</w:t>
+            </w:r>
+            <w:r>
+              <w:rPr>
+                <w:sz w:val="18"/>
+                <w:szCs w:val="18"/>
+              </w:rPr>
+              <w:t>4</w:t>
+            </w:r>
+          </w:p>
+          <w:p>
+            <w:pPr>
+              <w:rPr>
+                <w:sz w:val="18"/>
+                <w:szCs w:val="18"/>
+              </w:rPr>
+            </w:pPr>
+            <w:r>
+              <w:rPr>
+                <w:sz w:val="18"/>
+                <w:szCs w:val="18"/>
+              </w:rPr>
+              <w:t>REQ-09</w:t>
+            </w:r>
+          </w:p>
+        </w:tc>
+        <w:tc>
+          <w:tcPr>
+            <w:tcW w:w="1267" w:type="dxa"/>
+            <w:tcBorders>
+              <w:left w:val="single" w:sz="4" w:space="0" w:color="auto"/>
+              <w:bottom w:val="single" w:sz="4" w:space="0" w:color="auto"/>
+              <w:right w:val="single" w:sz="4" w:space="0" w:color="auto"/>
+            </w:tcBorders>
+            <w:shd w:val="pct25" w:color="auto" w:fill="auto"/>
+          </w:tcPr>
+          <w:p>
+            <w:pPr>
+              <w:pStyle w:val="BodyTextChar"/>
+              <w:rPr>
+                <w:b/>
+                <w:sz w:val="18"/>
+                <w:szCs w:val="18"/>
+                <w:lang w:val="it-CH"/>
+              </w:rPr>
+            </w:pPr>
+            <w:r>
+              <w:rPr>
+                <w:b/>
+                <w:sz w:val="18"/>
+                <w:szCs w:val="18"/>
+                <w:lang w:val="it-CH"/>
+              </w:rPr>
+              <w:t>Nome:</w:t>
+            </w:r>
+          </w:p>
+        </w:tc>
+        <w:tc>
+          <w:tcPr>
+            <w:tcW w:w="4642" w:type="dxa"/>
+            <w:tcBorders>
+              <w:left w:val="single" w:sz="4" w:space="0" w:color="auto"/>
+              <w:bottom w:val="single" w:sz="4" w:space="0" w:color="auto"/>
+            </w:tcBorders>
+          </w:tcPr>
+          <w:p>
+            <w:pPr>
+              <w:pStyle w:val="BodyTextChar"/>
+              <w:rPr>
+                <w:sz w:val="18"/>
+                <w:szCs w:val="18"/>
+                <w:lang w:val="it-CH"/>
+              </w:rPr>
+            </w:pPr>
+            <w:r>
+              <w:rPr>
+                <w:sz w:val="18"/>
+                <w:szCs w:val="18"/>
+                <w:lang w:val="it-CH"/>
+              </w:rPr>
+              <w:t>Ricerca di una nota senza titolo</w:t>
+            </w:r>
+          </w:p>
+        </w:tc>
+      </w:tr>
+      <w:tr>
+        <w:tc>
+          <w:tcPr>
+            <w:tcW w:w="2050" w:type="dxa"/>
+            <w:tcBorders>
+              <w:right w:val="single" w:sz="4" w:space="0" w:color="auto"/>
+            </w:tcBorders>
+            <w:shd w:val="pct25" w:color="auto" w:fill="auto"/>
+          </w:tcPr>
+          <w:p>
+            <w:pPr>
+              <w:pStyle w:val="BodyTextChar"/>
+              <w:rPr>
+                <w:b/>
+                <w:sz w:val="18"/>
+                <w:szCs w:val="18"/>
+                <w:lang w:val="it-CH"/>
+              </w:rPr>
+            </w:pPr>
+            <w:r>
+              <w:rPr>
+                <w:b/>
+                <w:sz w:val="18"/>
+                <w:szCs w:val="18"/>
+                <w:lang w:val="it-CH"/>
+              </w:rPr>
+              <w:t>Descrizione:</w:t>
+            </w:r>
+          </w:p>
+        </w:tc>
+        <w:tc>
+          <w:tcPr>
+            <w:tcW w:w="7471" w:type="dxa"/>
+            <w:gridSpan w:val="3"/>
+            <w:tcBorders>
+              <w:left w:val="single" w:sz="4" w:space="0" w:color="auto"/>
+            </w:tcBorders>
+          </w:tcPr>
+          <w:p>
+            <w:pPr>
+              <w:pStyle w:val="BodyTextChar"/>
+              <w:rPr>
+                <w:sz w:val="18"/>
+                <w:szCs w:val="18"/>
+                <w:lang w:val="it-CH"/>
+              </w:rPr>
+            </w:pPr>
+            <w:r>
+              <w:rPr>
+                <w:sz w:val="18"/>
+                <w:szCs w:val="18"/>
+                <w:lang w:val="it-CH"/>
+              </w:rPr>
+              <w:t>Il test consiste nel cercare il titolo o una parte del titolo di una nota senza inserire del testo nel campo di ricerca, di conseguenza l’elenco delle note dovrebbe mostrare tutte le note.</w:t>
+            </w:r>
+          </w:p>
+        </w:tc>
+      </w:tr>
+      <w:tr>
+        <w:tc>
+          <w:tcPr>
+            <w:tcW w:w="2050" w:type="dxa"/>
+            <w:tcBorders>
+              <w:right w:val="single" w:sz="4" w:space="0" w:color="auto"/>
+            </w:tcBorders>
+            <w:shd w:val="pct25" w:color="auto" w:fill="auto"/>
+          </w:tcPr>
+          <w:p>
+            <w:pPr>
+              <w:pStyle w:val="BodyTextChar"/>
+              <w:rPr>
+                <w:b/>
+                <w:sz w:val="18"/>
+                <w:szCs w:val="18"/>
+                <w:lang w:val="it-CH"/>
+              </w:rPr>
+            </w:pPr>
+            <w:r>
+              <w:rPr>
+                <w:b/>
+                <w:sz w:val="18"/>
+                <w:szCs w:val="18"/>
+                <w:lang w:val="it-CH"/>
+              </w:rPr>
+              <w:t>Prerequisiti:</w:t>
+            </w:r>
+          </w:p>
+        </w:tc>
+        <w:tc>
+          <w:tcPr>
+            <w:tcW w:w="7471" w:type="dxa"/>
+            <w:gridSpan w:val="3"/>
+            <w:tcBorders>
+              <w:left w:val="single" w:sz="4" w:space="0" w:color="auto"/>
+            </w:tcBorders>
+          </w:tcPr>
+          <w:p>
+            <w:pPr>
+              <w:pStyle w:val="BodyTextChar"/>
+              <w:rPr>
+                <w:sz w:val="18"/>
+                <w:szCs w:val="18"/>
+                <w:lang w:val="it-CH"/>
+              </w:rPr>
+            </w:pPr>
+            <w:r>
+              <w:rPr>
+                <w:sz w:val="18"/>
+                <w:szCs w:val="18"/>
+                <w:lang w:val="it-CH"/>
+              </w:rPr>
+              <w:t>Sistema pronto</w:t>
+            </w:r>
+            <w:r>
+              <w:rPr>
+                <w:sz w:val="18"/>
+                <w:szCs w:val="18"/>
+                <w:lang w:val="it-CH"/>
+              </w:rPr>
+              <w:t>, pagina dell’elenco delle note, con le funzioni pronte.</w:t>
+            </w:r>
+          </w:p>
+        </w:tc>
+      </w:tr>
+      <w:tr>
+        <w:tc>
+          <w:tcPr>
+            <w:tcW w:w="2050" w:type="dxa"/>
+            <w:tcBorders>
+              <w:right w:val="single" w:sz="4" w:space="0" w:color="auto"/>
+            </w:tcBorders>
+            <w:shd w:val="pct25" w:color="auto" w:fill="auto"/>
+          </w:tcPr>
+          <w:p>
+            <w:pPr>
+              <w:pStyle w:val="BodyTextChar"/>
+              <w:rPr>
+                <w:b/>
+                <w:sz w:val="18"/>
+                <w:szCs w:val="18"/>
+                <w:lang w:val="it-CH"/>
+              </w:rPr>
+            </w:pPr>
+            <w:r>
+              <w:rPr>
+                <w:b/>
+                <w:sz w:val="18"/>
+                <w:szCs w:val="18"/>
+                <w:lang w:val="it-CH"/>
+              </w:rPr>
+              <w:t>Procedura:</w:t>
+            </w:r>
+          </w:p>
+        </w:tc>
+        <w:tc>
+          <w:tcPr>
+            <w:tcW w:w="7471" w:type="dxa"/>
+            <w:gridSpan w:val="3"/>
+            <w:tcBorders>
+              <w:left w:val="single" w:sz="4" w:space="0" w:color="auto"/>
+            </w:tcBorders>
+          </w:tcPr>
+          <w:p>
+            <w:pPr>
+              <w:pStyle w:val="BodyTextChar"/>
+              <w:numPr>
+                <w:ilvl w:val="0"/>
+                <w:numId w:val="42"/>
+              </w:numPr>
+              <w:rPr>
+                <w:sz w:val="18"/>
+              </w:rPr>
+            </w:pPr>
+            <w:proofErr w:type="spellStart"/>
+            <w:r>
+              <w:rPr>
+                <w:sz w:val="18"/>
+              </w:rPr>
+              <w:t>L’utente</w:t>
+            </w:r>
+            <w:proofErr w:type="spellEnd"/>
+            <w:r>
+              <w:rPr>
+                <w:sz w:val="18"/>
+              </w:rPr>
+              <w:t xml:space="preserve"> </w:t>
+            </w:r>
+            <w:proofErr w:type="spellStart"/>
+            <w:r>
+              <w:rPr>
+                <w:sz w:val="18"/>
+              </w:rPr>
+              <w:t>va</w:t>
+            </w:r>
+            <w:proofErr w:type="spellEnd"/>
+            <w:r>
+              <w:rPr>
+                <w:sz w:val="18"/>
+              </w:rPr>
+              <w:t xml:space="preserve"> </w:t>
+            </w:r>
+            <w:proofErr w:type="spellStart"/>
+            <w:r>
+              <w:rPr>
+                <w:sz w:val="18"/>
+              </w:rPr>
+              <w:t>sulla</w:t>
+            </w:r>
+            <w:proofErr w:type="spellEnd"/>
+            <w:r>
+              <w:rPr>
+                <w:sz w:val="18"/>
+              </w:rPr>
+              <w:t xml:space="preserve"> </w:t>
+            </w:r>
+            <w:proofErr w:type="spellStart"/>
+            <w:r>
+              <w:rPr>
+                <w:sz w:val="18"/>
+              </w:rPr>
+              <w:t>pagina</w:t>
+            </w:r>
+            <w:proofErr w:type="spellEnd"/>
+            <w:r>
+              <w:rPr>
+                <w:sz w:val="18"/>
+              </w:rPr>
+              <w:t xml:space="preserve"> </w:t>
+            </w:r>
+            <w:proofErr w:type="spellStart"/>
+            <w:r>
+              <w:rPr>
+                <w:sz w:val="18"/>
+              </w:rPr>
+              <w:t>dell’elenco</w:t>
+            </w:r>
+            <w:proofErr w:type="spellEnd"/>
+            <w:r>
+              <w:rPr>
+                <w:sz w:val="18"/>
+              </w:rPr>
+              <w:t xml:space="preserve"> </w:t>
+            </w:r>
+            <w:proofErr w:type="spellStart"/>
+            <w:r>
+              <w:rPr>
+                <w:sz w:val="18"/>
+              </w:rPr>
+              <w:t>delle</w:t>
+            </w:r>
+            <w:proofErr w:type="spellEnd"/>
+            <w:r>
+              <w:rPr>
+                <w:sz w:val="18"/>
+              </w:rPr>
+              <w:t xml:space="preserve"> note</w:t>
+            </w:r>
+          </w:p>
+          <w:p>
+            <w:pPr>
+              <w:pStyle w:val="BodyTextChar"/>
+              <w:numPr>
+                <w:ilvl w:val="0"/>
+                <w:numId w:val="42"/>
+              </w:numPr>
+              <w:jc w:val="both"/>
+              <w:rPr>
+                <w:sz w:val="18"/>
+                <w:szCs w:val="18"/>
+                <w:lang w:val="it-CH"/>
+              </w:rPr>
+            </w:pPr>
+            <w:r>
+              <w:rPr>
+                <w:sz w:val="18"/>
+                <w:szCs w:val="18"/>
+                <w:lang w:val="it-CH"/>
+              </w:rPr>
+              <w:t>L’utente</w:t>
+            </w:r>
+            <w:r>
+              <w:rPr>
+                <w:sz w:val="18"/>
+                <w:szCs w:val="18"/>
+                <w:lang w:val="it-CH"/>
+              </w:rPr>
+              <w:t xml:space="preserve"> esegue una ricerca senza inserire il testo </w:t>
+            </w:r>
+          </w:p>
+        </w:tc>
+      </w:tr>
+      <w:tr>
+        <w:tc>
+          <w:tcPr>
+            <w:tcW w:w="2050" w:type="dxa"/>
+            <w:tcBorders>
+              <w:right w:val="single" w:sz="4" w:space="0" w:color="auto"/>
+            </w:tcBorders>
+            <w:shd w:val="pct25" w:color="auto" w:fill="auto"/>
+          </w:tcPr>
+          <w:p>
+            <w:pPr>
+              <w:pStyle w:val="BodyTextChar"/>
+              <w:rPr>
+                <w:b/>
+                <w:sz w:val="18"/>
+                <w:szCs w:val="18"/>
+                <w:lang w:val="it-CH"/>
+              </w:rPr>
+            </w:pPr>
+            <w:r>
+              <w:rPr>
+                <w:b/>
+                <w:sz w:val="18"/>
+                <w:szCs w:val="18"/>
+                <w:lang w:val="it-CH"/>
+              </w:rPr>
+              <w:t>Risultati attesi:</w:t>
+            </w:r>
+          </w:p>
+        </w:tc>
+        <w:tc>
+          <w:tcPr>
+            <w:tcW w:w="7471" w:type="dxa"/>
+            <w:gridSpan w:val="3"/>
+            <w:tcBorders>
+              <w:left w:val="single" w:sz="4" w:space="0" w:color="auto"/>
+            </w:tcBorders>
+          </w:tcPr>
+          <w:p>
+            <w:pPr>
+              <w:pStyle w:val="BodyTextChar"/>
+              <w:rPr>
+                <w:sz w:val="18"/>
+                <w:szCs w:val="18"/>
+                <w:lang w:val="it-CH"/>
+              </w:rPr>
+            </w:pPr>
+            <w:r>
+              <w:rPr>
+                <w:sz w:val="18"/>
+                <w:szCs w:val="18"/>
+                <w:lang w:val="it-CH"/>
+              </w:rPr>
+              <w:t>Appa</w:t>
+            </w:r>
+            <w:r>
+              <w:rPr>
+                <w:sz w:val="18"/>
+                <w:szCs w:val="18"/>
+                <w:lang w:val="it-CH"/>
+              </w:rPr>
+              <w:t>re la pagina dell’elenco delle note</w:t>
+            </w:r>
+            <w:r>
+              <w:rPr>
+                <w:sz w:val="18"/>
+                <w:szCs w:val="18"/>
+                <w:lang w:val="it-CH"/>
+              </w:rPr>
+              <w:t xml:space="preserve"> con</w:t>
+            </w:r>
+            <w:r>
+              <w:rPr>
+                <w:sz w:val="18"/>
+                <w:szCs w:val="18"/>
+                <w:lang w:val="it-CH"/>
+              </w:rPr>
+              <w:t xml:space="preserve"> tutte le note.</w:t>
+            </w:r>
+          </w:p>
+        </w:tc>
+      </w:tr>
+    </w:tbl>
+    <w:p>
+      <w:pPr>
+        <w:rPr>
+          <w:b/>
+          <w:u w:val="single"/>
+        </w:rPr>
+      </w:pPr>
+    </w:p>
+    <w:tbl>
+      <w:tblPr>
+        <w:tblW w:w="9521" w:type="dxa"/>
+        <w:tblInd w:w="113" w:type="dxa"/>
+        <w:tblBorders>
+          <w:top w:val="single" w:sz="4" w:space="0" w:color="auto"/>
+          <w:left w:val="single" w:sz="4" w:space="0" w:color="auto"/>
+          <w:bottom w:val="single" w:sz="4" w:space="0" w:color="auto"/>
+          <w:right w:val="single" w:sz="4" w:space="0" w:color="auto"/>
+          <w:insideH w:val="single" w:sz="4" w:space="0" w:color="auto"/>
+          <w:insideV w:val="single" w:sz="4" w:space="0" w:color="auto"/>
+        </w:tblBorders>
+        <w:tblLook w:val="01E0" w:firstRow="1" w:lastRow="1" w:firstColumn="1" w:lastColumn="1" w:noHBand="0" w:noVBand="0"/>
+      </w:tblPr>
+      <w:tblGrid>
+        <w:gridCol w:w="2050"/>
+        <w:gridCol w:w="1562"/>
+        <w:gridCol w:w="1267"/>
+        <w:gridCol w:w="4642"/>
+      </w:tblGrid>
+      <w:tr>
+        <w:tc>
+          <w:tcPr>
+            <w:tcW w:w="2050" w:type="dxa"/>
+            <w:tcBorders>
+              <w:bottom w:val="single" w:sz="4" w:space="0" w:color="auto"/>
+              <w:right w:val="single" w:sz="4" w:space="0" w:color="auto"/>
+            </w:tcBorders>
+            <w:shd w:val="pct25" w:color="auto" w:fill="auto"/>
+          </w:tcPr>
+          <w:p>
+            <w:pPr>
+              <w:pStyle w:val="BodyTextChar"/>
+              <w:rPr>
+                <w:b/>
+                <w:sz w:val="18"/>
+                <w:szCs w:val="18"/>
+                <w:lang w:val="it-CH"/>
+              </w:rPr>
+            </w:pPr>
+            <w:r>
+              <w:rPr>
+                <w:b/>
+                <w:sz w:val="18"/>
+                <w:szCs w:val="18"/>
+                <w:lang w:val="it-CH"/>
+              </w:rPr>
+              <w:t>Test Case:</w:t>
+            </w:r>
+          </w:p>
+          <w:p>
+            <w:pPr>
+              <w:pStyle w:val="Corpotesto"/>
+              <w:rPr>
+                <w:sz w:val="18"/>
+                <w:szCs w:val="18"/>
+                <w:lang w:eastAsia="en-US"/>
+              </w:rPr>
+            </w:pPr>
+            <w:r>
+              <w:rPr>
+                <w:b/>
+                <w:sz w:val="18"/>
+                <w:szCs w:val="18"/>
+                <w:lang w:eastAsia="en-US"/>
+              </w:rPr>
+              <w:t>Riferimento</w:t>
+            </w:r>
+            <w:r>
+              <w:rPr>
+                <w:sz w:val="18"/>
+                <w:szCs w:val="18"/>
+                <w:lang w:eastAsia="en-US"/>
+              </w:rPr>
+              <w:t xml:space="preserve">: </w:t>
+            </w:r>
+          </w:p>
+        </w:tc>
+        <w:tc>
+          <w:tcPr>
+            <w:tcW w:w="1562" w:type="dxa"/>
+            <w:tcBorders>
+              <w:left w:val="single" w:sz="4" w:space="0" w:color="auto"/>
+              <w:bottom w:val="single" w:sz="4" w:space="0" w:color="auto"/>
+              <w:right w:val="single" w:sz="4" w:space="0" w:color="auto"/>
+            </w:tcBorders>
+          </w:tcPr>
+          <w:p>
+            <w:pPr>
+              <w:pStyle w:val="BodyTextChar"/>
+              <w:rPr>
+                <w:sz w:val="18"/>
+                <w:szCs w:val="18"/>
+                <w:lang w:val="it-CH"/>
+              </w:rPr>
+            </w:pPr>
+            <w:r>
+              <w:rPr>
+                <w:sz w:val="18"/>
+                <w:szCs w:val="18"/>
+                <w:lang w:val="it-CH"/>
+              </w:rPr>
+              <w:t>TC-0</w:t>
+            </w:r>
+            <w:r>
+              <w:rPr>
+                <w:sz w:val="18"/>
+                <w:szCs w:val="18"/>
+                <w:lang w:val="it-CH"/>
+              </w:rPr>
+              <w:t>12</w:t>
+            </w:r>
+          </w:p>
+          <w:p>
+            <w:pPr>
+              <w:rPr>
+                <w:sz w:val="18"/>
+                <w:szCs w:val="18"/>
+              </w:rPr>
+            </w:pPr>
+            <w:r>
+              <w:rPr>
+                <w:sz w:val="18"/>
+                <w:szCs w:val="18"/>
+              </w:rPr>
+              <w:t>REQ-0</w:t>
+            </w:r>
+            <w:r>
+              <w:rPr>
+                <w:sz w:val="18"/>
+                <w:szCs w:val="18"/>
+              </w:rPr>
+              <w:t>4</w:t>
+            </w:r>
+          </w:p>
+          <w:p>
+            <w:pPr>
+              <w:rPr>
+                <w:sz w:val="18"/>
+                <w:szCs w:val="18"/>
+              </w:rPr>
+            </w:pPr>
+            <w:r>
+              <w:rPr>
+                <w:sz w:val="18"/>
+                <w:szCs w:val="18"/>
+              </w:rPr>
+              <w:t>REQ-09</w:t>
+            </w:r>
+          </w:p>
+        </w:tc>
+        <w:tc>
+          <w:tcPr>
+            <w:tcW w:w="1267" w:type="dxa"/>
+            <w:tcBorders>
+              <w:left w:val="single" w:sz="4" w:space="0" w:color="auto"/>
+              <w:bottom w:val="single" w:sz="4" w:space="0" w:color="auto"/>
+              <w:right w:val="single" w:sz="4" w:space="0" w:color="auto"/>
+            </w:tcBorders>
+            <w:shd w:val="pct25" w:color="auto" w:fill="auto"/>
+          </w:tcPr>
+          <w:p>
+            <w:pPr>
+              <w:pStyle w:val="BodyTextChar"/>
+              <w:rPr>
+                <w:b/>
+                <w:sz w:val="18"/>
+                <w:szCs w:val="18"/>
+                <w:lang w:val="it-CH"/>
+              </w:rPr>
+            </w:pPr>
+            <w:r>
+              <w:rPr>
+                <w:b/>
+                <w:sz w:val="18"/>
+                <w:szCs w:val="18"/>
+                <w:lang w:val="it-CH"/>
+              </w:rPr>
+              <w:t>Nome:</w:t>
+            </w:r>
+          </w:p>
+        </w:tc>
+        <w:tc>
+          <w:tcPr>
+            <w:tcW w:w="4642" w:type="dxa"/>
+            <w:tcBorders>
+              <w:left w:val="single" w:sz="4" w:space="0" w:color="auto"/>
+              <w:bottom w:val="single" w:sz="4" w:space="0" w:color="auto"/>
+            </w:tcBorders>
+          </w:tcPr>
+          <w:p>
+            <w:pPr>
+              <w:pStyle w:val="BodyTextChar"/>
+              <w:rPr>
+                <w:sz w:val="18"/>
+                <w:szCs w:val="18"/>
+                <w:lang w:val="it-CH"/>
+              </w:rPr>
+            </w:pPr>
+            <w:r>
+              <w:rPr>
+                <w:sz w:val="18"/>
+                <w:szCs w:val="18"/>
+                <w:lang w:val="it-CH"/>
+              </w:rPr>
+              <w:t>Ripristino della ricerca</w:t>
+            </w:r>
+          </w:p>
+        </w:tc>
+      </w:tr>
+      <w:tr>
+        <w:tc>
+          <w:tcPr>
+            <w:tcW w:w="2050" w:type="dxa"/>
+            <w:tcBorders>
+              <w:right w:val="single" w:sz="4" w:space="0" w:color="auto"/>
+            </w:tcBorders>
+            <w:shd w:val="pct25" w:color="auto" w:fill="auto"/>
+          </w:tcPr>
+          <w:p>
+            <w:pPr>
+              <w:pStyle w:val="BodyTextChar"/>
+              <w:rPr>
+                <w:b/>
+                <w:sz w:val="18"/>
+                <w:szCs w:val="18"/>
+                <w:lang w:val="it-CH"/>
+              </w:rPr>
+            </w:pPr>
+            <w:r>
+              <w:rPr>
+                <w:b/>
+                <w:sz w:val="18"/>
+                <w:szCs w:val="18"/>
+                <w:lang w:val="it-CH"/>
+              </w:rPr>
+              <w:t>Descrizione:</w:t>
+            </w:r>
+          </w:p>
+        </w:tc>
+        <w:tc>
+          <w:tcPr>
+            <w:tcW w:w="7471" w:type="dxa"/>
+            <w:gridSpan w:val="3"/>
+            <w:tcBorders>
+              <w:left w:val="single" w:sz="4" w:space="0" w:color="auto"/>
+            </w:tcBorders>
+          </w:tcPr>
+          <w:p>
+            <w:pPr>
+              <w:pStyle w:val="BodyTextChar"/>
+              <w:rPr>
+                <w:sz w:val="18"/>
+                <w:szCs w:val="18"/>
+                <w:lang w:val="it-CH"/>
+              </w:rPr>
+            </w:pPr>
+            <w:r>
+              <w:rPr>
+                <w:sz w:val="18"/>
+                <w:szCs w:val="18"/>
+                <w:lang w:val="it-CH"/>
+              </w:rPr>
+              <w:t>Il test consiste nel riportare l’elenco delle note con tutte le note, di conseguenza l’elenco delle note dovrebbe mostrare tutte le note.</w:t>
+            </w:r>
+          </w:p>
+        </w:tc>
+      </w:tr>
+      <w:tr>
+        <w:tc>
+          <w:tcPr>
+            <w:tcW w:w="2050" w:type="dxa"/>
+            <w:tcBorders>
+              <w:right w:val="single" w:sz="4" w:space="0" w:color="auto"/>
+            </w:tcBorders>
+            <w:shd w:val="pct25" w:color="auto" w:fill="auto"/>
+          </w:tcPr>
+          <w:p>
+            <w:pPr>
+              <w:pStyle w:val="BodyTextChar"/>
+              <w:rPr>
+                <w:b/>
+                <w:sz w:val="18"/>
+                <w:szCs w:val="18"/>
+                <w:lang w:val="it-CH"/>
+              </w:rPr>
+            </w:pPr>
+            <w:r>
+              <w:rPr>
+                <w:b/>
+                <w:sz w:val="18"/>
+                <w:szCs w:val="18"/>
+                <w:lang w:val="it-CH"/>
+              </w:rPr>
+              <w:t>Prerequisiti:</w:t>
+            </w:r>
+          </w:p>
+        </w:tc>
+        <w:tc>
+          <w:tcPr>
+            <w:tcW w:w="7471" w:type="dxa"/>
+            <w:gridSpan w:val="3"/>
+            <w:tcBorders>
+              <w:left w:val="single" w:sz="4" w:space="0" w:color="auto"/>
+            </w:tcBorders>
+          </w:tcPr>
+          <w:p>
+            <w:pPr>
+              <w:pStyle w:val="BodyTextChar"/>
+              <w:rPr>
+                <w:sz w:val="18"/>
+                <w:szCs w:val="18"/>
+                <w:lang w:val="it-CH"/>
+              </w:rPr>
+            </w:pPr>
+            <w:r>
+              <w:rPr>
+                <w:sz w:val="18"/>
+                <w:szCs w:val="18"/>
+                <w:lang w:val="it-CH"/>
+              </w:rPr>
+              <w:t>Sistema pronto</w:t>
+            </w:r>
+            <w:r>
+              <w:rPr>
+                <w:sz w:val="18"/>
+                <w:szCs w:val="18"/>
+                <w:lang w:val="it-CH"/>
+              </w:rPr>
+              <w:t>, pagina dell’elenco delle note, con le funzioni pronte.</w:t>
+            </w:r>
+          </w:p>
+        </w:tc>
+      </w:tr>
+      <w:tr>
+        <w:tc>
+          <w:tcPr>
+            <w:tcW w:w="2050" w:type="dxa"/>
+            <w:tcBorders>
+              <w:right w:val="single" w:sz="4" w:space="0" w:color="auto"/>
+            </w:tcBorders>
+            <w:shd w:val="pct25" w:color="auto" w:fill="auto"/>
+          </w:tcPr>
+          <w:p>
+            <w:pPr>
+              <w:pStyle w:val="BodyTextChar"/>
+              <w:rPr>
+                <w:b/>
+                <w:sz w:val="18"/>
+                <w:szCs w:val="18"/>
+                <w:lang w:val="it-CH"/>
+              </w:rPr>
+            </w:pPr>
+            <w:r>
+              <w:rPr>
+                <w:b/>
+                <w:sz w:val="18"/>
+                <w:szCs w:val="18"/>
+                <w:lang w:val="it-CH"/>
+              </w:rPr>
+              <w:t>Procedura:</w:t>
+            </w:r>
+          </w:p>
+        </w:tc>
+        <w:tc>
+          <w:tcPr>
+            <w:tcW w:w="7471" w:type="dxa"/>
+            <w:gridSpan w:val="3"/>
+            <w:tcBorders>
+              <w:left w:val="single" w:sz="4" w:space="0" w:color="auto"/>
+            </w:tcBorders>
+          </w:tcPr>
+          <w:p>
+            <w:pPr>
+              <w:pStyle w:val="BodyTextChar"/>
+              <w:numPr>
+                <w:ilvl w:val="0"/>
+                <w:numId w:val="43"/>
+              </w:numPr>
+              <w:rPr>
+                <w:sz w:val="18"/>
+              </w:rPr>
+            </w:pPr>
+            <w:proofErr w:type="spellStart"/>
+            <w:r>
+              <w:rPr>
+                <w:sz w:val="18"/>
+              </w:rPr>
+              <w:t>L’utente</w:t>
+            </w:r>
+            <w:proofErr w:type="spellEnd"/>
+            <w:r>
+              <w:rPr>
+                <w:sz w:val="18"/>
+              </w:rPr>
+              <w:t xml:space="preserve"> </w:t>
+            </w:r>
+            <w:proofErr w:type="spellStart"/>
+            <w:r>
+              <w:rPr>
+                <w:sz w:val="18"/>
+              </w:rPr>
+              <w:t>va</w:t>
+            </w:r>
+            <w:proofErr w:type="spellEnd"/>
+            <w:r>
+              <w:rPr>
+                <w:sz w:val="18"/>
+              </w:rPr>
+              <w:t xml:space="preserve"> </w:t>
+            </w:r>
+            <w:proofErr w:type="spellStart"/>
+            <w:r>
+              <w:rPr>
+                <w:sz w:val="18"/>
+              </w:rPr>
+              <w:t>sulla</w:t>
+            </w:r>
+            <w:proofErr w:type="spellEnd"/>
+            <w:r>
+              <w:rPr>
+                <w:sz w:val="18"/>
+              </w:rPr>
+              <w:t xml:space="preserve"> </w:t>
+            </w:r>
+            <w:proofErr w:type="spellStart"/>
+            <w:r>
+              <w:rPr>
+                <w:sz w:val="18"/>
+              </w:rPr>
+              <w:t>pagina</w:t>
+            </w:r>
+            <w:proofErr w:type="spellEnd"/>
+            <w:r>
+              <w:rPr>
+                <w:sz w:val="18"/>
+              </w:rPr>
+              <w:t xml:space="preserve"> </w:t>
+            </w:r>
+            <w:proofErr w:type="spellStart"/>
+            <w:r>
+              <w:rPr>
+                <w:sz w:val="18"/>
+              </w:rPr>
+              <w:t>dell’elenco</w:t>
+            </w:r>
+            <w:proofErr w:type="spellEnd"/>
+            <w:r>
+              <w:rPr>
+                <w:sz w:val="18"/>
+              </w:rPr>
+              <w:t xml:space="preserve"> </w:t>
+            </w:r>
+            <w:proofErr w:type="spellStart"/>
+            <w:r>
+              <w:rPr>
+                <w:sz w:val="18"/>
+              </w:rPr>
+              <w:t>delle</w:t>
+            </w:r>
+            <w:proofErr w:type="spellEnd"/>
+            <w:r>
+              <w:rPr>
+                <w:sz w:val="18"/>
+              </w:rPr>
+              <w:t xml:space="preserve"> note</w:t>
+            </w:r>
+          </w:p>
+          <w:p>
+            <w:pPr>
+              <w:pStyle w:val="BodyTextChar"/>
+              <w:numPr>
+                <w:ilvl w:val="0"/>
+                <w:numId w:val="43"/>
+              </w:numPr>
+              <w:jc w:val="both"/>
+              <w:rPr>
+                <w:sz w:val="18"/>
+                <w:szCs w:val="18"/>
+                <w:lang w:val="it-CH"/>
+              </w:rPr>
+            </w:pPr>
+            <w:r>
+              <w:rPr>
+                <w:sz w:val="18"/>
+                <w:szCs w:val="18"/>
+                <w:lang w:val="it-CH"/>
+              </w:rPr>
+              <w:t>L’utente</w:t>
+            </w:r>
+            <w:r>
+              <w:rPr>
+                <w:sz w:val="18"/>
+                <w:szCs w:val="18"/>
+                <w:lang w:val="it-CH"/>
+              </w:rPr>
+              <w:t xml:space="preserve"> </w:t>
+            </w:r>
+            <w:r>
+              <w:rPr>
+                <w:sz w:val="18"/>
+                <w:szCs w:val="18"/>
+                <w:lang w:val="it-CH"/>
+              </w:rPr>
+              <w:t xml:space="preserve">ripristina il filtro delle note con un </w:t>
+            </w:r>
+            <w:proofErr w:type="spellStart"/>
+            <w:r>
+              <w:rPr>
+                <w:sz w:val="18"/>
+                <w:szCs w:val="18"/>
+                <w:lang w:val="it-CH"/>
+              </w:rPr>
+              <w:t>button</w:t>
+            </w:r>
+            <w:proofErr w:type="spellEnd"/>
+            <w:r>
+              <w:rPr>
+                <w:sz w:val="18"/>
+                <w:szCs w:val="18"/>
+                <w:lang w:val="it-CH"/>
+              </w:rPr>
+              <w:t xml:space="preserve"> che mostra tutte le note</w:t>
+            </w:r>
+            <w:r>
+              <w:rPr>
+                <w:sz w:val="18"/>
+                <w:szCs w:val="18"/>
+                <w:lang w:val="it-CH"/>
+              </w:rPr>
+              <w:t xml:space="preserve"> </w:t>
+            </w:r>
+          </w:p>
+        </w:tc>
+      </w:tr>
+      <w:tr>
+        <w:tc>
+          <w:tcPr>
+            <w:tcW w:w="2050" w:type="dxa"/>
+            <w:tcBorders>
+              <w:right w:val="single" w:sz="4" w:space="0" w:color="auto"/>
+            </w:tcBorders>
+            <w:shd w:val="pct25" w:color="auto" w:fill="auto"/>
+          </w:tcPr>
+          <w:p>
+            <w:pPr>
+              <w:pStyle w:val="BodyTextChar"/>
+              <w:rPr>
+                <w:b/>
+                <w:sz w:val="18"/>
+                <w:szCs w:val="18"/>
+                <w:lang w:val="it-CH"/>
+              </w:rPr>
+            </w:pPr>
+            <w:r>
+              <w:rPr>
+                <w:b/>
+                <w:sz w:val="18"/>
+                <w:szCs w:val="18"/>
+                <w:lang w:val="it-CH"/>
+              </w:rPr>
+              <w:t>Risultati attesi:</w:t>
+            </w:r>
+          </w:p>
+        </w:tc>
+        <w:tc>
+          <w:tcPr>
+            <w:tcW w:w="7471" w:type="dxa"/>
+            <w:gridSpan w:val="3"/>
+            <w:tcBorders>
+              <w:left w:val="single" w:sz="4" w:space="0" w:color="auto"/>
+            </w:tcBorders>
+          </w:tcPr>
+          <w:p>
+            <w:pPr>
+              <w:pStyle w:val="BodyTextChar"/>
+              <w:rPr>
+                <w:sz w:val="18"/>
+                <w:szCs w:val="18"/>
+                <w:lang w:val="it-CH"/>
+              </w:rPr>
+            </w:pPr>
+            <w:r>
+              <w:rPr>
+                <w:sz w:val="18"/>
+                <w:szCs w:val="18"/>
+                <w:lang w:val="it-CH"/>
+              </w:rPr>
+              <w:t>Appa</w:t>
+            </w:r>
+            <w:r>
+              <w:rPr>
+                <w:sz w:val="18"/>
+                <w:szCs w:val="18"/>
+                <w:lang w:val="it-CH"/>
+              </w:rPr>
+              <w:t>re la pagina dell’elenco delle note</w:t>
+            </w:r>
+            <w:r>
+              <w:rPr>
+                <w:sz w:val="18"/>
+                <w:szCs w:val="18"/>
+                <w:lang w:val="it-CH"/>
+              </w:rPr>
+              <w:t xml:space="preserve"> con</w:t>
+            </w:r>
+            <w:r>
+              <w:rPr>
+                <w:sz w:val="18"/>
+                <w:szCs w:val="18"/>
+                <w:lang w:val="it-CH"/>
+              </w:rPr>
+              <w:t xml:space="preserve"> tutte le note.</w:t>
+            </w:r>
+          </w:p>
+        </w:tc>
+      </w:tr>
+    </w:tbl>
+    <w:p>
+      <w:pPr>
+        <w:rPr>
+          <w:b/>
+          <w:u w:val="single"/>
+        </w:rPr>
+      </w:pPr>
+    </w:p>
     <w:p>
       <w:pPr>
         <w:pStyle w:val="Titolo2"/>
@@ -13087,7 +17672,6 @@
       <w:bookmarkStart w:id="42" w:name="_Toc461179227"/>
       <w:bookmarkStart w:id="43" w:name="_Toc192668682"/>
       <w:r>
-        <w:lastRenderedPageBreak/>
         <w:t>Consuntivo</w:t>
       </w:r>
       <w:bookmarkEnd w:id="42"/>
@@ -13125,6 +17709,7 @@
       <w:bookmarkStart w:id="44" w:name="_Toc461179228"/>
       <w:bookmarkStart w:id="45" w:name="_Toc192668683"/>
       <w:r>
+        <w:lastRenderedPageBreak/>
         <w:t>Conclusioni</w:t>
       </w:r>
       <w:bookmarkEnd w:id="44"/>
@@ -13865,14 +18450,27 @@
     <w:r>
       <w:tab/>
     </w:r>
-    <w:fldSimple w:instr=" FILENAME \* MERGEFORMAT ">
-      <w:r>
-        <w:rPr>
-          <w:noProof/>
-        </w:rPr>
-        <w:t>Documentazione_CasaNote.docx</w:t>
-      </w:r>
-    </w:fldSimple>
+    <w:r>
+      <w:fldChar w:fldCharType="begin"/>
+    </w:r>
+    <w:r>
+      <w:instrText xml:space="preserve"> FILENAME \* MERGEFORMAT </w:instrText>
+    </w:r>
+    <w:r>
+      <w:fldChar w:fldCharType="separate"/>
+    </w:r>
+    <w:r>
+      <w:rPr>
+        <w:noProof/>
+      </w:rPr>
+      <w:t>Documentazione_CasaNote.docx</w:t>
+    </w:r>
+    <w:r>
+      <w:rPr>
+        <w:noProof/>
+      </w:rPr>
+      <w:fldChar w:fldCharType="end"/>
+    </w:r>
     <w:r>
       <w:tab/>
       <w:t xml:space="preserve">Versione: </w:t>
@@ -14208,14 +18806,27 @@
     <w:r>
       <w:tab/>
     </w:r>
-    <w:fldSimple w:instr=" FILENAME \* MERGEFORMAT ">
-      <w:r>
-        <w:rPr>
-          <w:noProof/>
-        </w:rPr>
-        <w:t>Documentazione_CasaNote.docx</w:t>
-      </w:r>
-    </w:fldSimple>
+    <w:r>
+      <w:fldChar w:fldCharType="begin"/>
+    </w:r>
+    <w:r>
+      <w:instrText xml:space="preserve"> FILENAME \* MERGEFORMAT </w:instrText>
+    </w:r>
+    <w:r>
+      <w:fldChar w:fldCharType="separate"/>
+    </w:r>
+    <w:r>
+      <w:rPr>
+        <w:noProof/>
+      </w:rPr>
+      <w:t>Documentazione_CasaNote.docx</w:t>
+    </w:r>
+    <w:r>
+      <w:rPr>
+        <w:noProof/>
+      </w:rPr>
+      <w:fldChar w:fldCharType="end"/>
+    </w:r>
     <w:r>
       <w:tab/>
       <w:t xml:space="preserve">Versione: </w:t>
@@ -14282,14 +18893,27 @@
     <w:r>
       <w:tab/>
     </w:r>
-    <w:fldSimple w:instr=" FILENAME \* MERGEFORMAT ">
-      <w:r>
-        <w:rPr>
-          <w:noProof/>
-        </w:rPr>
-        <w:t>Documentazione_CasaNote.docx</w:t>
-      </w:r>
-    </w:fldSimple>
+    <w:r>
+      <w:fldChar w:fldCharType="begin"/>
+    </w:r>
+    <w:r>
+      <w:instrText xml:space="preserve"> FILENAME \* MERGEFORMAT </w:instrText>
+    </w:r>
+    <w:r>
+      <w:fldChar w:fldCharType="separate"/>
+    </w:r>
+    <w:r>
+      <w:rPr>
+        <w:noProof/>
+      </w:rPr>
+      <w:t>Documentazione_CasaNote.docx</w:t>
+    </w:r>
+    <w:r>
+      <w:rPr>
+        <w:noProof/>
+      </w:rPr>
+      <w:fldChar w:fldCharType="end"/>
+    </w:r>
     <w:r>
       <w:tab/>
       <w:t xml:space="preserve">Versione: </w:t>
@@ -15526,6 +20150,92 @@
 <file path=word/numbering.xml><?xml version="1.0" encoding="utf-8"?>
 <w:numbering xmlns:wpc="http://schemas.microsoft.com/office/word/2010/wordprocessingCanvas" xmlns:cx="http://schemas.microsoft.com/office/drawing/2014/chartex" xmlns:cx1="http://schemas.microsoft.com/office/drawing/2015/9/8/chartex" xmlns:cx2="http://schemas.microsoft.com/office/drawing/2015/10/21/chartex" xmlns:cx3="http://schemas.microsoft.com/office/drawing/2016/5/9/chartex" xmlns:cx4="http://schemas.microsoft.com/office/drawing/2016/5/10/chartex" xmlns:cx5="http://schemas.microsoft.com/office/drawing/2016/5/11/chartex" xmlns:cx6="http://schemas.microsoft.com/office/drawing/2016/5/12/chartex" xmlns:cx7="http://schemas.microsoft.com/office/drawing/2016/5/13/chartex" xmlns:cx8="http://schemas.microsoft.com/office/drawing/2016/5/14/chartex" xmlns:mc="http://schemas.openxmlformats.org/markup-compatibility/2006" xmlns:aink="http://schemas.microsoft.com/office/drawing/2016/ink" xmlns:am3d="http://schemas.microsoft.com/office/drawing/2017/model3d" xmlns:o="urn:schemas-microsoft-com:office:office" xmlns:r="http://schemas.openxmlformats.org/officeDocument/2006/relationships" xmlns:m="http://schemas.openxmlformats.org/officeDocument/2006/math" xmlns:v="urn:schemas-microsoft-com:vml" xmlns:wp14="http://schemas.microsoft.com/office/word/2010/wordprocessingDrawing" xmlns:wp="http://schemas.openxmlformats.org/drawingml/2006/wordprocessingDrawing" xmlns:w10="urn:schemas-microsoft-com:office:word" xmlns:w="http://schemas.openxmlformats.org/wordprocessingml/2006/main" xmlns:w14="http://schemas.microsoft.com/office/word/2010/wordml" xmlns:w15="http://schemas.microsoft.com/office/word/2012/wordml" xmlns:w16cid="http://schemas.microsoft.com/office/word/2016/wordml/cid" xmlns:w16se="http://schemas.microsoft.com/office/word/2015/wordml/symex" xmlns:wpg="http://schemas.microsoft.com/office/word/2010/wordprocessingGroup" xmlns:wpi="http://schemas.microsoft.com/office/word/2010/wordprocessingInk" xmlns:wne="http://schemas.microsoft.com/office/word/2006/wordml" xmlns:wps="http://schemas.microsoft.com/office/word/2010/wordprocessingShape" mc:Ignorable="w14 w15 w16se w16cid wp14">
   <w:abstractNum w:abstractNumId="0" w15:restartNumberingAfterBreak="0">
+    <w:nsid w:val="014D1B04"/>
+    <w:multiLevelType w:val="hybridMultilevel"/>
+    <w:tmpl w:val="57BE699C"/>
+    <w:lvl w:ilvl="0" w:tplc="0810000F">
+      <w:start w:val="1"/>
+      <w:numFmt w:val="decimal"/>
+      <w:lvlText w:val="%1."/>
+      <w:lvlJc w:val="left"/>
+      <w:pPr>
+        <w:ind w:left="720" w:hanging="360"/>
+      </w:pPr>
+    </w:lvl>
+    <w:lvl w:ilvl="1" w:tplc="08100019" w:tentative="1">
+      <w:start w:val="1"/>
+      <w:numFmt w:val="lowerLetter"/>
+      <w:lvlText w:val="%2."/>
+      <w:lvlJc w:val="left"/>
+      <w:pPr>
+        <w:ind w:left="1440" w:hanging="360"/>
+      </w:pPr>
+    </w:lvl>
+    <w:lvl w:ilvl="2" w:tplc="0810001B" w:tentative="1">
+      <w:start w:val="1"/>
+      <w:numFmt w:val="lowerRoman"/>
+      <w:lvlText w:val="%3."/>
+      <w:lvlJc w:val="right"/>
+      <w:pPr>
+        <w:ind w:left="2160" w:hanging="180"/>
+      </w:pPr>
+    </w:lvl>
+    <w:lvl w:ilvl="3" w:tplc="0810000F" w:tentative="1">
+      <w:start w:val="1"/>
+      <w:numFmt w:val="decimal"/>
+      <w:lvlText w:val="%4."/>
+      <w:lvlJc w:val="left"/>
+      <w:pPr>
+        <w:ind w:left="2880" w:hanging="360"/>
+      </w:pPr>
+    </w:lvl>
+    <w:lvl w:ilvl="4" w:tplc="08100019" w:tentative="1">
+      <w:start w:val="1"/>
+      <w:numFmt w:val="lowerLetter"/>
+      <w:lvlText w:val="%5."/>
+      <w:lvlJc w:val="left"/>
+      <w:pPr>
+        <w:ind w:left="3600" w:hanging="360"/>
+      </w:pPr>
+    </w:lvl>
+    <w:lvl w:ilvl="5" w:tplc="0810001B" w:tentative="1">
+      <w:start w:val="1"/>
+      <w:numFmt w:val="lowerRoman"/>
+      <w:lvlText w:val="%6."/>
+      <w:lvlJc w:val="right"/>
+      <w:pPr>
+        <w:ind w:left="4320" w:hanging="180"/>
+      </w:pPr>
+    </w:lvl>
+    <w:lvl w:ilvl="6" w:tplc="0810000F" w:tentative="1">
+      <w:start w:val="1"/>
+      <w:numFmt w:val="decimal"/>
+      <w:lvlText w:val="%7."/>
+      <w:lvlJc w:val="left"/>
+      <w:pPr>
+        <w:ind w:left="5040" w:hanging="360"/>
+      </w:pPr>
+    </w:lvl>
+    <w:lvl w:ilvl="7" w:tplc="08100019" w:tentative="1">
+      <w:start w:val="1"/>
+      <w:numFmt w:val="lowerLetter"/>
+      <w:lvlText w:val="%8."/>
+      <w:lvlJc w:val="left"/>
+      <w:pPr>
+        <w:ind w:left="5760" w:hanging="360"/>
+      </w:pPr>
+    </w:lvl>
+    <w:lvl w:ilvl="8" w:tplc="0810001B" w:tentative="1">
+      <w:start w:val="1"/>
+      <w:numFmt w:val="lowerRoman"/>
+      <w:lvlText w:val="%9."/>
+      <w:lvlJc w:val="right"/>
+      <w:pPr>
+        <w:ind w:left="6480" w:hanging="180"/>
+      </w:pPr>
+    </w:lvl>
+  </w:abstractNum>
+  <w:abstractNum w:abstractNumId="1" w15:restartNumberingAfterBreak="0">
     <w:nsid w:val="026E5BED"/>
     <w:multiLevelType w:val="hybridMultilevel"/>
     <w:tmpl w:val="6F546E38"/>
@@ -15614,7 +20324,7 @@
       </w:pPr>
     </w:lvl>
   </w:abstractNum>
-  <w:abstractNum w:abstractNumId="1" w15:restartNumberingAfterBreak="0">
+  <w:abstractNum w:abstractNumId="2" w15:restartNumberingAfterBreak="0">
     <w:nsid w:val="030E5FC1"/>
     <w:multiLevelType w:val="multilevel"/>
     <w:tmpl w:val="4ECC7DAA"/>
@@ -15763,7 +20473,7 @@
       </w:rPr>
     </w:lvl>
   </w:abstractNum>
-  <w:abstractNum w:abstractNumId="2" w15:restartNumberingAfterBreak="0">
+  <w:abstractNum w:abstractNumId="3" w15:restartNumberingAfterBreak="0">
     <w:nsid w:val="0518192E"/>
     <w:multiLevelType w:val="hybridMultilevel"/>
     <w:tmpl w:val="5D76F6D0"/>
@@ -15849,7 +20559,93 @@
       </w:pPr>
     </w:lvl>
   </w:abstractNum>
-  <w:abstractNum w:abstractNumId="3" w15:restartNumberingAfterBreak="0">
+  <w:abstractNum w:abstractNumId="4" w15:restartNumberingAfterBreak="0">
+    <w:nsid w:val="06452FB1"/>
+    <w:multiLevelType w:val="hybridMultilevel"/>
+    <w:tmpl w:val="57BE699C"/>
+    <w:lvl w:ilvl="0" w:tplc="0810000F">
+      <w:start w:val="1"/>
+      <w:numFmt w:val="decimal"/>
+      <w:lvlText w:val="%1."/>
+      <w:lvlJc w:val="left"/>
+      <w:pPr>
+        <w:ind w:left="720" w:hanging="360"/>
+      </w:pPr>
+    </w:lvl>
+    <w:lvl w:ilvl="1" w:tplc="08100019" w:tentative="1">
+      <w:start w:val="1"/>
+      <w:numFmt w:val="lowerLetter"/>
+      <w:lvlText w:val="%2."/>
+      <w:lvlJc w:val="left"/>
+      <w:pPr>
+        <w:ind w:left="1440" w:hanging="360"/>
+      </w:pPr>
+    </w:lvl>
+    <w:lvl w:ilvl="2" w:tplc="0810001B" w:tentative="1">
+      <w:start w:val="1"/>
+      <w:numFmt w:val="lowerRoman"/>
+      <w:lvlText w:val="%3."/>
+      <w:lvlJc w:val="right"/>
+      <w:pPr>
+        <w:ind w:left="2160" w:hanging="180"/>
+      </w:pPr>
+    </w:lvl>
+    <w:lvl w:ilvl="3" w:tplc="0810000F" w:tentative="1">
+      <w:start w:val="1"/>
+      <w:numFmt w:val="decimal"/>
+      <w:lvlText w:val="%4."/>
+      <w:lvlJc w:val="left"/>
+      <w:pPr>
+        <w:ind w:left="2880" w:hanging="360"/>
+      </w:pPr>
+    </w:lvl>
+    <w:lvl w:ilvl="4" w:tplc="08100019" w:tentative="1">
+      <w:start w:val="1"/>
+      <w:numFmt w:val="lowerLetter"/>
+      <w:lvlText w:val="%5."/>
+      <w:lvlJc w:val="left"/>
+      <w:pPr>
+        <w:ind w:left="3600" w:hanging="360"/>
+      </w:pPr>
+    </w:lvl>
+    <w:lvl w:ilvl="5" w:tplc="0810001B" w:tentative="1">
+      <w:start w:val="1"/>
+      <w:numFmt w:val="lowerRoman"/>
+      <w:lvlText w:val="%6."/>
+      <w:lvlJc w:val="right"/>
+      <w:pPr>
+        <w:ind w:left="4320" w:hanging="180"/>
+      </w:pPr>
+    </w:lvl>
+    <w:lvl w:ilvl="6" w:tplc="0810000F" w:tentative="1">
+      <w:start w:val="1"/>
+      <w:numFmt w:val="decimal"/>
+      <w:lvlText w:val="%7."/>
+      <w:lvlJc w:val="left"/>
+      <w:pPr>
+        <w:ind w:left="5040" w:hanging="360"/>
+      </w:pPr>
+    </w:lvl>
+    <w:lvl w:ilvl="7" w:tplc="08100019" w:tentative="1">
+      <w:start w:val="1"/>
+      <w:numFmt w:val="lowerLetter"/>
+      <w:lvlText w:val="%8."/>
+      <w:lvlJc w:val="left"/>
+      <w:pPr>
+        <w:ind w:left="5760" w:hanging="360"/>
+      </w:pPr>
+    </w:lvl>
+    <w:lvl w:ilvl="8" w:tplc="0810001B" w:tentative="1">
+      <w:start w:val="1"/>
+      <w:numFmt w:val="lowerRoman"/>
+      <w:lvlText w:val="%9."/>
+      <w:lvlJc w:val="right"/>
+      <w:pPr>
+        <w:ind w:left="6480" w:hanging="180"/>
+      </w:pPr>
+    </w:lvl>
+  </w:abstractNum>
+  <w:abstractNum w:abstractNumId="5" w15:restartNumberingAfterBreak="0">
     <w:nsid w:val="0801489A"/>
     <w:multiLevelType w:val="hybridMultilevel"/>
     <w:tmpl w:val="F3A21FFC"/>
@@ -15962,7 +20758,7 @@
       </w:pPr>
     </w:lvl>
   </w:abstractNum>
-  <w:abstractNum w:abstractNumId="4" w15:restartNumberingAfterBreak="0">
+  <w:abstractNum w:abstractNumId="6" w15:restartNumberingAfterBreak="0">
     <w:nsid w:val="0BD80EB2"/>
     <w:multiLevelType w:val="hybridMultilevel"/>
     <w:tmpl w:val="D3143AC2"/>
@@ -16102,7 +20898,7 @@
       </w:rPr>
     </w:lvl>
   </w:abstractNum>
-  <w:abstractNum w:abstractNumId="5" w15:restartNumberingAfterBreak="0">
+  <w:abstractNum w:abstractNumId="7" w15:restartNumberingAfterBreak="0">
     <w:nsid w:val="0D547769"/>
     <w:multiLevelType w:val="hybridMultilevel"/>
     <w:tmpl w:val="7F2074D2"/>
@@ -16242,7 +21038,7 @@
       </w:rPr>
     </w:lvl>
   </w:abstractNum>
-  <w:abstractNum w:abstractNumId="6" w15:restartNumberingAfterBreak="0">
+  <w:abstractNum w:abstractNumId="8" w15:restartNumberingAfterBreak="0">
     <w:nsid w:val="10CB776C"/>
     <w:multiLevelType w:val="hybridMultilevel"/>
     <w:tmpl w:val="678CE950"/>
@@ -16382,7 +21178,7 @@
       </w:rPr>
     </w:lvl>
   </w:abstractNum>
-  <w:abstractNum w:abstractNumId="7" w15:restartNumberingAfterBreak="0">
+  <w:abstractNum w:abstractNumId="9" w15:restartNumberingAfterBreak="0">
     <w:nsid w:val="12C843D7"/>
     <w:multiLevelType w:val="hybridMultilevel"/>
     <w:tmpl w:val="C1845D68"/>
@@ -16522,7 +21318,7 @@
       </w:rPr>
     </w:lvl>
   </w:abstractNum>
-  <w:abstractNum w:abstractNumId="8" w15:restartNumberingAfterBreak="0">
+  <w:abstractNum w:abstractNumId="10" w15:restartNumberingAfterBreak="0">
     <w:nsid w:val="16173516"/>
     <w:multiLevelType w:val="hybridMultilevel"/>
     <w:tmpl w:val="95E6023C"/>
@@ -16641,7 +21437,7 @@
       </w:pPr>
     </w:lvl>
   </w:abstractNum>
-  <w:abstractNum w:abstractNumId="9" w15:restartNumberingAfterBreak="0">
+  <w:abstractNum w:abstractNumId="11" w15:restartNumberingAfterBreak="0">
     <w:nsid w:val="177064D3"/>
     <w:multiLevelType w:val="hybridMultilevel"/>
     <w:tmpl w:val="6E22B194"/>
@@ -16754,7 +21550,7 @@
       </w:rPr>
     </w:lvl>
   </w:abstractNum>
-  <w:abstractNum w:abstractNumId="10" w15:restartNumberingAfterBreak="0">
+  <w:abstractNum w:abstractNumId="12" w15:restartNumberingAfterBreak="0">
     <w:nsid w:val="22BC356E"/>
     <w:multiLevelType w:val="multilevel"/>
     <w:tmpl w:val="D8606FF6"/>
@@ -16903,7 +21699,7 @@
       </w:rPr>
     </w:lvl>
   </w:abstractNum>
-  <w:abstractNum w:abstractNumId="11" w15:restartNumberingAfterBreak="0">
+  <w:abstractNum w:abstractNumId="13" w15:restartNumberingAfterBreak="0">
     <w:nsid w:val="22DC02CA"/>
     <w:multiLevelType w:val="hybridMultilevel"/>
     <w:tmpl w:val="3E6C221C"/>
@@ -17043,7 +21839,7 @@
       </w:rPr>
     </w:lvl>
   </w:abstractNum>
-  <w:abstractNum w:abstractNumId="12" w15:restartNumberingAfterBreak="0">
+  <w:abstractNum w:abstractNumId="14" w15:restartNumberingAfterBreak="0">
     <w:nsid w:val="24A46D31"/>
     <w:multiLevelType w:val="hybridMultilevel"/>
     <w:tmpl w:val="A56221F0"/>
@@ -17156,7 +21952,7 @@
       </w:pPr>
     </w:lvl>
   </w:abstractNum>
-  <w:abstractNum w:abstractNumId="13" w15:restartNumberingAfterBreak="0">
+  <w:abstractNum w:abstractNumId="15" w15:restartNumberingAfterBreak="0">
     <w:nsid w:val="2DEA2D33"/>
     <w:multiLevelType w:val="hybridMultilevel"/>
     <w:tmpl w:val="6A0CAB36"/>
@@ -17269,7 +22065,7 @@
       </w:rPr>
     </w:lvl>
   </w:abstractNum>
-  <w:abstractNum w:abstractNumId="14" w15:restartNumberingAfterBreak="0">
+  <w:abstractNum w:abstractNumId="16" w15:restartNumberingAfterBreak="0">
     <w:nsid w:val="33B616E1"/>
     <w:multiLevelType w:val="hybridMultilevel"/>
     <w:tmpl w:val="5D76F6D0"/>
@@ -17355,7 +22151,93 @@
       </w:pPr>
     </w:lvl>
   </w:abstractNum>
-  <w:abstractNum w:abstractNumId="15" w15:restartNumberingAfterBreak="0">
+  <w:abstractNum w:abstractNumId="17" w15:restartNumberingAfterBreak="0">
+    <w:nsid w:val="441E0853"/>
+    <w:multiLevelType w:val="hybridMultilevel"/>
+    <w:tmpl w:val="57BE699C"/>
+    <w:lvl w:ilvl="0" w:tplc="0810000F">
+      <w:start w:val="1"/>
+      <w:numFmt w:val="decimal"/>
+      <w:lvlText w:val="%1."/>
+      <w:lvlJc w:val="left"/>
+      <w:pPr>
+        <w:ind w:left="720" w:hanging="360"/>
+      </w:pPr>
+    </w:lvl>
+    <w:lvl w:ilvl="1" w:tplc="08100019" w:tentative="1">
+      <w:start w:val="1"/>
+      <w:numFmt w:val="lowerLetter"/>
+      <w:lvlText w:val="%2."/>
+      <w:lvlJc w:val="left"/>
+      <w:pPr>
+        <w:ind w:left="1440" w:hanging="360"/>
+      </w:pPr>
+    </w:lvl>
+    <w:lvl w:ilvl="2" w:tplc="0810001B" w:tentative="1">
+      <w:start w:val="1"/>
+      <w:numFmt w:val="lowerRoman"/>
+      <w:lvlText w:val="%3."/>
+      <w:lvlJc w:val="right"/>
+      <w:pPr>
+        <w:ind w:left="2160" w:hanging="180"/>
+      </w:pPr>
+    </w:lvl>
+    <w:lvl w:ilvl="3" w:tplc="0810000F" w:tentative="1">
+      <w:start w:val="1"/>
+      <w:numFmt w:val="decimal"/>
+      <w:lvlText w:val="%4."/>
+      <w:lvlJc w:val="left"/>
+      <w:pPr>
+        <w:ind w:left="2880" w:hanging="360"/>
+      </w:pPr>
+    </w:lvl>
+    <w:lvl w:ilvl="4" w:tplc="08100019" w:tentative="1">
+      <w:start w:val="1"/>
+      <w:numFmt w:val="lowerLetter"/>
+      <w:lvlText w:val="%5."/>
+      <w:lvlJc w:val="left"/>
+      <w:pPr>
+        <w:ind w:left="3600" w:hanging="360"/>
+      </w:pPr>
+    </w:lvl>
+    <w:lvl w:ilvl="5" w:tplc="0810001B" w:tentative="1">
+      <w:start w:val="1"/>
+      <w:numFmt w:val="lowerRoman"/>
+      <w:lvlText w:val="%6."/>
+      <w:lvlJc w:val="right"/>
+      <w:pPr>
+        <w:ind w:left="4320" w:hanging="180"/>
+      </w:pPr>
+    </w:lvl>
+    <w:lvl w:ilvl="6" w:tplc="0810000F" w:tentative="1">
+      <w:start w:val="1"/>
+      <w:numFmt w:val="decimal"/>
+      <w:lvlText w:val="%7."/>
+      <w:lvlJc w:val="left"/>
+      <w:pPr>
+        <w:ind w:left="5040" w:hanging="360"/>
+      </w:pPr>
+    </w:lvl>
+    <w:lvl w:ilvl="7" w:tplc="08100019" w:tentative="1">
+      <w:start w:val="1"/>
+      <w:numFmt w:val="lowerLetter"/>
+      <w:lvlText w:val="%8."/>
+      <w:lvlJc w:val="left"/>
+      <w:pPr>
+        <w:ind w:left="5760" w:hanging="360"/>
+      </w:pPr>
+    </w:lvl>
+    <w:lvl w:ilvl="8" w:tplc="0810001B" w:tentative="1">
+      <w:start w:val="1"/>
+      <w:numFmt w:val="lowerRoman"/>
+      <w:lvlText w:val="%9."/>
+      <w:lvlJc w:val="right"/>
+      <w:pPr>
+        <w:ind w:left="6480" w:hanging="180"/>
+      </w:pPr>
+    </w:lvl>
+  </w:abstractNum>
+  <w:abstractNum w:abstractNumId="18" w15:restartNumberingAfterBreak="0">
     <w:nsid w:val="45115E1D"/>
     <w:multiLevelType w:val="hybridMultilevel"/>
     <w:tmpl w:val="B67E6DE2"/>
@@ -17468,7 +22350,93 @@
       </w:rPr>
     </w:lvl>
   </w:abstractNum>
-  <w:abstractNum w:abstractNumId="16" w15:restartNumberingAfterBreak="0">
+  <w:abstractNum w:abstractNumId="19" w15:restartNumberingAfterBreak="0">
+    <w:nsid w:val="4F1F24FA"/>
+    <w:multiLevelType w:val="hybridMultilevel"/>
+    <w:tmpl w:val="57BE699C"/>
+    <w:lvl w:ilvl="0" w:tplc="0810000F">
+      <w:start w:val="1"/>
+      <w:numFmt w:val="decimal"/>
+      <w:lvlText w:val="%1."/>
+      <w:lvlJc w:val="left"/>
+      <w:pPr>
+        <w:ind w:left="720" w:hanging="360"/>
+      </w:pPr>
+    </w:lvl>
+    <w:lvl w:ilvl="1" w:tplc="08100019" w:tentative="1">
+      <w:start w:val="1"/>
+      <w:numFmt w:val="lowerLetter"/>
+      <w:lvlText w:val="%2."/>
+      <w:lvlJc w:val="left"/>
+      <w:pPr>
+        <w:ind w:left="1440" w:hanging="360"/>
+      </w:pPr>
+    </w:lvl>
+    <w:lvl w:ilvl="2" w:tplc="0810001B" w:tentative="1">
+      <w:start w:val="1"/>
+      <w:numFmt w:val="lowerRoman"/>
+      <w:lvlText w:val="%3."/>
+      <w:lvlJc w:val="right"/>
+      <w:pPr>
+        <w:ind w:left="2160" w:hanging="180"/>
+      </w:pPr>
+    </w:lvl>
+    <w:lvl w:ilvl="3" w:tplc="0810000F" w:tentative="1">
+      <w:start w:val="1"/>
+      <w:numFmt w:val="decimal"/>
+      <w:lvlText w:val="%4."/>
+      <w:lvlJc w:val="left"/>
+      <w:pPr>
+        <w:ind w:left="2880" w:hanging="360"/>
+      </w:pPr>
+    </w:lvl>
+    <w:lvl w:ilvl="4" w:tplc="08100019" w:tentative="1">
+      <w:start w:val="1"/>
+      <w:numFmt w:val="lowerLetter"/>
+      <w:lvlText w:val="%5."/>
+      <w:lvlJc w:val="left"/>
+      <w:pPr>
+        <w:ind w:left="3600" w:hanging="360"/>
+      </w:pPr>
+    </w:lvl>
+    <w:lvl w:ilvl="5" w:tplc="0810001B" w:tentative="1">
+      <w:start w:val="1"/>
+      <w:numFmt w:val="lowerRoman"/>
+      <w:lvlText w:val="%6."/>
+      <w:lvlJc w:val="right"/>
+      <w:pPr>
+        <w:ind w:left="4320" w:hanging="180"/>
+      </w:pPr>
+    </w:lvl>
+    <w:lvl w:ilvl="6" w:tplc="0810000F" w:tentative="1">
+      <w:start w:val="1"/>
+      <w:numFmt w:val="decimal"/>
+      <w:lvlText w:val="%7."/>
+      <w:lvlJc w:val="left"/>
+      <w:pPr>
+        <w:ind w:left="5040" w:hanging="360"/>
+      </w:pPr>
+    </w:lvl>
+    <w:lvl w:ilvl="7" w:tplc="08100019" w:tentative="1">
+      <w:start w:val="1"/>
+      <w:numFmt w:val="lowerLetter"/>
+      <w:lvlText w:val="%8."/>
+      <w:lvlJc w:val="left"/>
+      <w:pPr>
+        <w:ind w:left="5760" w:hanging="360"/>
+      </w:pPr>
+    </w:lvl>
+    <w:lvl w:ilvl="8" w:tplc="0810001B" w:tentative="1">
+      <w:start w:val="1"/>
+      <w:numFmt w:val="lowerRoman"/>
+      <w:lvlText w:val="%9."/>
+      <w:lvlJc w:val="right"/>
+      <w:pPr>
+        <w:ind w:left="6480" w:hanging="180"/>
+      </w:pPr>
+    </w:lvl>
+  </w:abstractNum>
+  <w:abstractNum w:abstractNumId="20" w15:restartNumberingAfterBreak="0">
     <w:nsid w:val="4F361C72"/>
     <w:multiLevelType w:val="hybridMultilevel"/>
     <w:tmpl w:val="E88C01D8"/>
@@ -17554,7 +22522,93 @@
       </w:pPr>
     </w:lvl>
   </w:abstractNum>
-  <w:abstractNum w:abstractNumId="17" w15:restartNumberingAfterBreak="0">
+  <w:abstractNum w:abstractNumId="21" w15:restartNumberingAfterBreak="0">
+    <w:nsid w:val="50F03F2E"/>
+    <w:multiLevelType w:val="hybridMultilevel"/>
+    <w:tmpl w:val="57BE699C"/>
+    <w:lvl w:ilvl="0" w:tplc="0810000F">
+      <w:start w:val="1"/>
+      <w:numFmt w:val="decimal"/>
+      <w:lvlText w:val="%1."/>
+      <w:lvlJc w:val="left"/>
+      <w:pPr>
+        <w:ind w:left="720" w:hanging="360"/>
+      </w:pPr>
+    </w:lvl>
+    <w:lvl w:ilvl="1" w:tplc="08100019" w:tentative="1">
+      <w:start w:val="1"/>
+      <w:numFmt w:val="lowerLetter"/>
+      <w:lvlText w:val="%2."/>
+      <w:lvlJc w:val="left"/>
+      <w:pPr>
+        <w:ind w:left="1440" w:hanging="360"/>
+      </w:pPr>
+    </w:lvl>
+    <w:lvl w:ilvl="2" w:tplc="0810001B" w:tentative="1">
+      <w:start w:val="1"/>
+      <w:numFmt w:val="lowerRoman"/>
+      <w:lvlText w:val="%3."/>
+      <w:lvlJc w:val="right"/>
+      <w:pPr>
+        <w:ind w:left="2160" w:hanging="180"/>
+      </w:pPr>
+    </w:lvl>
+    <w:lvl w:ilvl="3" w:tplc="0810000F" w:tentative="1">
+      <w:start w:val="1"/>
+      <w:numFmt w:val="decimal"/>
+      <w:lvlText w:val="%4."/>
+      <w:lvlJc w:val="left"/>
+      <w:pPr>
+        <w:ind w:left="2880" w:hanging="360"/>
+      </w:pPr>
+    </w:lvl>
+    <w:lvl w:ilvl="4" w:tplc="08100019" w:tentative="1">
+      <w:start w:val="1"/>
+      <w:numFmt w:val="lowerLetter"/>
+      <w:lvlText w:val="%5."/>
+      <w:lvlJc w:val="left"/>
+      <w:pPr>
+        <w:ind w:left="3600" w:hanging="360"/>
+      </w:pPr>
+    </w:lvl>
+    <w:lvl w:ilvl="5" w:tplc="0810001B" w:tentative="1">
+      <w:start w:val="1"/>
+      <w:numFmt w:val="lowerRoman"/>
+      <w:lvlText w:val="%6."/>
+      <w:lvlJc w:val="right"/>
+      <w:pPr>
+        <w:ind w:left="4320" w:hanging="180"/>
+      </w:pPr>
+    </w:lvl>
+    <w:lvl w:ilvl="6" w:tplc="0810000F" w:tentative="1">
+      <w:start w:val="1"/>
+      <w:numFmt w:val="decimal"/>
+      <w:lvlText w:val="%7."/>
+      <w:lvlJc w:val="left"/>
+      <w:pPr>
+        <w:ind w:left="5040" w:hanging="360"/>
+      </w:pPr>
+    </w:lvl>
+    <w:lvl w:ilvl="7" w:tplc="08100019" w:tentative="1">
+      <w:start w:val="1"/>
+      <w:numFmt w:val="lowerLetter"/>
+      <w:lvlText w:val="%8."/>
+      <w:lvlJc w:val="left"/>
+      <w:pPr>
+        <w:ind w:left="5760" w:hanging="360"/>
+      </w:pPr>
+    </w:lvl>
+    <w:lvl w:ilvl="8" w:tplc="0810001B" w:tentative="1">
+      <w:start w:val="1"/>
+      <w:numFmt w:val="lowerRoman"/>
+      <w:lvlText w:val="%9."/>
+      <w:lvlJc w:val="right"/>
+      <w:pPr>
+        <w:ind w:left="6480" w:hanging="180"/>
+      </w:pPr>
+    </w:lvl>
+  </w:abstractNum>
+  <w:abstractNum w:abstractNumId="22" w15:restartNumberingAfterBreak="0">
     <w:nsid w:val="577A1A49"/>
     <w:multiLevelType w:val="hybridMultilevel"/>
     <w:tmpl w:val="1F9E6626"/>
@@ -17640,7 +22694,7 @@
       </w:pPr>
     </w:lvl>
   </w:abstractNum>
-  <w:abstractNum w:abstractNumId="18" w15:restartNumberingAfterBreak="0">
+  <w:abstractNum w:abstractNumId="23" w15:restartNumberingAfterBreak="0">
     <w:nsid w:val="57C86EE7"/>
     <w:multiLevelType w:val="multilevel"/>
     <w:tmpl w:val="4DE6CDEC"/>
@@ -17789,7 +22843,93 @@
       </w:rPr>
     </w:lvl>
   </w:abstractNum>
-  <w:abstractNum w:abstractNumId="19" w15:restartNumberingAfterBreak="0">
+  <w:abstractNum w:abstractNumId="24" w15:restartNumberingAfterBreak="0">
+    <w:nsid w:val="58F73537"/>
+    <w:multiLevelType w:val="hybridMultilevel"/>
+    <w:tmpl w:val="E88C01D8"/>
+    <w:lvl w:ilvl="0" w:tplc="0810000F">
+      <w:start w:val="1"/>
+      <w:numFmt w:val="decimal"/>
+      <w:lvlText w:val="%1."/>
+      <w:lvlJc w:val="left"/>
+      <w:pPr>
+        <w:ind w:left="720" w:hanging="360"/>
+      </w:pPr>
+    </w:lvl>
+    <w:lvl w:ilvl="1" w:tplc="08100019" w:tentative="1">
+      <w:start w:val="1"/>
+      <w:numFmt w:val="lowerLetter"/>
+      <w:lvlText w:val="%2."/>
+      <w:lvlJc w:val="left"/>
+      <w:pPr>
+        <w:ind w:left="1440" w:hanging="360"/>
+      </w:pPr>
+    </w:lvl>
+    <w:lvl w:ilvl="2" w:tplc="0810001B" w:tentative="1">
+      <w:start w:val="1"/>
+      <w:numFmt w:val="lowerRoman"/>
+      <w:lvlText w:val="%3."/>
+      <w:lvlJc w:val="right"/>
+      <w:pPr>
+        <w:ind w:left="2160" w:hanging="180"/>
+      </w:pPr>
+    </w:lvl>
+    <w:lvl w:ilvl="3" w:tplc="0810000F" w:tentative="1">
+      <w:start w:val="1"/>
+      <w:numFmt w:val="decimal"/>
+      <w:lvlText w:val="%4."/>
+      <w:lvlJc w:val="left"/>
+      <w:pPr>
+        <w:ind w:left="2880" w:hanging="360"/>
+      </w:pPr>
+    </w:lvl>
+    <w:lvl w:ilvl="4" w:tplc="08100019" w:tentative="1">
+      <w:start w:val="1"/>
+      <w:numFmt w:val="lowerLetter"/>
+      <w:lvlText w:val="%5."/>
+      <w:lvlJc w:val="left"/>
+      <w:pPr>
+        <w:ind w:left="3600" w:hanging="360"/>
+      </w:pPr>
+    </w:lvl>
+    <w:lvl w:ilvl="5" w:tplc="0810001B" w:tentative="1">
+      <w:start w:val="1"/>
+      <w:numFmt w:val="lowerRoman"/>
+      <w:lvlText w:val="%6."/>
+      <w:lvlJc w:val="right"/>
+      <w:pPr>
+        <w:ind w:left="4320" w:hanging="180"/>
+      </w:pPr>
+    </w:lvl>
+    <w:lvl w:ilvl="6" w:tplc="0810000F" w:tentative="1">
+      <w:start w:val="1"/>
+      <w:numFmt w:val="decimal"/>
+      <w:lvlText w:val="%7."/>
+      <w:lvlJc w:val="left"/>
+      <w:pPr>
+        <w:ind w:left="5040" w:hanging="360"/>
+      </w:pPr>
+    </w:lvl>
+    <w:lvl w:ilvl="7" w:tplc="08100019" w:tentative="1">
+      <w:start w:val="1"/>
+      <w:numFmt w:val="lowerLetter"/>
+      <w:lvlText w:val="%8."/>
+      <w:lvlJc w:val="left"/>
+      <w:pPr>
+        <w:ind w:left="5760" w:hanging="360"/>
+      </w:pPr>
+    </w:lvl>
+    <w:lvl w:ilvl="8" w:tplc="0810001B" w:tentative="1">
+      <w:start w:val="1"/>
+      <w:numFmt w:val="lowerRoman"/>
+      <w:lvlText w:val="%9."/>
+      <w:lvlJc w:val="right"/>
+      <w:pPr>
+        <w:ind w:left="6480" w:hanging="180"/>
+      </w:pPr>
+    </w:lvl>
+  </w:abstractNum>
+  <w:abstractNum w:abstractNumId="25" w15:restartNumberingAfterBreak="0">
     <w:nsid w:val="5C4812BE"/>
     <w:multiLevelType w:val="hybridMultilevel"/>
     <w:tmpl w:val="5D76F6D0"/>
@@ -17875,7 +23015,93 @@
       </w:pPr>
     </w:lvl>
   </w:abstractNum>
-  <w:abstractNum w:abstractNumId="20" w15:restartNumberingAfterBreak="0">
+  <w:abstractNum w:abstractNumId="26" w15:restartNumberingAfterBreak="0">
+    <w:nsid w:val="64002B5C"/>
+    <w:multiLevelType w:val="hybridMultilevel"/>
+    <w:tmpl w:val="57BE699C"/>
+    <w:lvl w:ilvl="0" w:tplc="0810000F">
+      <w:start w:val="1"/>
+      <w:numFmt w:val="decimal"/>
+      <w:lvlText w:val="%1."/>
+      <w:lvlJc w:val="left"/>
+      <w:pPr>
+        <w:ind w:left="720" w:hanging="360"/>
+      </w:pPr>
+    </w:lvl>
+    <w:lvl w:ilvl="1" w:tplc="08100019" w:tentative="1">
+      <w:start w:val="1"/>
+      <w:numFmt w:val="lowerLetter"/>
+      <w:lvlText w:val="%2."/>
+      <w:lvlJc w:val="left"/>
+      <w:pPr>
+        <w:ind w:left="1440" w:hanging="360"/>
+      </w:pPr>
+    </w:lvl>
+    <w:lvl w:ilvl="2" w:tplc="0810001B" w:tentative="1">
+      <w:start w:val="1"/>
+      <w:numFmt w:val="lowerRoman"/>
+      <w:lvlText w:val="%3."/>
+      <w:lvlJc w:val="right"/>
+      <w:pPr>
+        <w:ind w:left="2160" w:hanging="180"/>
+      </w:pPr>
+    </w:lvl>
+    <w:lvl w:ilvl="3" w:tplc="0810000F" w:tentative="1">
+      <w:start w:val="1"/>
+      <w:numFmt w:val="decimal"/>
+      <w:lvlText w:val="%4."/>
+      <w:lvlJc w:val="left"/>
+      <w:pPr>
+        <w:ind w:left="2880" w:hanging="360"/>
+      </w:pPr>
+    </w:lvl>
+    <w:lvl w:ilvl="4" w:tplc="08100019" w:tentative="1">
+      <w:start w:val="1"/>
+      <w:numFmt w:val="lowerLetter"/>
+      <w:lvlText w:val="%5."/>
+      <w:lvlJc w:val="left"/>
+      <w:pPr>
+        <w:ind w:left="3600" w:hanging="360"/>
+      </w:pPr>
+    </w:lvl>
+    <w:lvl w:ilvl="5" w:tplc="0810001B" w:tentative="1">
+      <w:start w:val="1"/>
+      <w:numFmt w:val="lowerRoman"/>
+      <w:lvlText w:val="%6."/>
+      <w:lvlJc w:val="right"/>
+      <w:pPr>
+        <w:ind w:left="4320" w:hanging="180"/>
+      </w:pPr>
+    </w:lvl>
+    <w:lvl w:ilvl="6" w:tplc="0810000F" w:tentative="1">
+      <w:start w:val="1"/>
+      <w:numFmt w:val="decimal"/>
+      <w:lvlText w:val="%7."/>
+      <w:lvlJc w:val="left"/>
+      <w:pPr>
+        <w:ind w:left="5040" w:hanging="360"/>
+      </w:pPr>
+    </w:lvl>
+    <w:lvl w:ilvl="7" w:tplc="08100019" w:tentative="1">
+      <w:start w:val="1"/>
+      <w:numFmt w:val="lowerLetter"/>
+      <w:lvlText w:val="%8."/>
+      <w:lvlJc w:val="left"/>
+      <w:pPr>
+        <w:ind w:left="5760" w:hanging="360"/>
+      </w:pPr>
+    </w:lvl>
+    <w:lvl w:ilvl="8" w:tplc="0810001B" w:tentative="1">
+      <w:start w:val="1"/>
+      <w:numFmt w:val="lowerRoman"/>
+      <w:lvlText w:val="%9."/>
+      <w:lvlJc w:val="right"/>
+      <w:pPr>
+        <w:ind w:left="6480" w:hanging="180"/>
+      </w:pPr>
+    </w:lvl>
+  </w:abstractNum>
+  <w:abstractNum w:abstractNumId="27" w15:restartNumberingAfterBreak="0">
     <w:nsid w:val="652809B9"/>
     <w:multiLevelType w:val="hybridMultilevel"/>
     <w:tmpl w:val="C10EC632"/>
@@ -17988,7 +23214,7 @@
       </w:rPr>
     </w:lvl>
   </w:abstractNum>
-  <w:abstractNum w:abstractNumId="21" w15:restartNumberingAfterBreak="0">
+  <w:abstractNum w:abstractNumId="28" w15:restartNumberingAfterBreak="0">
     <w:nsid w:val="66871ECE"/>
     <w:multiLevelType w:val="hybridMultilevel"/>
     <w:tmpl w:val="7F74FC56"/>
@@ -18104,7 +23330,7 @@
       </w:pPr>
     </w:lvl>
   </w:abstractNum>
-  <w:abstractNum w:abstractNumId="22" w15:restartNumberingAfterBreak="0">
+  <w:abstractNum w:abstractNumId="29" w15:restartNumberingAfterBreak="0">
     <w:nsid w:val="6ABE5228"/>
     <w:multiLevelType w:val="hybridMultilevel"/>
     <w:tmpl w:val="089EE6D8"/>
@@ -18220,7 +23446,7 @@
       </w:pPr>
     </w:lvl>
   </w:abstractNum>
-  <w:abstractNum w:abstractNumId="23" w15:restartNumberingAfterBreak="0">
+  <w:abstractNum w:abstractNumId="30" w15:restartNumberingAfterBreak="0">
     <w:nsid w:val="6C1D7334"/>
     <w:multiLevelType w:val="hybridMultilevel"/>
     <w:tmpl w:val="7F20929C"/>
@@ -18336,7 +23562,7 @@
       </w:pPr>
     </w:lvl>
   </w:abstractNum>
-  <w:abstractNum w:abstractNumId="24" w15:restartNumberingAfterBreak="0">
+  <w:abstractNum w:abstractNumId="31" w15:restartNumberingAfterBreak="0">
     <w:nsid w:val="72904C79"/>
     <w:multiLevelType w:val="hybridMultilevel"/>
     <w:tmpl w:val="EB328896"/>
@@ -18476,7 +23702,7 @@
       </w:rPr>
     </w:lvl>
   </w:abstractNum>
-  <w:abstractNum w:abstractNumId="25" w15:restartNumberingAfterBreak="0">
+  <w:abstractNum w:abstractNumId="32" w15:restartNumberingAfterBreak="0">
     <w:nsid w:val="75813439"/>
     <w:multiLevelType w:val="hybridMultilevel"/>
     <w:tmpl w:val="5D76F6D0"/>
@@ -18562,7 +23788,7 @@
       </w:pPr>
     </w:lvl>
   </w:abstractNum>
-  <w:abstractNum w:abstractNumId="26" w15:restartNumberingAfterBreak="0">
+  <w:abstractNum w:abstractNumId="33" w15:restartNumberingAfterBreak="0">
     <w:nsid w:val="7ACC392C"/>
     <w:multiLevelType w:val="hybridMultilevel"/>
     <w:tmpl w:val="F282F7F0"/>
@@ -18702,7 +23928,7 @@
       </w:rPr>
     </w:lvl>
   </w:abstractNum>
-  <w:abstractNum w:abstractNumId="27" w15:restartNumberingAfterBreak="0">
+  <w:abstractNum w:abstractNumId="34" w15:restartNumberingAfterBreak="0">
     <w:nsid w:val="7CD54937"/>
     <w:multiLevelType w:val="hybridMultilevel"/>
     <w:tmpl w:val="1AB0305A"/>
@@ -18843,112 +24069,133 @@
     </w:lvl>
   </w:abstractNum>
   <w:num w:numId="1">
+    <w:abstractNumId w:val="23"/>
+  </w:num>
+  <w:num w:numId="2">
+    <w:abstractNumId w:val="8"/>
+  </w:num>
+  <w:num w:numId="3">
+    <w:abstractNumId w:val="13"/>
+  </w:num>
+  <w:num w:numId="4">
+    <w:abstractNumId w:val="6"/>
+  </w:num>
+  <w:num w:numId="5">
+    <w:abstractNumId w:val="9"/>
+  </w:num>
+  <w:num w:numId="6">
+    <w:abstractNumId w:val="28"/>
+  </w:num>
+  <w:num w:numId="7">
+    <w:abstractNumId w:val="14"/>
+  </w:num>
+  <w:num w:numId="8">
+    <w:abstractNumId w:val="29"/>
+  </w:num>
+  <w:num w:numId="9">
+    <w:abstractNumId w:val="5"/>
+  </w:num>
+  <w:num w:numId="10">
+    <w:abstractNumId w:val="31"/>
+  </w:num>
+  <w:num w:numId="11">
+    <w:abstractNumId w:val="33"/>
+  </w:num>
+  <w:num w:numId="12">
+    <w:abstractNumId w:val="10"/>
+  </w:num>
+  <w:num w:numId="13">
+    <w:abstractNumId w:val="7"/>
+  </w:num>
+  <w:num w:numId="14">
+    <w:abstractNumId w:val="34"/>
+  </w:num>
+  <w:num w:numId="15">
+    <w:abstractNumId w:val="11"/>
+  </w:num>
+  <w:num w:numId="16">
+    <w:abstractNumId w:val="23"/>
+  </w:num>
+  <w:num w:numId="17">
+    <w:abstractNumId w:val="30"/>
+  </w:num>
+  <w:num w:numId="18">
+    <w:abstractNumId w:val="23"/>
+  </w:num>
+  <w:num w:numId="19">
+    <w:abstractNumId w:val="23"/>
+  </w:num>
+  <w:num w:numId="20">
+    <w:abstractNumId w:val="23"/>
+  </w:num>
+  <w:num w:numId="21">
+    <w:abstractNumId w:val="23"/>
+  </w:num>
+  <w:num w:numId="22">
+    <w:abstractNumId w:val="23"/>
+  </w:num>
+  <w:num w:numId="23">
+    <w:abstractNumId w:val="27"/>
+  </w:num>
+  <w:num w:numId="24">
+    <w:abstractNumId w:val="23"/>
+  </w:num>
+  <w:num w:numId="25">
+    <w:abstractNumId w:val="23"/>
+  </w:num>
+  <w:num w:numId="26">
+    <w:abstractNumId w:val="2"/>
+  </w:num>
+  <w:num w:numId="27">
+    <w:abstractNumId w:val="12"/>
+  </w:num>
+  <w:num w:numId="28">
+    <w:abstractNumId w:val="22"/>
+  </w:num>
+  <w:num w:numId="29">
+    <w:abstractNumId w:val="1"/>
+  </w:num>
+  <w:num w:numId="30">
+    <w:abstractNumId w:val="15"/>
+  </w:num>
+  <w:num w:numId="31">
     <w:abstractNumId w:val="18"/>
   </w:num>
-  <w:num w:numId="2">
-    <w:abstractNumId w:val="6"/>
+  <w:num w:numId="32">
+    <w:abstractNumId w:val="32"/>
   </w:num>
-  <w:num w:numId="3">
-    <w:abstractNumId w:val="11"/>
+  <w:num w:numId="33">
+    <w:abstractNumId w:val="25"/>
   </w:num>
-  <w:num w:numId="4">
+  <w:num w:numId="34">
+    <w:abstractNumId w:val="3"/>
+  </w:num>
+  <w:num w:numId="35">
+    <w:abstractNumId w:val="16"/>
+  </w:num>
+  <w:num w:numId="36">
+    <w:abstractNumId w:val="20"/>
+  </w:num>
+  <w:num w:numId="37">
+    <w:abstractNumId w:val="24"/>
+  </w:num>
+  <w:num w:numId="38">
+    <w:abstractNumId w:val="26"/>
+  </w:num>
+  <w:num w:numId="39">
+    <w:abstractNumId w:val="19"/>
+  </w:num>
+  <w:num w:numId="40">
+    <w:abstractNumId w:val="21"/>
+  </w:num>
+  <w:num w:numId="41">
     <w:abstractNumId w:val="4"/>
   </w:num>
-  <w:num w:numId="5">
-    <w:abstractNumId w:val="7"/>
-  </w:num>
-  <w:num w:numId="6">
-    <w:abstractNumId w:val="21"/>
-  </w:num>
-  <w:num w:numId="7">
-    <w:abstractNumId w:val="12"/>
-  </w:num>
-  <w:num w:numId="8">
-    <w:abstractNumId w:val="22"/>
-  </w:num>
-  <w:num w:numId="9">
-    <w:abstractNumId w:val="3"/>
-  </w:num>
-  <w:num w:numId="10">
-    <w:abstractNumId w:val="24"/>
-  </w:num>
-  <w:num w:numId="11">
-    <w:abstractNumId w:val="26"/>
-  </w:num>
-  <w:num w:numId="12">
-    <w:abstractNumId w:val="8"/>
-  </w:num>
-  <w:num w:numId="13">
-    <w:abstractNumId w:val="5"/>
-  </w:num>
-  <w:num w:numId="14">
-    <w:abstractNumId w:val="27"/>
-  </w:num>
-  <w:num w:numId="15">
-    <w:abstractNumId w:val="9"/>
-  </w:num>
-  <w:num w:numId="16">
-    <w:abstractNumId w:val="18"/>
-  </w:num>
-  <w:num w:numId="17">
-    <w:abstractNumId w:val="23"/>
-  </w:num>
-  <w:num w:numId="18">
-    <w:abstractNumId w:val="18"/>
-  </w:num>
-  <w:num w:numId="19">
-    <w:abstractNumId w:val="18"/>
-  </w:num>
-  <w:num w:numId="20">
-    <w:abstractNumId w:val="18"/>
-  </w:num>
-  <w:num w:numId="21">
-    <w:abstractNumId w:val="18"/>
-  </w:num>
-  <w:num w:numId="22">
-    <w:abstractNumId w:val="18"/>
-  </w:num>
-  <w:num w:numId="23">
-    <w:abstractNumId w:val="20"/>
-  </w:num>
-  <w:num w:numId="24">
-    <w:abstractNumId w:val="18"/>
-  </w:num>
-  <w:num w:numId="25">
-    <w:abstractNumId w:val="18"/>
-  </w:num>
-  <w:num w:numId="26">
-    <w:abstractNumId w:val="1"/>
-  </w:num>
-  <w:num w:numId="27">
-    <w:abstractNumId w:val="10"/>
-  </w:num>
-  <w:num w:numId="28">
+  <w:num w:numId="42">
     <w:abstractNumId w:val="17"/>
   </w:num>
-  <w:num w:numId="29">
+  <w:num w:numId="43">
     <w:abstractNumId w:val="0"/>
-  </w:num>
-  <w:num w:numId="30">
-    <w:abstractNumId w:val="13"/>
-  </w:num>
-  <w:num w:numId="31">
-    <w:abstractNumId w:val="15"/>
-  </w:num>
-  <w:num w:numId="32">
-    <w:abstractNumId w:val="25"/>
-  </w:num>
-  <w:num w:numId="33">
-    <w:abstractNumId w:val="19"/>
-  </w:num>
-  <w:num w:numId="34">
-    <w:abstractNumId w:val="2"/>
-  </w:num>
-  <w:num w:numId="35">
-    <w:abstractNumId w:val="14"/>
-  </w:num>
-  <w:num w:numId="36">
-    <w:abstractNumId w:val="16"/>
   </w:num>
   <w:numIdMacAtCleanup w:val="14"/>
 </w:numbering>
@@ -20221,7 +25468,7 @@
 </file>
 
 <file path=customXml/itemProps1.xml><?xml version="1.0" encoding="utf-8"?>
-<ds:datastoreItem xmlns:ds="http://schemas.openxmlformats.org/officeDocument/2006/customXml" ds:itemID="{6A178347-FD85-49E9-BEC3-AD6C8D6DB576}">
+<ds:datastoreItem xmlns:ds="http://schemas.openxmlformats.org/officeDocument/2006/customXml" ds:itemID="{6691C877-C765-4200-BFC2-E108BFB5D962}">
   <ds:schemaRefs>
     <ds:schemaRef ds:uri="http://schemas.openxmlformats.org/officeDocument/2006/bibliography"/>
   </ds:schemaRefs>

--- a/3_Documentazione/Documentazione_CasaNote.docx
+++ b/3_Documentazione/Documentazione_CasaNote.docx
@@ -8072,11 +8072,21 @@
       <w:r>
         <w:t xml:space="preserve">Figura </w:t>
       </w:r>
-      <w:fldSimple w:instr=" SEQ Figura \* ARABIC ">
-        <w:r>
-          <w:t>1</w:t>
-        </w:r>
-      </w:fldSimple>
+      <w:r>
+        <w:fldChar w:fldCharType="begin"/>
+      </w:r>
+      <w:r>
+        <w:instrText xml:space="preserve"> SEQ Figura \* ARABIC </w:instrText>
+      </w:r>
+      <w:r>
+        <w:fldChar w:fldCharType="separate"/>
+      </w:r>
+      <w:r>
+        <w:t>1</w:t>
+      </w:r>
+      <w:r>
+        <w:fldChar w:fldCharType="end"/>
+      </w:r>
       <w:r>
         <w:t xml:space="preserve"> - Use Case</w:t>
       </w:r>
@@ -8217,11 +8227,21 @@
       <w:r>
         <w:t xml:space="preserve">Figura </w:t>
       </w:r>
-      <w:fldSimple w:instr=" SEQ Figura \* ARABIC ">
-        <w:r>
-          <w:t>2</w:t>
-        </w:r>
-      </w:fldSimple>
+      <w:r>
+        <w:fldChar w:fldCharType="begin"/>
+      </w:r>
+      <w:r>
+        <w:instrText xml:space="preserve"> SEQ Figura \* ARABIC </w:instrText>
+      </w:r>
+      <w:r>
+        <w:fldChar w:fldCharType="separate"/>
+      </w:r>
+      <w:r>
+        <w:t>2</w:t>
+      </w:r>
+      <w:r>
+        <w:fldChar w:fldCharType="end"/>
+      </w:r>
       <w:r>
         <w:t xml:space="preserve"> - </w:t>
       </w:r>
@@ -8357,8 +8377,6 @@
       <w:r>
         <w:t>css</w:t>
       </w:r>
-      <w:bookmarkStart w:id="13" w:name="_GoBack"/>
-      <w:bookmarkEnd w:id="13"/>
     </w:p>
     <w:p>
       <w:pPr>
@@ -8367,16 +8385,16 @@
           <w:lang w:val="it-CH"/>
         </w:rPr>
       </w:pPr>
-      <w:bookmarkStart w:id="14" w:name="_Toc413411420"/>
-      <w:bookmarkStart w:id="15" w:name="_Toc192668665"/>
+      <w:bookmarkStart w:id="13" w:name="_Toc413411420"/>
+      <w:bookmarkStart w:id="14" w:name="_Toc192668665"/>
       <w:r>
         <w:rPr>
           <w:lang w:val="it-CH"/>
         </w:rPr>
         <w:t>Hardware</w:t>
       </w:r>
+      <w:bookmarkEnd w:id="13"/>
       <w:bookmarkEnd w:id="14"/>
-      <w:bookmarkEnd w:id="15"/>
     </w:p>
     <w:p>
       <w:r>
@@ -8470,14 +8488,14 @@
       <w:pPr>
         <w:pStyle w:val="Titolo1"/>
       </w:pPr>
-      <w:bookmarkStart w:id="16" w:name="_Toc429059808"/>
-      <w:bookmarkStart w:id="17" w:name="_Toc192668666"/>
+      <w:bookmarkStart w:id="15" w:name="_Toc429059808"/>
+      <w:bookmarkStart w:id="16" w:name="_Toc192668666"/>
       <w:r>
         <w:lastRenderedPageBreak/>
         <w:t>Progettazione</w:t>
       </w:r>
+      <w:bookmarkEnd w:id="15"/>
       <w:bookmarkEnd w:id="16"/>
-      <w:bookmarkEnd w:id="17"/>
     </w:p>
     <w:p>
       <w:pPr>
@@ -8486,16 +8504,16 @@
           <w:lang w:val="it-CH"/>
         </w:rPr>
       </w:pPr>
-      <w:bookmarkStart w:id="18" w:name="_Toc429059809"/>
-      <w:bookmarkStart w:id="19" w:name="_Toc192668667"/>
+      <w:bookmarkStart w:id="17" w:name="_Toc429059809"/>
+      <w:bookmarkStart w:id="18" w:name="_Toc192668667"/>
       <w:r>
         <w:rPr>
           <w:lang w:val="it-CH"/>
         </w:rPr>
         <w:t>Design dell’architettura del sistema</w:t>
       </w:r>
+      <w:bookmarkEnd w:id="17"/>
       <w:bookmarkEnd w:id="18"/>
-      <w:bookmarkEnd w:id="19"/>
     </w:p>
     <w:p>
       <w:pPr>
@@ -8550,11 +8568,21 @@
       <w:r>
         <w:t xml:space="preserve">Figura </w:t>
       </w:r>
-      <w:fldSimple w:instr=" SEQ Figura \* ARABIC ">
-        <w:r>
-          <w:t>3</w:t>
-        </w:r>
-      </w:fldSimple>
+      <w:r>
+        <w:fldChar w:fldCharType="begin"/>
+      </w:r>
+      <w:r>
+        <w:instrText xml:space="preserve"> SEQ Figura \* ARABIC </w:instrText>
+      </w:r>
+      <w:r>
+        <w:fldChar w:fldCharType="separate"/>
+      </w:r>
+      <w:r>
+        <w:t>3</w:t>
+      </w:r>
+      <w:r>
+        <w:fldChar w:fldCharType="end"/>
+      </w:r>
       <w:r>
         <w:t xml:space="preserve"> - Diagramma Architettura</w:t>
       </w:r>
@@ -8606,7 +8634,7 @@
           <w:lang w:val="it-CH"/>
         </w:rPr>
       </w:pPr>
-      <w:bookmarkStart w:id="20" w:name="_Toc192668668"/>
+      <w:bookmarkStart w:id="19" w:name="_Toc192668668"/>
       <w:proofErr w:type="spellStart"/>
       <w:r>
         <w:rPr>
@@ -8614,7 +8642,7 @@
         </w:rPr>
         <w:t>Swimlanes</w:t>
       </w:r>
-      <w:bookmarkEnd w:id="20"/>
+      <w:bookmarkEnd w:id="19"/>
       <w:proofErr w:type="spellEnd"/>
     </w:p>
     <w:p>
@@ -8671,11 +8699,21 @@
       <w:r>
         <w:t xml:space="preserve">Figura </w:t>
       </w:r>
-      <w:fldSimple w:instr=" SEQ Figura \* ARABIC ">
-        <w:r>
-          <w:t>4</w:t>
-        </w:r>
-      </w:fldSimple>
+      <w:r>
+        <w:fldChar w:fldCharType="begin"/>
+      </w:r>
+      <w:r>
+        <w:instrText xml:space="preserve"> SEQ Figura \* ARABIC </w:instrText>
+      </w:r>
+      <w:r>
+        <w:fldChar w:fldCharType="separate"/>
+      </w:r>
+      <w:r>
+        <w:t>4</w:t>
+      </w:r>
+      <w:r>
+        <w:fldChar w:fldCharType="end"/>
+      </w:r>
       <w:r>
         <w:t xml:space="preserve"> - </w:t>
       </w:r>
@@ -8787,11 +8825,24 @@
       <w:r>
         <w:t xml:space="preserve">Figura </w:t>
       </w:r>
-      <w:fldSimple w:instr=" SEQ Figura \* ARABIC ">
-        <w:r>
-          <w:t>5</w:t>
-        </w:r>
-      </w:fldSimple>
+      <w:r>
+        <w:fldChar w:fldCharType="begin"/>
+      </w:r>
+      <w:r>
+        <w:instrText xml:space="preserve"> SEQ Figura \</w:instrText>
+      </w:r>
+      <w:r>
+        <w:instrText xml:space="preserve">* ARABIC </w:instrText>
+      </w:r>
+      <w:r>
+        <w:fldChar w:fldCharType="separate"/>
+      </w:r>
+      <w:r>
+        <w:t>5</w:t>
+      </w:r>
+      <w:r>
+        <w:fldChar w:fldCharType="end"/>
+      </w:r>
       <w:r>
         <w:t xml:space="preserve"> - </w:t>
       </w:r>
@@ -8899,11 +8950,21 @@
       <w:r>
         <w:t xml:space="preserve">Figura </w:t>
       </w:r>
-      <w:fldSimple w:instr=" SEQ Figura \* ARABIC ">
-        <w:r>
-          <w:t>6</w:t>
-        </w:r>
-      </w:fldSimple>
+      <w:r>
+        <w:fldChar w:fldCharType="begin"/>
+      </w:r>
+      <w:r>
+        <w:instrText xml:space="preserve"> SEQ Figura \* ARABIC </w:instrText>
+      </w:r>
+      <w:r>
+        <w:fldChar w:fldCharType="separate"/>
+      </w:r>
+      <w:r>
+        <w:t>6</w:t>
+      </w:r>
+      <w:r>
+        <w:fldChar w:fldCharType="end"/>
+      </w:r>
       <w:r>
         <w:t xml:space="preserve"> - </w:t>
       </w:r>
@@ -8962,8 +9023,8 @@
           <w:lang w:val="it-CH"/>
         </w:rPr>
       </w:pPr>
-      <w:bookmarkStart w:id="21" w:name="_Toc429059810"/>
-      <w:bookmarkStart w:id="22" w:name="_Toc192668669"/>
+      <w:bookmarkStart w:id="20" w:name="_Toc429059810"/>
+      <w:bookmarkStart w:id="21" w:name="_Toc192668669"/>
       <w:r>
         <w:rPr>
           <w:lang w:val="it-CH"/>
@@ -8971,8 +9032,8 @@
         <w:lastRenderedPageBreak/>
         <w:t>Design dei dati e database</w:t>
       </w:r>
+      <w:bookmarkEnd w:id="20"/>
       <w:bookmarkEnd w:id="21"/>
-      <w:bookmarkEnd w:id="22"/>
     </w:p>
     <w:p>
       <w:pPr>
@@ -9028,11 +9089,21 @@
       <w:r>
         <w:t xml:space="preserve">Figura </w:t>
       </w:r>
-      <w:fldSimple w:instr=" SEQ Figura \* ARABIC ">
-        <w:r>
-          <w:t>7</w:t>
-        </w:r>
-      </w:fldSimple>
+      <w:r>
+        <w:fldChar w:fldCharType="begin"/>
+      </w:r>
+      <w:r>
+        <w:instrText xml:space="preserve"> SEQ Figura \* ARABIC </w:instrText>
+      </w:r>
+      <w:r>
+        <w:fldChar w:fldCharType="separate"/>
+      </w:r>
+      <w:r>
+        <w:t>7</w:t>
+      </w:r>
+      <w:r>
+        <w:fldChar w:fldCharType="end"/>
+      </w:r>
       <w:r>
         <w:t xml:space="preserve"> - Diagramma Classi</w:t>
       </w:r>
@@ -9114,16 +9185,16 @@
           <w:lang w:val="it-CH"/>
         </w:rPr>
       </w:pPr>
-      <w:bookmarkStart w:id="23" w:name="_Toc429059811"/>
-      <w:bookmarkStart w:id="24" w:name="_Toc192668670"/>
+      <w:bookmarkStart w:id="22" w:name="_Toc429059811"/>
+      <w:bookmarkStart w:id="23" w:name="_Toc192668670"/>
       <w:r>
         <w:rPr>
           <w:lang w:val="it-CH"/>
         </w:rPr>
         <w:t>Design delle interfacce</w:t>
       </w:r>
+      <w:bookmarkEnd w:id="22"/>
       <w:bookmarkEnd w:id="23"/>
-      <w:bookmarkEnd w:id="24"/>
     </w:p>
     <w:p>
       <w:pPr>
@@ -9140,14 +9211,14 @@
           <w:lang w:val="it-CH"/>
         </w:rPr>
       </w:pPr>
-      <w:bookmarkStart w:id="25" w:name="_Toc192668671"/>
+      <w:bookmarkStart w:id="24" w:name="_Toc192668671"/>
       <w:r>
         <w:rPr>
           <w:lang w:val="it-CH"/>
         </w:rPr>
         <w:t>Registrazione utente</w:t>
       </w:r>
-      <w:bookmarkEnd w:id="25"/>
+      <w:bookmarkEnd w:id="24"/>
     </w:p>
     <w:p>
       <w:pPr>
@@ -9214,11 +9285,21 @@
       <w:r>
         <w:t xml:space="preserve">Figura </w:t>
       </w:r>
-      <w:fldSimple w:instr=" SEQ Figura \* ARABIC ">
-        <w:r>
-          <w:t>8</w:t>
-        </w:r>
-      </w:fldSimple>
+      <w:r>
+        <w:fldChar w:fldCharType="begin"/>
+      </w:r>
+      <w:r>
+        <w:instrText xml:space="preserve"> SEQ Figura \* ARABIC </w:instrText>
+      </w:r>
+      <w:r>
+        <w:fldChar w:fldCharType="separate"/>
+      </w:r>
+      <w:r>
+        <w:t>8</w:t>
+      </w:r>
+      <w:r>
+        <w:fldChar w:fldCharType="end"/>
+      </w:r>
       <w:r>
         <w:t xml:space="preserve"> - Design registrazione utente</w:t>
       </w:r>
@@ -9280,7 +9361,7 @@
           <w:lang w:val="it-CH"/>
         </w:rPr>
       </w:pPr>
-      <w:bookmarkStart w:id="26" w:name="_Toc192668672"/>
+      <w:bookmarkStart w:id="25" w:name="_Toc192668672"/>
       <w:r>
         <w:rPr>
           <w:lang w:val="it-CH"/>
@@ -9288,7 +9369,7 @@
         <w:lastRenderedPageBreak/>
         <w:t>Login utente</w:t>
       </w:r>
-      <w:bookmarkEnd w:id="26"/>
+      <w:bookmarkEnd w:id="25"/>
     </w:p>
     <w:p>
       <w:pPr>
@@ -9356,11 +9437,21 @@
       <w:r>
         <w:t xml:space="preserve">Figura </w:t>
       </w:r>
-      <w:fldSimple w:instr=" SEQ Figura \* ARABIC ">
-        <w:r>
-          <w:t>9</w:t>
-        </w:r>
-      </w:fldSimple>
+      <w:r>
+        <w:fldChar w:fldCharType="begin"/>
+      </w:r>
+      <w:r>
+        <w:instrText xml:space="preserve"> SEQ Figura \* ARABIC </w:instrText>
+      </w:r>
+      <w:r>
+        <w:fldChar w:fldCharType="separate"/>
+      </w:r>
+      <w:r>
+        <w:t>9</w:t>
+      </w:r>
+      <w:r>
+        <w:fldChar w:fldCharType="end"/>
+      </w:r>
       <w:r>
         <w:t xml:space="preserve"> - Design login utente</w:t>
       </w:r>
@@ -9389,7 +9480,7 @@
           <w:lang w:val="it-CH"/>
         </w:rPr>
       </w:pPr>
-      <w:bookmarkStart w:id="27" w:name="_Toc192668673"/>
+      <w:bookmarkStart w:id="26" w:name="_Toc192668673"/>
       <w:r>
         <w:rPr>
           <w:lang w:val="it-CH"/>
@@ -9397,7 +9488,7 @@
         <w:lastRenderedPageBreak/>
         <w:t>Home</w:t>
       </w:r>
-      <w:bookmarkEnd w:id="27"/>
+      <w:bookmarkEnd w:id="26"/>
     </w:p>
     <w:p>
       <w:pPr>
@@ -9464,11 +9555,21 @@
       <w:r>
         <w:t xml:space="preserve">Figura </w:t>
       </w:r>
-      <w:fldSimple w:instr=" SEQ Figura \* ARABIC ">
-        <w:r>
-          <w:t>10</w:t>
-        </w:r>
-      </w:fldSimple>
+      <w:r>
+        <w:fldChar w:fldCharType="begin"/>
+      </w:r>
+      <w:r>
+        <w:instrText xml:space="preserve"> SEQ Figura \* ARABIC </w:instrText>
+      </w:r>
+      <w:r>
+        <w:fldChar w:fldCharType="separate"/>
+      </w:r>
+      <w:r>
+        <w:t>10</w:t>
+      </w:r>
+      <w:r>
+        <w:fldChar w:fldCharType="end"/>
+      </w:r>
       <w:r>
         <w:t xml:space="preserve"> - Design home</w:t>
       </w:r>
@@ -9506,7 +9607,7 @@
           <w:lang w:val="it-CH"/>
         </w:rPr>
       </w:pPr>
-      <w:bookmarkStart w:id="28" w:name="_Toc192668674"/>
+      <w:bookmarkStart w:id="27" w:name="_Toc192668674"/>
       <w:r>
         <w:rPr>
           <w:lang w:val="it-CH"/>
@@ -9514,7 +9615,7 @@
         <w:lastRenderedPageBreak/>
         <w:t>Creazione nota</w:t>
       </w:r>
-      <w:bookmarkEnd w:id="28"/>
+      <w:bookmarkEnd w:id="27"/>
     </w:p>
     <w:p>
       <w:pPr>
@@ -9581,11 +9682,21 @@
       <w:r>
         <w:t xml:space="preserve">Figura </w:t>
       </w:r>
-      <w:fldSimple w:instr=" SEQ Figura \* ARABIC ">
-        <w:r>
-          <w:t>11</w:t>
-        </w:r>
-      </w:fldSimple>
+      <w:r>
+        <w:fldChar w:fldCharType="begin"/>
+      </w:r>
+      <w:r>
+        <w:instrText xml:space="preserve"> SEQ Figura \* ARABIC </w:instrText>
+      </w:r>
+      <w:r>
+        <w:fldChar w:fldCharType="separate"/>
+      </w:r>
+      <w:r>
+        <w:t>11</w:t>
+      </w:r>
+      <w:r>
+        <w:fldChar w:fldCharType="end"/>
+      </w:r>
       <w:r>
         <w:t xml:space="preserve"> - Design creazione nota</w:t>
       </w:r>
@@ -9646,7 +9757,7 @@
           <w:lang w:val="it-CH"/>
         </w:rPr>
       </w:pPr>
-      <w:bookmarkStart w:id="29" w:name="_Toc192668675"/>
+      <w:bookmarkStart w:id="28" w:name="_Toc192668675"/>
       <w:r>
         <w:rPr>
           <w:lang w:val="it-CH"/>
@@ -9654,7 +9765,7 @@
         <w:lastRenderedPageBreak/>
         <w:t>Visualizzazione note</w:t>
       </w:r>
-      <w:bookmarkEnd w:id="29"/>
+      <w:bookmarkEnd w:id="28"/>
     </w:p>
     <w:p>
       <w:pPr>
@@ -9721,11 +9832,21 @@
       <w:r>
         <w:t xml:space="preserve">Figura </w:t>
       </w:r>
-      <w:fldSimple w:instr=" SEQ Figura \* ARABIC ">
-        <w:r>
-          <w:t>12</w:t>
-        </w:r>
-      </w:fldSimple>
+      <w:r>
+        <w:fldChar w:fldCharType="begin"/>
+      </w:r>
+      <w:r>
+        <w:instrText xml:space="preserve"> SEQ Figura \* ARABIC </w:instrText>
+      </w:r>
+      <w:r>
+        <w:fldChar w:fldCharType="separate"/>
+      </w:r>
+      <w:r>
+        <w:t>12</w:t>
+      </w:r>
+      <w:r>
+        <w:fldChar w:fldCharType="end"/>
+      </w:r>
       <w:r>
         <w:t xml:space="preserve"> - Design visualizzazione note</w:t>
       </w:r>
@@ -9766,16 +9887,16 @@
           <w:lang w:val="it-CH"/>
         </w:rPr>
       </w:pPr>
-      <w:bookmarkStart w:id="30" w:name="_Toc429059812"/>
-      <w:bookmarkStart w:id="31" w:name="_Toc192668676"/>
+      <w:bookmarkStart w:id="29" w:name="_Toc429059812"/>
+      <w:bookmarkStart w:id="30" w:name="_Toc192668676"/>
       <w:r>
         <w:rPr>
           <w:lang w:val="it-CH"/>
         </w:rPr>
         <w:t>Design procedurale</w:t>
       </w:r>
+      <w:bookmarkEnd w:id="29"/>
       <w:bookmarkEnd w:id="30"/>
-      <w:bookmarkEnd w:id="31"/>
     </w:p>
     <w:p>
       <w:r>
@@ -9861,14 +9982,14 @@
           <w:bottom w:val="single" w:sz="4" w:space="1" w:color="auto"/>
         </w:pBdr>
       </w:pPr>
-      <w:bookmarkStart w:id="32" w:name="_Toc461179222"/>
-      <w:bookmarkStart w:id="33" w:name="_Toc192668677"/>
+      <w:bookmarkStart w:id="31" w:name="_Toc461179222"/>
+      <w:bookmarkStart w:id="32" w:name="_Toc192668677"/>
       <w:r>
         <w:lastRenderedPageBreak/>
         <w:t>Implementazione</w:t>
       </w:r>
+      <w:bookmarkEnd w:id="31"/>
       <w:bookmarkEnd w:id="32"/>
-      <w:bookmarkEnd w:id="33"/>
     </w:p>
     <w:p>
       <w:r>
@@ -9933,13 +10054,13 @@
       <w:pPr>
         <w:pStyle w:val="Titolo1"/>
       </w:pPr>
-      <w:bookmarkStart w:id="34" w:name="_Toc461179223"/>
-      <w:bookmarkStart w:id="35" w:name="_Toc192668678"/>
+      <w:bookmarkStart w:id="33" w:name="_Toc461179223"/>
+      <w:bookmarkStart w:id="34" w:name="_Toc192668678"/>
       <w:r>
         <w:t>Test</w:t>
       </w:r>
+      <w:bookmarkEnd w:id="33"/>
       <w:bookmarkEnd w:id="34"/>
-      <w:bookmarkEnd w:id="35"/>
     </w:p>
     <w:p>
       <w:pPr>
@@ -9948,16 +10069,16 @@
           <w:lang w:val="it-CH"/>
         </w:rPr>
       </w:pPr>
-      <w:bookmarkStart w:id="36" w:name="_Toc461179224"/>
-      <w:bookmarkStart w:id="37" w:name="_Toc192668679"/>
+      <w:bookmarkStart w:id="35" w:name="_Toc461179224"/>
+      <w:bookmarkStart w:id="36" w:name="_Toc192668679"/>
       <w:r>
         <w:rPr>
           <w:lang w:val="it-CH"/>
         </w:rPr>
         <w:t>Protocollo di test</w:t>
       </w:r>
+      <w:bookmarkEnd w:id="35"/>
       <w:bookmarkEnd w:id="36"/>
-      <w:bookmarkEnd w:id="37"/>
     </w:p>
     <w:p>
       <w:r>
@@ -10619,7 +10740,7 @@
                 <w:lang w:val="it-CH"/>
               </w:rPr>
             </w:pPr>
-            <w:bookmarkStart w:id="38" w:name="_Toc461179225"/>
+            <w:bookmarkStart w:id="37" w:name="_Toc461179225"/>
             <w:r>
               <w:rPr>
                 <w:b/>
@@ -14760,25 +14881,25 @@
                 <w:szCs w:val="18"/>
                 <w:lang w:val="it-CH"/>
               </w:rPr>
-              <w:t xml:space="preserve">Il test consiste nel modificare il titolo di una nota, il </w:t>
-            </w:r>
-            <w:proofErr w:type="spellStart"/>
-            <w:r>
-              <w:rPr>
-                <w:sz w:val="18"/>
-                <w:szCs w:val="18"/>
-                <w:lang w:val="it-CH"/>
-              </w:rPr>
-              <w:t>db</w:t>
-            </w:r>
-            <w:proofErr w:type="spellEnd"/>
-            <w:r>
-              <w:rPr>
-                <w:sz w:val="18"/>
-                <w:szCs w:val="18"/>
-                <w:lang w:val="it-CH"/>
-              </w:rPr>
-              <w:t xml:space="preserve"> dovrebbe aggiornare il titolo, di conseguenza l’elenco delle note dovrebbe mostrare il nuovo titolo della nota ag</w:t>
+              <w:t>Il test consiste nel modificare il titolo di una nota</w:t>
+            </w:r>
+            <w:r>
+              <w:rPr>
+                <w:sz w:val="18"/>
+                <w:szCs w:val="18"/>
+                <w:lang w:val="it-CH"/>
+              </w:rPr>
+              <w:t>, incluso aggiornamento data</w:t>
+            </w:r>
+            <w:bookmarkStart w:id="38" w:name="_GoBack"/>
+            <w:bookmarkEnd w:id="38"/>
+            <w:r>
+              <w:rPr>
+                <w:sz w:val="18"/>
+                <w:szCs w:val="18"/>
+                <w:lang w:val="it-CH"/>
+              </w:rPr>
+              <w:t>, di conseguenza l’elenco delle note dovrebbe mostrare il nuovo titolo della nota ag</w:t>
             </w:r>
             <w:r>
               <w:rPr>
@@ -17634,7 +17755,7 @@
         </w:rPr>
         <w:t>Risultati test</w:t>
       </w:r>
-      <w:bookmarkEnd w:id="38"/>
+      <w:bookmarkEnd w:id="37"/>
       <w:bookmarkEnd w:id="39"/>
     </w:p>
     <w:p>
@@ -18450,27 +18571,14 @@
     <w:r>
       <w:tab/>
     </w:r>
-    <w:r>
-      <w:fldChar w:fldCharType="begin"/>
-    </w:r>
-    <w:r>
-      <w:instrText xml:space="preserve"> FILENAME \* MERGEFORMAT </w:instrText>
-    </w:r>
-    <w:r>
-      <w:fldChar w:fldCharType="separate"/>
-    </w:r>
-    <w:r>
-      <w:rPr>
-        <w:noProof/>
-      </w:rPr>
-      <w:t>Documentazione_CasaNote.docx</w:t>
-    </w:r>
-    <w:r>
-      <w:rPr>
-        <w:noProof/>
-      </w:rPr>
-      <w:fldChar w:fldCharType="end"/>
-    </w:r>
+    <w:fldSimple w:instr=" FILENAME \* MERGEFORMAT ">
+      <w:r>
+        <w:rPr>
+          <w:noProof/>
+        </w:rPr>
+        <w:t>Documentazione_CasaNote.docx</w:t>
+      </w:r>
+    </w:fldSimple>
     <w:r>
       <w:tab/>
       <w:t xml:space="preserve">Versione: </w:t>
@@ -18806,27 +18914,14 @@
     <w:r>
       <w:tab/>
     </w:r>
-    <w:r>
-      <w:fldChar w:fldCharType="begin"/>
-    </w:r>
-    <w:r>
-      <w:instrText xml:space="preserve"> FILENAME \* MERGEFORMAT </w:instrText>
-    </w:r>
-    <w:r>
-      <w:fldChar w:fldCharType="separate"/>
-    </w:r>
-    <w:r>
-      <w:rPr>
-        <w:noProof/>
-      </w:rPr>
-      <w:t>Documentazione_CasaNote.docx</w:t>
-    </w:r>
-    <w:r>
-      <w:rPr>
-        <w:noProof/>
-      </w:rPr>
-      <w:fldChar w:fldCharType="end"/>
-    </w:r>
+    <w:fldSimple w:instr=" FILENAME \* MERGEFORMAT ">
+      <w:r>
+        <w:rPr>
+          <w:noProof/>
+        </w:rPr>
+        <w:t>Documentazione_CasaNote.docx</w:t>
+      </w:r>
+    </w:fldSimple>
     <w:r>
       <w:tab/>
       <w:t xml:space="preserve">Versione: </w:t>
@@ -18893,27 +18988,14 @@
     <w:r>
       <w:tab/>
     </w:r>
-    <w:r>
-      <w:fldChar w:fldCharType="begin"/>
-    </w:r>
-    <w:r>
-      <w:instrText xml:space="preserve"> FILENAME \* MERGEFORMAT </w:instrText>
-    </w:r>
-    <w:r>
-      <w:fldChar w:fldCharType="separate"/>
-    </w:r>
-    <w:r>
-      <w:rPr>
-        <w:noProof/>
-      </w:rPr>
-      <w:t>Documentazione_CasaNote.docx</w:t>
-    </w:r>
-    <w:r>
-      <w:rPr>
-        <w:noProof/>
-      </w:rPr>
-      <w:fldChar w:fldCharType="end"/>
-    </w:r>
+    <w:fldSimple w:instr=" FILENAME \* MERGEFORMAT ">
+      <w:r>
+        <w:rPr>
+          <w:noProof/>
+        </w:rPr>
+        <w:t>Documentazione_CasaNote.docx</w:t>
+      </w:r>
+    </w:fldSimple>
     <w:r>
       <w:tab/>
       <w:t xml:space="preserve">Versione: </w:t>
@@ -25468,7 +25550,7 @@
 </file>
 
 <file path=customXml/itemProps1.xml><?xml version="1.0" encoding="utf-8"?>
-<ds:datastoreItem xmlns:ds="http://schemas.openxmlformats.org/officeDocument/2006/customXml" ds:itemID="{6691C877-C765-4200-BFC2-E108BFB5D962}">
+<ds:datastoreItem xmlns:ds="http://schemas.openxmlformats.org/officeDocument/2006/customXml" ds:itemID="{829E748F-D24C-4E5B-BBF6-4ABD10B4A8F9}">
   <ds:schemaRefs>
     <ds:schemaRef ds:uri="http://schemas.openxmlformats.org/officeDocument/2006/bibliography"/>
   </ds:schemaRefs>

--- a/3_Documentazione/Documentazione_CasaNote.docx
+++ b/3_Documentazione/Documentazione_CasaNote.docx
@@ -123,7 +123,7 @@
         <w:rPr>
           <w:noProof/>
         </w:rPr>
-        <w:instrText xml:space="preserve"> PAGEREF _Toc192668654 \h </w:instrText>
+        <w:instrText xml:space="preserve"> PAGEREF _Toc193894916 \h </w:instrText>
       </w:r>
       <w:r>
         <w:rPr>
@@ -202,7 +202,7 @@
         <w:rPr>
           <w:noProof/>
         </w:rPr>
-        <w:instrText xml:space="preserve"> PAGEREF _Toc192668655 \h </w:instrText>
+        <w:instrText xml:space="preserve"> PAGEREF _Toc193894917 \h </w:instrText>
       </w:r>
       <w:r>
         <w:rPr>
@@ -281,7 +281,7 @@
         <w:rPr>
           <w:noProof/>
         </w:rPr>
-        <w:instrText xml:space="preserve"> PAGEREF _Toc192668656 \h </w:instrText>
+        <w:instrText xml:space="preserve"> PAGEREF _Toc193894918 \h </w:instrText>
       </w:r>
       <w:r>
         <w:rPr>
@@ -360,7 +360,7 @@
         <w:rPr>
           <w:noProof/>
         </w:rPr>
-        <w:instrText xml:space="preserve"> PAGEREF _Toc192668657 \h </w:instrText>
+        <w:instrText xml:space="preserve"> PAGEREF _Toc193894919 \h </w:instrText>
       </w:r>
       <w:r>
         <w:rPr>
@@ -378,6 +378,85 @@
           <w:noProof/>
         </w:rPr>
         <w:t>3</w:t>
+      </w:r>
+      <w:r>
+        <w:rPr>
+          <w:noProof/>
+        </w:rPr>
+        <w:fldChar w:fldCharType="end"/>
+      </w:r>
+    </w:p>
+    <w:p>
+      <w:pPr>
+        <w:pStyle w:val="Sommario1"/>
+        <w:tabs>
+          <w:tab w:val="left" w:pos="400"/>
+          <w:tab w:val="right" w:leader="dot" w:pos="9628"/>
+        </w:tabs>
+        <w:rPr>
+          <w:rFonts w:asciiTheme="minorHAnsi" w:eastAsiaTheme="minorEastAsia" w:hAnsiTheme="minorHAnsi" w:cstheme="minorBidi"/>
+          <w:noProof/>
+          <w:sz w:val="22"/>
+          <w:szCs w:val="22"/>
+          <w:lang w:eastAsia="it-CH"/>
+        </w:rPr>
+      </w:pPr>
+      <w:r>
+        <w:rPr>
+          <w:noProof/>
+        </w:rPr>
+        <w:t>2</w:t>
+      </w:r>
+      <w:r>
+        <w:rPr>
+          <w:rFonts w:asciiTheme="minorHAnsi" w:eastAsiaTheme="minorEastAsia" w:hAnsiTheme="minorHAnsi" w:cstheme="minorBidi"/>
+          <w:noProof/>
+          <w:sz w:val="22"/>
+          <w:szCs w:val="22"/>
+          <w:lang w:eastAsia="it-CH"/>
+        </w:rPr>
+        <w:tab/>
+      </w:r>
+      <w:r>
+        <w:rPr>
+          <w:noProof/>
+        </w:rPr>
+        <w:t>Analisi</w:t>
+      </w:r>
+      <w:r>
+        <w:rPr>
+          <w:noProof/>
+        </w:rPr>
+        <w:tab/>
+      </w:r>
+      <w:r>
+        <w:rPr>
+          <w:noProof/>
+        </w:rPr>
+        <w:fldChar w:fldCharType="begin"/>
+      </w:r>
+      <w:r>
+        <w:rPr>
+          <w:noProof/>
+        </w:rPr>
+        <w:instrText xml:space="preserve"> PAGEREF _Toc193894920 \h </w:instrText>
+      </w:r>
+      <w:r>
+        <w:rPr>
+          <w:noProof/>
+        </w:rPr>
+      </w:r>
+      <w:r>
+        <w:rPr>
+          <w:noProof/>
+        </w:rPr>
+        <w:fldChar w:fldCharType="separate"/>
+      </w:r>
+      <w:r>
+        <w:rPr>
+          <w:noProof/>
+        </w:rPr>
+        <w:t>4</w:t>
       </w:r>
       <w:r>
         <w:rPr>
@@ -405,7 +484,7 @@
         <w:rPr>
           <w:noProof/>
         </w:rPr>
-        <w:t>1.4</w:t>
+        <w:t>2.1</w:t>
       </w:r>
       <w:r>
         <w:rPr>
@@ -439,7 +518,7 @@
         <w:rPr>
           <w:noProof/>
         </w:rPr>
-        <w:instrText xml:space="preserve"> PAGEREF _Toc192668658 \h </w:instrText>
+        <w:instrText xml:space="preserve"> PAGEREF _Toc193894921 \h </w:instrText>
       </w:r>
       <w:r>
         <w:rPr>
@@ -484,7 +563,7 @@
         <w:rPr>
           <w:noProof/>
         </w:rPr>
-        <w:t>1.5</w:t>
+        <w:t>2.2</w:t>
       </w:r>
       <w:r>
         <w:rPr>
@@ -518,7 +597,7 @@
         <w:rPr>
           <w:noProof/>
         </w:rPr>
-        <w:instrText xml:space="preserve"> PAGEREF _Toc192668659 \h </w:instrText>
+        <w:instrText xml:space="preserve"> PAGEREF _Toc193894922 \h </w:instrText>
       </w:r>
       <w:r>
         <w:rPr>
@@ -563,7 +642,7 @@
         <w:rPr>
           <w:noProof/>
         </w:rPr>
-        <w:t>1.5.1</w:t>
+        <w:t>2.2.1</w:t>
       </w:r>
       <w:r>
         <w:rPr>
@@ -597,7 +676,7 @@
         <w:rPr>
           <w:noProof/>
         </w:rPr>
-        <w:instrText xml:space="preserve"> PAGEREF _Toc192668660 \h </w:instrText>
+        <w:instrText xml:space="preserve"> PAGEREF _Toc193894923 \h </w:instrText>
       </w:r>
       <w:r>
         <w:rPr>
@@ -642,7 +721,7 @@
         <w:rPr>
           <w:noProof/>
         </w:rPr>
-        <w:t>1.6</w:t>
+        <w:t>2.3</w:t>
       </w:r>
       <w:r>
         <w:rPr>
@@ -676,7 +755,7 @@
         <w:rPr>
           <w:noProof/>
         </w:rPr>
-        <w:instrText xml:space="preserve"> PAGEREF _Toc192668661 \h </w:instrText>
+        <w:instrText xml:space="preserve"> PAGEREF _Toc193894924 \h </w:instrText>
       </w:r>
       <w:r>
         <w:rPr>
@@ -721,7 +800,7 @@
         <w:rPr>
           <w:noProof/>
         </w:rPr>
-        <w:t>1.7</w:t>
+        <w:t>2.4</w:t>
       </w:r>
       <w:r>
         <w:rPr>
@@ -755,7 +834,7 @@
         <w:rPr>
           <w:noProof/>
         </w:rPr>
-        <w:instrText xml:space="preserve"> PAGEREF _Toc192668662 \h </w:instrText>
+        <w:instrText xml:space="preserve"> PAGEREF _Toc193894925 \h </w:instrText>
       </w:r>
       <w:r>
         <w:rPr>
@@ -800,7 +879,7 @@
         <w:rPr>
           <w:noProof/>
         </w:rPr>
-        <w:t>1.8</w:t>
+        <w:t>2.5</w:t>
       </w:r>
       <w:r>
         <w:rPr>
@@ -834,7 +913,7 @@
         <w:rPr>
           <w:noProof/>
         </w:rPr>
-        <w:instrText xml:space="preserve"> PAGEREF _Toc192668663 \h </w:instrText>
+        <w:instrText xml:space="preserve"> PAGEREF _Toc193894926 \h </w:instrText>
       </w:r>
       <w:r>
         <w:rPr>
@@ -879,7 +958,7 @@
         <w:rPr>
           <w:noProof/>
         </w:rPr>
-        <w:t>1.8.1</w:t>
+        <w:t>2.5.1</w:t>
       </w:r>
       <w:r>
         <w:rPr>
@@ -913,7 +992,7 @@
         <w:rPr>
           <w:noProof/>
         </w:rPr>
-        <w:instrText xml:space="preserve"> PAGEREF _Toc192668664 \h </w:instrText>
+        <w:instrText xml:space="preserve"> PAGEREF _Toc193894927 \h </w:instrText>
       </w:r>
       <w:r>
         <w:rPr>
@@ -958,7 +1037,7 @@
         <w:rPr>
           <w:noProof/>
         </w:rPr>
-        <w:t>1.8.2</w:t>
+        <w:t>2.5.2</w:t>
       </w:r>
       <w:r>
         <w:rPr>
@@ -992,7 +1071,7 @@
         <w:rPr>
           <w:noProof/>
         </w:rPr>
-        <w:instrText xml:space="preserve"> PAGEREF _Toc192668665 \h </w:instrText>
+        <w:instrText xml:space="preserve"> PAGEREF _Toc193894928 \h </w:instrText>
       </w:r>
       <w:r>
         <w:rPr>
@@ -1037,7 +1116,7 @@
         <w:rPr>
           <w:noProof/>
         </w:rPr>
-        <w:t>2</w:t>
+        <w:t>3</w:t>
       </w:r>
       <w:r>
         <w:rPr>
@@ -1071,7 +1150,7 @@
         <w:rPr>
           <w:noProof/>
         </w:rPr>
-        <w:instrText xml:space="preserve"> PAGEREF _Toc192668666 \h </w:instrText>
+        <w:instrText xml:space="preserve"> PAGEREF _Toc193894929 \h </w:instrText>
       </w:r>
       <w:r>
         <w:rPr>
@@ -1116,7 +1195,7 @@
         <w:rPr>
           <w:noProof/>
         </w:rPr>
-        <w:t>2.1</w:t>
+        <w:t>3.1</w:t>
       </w:r>
       <w:r>
         <w:rPr>
@@ -1150,7 +1229,7 @@
         <w:rPr>
           <w:noProof/>
         </w:rPr>
-        <w:instrText xml:space="preserve"> PAGEREF _Toc192668667 \h </w:instrText>
+        <w:instrText xml:space="preserve"> PAGEREF _Toc193894930 \h </w:instrText>
       </w:r>
       <w:r>
         <w:rPr>
@@ -1195,7 +1274,7 @@
         <w:rPr>
           <w:noProof/>
         </w:rPr>
-        <w:t>2.1.1</w:t>
+        <w:t>3.1.1</w:t>
       </w:r>
       <w:r>
         <w:rPr>
@@ -1229,7 +1308,7 @@
         <w:rPr>
           <w:noProof/>
         </w:rPr>
-        <w:instrText xml:space="preserve"> PAGEREF _Toc192668668 \h </w:instrText>
+        <w:instrText xml:space="preserve"> PAGEREF _Toc193894931 \h </w:instrText>
       </w:r>
       <w:r>
         <w:rPr>
@@ -1274,7 +1353,7 @@
         <w:rPr>
           <w:noProof/>
         </w:rPr>
-        <w:t>2.2</w:t>
+        <w:t>3.2</w:t>
       </w:r>
       <w:r>
         <w:rPr>
@@ -1308,7 +1387,7 @@
         <w:rPr>
           <w:noProof/>
         </w:rPr>
-        <w:instrText xml:space="preserve"> PAGEREF _Toc192668669 \h </w:instrText>
+        <w:instrText xml:space="preserve"> PAGEREF _Toc193894932 \h </w:instrText>
       </w:r>
       <w:r>
         <w:rPr>
@@ -1353,7 +1432,7 @@
         <w:rPr>
           <w:noProof/>
         </w:rPr>
-        <w:t>2.3</w:t>
+        <w:t>3.3</w:t>
       </w:r>
       <w:r>
         <w:rPr>
@@ -1387,7 +1466,7 @@
         <w:rPr>
           <w:noProof/>
         </w:rPr>
-        <w:instrText xml:space="preserve"> PAGEREF _Toc192668670 \h </w:instrText>
+        <w:instrText xml:space="preserve"> PAGEREF _Toc193894933 \h </w:instrText>
       </w:r>
       <w:r>
         <w:rPr>
@@ -1432,7 +1511,7 @@
         <w:rPr>
           <w:noProof/>
         </w:rPr>
-        <w:t>2.3.1</w:t>
+        <w:t>3.3.1</w:t>
       </w:r>
       <w:r>
         <w:rPr>
@@ -1466,7 +1545,7 @@
         <w:rPr>
           <w:noProof/>
         </w:rPr>
-        <w:instrText xml:space="preserve"> PAGEREF _Toc192668671 \h </w:instrText>
+        <w:instrText xml:space="preserve"> PAGEREF _Toc193894934 \h </w:instrText>
       </w:r>
       <w:r>
         <w:rPr>
@@ -1511,7 +1590,7 @@
         <w:rPr>
           <w:noProof/>
         </w:rPr>
-        <w:t>2.3.2</w:t>
+        <w:t>3.3.2</w:t>
       </w:r>
       <w:r>
         <w:rPr>
@@ -1545,7 +1624,7 @@
         <w:rPr>
           <w:noProof/>
         </w:rPr>
-        <w:instrText xml:space="preserve"> PAGEREF _Toc192668672 \h </w:instrText>
+        <w:instrText xml:space="preserve"> PAGEREF _Toc193894935 \h </w:instrText>
       </w:r>
       <w:r>
         <w:rPr>
@@ -1590,7 +1669,7 @@
         <w:rPr>
           <w:noProof/>
         </w:rPr>
-        <w:t>2.3.3</w:t>
+        <w:t>3.3.3</w:t>
       </w:r>
       <w:r>
         <w:rPr>
@@ -1624,7 +1703,7 @@
         <w:rPr>
           <w:noProof/>
         </w:rPr>
-        <w:instrText xml:space="preserve"> PAGEREF _Toc192668673 \h </w:instrText>
+        <w:instrText xml:space="preserve"> PAGEREF _Toc193894936 \h </w:instrText>
       </w:r>
       <w:r>
         <w:rPr>
@@ -1669,7 +1748,7 @@
         <w:rPr>
           <w:noProof/>
         </w:rPr>
-        <w:t>2.3.4</w:t>
+        <w:t>3.3.4</w:t>
       </w:r>
       <w:r>
         <w:rPr>
@@ -1703,7 +1782,7 @@
         <w:rPr>
           <w:noProof/>
         </w:rPr>
-        <w:instrText xml:space="preserve"> PAGEREF _Toc192668674 \h </w:instrText>
+        <w:instrText xml:space="preserve"> PAGEREF _Toc193894937 \h </w:instrText>
       </w:r>
       <w:r>
         <w:rPr>
@@ -1748,7 +1827,7 @@
         <w:rPr>
           <w:noProof/>
         </w:rPr>
-        <w:t>2.3.5</w:t>
+        <w:t>3.3.5</w:t>
       </w:r>
       <w:r>
         <w:rPr>
@@ -1782,7 +1861,7 @@
         <w:rPr>
           <w:noProof/>
         </w:rPr>
-        <w:instrText xml:space="preserve"> PAGEREF _Toc192668675 \h </w:instrText>
+        <w:instrText xml:space="preserve"> PAGEREF _Toc193894938 \h </w:instrText>
       </w:r>
       <w:r>
         <w:rPr>
@@ -1827,7 +1906,7 @@
         <w:rPr>
           <w:noProof/>
         </w:rPr>
-        <w:t>2.4</w:t>
+        <w:t>3.4</w:t>
       </w:r>
       <w:r>
         <w:rPr>
@@ -1861,7 +1940,7 @@
         <w:rPr>
           <w:noProof/>
         </w:rPr>
-        <w:instrText xml:space="preserve"> PAGEREF _Toc192668676 \h </w:instrText>
+        <w:instrText xml:space="preserve"> PAGEREF _Toc193894939 \h </w:instrText>
       </w:r>
       <w:r>
         <w:rPr>
@@ -1906,7 +1985,7 @@
         <w:rPr>
           <w:noProof/>
         </w:rPr>
-        <w:t>3</w:t>
+        <w:t>4</w:t>
       </w:r>
       <w:r>
         <w:rPr>
@@ -1940,7 +2019,7 @@
         <w:rPr>
           <w:noProof/>
         </w:rPr>
-        <w:instrText xml:space="preserve"> PAGEREF _Toc192668677 \h </w:instrText>
+        <w:instrText xml:space="preserve"> PAGEREF _Toc193894940 \h </w:instrText>
       </w:r>
       <w:r>
         <w:rPr>
@@ -1985,7 +2064,7 @@
         <w:rPr>
           <w:noProof/>
         </w:rPr>
-        <w:t>4</w:t>
+        <w:t>5</w:t>
       </w:r>
       <w:r>
         <w:rPr>
@@ -2019,7 +2098,7 @@
         <w:rPr>
           <w:noProof/>
         </w:rPr>
-        <w:instrText xml:space="preserve"> PAGEREF _Toc192668678 \h </w:instrText>
+        <w:instrText xml:space="preserve"> PAGEREF _Toc193894941 \h </w:instrText>
       </w:r>
       <w:r>
         <w:rPr>
@@ -2064,7 +2143,7 @@
         <w:rPr>
           <w:noProof/>
         </w:rPr>
-        <w:t>4.1</w:t>
+        <w:t>5.1</w:t>
       </w:r>
       <w:r>
         <w:rPr>
@@ -2098,7 +2177,7 @@
         <w:rPr>
           <w:noProof/>
         </w:rPr>
-        <w:instrText xml:space="preserve"> PAGEREF _Toc192668679 \h </w:instrText>
+        <w:instrText xml:space="preserve"> PAGEREF _Toc193894942 \h </w:instrText>
       </w:r>
       <w:r>
         <w:rPr>
@@ -2143,7 +2222,7 @@
         <w:rPr>
           <w:noProof/>
         </w:rPr>
-        <w:t>4.2</w:t>
+        <w:t>5.2</w:t>
       </w:r>
       <w:r>
         <w:rPr>
@@ -2177,7 +2256,7 @@
         <w:rPr>
           <w:noProof/>
         </w:rPr>
-        <w:instrText xml:space="preserve"> PAGEREF _Toc192668680 \h </w:instrText>
+        <w:instrText xml:space="preserve"> PAGEREF _Toc193894943 \h </w:instrText>
       </w:r>
       <w:r>
         <w:rPr>
@@ -2194,7 +2273,7 @@
         <w:rPr>
           <w:noProof/>
         </w:rPr>
-        <w:t>13</w:t>
+        <w:t>15</w:t>
       </w:r>
       <w:r>
         <w:rPr>
@@ -2222,7 +2301,7 @@
         <w:rPr>
           <w:noProof/>
         </w:rPr>
-        <w:t>4.3</w:t>
+        <w:t>5.3</w:t>
       </w:r>
       <w:r>
         <w:rPr>
@@ -2256,7 +2335,7 @@
         <w:rPr>
           <w:noProof/>
         </w:rPr>
-        <w:instrText xml:space="preserve"> PAGEREF _Toc192668681 \h </w:instrText>
+        <w:instrText xml:space="preserve"> PAGEREF _Toc193894944 \h </w:instrText>
       </w:r>
       <w:r>
         <w:rPr>
@@ -2273,7 +2352,7 @@
         <w:rPr>
           <w:noProof/>
         </w:rPr>
-        <w:t>13</w:t>
+        <w:t>15</w:t>
       </w:r>
       <w:r>
         <w:rPr>
@@ -2301,7 +2380,7 @@
         <w:rPr>
           <w:noProof/>
         </w:rPr>
-        <w:t>5</w:t>
+        <w:t>6</w:t>
       </w:r>
       <w:r>
         <w:rPr>
@@ -2335,7 +2414,7 @@
         <w:rPr>
           <w:noProof/>
         </w:rPr>
-        <w:instrText xml:space="preserve"> PAGEREF _Toc192668682 \h </w:instrText>
+        <w:instrText xml:space="preserve"> PAGEREF _Toc193894945 \h </w:instrText>
       </w:r>
       <w:r>
         <w:rPr>
@@ -2352,7 +2431,7 @@
         <w:rPr>
           <w:noProof/>
         </w:rPr>
-        <w:t>14</w:t>
+        <w:t>15</w:t>
       </w:r>
       <w:r>
         <w:rPr>
@@ -2380,7 +2459,7 @@
         <w:rPr>
           <w:noProof/>
         </w:rPr>
-        <w:t>6</w:t>
+        <w:t>7</w:t>
       </w:r>
       <w:r>
         <w:rPr>
@@ -2414,7 +2493,7 @@
         <w:rPr>
           <w:noProof/>
         </w:rPr>
-        <w:instrText xml:space="preserve"> PAGEREF _Toc192668683 \h </w:instrText>
+        <w:instrText xml:space="preserve"> PAGEREF _Toc193894946 \h </w:instrText>
       </w:r>
       <w:r>
         <w:rPr>
@@ -2431,7 +2510,7 @@
         <w:rPr>
           <w:noProof/>
         </w:rPr>
-        <w:t>14</w:t>
+        <w:t>16</w:t>
       </w:r>
       <w:r>
         <w:rPr>
@@ -2459,7 +2538,7 @@
         <w:rPr>
           <w:noProof/>
         </w:rPr>
-        <w:t>6.1</w:t>
+        <w:t>7.1</w:t>
       </w:r>
       <w:r>
         <w:rPr>
@@ -2475,7 +2554,15 @@
         <w:rPr>
           <w:noProof/>
         </w:rPr>
-        <w:t>Sviluppi futuri</w:t>
+        <w:t>Sviluppi</w:t>
+      </w:r>
+      <w:bookmarkStart w:id="0" w:name="_GoBack"/>
+      <w:bookmarkEnd w:id="0"/>
+      <w:r>
+        <w:rPr>
+          <w:noProof/>
+        </w:rPr>
+        <w:t xml:space="preserve"> futuri</w:t>
       </w:r>
       <w:r>
         <w:rPr>
@@ -2493,7 +2580,7 @@
         <w:rPr>
           <w:noProof/>
         </w:rPr>
-        <w:instrText xml:space="preserve"> PAGEREF _Toc192668684 \h </w:instrText>
+        <w:instrText xml:space="preserve"> PAGEREF _Toc193894947 \h </w:instrText>
       </w:r>
       <w:r>
         <w:rPr>
@@ -2510,7 +2597,7 @@
         <w:rPr>
           <w:noProof/>
         </w:rPr>
-        <w:t>14</w:t>
+        <w:t>16</w:t>
       </w:r>
       <w:r>
         <w:rPr>
@@ -2538,7 +2625,7 @@
         <w:rPr>
           <w:noProof/>
         </w:rPr>
-        <w:t>6.2</w:t>
+        <w:t>7.2</w:t>
       </w:r>
       <w:r>
         <w:rPr>
@@ -2572,7 +2659,7 @@
         <w:rPr>
           <w:noProof/>
         </w:rPr>
-        <w:instrText xml:space="preserve"> PAGEREF _Toc192668685 \h </w:instrText>
+        <w:instrText xml:space="preserve"> PAGEREF _Toc193894948 \h </w:instrText>
       </w:r>
       <w:r>
         <w:rPr>
@@ -2589,7 +2676,7 @@
         <w:rPr>
           <w:noProof/>
         </w:rPr>
-        <w:t>14</w:t>
+        <w:t>16</w:t>
       </w:r>
       <w:r>
         <w:rPr>
@@ -2617,7 +2704,7 @@
         <w:rPr>
           <w:noProof/>
         </w:rPr>
-        <w:t>7</w:t>
+        <w:t>8</w:t>
       </w:r>
       <w:r>
         <w:rPr>
@@ -2651,7 +2738,7 @@
         <w:rPr>
           <w:noProof/>
         </w:rPr>
-        <w:instrText xml:space="preserve"> PAGEREF _Toc192668686 \h </w:instrText>
+        <w:instrText xml:space="preserve"> PAGEREF _Toc193894949 \h </w:instrText>
       </w:r>
       <w:r>
         <w:rPr>
@@ -2668,7 +2755,7 @@
         <w:rPr>
           <w:noProof/>
         </w:rPr>
-        <w:t>14</w:t>
+        <w:t>16</w:t>
       </w:r>
       <w:r>
         <w:rPr>
@@ -2696,7 +2783,7 @@
         <w:rPr>
           <w:noProof/>
         </w:rPr>
-        <w:t>8</w:t>
+        <w:t>9</w:t>
       </w:r>
       <w:r>
         <w:rPr>
@@ -2730,7 +2817,7 @@
         <w:rPr>
           <w:noProof/>
         </w:rPr>
-        <w:instrText xml:space="preserve"> PAGEREF _Toc192668687 \h </w:instrText>
+        <w:instrText xml:space="preserve"> PAGEREF _Toc193894950 \h </w:instrText>
       </w:r>
       <w:r>
         <w:rPr>
@@ -2747,7 +2834,7 @@
         <w:rPr>
           <w:noProof/>
         </w:rPr>
-        <w:t>15</w:t>
+        <w:t>17</w:t>
       </w:r>
       <w:r>
         <w:rPr>
@@ -2775,7 +2862,7 @@
         <w:rPr>
           <w:noProof/>
         </w:rPr>
-        <w:t>8.1</w:t>
+        <w:t>9.1</w:t>
       </w:r>
       <w:r>
         <w:rPr>
@@ -2809,7 +2896,7 @@
         <w:rPr>
           <w:noProof/>
         </w:rPr>
-        <w:instrText xml:space="preserve"> PAGEREF _Toc192668688 \h </w:instrText>
+        <w:instrText xml:space="preserve"> PAGEREF _Toc193894951 \h </w:instrText>
       </w:r>
       <w:r>
         <w:rPr>
@@ -2826,7 +2913,7 @@
         <w:rPr>
           <w:noProof/>
         </w:rPr>
-        <w:t>15</w:t>
+        <w:t>17</w:t>
       </w:r>
       <w:r>
         <w:rPr>
@@ -2854,7 +2941,7 @@
         <w:rPr>
           <w:noProof/>
         </w:rPr>
-        <w:t>8.2</w:t>
+        <w:t>9.2</w:t>
       </w:r>
       <w:r>
         <w:rPr>
@@ -2888,7 +2975,7 @@
         <w:rPr>
           <w:noProof/>
         </w:rPr>
-        <w:instrText xml:space="preserve"> PAGEREF _Toc192668689 \h </w:instrText>
+        <w:instrText xml:space="preserve"> PAGEREF _Toc193894952 \h </w:instrText>
       </w:r>
       <w:r>
         <w:rPr>
@@ -2905,7 +2992,7 @@
         <w:rPr>
           <w:noProof/>
         </w:rPr>
-        <w:t>15</w:t>
+        <w:t>17</w:t>
       </w:r>
       <w:r>
         <w:rPr>
@@ -2933,7 +3020,7 @@
         <w:rPr>
           <w:noProof/>
         </w:rPr>
-        <w:t>8.3</w:t>
+        <w:t>9.3</w:t>
       </w:r>
       <w:r>
         <w:rPr>
@@ -2967,7 +3054,7 @@
         <w:rPr>
           <w:noProof/>
         </w:rPr>
-        <w:instrText xml:space="preserve"> PAGEREF _Toc192668690 \h </w:instrText>
+        <w:instrText xml:space="preserve"> PAGEREF _Toc193894953 \h </w:instrText>
       </w:r>
       <w:r>
         <w:rPr>
@@ -2984,7 +3071,7 @@
         <w:rPr>
           <w:noProof/>
         </w:rPr>
-        <w:t>15</w:t>
+        <w:t>17</w:t>
       </w:r>
       <w:r>
         <w:rPr>
@@ -2997,7 +3084,7 @@
       <w:pPr>
         <w:pStyle w:val="Sommario1"/>
         <w:tabs>
-          <w:tab w:val="left" w:pos="400"/>
+          <w:tab w:val="left" w:pos="600"/>
           <w:tab w:val="right" w:leader="dot" w:pos="9628"/>
         </w:tabs>
         <w:rPr>
@@ -3012,7 +3099,7 @@
         <w:rPr>
           <w:noProof/>
         </w:rPr>
-        <w:t>9</w:t>
+        <w:t>10</w:t>
       </w:r>
       <w:r>
         <w:rPr>
@@ -3046,7 +3133,7 @@
         <w:rPr>
           <w:noProof/>
         </w:rPr>
-        <w:instrText xml:space="preserve"> PAGEREF _Toc192668691 \h </w:instrText>
+        <w:instrText xml:space="preserve"> PAGEREF _Toc193894954 \h </w:instrText>
       </w:r>
       <w:r>
         <w:rPr>
@@ -3063,7 +3150,7 @@
         <w:rPr>
           <w:noProof/>
         </w:rPr>
-        <w:t>15</w:t>
+        <w:t>17</w:t>
       </w:r>
       <w:r>
         <w:rPr>
@@ -3086,12 +3173,12 @@
       <w:r>
         <w:br w:type="page"/>
       </w:r>
-      <w:bookmarkStart w:id="0" w:name="_Toc192668654"/>
+      <w:bookmarkStart w:id="1" w:name="_Toc193894916"/>
       <w:r>
         <w:lastRenderedPageBreak/>
         <w:t>Introduzione</w:t>
       </w:r>
-      <w:bookmarkEnd w:id="0"/>
+      <w:bookmarkEnd w:id="1"/>
     </w:p>
     <w:p>
       <w:pPr>
@@ -3100,14 +3187,14 @@
           <w:lang w:val="it-CH"/>
         </w:rPr>
       </w:pPr>
-      <w:bookmarkStart w:id="1" w:name="_Toc192668655"/>
+      <w:bookmarkStart w:id="2" w:name="_Toc193894917"/>
       <w:r>
         <w:rPr>
           <w:lang w:val="it-CH"/>
         </w:rPr>
         <w:t>Informazioni sul progetto</w:t>
       </w:r>
-      <w:bookmarkEnd w:id="1"/>
+      <w:bookmarkEnd w:id="2"/>
       <w:r>
         <w:rPr>
           <w:lang w:val="it-CH"/>
@@ -3204,14 +3291,14 @@
           <w:lang w:val="it-CH"/>
         </w:rPr>
       </w:pPr>
-      <w:bookmarkStart w:id="2" w:name="_Toc192668656"/>
+      <w:bookmarkStart w:id="3" w:name="_Toc193894918"/>
       <w:r>
         <w:rPr>
           <w:lang w:val="it-CH"/>
         </w:rPr>
         <w:t>Abstract</w:t>
       </w:r>
-      <w:bookmarkEnd w:id="2"/>
+      <w:bookmarkEnd w:id="3"/>
       <w:r>
         <w:rPr>
           <w:lang w:val="it-CH"/>
@@ -4136,14 +4223,14 @@
           <w:lang w:val="it-CH"/>
         </w:rPr>
       </w:pPr>
-      <w:bookmarkStart w:id="3" w:name="_Toc192668657"/>
+      <w:bookmarkStart w:id="4" w:name="_Toc193894919"/>
       <w:r>
         <w:rPr>
           <w:lang w:val="it-CH"/>
         </w:rPr>
         <w:t>Scopo</w:t>
       </w:r>
-      <w:bookmarkEnd w:id="3"/>
+      <w:bookmarkEnd w:id="4"/>
     </w:p>
     <w:p>
       <w:pPr>
@@ -4186,10 +4273,12 @@
       <w:r>
         <w:br w:type="page"/>
       </w:r>
+      <w:bookmarkStart w:id="5" w:name="_Toc193894920"/>
       <w:r>
         <w:lastRenderedPageBreak/>
         <w:t>Analisi</w:t>
       </w:r>
+      <w:bookmarkEnd w:id="5"/>
     </w:p>
     <w:p>
       <w:pPr>
@@ -4198,14 +4287,14 @@
           <w:lang w:val="it-CH"/>
         </w:rPr>
       </w:pPr>
-      <w:bookmarkStart w:id="4" w:name="_Toc192668658"/>
+      <w:bookmarkStart w:id="6" w:name="_Toc193894921"/>
       <w:r>
         <w:rPr>
           <w:lang w:val="it-CH"/>
         </w:rPr>
         <w:t>Analisi del dominio</w:t>
       </w:r>
-      <w:bookmarkEnd w:id="4"/>
+      <w:bookmarkEnd w:id="6"/>
     </w:p>
     <w:p>
       <w:pPr>
@@ -4408,14 +4497,14 @@
           <w:lang w:val="it-CH"/>
         </w:rPr>
       </w:pPr>
-      <w:bookmarkStart w:id="5" w:name="_Toc192668659"/>
+      <w:bookmarkStart w:id="7" w:name="_Toc193894922"/>
       <w:r>
         <w:rPr>
           <w:lang w:val="it-CH"/>
         </w:rPr>
         <w:t>Analisi e specifica dei requisiti</w:t>
       </w:r>
-      <w:bookmarkEnd w:id="5"/>
+      <w:bookmarkEnd w:id="7"/>
     </w:p>
     <w:p>
       <w:r>
@@ -4762,7 +4851,7 @@
                 <w:szCs w:val="16"/>
               </w:rPr>
             </w:pPr>
-            <w:bookmarkStart w:id="6" w:name="_Hlk189652025"/>
+            <w:bookmarkStart w:id="8" w:name="_Hlk189652025"/>
             <w:r>
               <w:rPr>
                 <w:b/>
@@ -5025,7 +5114,7 @@
           </w:p>
         </w:tc>
       </w:tr>
-      <w:bookmarkEnd w:id="6"/>
+      <w:bookmarkEnd w:id="8"/>
     </w:tbl>
     <w:p/>
     <w:tbl>
@@ -7839,7 +7928,7 @@
           <w:lang w:val="it-CH"/>
         </w:rPr>
       </w:pPr>
-      <w:bookmarkStart w:id="7" w:name="_Toc192668660"/>
+      <w:bookmarkStart w:id="9" w:name="_Toc193894923"/>
       <w:r>
         <w:rPr>
           <w:lang w:val="it-CH"/>
@@ -7847,7 +7936,7 @@
         <w:lastRenderedPageBreak/>
         <w:t>Spiegazione elementi tabella dei requisiti:</w:t>
       </w:r>
-      <w:bookmarkEnd w:id="7"/>
+      <w:bookmarkEnd w:id="9"/>
     </w:p>
     <w:p>
       <w:r>
@@ -7939,7 +8028,7 @@
           <w:lang w:val="it-CH"/>
         </w:rPr>
       </w:pPr>
-      <w:bookmarkStart w:id="8" w:name="_Toc192668661"/>
+      <w:bookmarkStart w:id="10" w:name="_Toc193894924"/>
       <w:r>
         <w:rPr>
           <w:lang w:val="it-CH"/>
@@ -7947,7 +8036,7 @@
         <w:lastRenderedPageBreak/>
         <w:t>Use case</w:t>
       </w:r>
-      <w:bookmarkEnd w:id="8"/>
+      <w:bookmarkEnd w:id="10"/>
     </w:p>
     <w:p>
       <w:pPr>
@@ -8107,7 +8196,7 @@
           <w:lang w:val="it-CH"/>
         </w:rPr>
       </w:pPr>
-      <w:bookmarkStart w:id="9" w:name="_Toc192668662"/>
+      <w:bookmarkStart w:id="11" w:name="_Toc193894925"/>
       <w:r>
         <w:rPr>
           <w:lang w:val="it-CH"/>
@@ -8115,7 +8204,7 @@
         <w:lastRenderedPageBreak/>
         <w:t>Pianificazione</w:t>
       </w:r>
-      <w:bookmarkEnd w:id="9"/>
+      <w:bookmarkEnd w:id="11"/>
     </w:p>
     <w:p>
       <w:pPr>
@@ -8282,14 +8371,14 @@
           <w:lang w:val="it-CH"/>
         </w:rPr>
       </w:pPr>
-      <w:bookmarkStart w:id="10" w:name="_Toc192668663"/>
+      <w:bookmarkStart w:id="12" w:name="_Toc193894926"/>
       <w:r>
         <w:rPr>
           <w:lang w:val="it-CH"/>
         </w:rPr>
         <w:t>Analisi dei mezzi</w:t>
       </w:r>
-      <w:bookmarkEnd w:id="10"/>
+      <w:bookmarkEnd w:id="12"/>
     </w:p>
     <w:p>
       <w:pPr>
@@ -8298,16 +8387,16 @@
           <w:lang w:val="it-CH"/>
         </w:rPr>
       </w:pPr>
-      <w:bookmarkStart w:id="11" w:name="_Toc413411419"/>
-      <w:bookmarkStart w:id="12" w:name="_Toc192668664"/>
+      <w:bookmarkStart w:id="13" w:name="_Toc413411419"/>
+      <w:bookmarkStart w:id="14" w:name="_Toc193894927"/>
       <w:r>
         <w:rPr>
           <w:lang w:val="it-CH"/>
         </w:rPr>
         <w:t>Software</w:t>
       </w:r>
-      <w:bookmarkEnd w:id="11"/>
-      <w:bookmarkEnd w:id="12"/>
+      <w:bookmarkEnd w:id="13"/>
+      <w:bookmarkEnd w:id="14"/>
     </w:p>
     <w:p>
       <w:pPr>
@@ -8385,16 +8474,16 @@
           <w:lang w:val="it-CH"/>
         </w:rPr>
       </w:pPr>
-      <w:bookmarkStart w:id="13" w:name="_Toc413411420"/>
-      <w:bookmarkStart w:id="14" w:name="_Toc192668665"/>
+      <w:bookmarkStart w:id="15" w:name="_Toc413411420"/>
+      <w:bookmarkStart w:id="16" w:name="_Toc193894928"/>
       <w:r>
         <w:rPr>
           <w:lang w:val="it-CH"/>
         </w:rPr>
         <w:t>Hardware</w:t>
       </w:r>
-      <w:bookmarkEnd w:id="13"/>
-      <w:bookmarkEnd w:id="14"/>
+      <w:bookmarkEnd w:id="15"/>
+      <w:bookmarkEnd w:id="16"/>
     </w:p>
     <w:p>
       <w:r>
@@ -8488,14 +8577,14 @@
       <w:pPr>
         <w:pStyle w:val="Titolo1"/>
       </w:pPr>
-      <w:bookmarkStart w:id="15" w:name="_Toc429059808"/>
-      <w:bookmarkStart w:id="16" w:name="_Toc192668666"/>
+      <w:bookmarkStart w:id="17" w:name="_Toc429059808"/>
+      <w:bookmarkStart w:id="18" w:name="_Toc193894929"/>
       <w:r>
         <w:lastRenderedPageBreak/>
         <w:t>Progettazione</w:t>
       </w:r>
-      <w:bookmarkEnd w:id="15"/>
-      <w:bookmarkEnd w:id="16"/>
+      <w:bookmarkEnd w:id="17"/>
+      <w:bookmarkEnd w:id="18"/>
     </w:p>
     <w:p>
       <w:pPr>
@@ -8504,16 +8593,16 @@
           <w:lang w:val="it-CH"/>
         </w:rPr>
       </w:pPr>
-      <w:bookmarkStart w:id="17" w:name="_Toc429059809"/>
-      <w:bookmarkStart w:id="18" w:name="_Toc192668667"/>
+      <w:bookmarkStart w:id="19" w:name="_Toc429059809"/>
+      <w:bookmarkStart w:id="20" w:name="_Toc193894930"/>
       <w:r>
         <w:rPr>
           <w:lang w:val="it-CH"/>
         </w:rPr>
         <w:t>Design dell’architettura del sistema</w:t>
       </w:r>
-      <w:bookmarkEnd w:id="17"/>
-      <w:bookmarkEnd w:id="18"/>
+      <w:bookmarkEnd w:id="19"/>
+      <w:bookmarkEnd w:id="20"/>
     </w:p>
     <w:p>
       <w:pPr>
@@ -8634,7 +8723,7 @@
           <w:lang w:val="it-CH"/>
         </w:rPr>
       </w:pPr>
-      <w:bookmarkStart w:id="19" w:name="_Toc192668668"/>
+      <w:bookmarkStart w:id="21" w:name="_Toc193894931"/>
       <w:proofErr w:type="spellStart"/>
       <w:r>
         <w:rPr>
@@ -8642,7 +8731,7 @@
         </w:rPr>
         <w:t>Swimlanes</w:t>
       </w:r>
-      <w:bookmarkEnd w:id="19"/>
+      <w:bookmarkEnd w:id="21"/>
       <w:proofErr w:type="spellEnd"/>
     </w:p>
     <w:p>
@@ -9023,8 +9112,8 @@
           <w:lang w:val="it-CH"/>
         </w:rPr>
       </w:pPr>
-      <w:bookmarkStart w:id="20" w:name="_Toc429059810"/>
-      <w:bookmarkStart w:id="21" w:name="_Toc192668669"/>
+      <w:bookmarkStart w:id="22" w:name="_Toc429059810"/>
+      <w:bookmarkStart w:id="23" w:name="_Toc193894932"/>
       <w:r>
         <w:rPr>
           <w:lang w:val="it-CH"/>
@@ -9032,8 +9121,8 @@
         <w:lastRenderedPageBreak/>
         <w:t>Design dei dati e database</w:t>
       </w:r>
-      <w:bookmarkEnd w:id="20"/>
-      <w:bookmarkEnd w:id="21"/>
+      <w:bookmarkEnd w:id="22"/>
+      <w:bookmarkEnd w:id="23"/>
     </w:p>
     <w:p>
       <w:pPr>
@@ -9185,16 +9274,16 @@
           <w:lang w:val="it-CH"/>
         </w:rPr>
       </w:pPr>
-      <w:bookmarkStart w:id="22" w:name="_Toc429059811"/>
-      <w:bookmarkStart w:id="23" w:name="_Toc192668670"/>
+      <w:bookmarkStart w:id="24" w:name="_Toc429059811"/>
+      <w:bookmarkStart w:id="25" w:name="_Toc193894933"/>
       <w:r>
         <w:rPr>
           <w:lang w:val="it-CH"/>
         </w:rPr>
         <w:t>Design delle interfacce</w:t>
       </w:r>
-      <w:bookmarkEnd w:id="22"/>
-      <w:bookmarkEnd w:id="23"/>
+      <w:bookmarkEnd w:id="24"/>
+      <w:bookmarkEnd w:id="25"/>
     </w:p>
     <w:p>
       <w:pPr>
@@ -9211,14 +9300,14 @@
           <w:lang w:val="it-CH"/>
         </w:rPr>
       </w:pPr>
-      <w:bookmarkStart w:id="24" w:name="_Toc192668671"/>
+      <w:bookmarkStart w:id="26" w:name="_Toc193894934"/>
       <w:r>
         <w:rPr>
           <w:lang w:val="it-CH"/>
         </w:rPr>
         <w:t>Registrazione utente</w:t>
       </w:r>
-      <w:bookmarkEnd w:id="24"/>
+      <w:bookmarkEnd w:id="26"/>
     </w:p>
     <w:p>
       <w:pPr>
@@ -9361,7 +9450,7 @@
           <w:lang w:val="it-CH"/>
         </w:rPr>
       </w:pPr>
-      <w:bookmarkStart w:id="25" w:name="_Toc192668672"/>
+      <w:bookmarkStart w:id="27" w:name="_Toc193894935"/>
       <w:r>
         <w:rPr>
           <w:lang w:val="it-CH"/>
@@ -9369,7 +9458,7 @@
         <w:lastRenderedPageBreak/>
         <w:t>Login utente</w:t>
       </w:r>
-      <w:bookmarkEnd w:id="25"/>
+      <w:bookmarkEnd w:id="27"/>
     </w:p>
     <w:p>
       <w:pPr>
@@ -9480,7 +9569,7 @@
           <w:lang w:val="it-CH"/>
         </w:rPr>
       </w:pPr>
-      <w:bookmarkStart w:id="26" w:name="_Toc192668673"/>
+      <w:bookmarkStart w:id="28" w:name="_Toc193894936"/>
       <w:r>
         <w:rPr>
           <w:lang w:val="it-CH"/>
@@ -9488,7 +9577,7 @@
         <w:lastRenderedPageBreak/>
         <w:t>Home</w:t>
       </w:r>
-      <w:bookmarkEnd w:id="26"/>
+      <w:bookmarkEnd w:id="28"/>
     </w:p>
     <w:p>
       <w:pPr>
@@ -9607,7 +9696,7 @@
           <w:lang w:val="it-CH"/>
         </w:rPr>
       </w:pPr>
-      <w:bookmarkStart w:id="27" w:name="_Toc192668674"/>
+      <w:bookmarkStart w:id="29" w:name="_Toc193894937"/>
       <w:r>
         <w:rPr>
           <w:lang w:val="it-CH"/>
@@ -9615,7 +9704,7 @@
         <w:lastRenderedPageBreak/>
         <w:t>Creazione nota</w:t>
       </w:r>
-      <w:bookmarkEnd w:id="27"/>
+      <w:bookmarkEnd w:id="29"/>
     </w:p>
     <w:p>
       <w:pPr>
@@ -9757,7 +9846,7 @@
           <w:lang w:val="it-CH"/>
         </w:rPr>
       </w:pPr>
-      <w:bookmarkStart w:id="28" w:name="_Toc192668675"/>
+      <w:bookmarkStart w:id="30" w:name="_Toc193894938"/>
       <w:r>
         <w:rPr>
           <w:lang w:val="it-CH"/>
@@ -9765,7 +9854,7 @@
         <w:lastRenderedPageBreak/>
         <w:t>Visualizzazione note</w:t>
       </w:r>
-      <w:bookmarkEnd w:id="28"/>
+      <w:bookmarkEnd w:id="30"/>
     </w:p>
     <w:p>
       <w:pPr>
@@ -9887,16 +9976,16 @@
           <w:lang w:val="it-CH"/>
         </w:rPr>
       </w:pPr>
-      <w:bookmarkStart w:id="29" w:name="_Toc429059812"/>
-      <w:bookmarkStart w:id="30" w:name="_Toc192668676"/>
+      <w:bookmarkStart w:id="31" w:name="_Toc429059812"/>
+      <w:bookmarkStart w:id="32" w:name="_Toc193894939"/>
       <w:r>
         <w:rPr>
           <w:lang w:val="it-CH"/>
         </w:rPr>
         <w:t>Design procedurale</w:t>
       </w:r>
-      <w:bookmarkEnd w:id="29"/>
-      <w:bookmarkEnd w:id="30"/>
+      <w:bookmarkEnd w:id="31"/>
+      <w:bookmarkEnd w:id="32"/>
     </w:p>
     <w:p>
       <w:r>
@@ -9982,103 +10071,103 @@
           <w:bottom w:val="single" w:sz="4" w:space="1" w:color="auto"/>
         </w:pBdr>
       </w:pPr>
-      <w:bookmarkStart w:id="31" w:name="_Toc461179222"/>
-      <w:bookmarkStart w:id="32" w:name="_Toc192668677"/>
+      <w:bookmarkStart w:id="33" w:name="_Toc461179222"/>
+      <w:bookmarkStart w:id="34" w:name="_Toc193894940"/>
       <w:r>
         <w:lastRenderedPageBreak/>
         <w:t>Implementazione</w:t>
-      </w:r>
-      <w:bookmarkEnd w:id="31"/>
-      <w:bookmarkEnd w:id="32"/>
-    </w:p>
-    <w:p>
-      <w:r>
-        <w:t>In questo capitolo dovrà essere mostrato come è stato realizzato il lavoro. Questa parte può differenziarsi dalla progettazione in quanto il risultato ottenuto non per forza può essere come era stato progettato.</w:t>
-      </w:r>
-    </w:p>
-    <w:p>
-      <w:r>
-        <w:t xml:space="preserve">Sulla base di queste informazioni il lavoro svolto dovrà essere riproducibile. </w:t>
-      </w:r>
-    </w:p>
-    <w:p>
-      <w:r>
-        <w:t>In questa parte è richiesto l’inserimento di codice sorgente</w:t>
-      </w:r>
-      <w:r>
-        <w:t xml:space="preserve"> - </w:t>
-      </w:r>
-      <w:proofErr w:type="spellStart"/>
-      <w:r>
-        <w:t>P</w:t>
-      </w:r>
-      <w:r>
-        <w:t>rint</w:t>
-      </w:r>
-      <w:proofErr w:type="spellEnd"/>
-      <w:r>
-        <w:t xml:space="preserve"> </w:t>
-      </w:r>
-      <w:r>
-        <w:t>S</w:t>
-      </w:r>
-      <w:r>
-        <w:t xml:space="preserve">creen </w:t>
-      </w:r>
-      <w:r>
-        <w:t xml:space="preserve">- </w:t>
-      </w:r>
-      <w:r>
-        <w:t>di maschere solamente per quei passaggi particolarmente significativi e/o critici.</w:t>
-      </w:r>
-    </w:p>
-    <w:p>
-      <w:r>
-        <w:t>Inoltre,</w:t>
-      </w:r>
-      <w:r>
-        <w:t xml:space="preserve"> dovranno essere descritte eventuali varianti di soluzione o scelte di prodotti con motivazione delle scelte.</w:t>
-      </w:r>
-    </w:p>
-    <w:p>
-      <w:r>
-        <w:t>Non deve apparire nessuna forma di guida d’uso di librerie o di componenti utilizzati. Eventualmente questa va allegata.</w:t>
-      </w:r>
-    </w:p>
-    <w:p>
-      <w:r>
-        <w:t>Per eventuali dettagli si possono inserire riferimenti ai diari.</w:t>
-      </w:r>
-    </w:p>
-    <w:p>
-      <w:pPr>
-        <w:pStyle w:val="Titolo1"/>
-      </w:pPr>
-      <w:bookmarkStart w:id="33" w:name="_Toc461179223"/>
-      <w:bookmarkStart w:id="34" w:name="_Toc192668678"/>
-      <w:r>
-        <w:t>Test</w:t>
       </w:r>
       <w:bookmarkEnd w:id="33"/>
       <w:bookmarkEnd w:id="34"/>
     </w:p>
     <w:p>
-      <w:pPr>
-        <w:pStyle w:val="Titolo2"/>
-        <w:rPr>
-          <w:lang w:val="it-CH"/>
-        </w:rPr>
-      </w:pPr>
-      <w:bookmarkStart w:id="35" w:name="_Toc461179224"/>
-      <w:bookmarkStart w:id="36" w:name="_Toc192668679"/>
-      <w:r>
-        <w:rPr>
-          <w:lang w:val="it-CH"/>
-        </w:rPr>
-        <w:t>Protocollo di test</w:t>
+      <w:r>
+        <w:t>In questo capitolo dovrà essere mostrato come è stato realizzato il lavoro. Questa parte può differenziarsi dalla progettazione in quanto il risultato ottenuto non per forza può essere come era stato progettato.</w:t>
+      </w:r>
+    </w:p>
+    <w:p>
+      <w:r>
+        <w:t xml:space="preserve">Sulla base di queste informazioni il lavoro svolto dovrà essere riproducibile. </w:t>
+      </w:r>
+    </w:p>
+    <w:p>
+      <w:r>
+        <w:t>In questa parte è richiesto l’inserimento di codice sorgente</w:t>
+      </w:r>
+      <w:r>
+        <w:t xml:space="preserve"> - </w:t>
+      </w:r>
+      <w:proofErr w:type="spellStart"/>
+      <w:r>
+        <w:t>P</w:t>
+      </w:r>
+      <w:r>
+        <w:t>rint</w:t>
+      </w:r>
+      <w:proofErr w:type="spellEnd"/>
+      <w:r>
+        <w:t xml:space="preserve"> </w:t>
+      </w:r>
+      <w:r>
+        <w:t>S</w:t>
+      </w:r>
+      <w:r>
+        <w:t xml:space="preserve">creen </w:t>
+      </w:r>
+      <w:r>
+        <w:t xml:space="preserve">- </w:t>
+      </w:r>
+      <w:r>
+        <w:t>di maschere solamente per quei passaggi particolarmente significativi e/o critici.</w:t>
+      </w:r>
+    </w:p>
+    <w:p>
+      <w:r>
+        <w:t>Inoltre,</w:t>
+      </w:r>
+      <w:r>
+        <w:t xml:space="preserve"> dovranno essere descritte eventuali varianti di soluzione o scelte di prodotti con motivazione delle scelte.</w:t>
+      </w:r>
+    </w:p>
+    <w:p>
+      <w:r>
+        <w:t>Non deve apparire nessuna forma di guida d’uso di librerie o di componenti utilizzati. Eventualmente questa va allegata.</w:t>
+      </w:r>
+    </w:p>
+    <w:p>
+      <w:r>
+        <w:t>Per eventuali dettagli si possono inserire riferimenti ai diari.</w:t>
+      </w:r>
+    </w:p>
+    <w:p>
+      <w:pPr>
+        <w:pStyle w:val="Titolo1"/>
+      </w:pPr>
+      <w:bookmarkStart w:id="35" w:name="_Toc461179223"/>
+      <w:bookmarkStart w:id="36" w:name="_Toc193894941"/>
+      <w:r>
+        <w:t>Test</w:t>
       </w:r>
       <w:bookmarkEnd w:id="35"/>
       <w:bookmarkEnd w:id="36"/>
+    </w:p>
+    <w:p>
+      <w:pPr>
+        <w:pStyle w:val="Titolo2"/>
+        <w:rPr>
+          <w:lang w:val="it-CH"/>
+        </w:rPr>
+      </w:pPr>
+      <w:bookmarkStart w:id="37" w:name="_Toc461179224"/>
+      <w:bookmarkStart w:id="38" w:name="_Toc193894942"/>
+      <w:r>
+        <w:rPr>
+          <w:lang w:val="it-CH"/>
+        </w:rPr>
+        <w:t>Protocollo di test</w:t>
+      </w:r>
+      <w:bookmarkEnd w:id="37"/>
+      <w:bookmarkEnd w:id="38"/>
     </w:p>
     <w:p>
       <w:r>
@@ -10740,7 +10829,7 @@
                 <w:lang w:val="it-CH"/>
               </w:rPr>
             </w:pPr>
-            <w:bookmarkStart w:id="37" w:name="_Toc461179225"/>
+            <w:bookmarkStart w:id="39" w:name="_Toc461179225"/>
             <w:r>
               <w:rPr>
                 <w:b/>
@@ -14881,25 +14970,7 @@
                 <w:szCs w:val="18"/>
                 <w:lang w:val="it-CH"/>
               </w:rPr>
-              <w:t>Il test consiste nel modificare il titolo di una nota</w:t>
-            </w:r>
-            <w:r>
-              <w:rPr>
-                <w:sz w:val="18"/>
-                <w:szCs w:val="18"/>
-                <w:lang w:val="it-CH"/>
-              </w:rPr>
-              <w:t>, incluso aggiornamento data</w:t>
-            </w:r>
-            <w:bookmarkStart w:id="38" w:name="_GoBack"/>
-            <w:bookmarkEnd w:id="38"/>
-            <w:r>
-              <w:rPr>
-                <w:sz w:val="18"/>
-                <w:szCs w:val="18"/>
-                <w:lang w:val="it-CH"/>
-              </w:rPr>
-              <w:t>, di conseguenza l’elenco delle note dovrebbe mostrare il nuovo titolo della nota ag</w:t>
+              <w:t>Il test consiste nel modificare il titolo di una nota, di conseguenza l’elenco delle note dovrebbe mostrare il nuovo titolo della nota ag</w:t>
             </w:r>
             <w:r>
               <w:rPr>
@@ -17748,15 +17819,15 @@
           <w:lang w:val="it-CH"/>
         </w:rPr>
       </w:pPr>
-      <w:bookmarkStart w:id="39" w:name="_Toc192668680"/>
+      <w:bookmarkStart w:id="40" w:name="_Toc193894943"/>
       <w:r>
         <w:rPr>
           <w:lang w:val="it-CH"/>
         </w:rPr>
         <w:t>Risultati test</w:t>
       </w:r>
-      <w:bookmarkEnd w:id="37"/>
       <w:bookmarkEnd w:id="39"/>
+      <w:bookmarkEnd w:id="40"/>
     </w:p>
     <w:p>
       <w:r>
@@ -17770,16 +17841,16 @@
           <w:lang w:val="it-CH"/>
         </w:rPr>
       </w:pPr>
-      <w:bookmarkStart w:id="40" w:name="_Toc461179226"/>
-      <w:bookmarkStart w:id="41" w:name="_Toc192668681"/>
+      <w:bookmarkStart w:id="41" w:name="_Toc461179226"/>
+      <w:bookmarkStart w:id="42" w:name="_Toc193894944"/>
       <w:r>
         <w:rPr>
           <w:lang w:val="it-CH"/>
         </w:rPr>
         <w:t>Mancanze/limitazioni conosciute</w:t>
       </w:r>
-      <w:bookmarkEnd w:id="40"/>
       <w:bookmarkEnd w:id="41"/>
+      <w:bookmarkEnd w:id="42"/>
     </w:p>
     <w:p>
       <w:r>
@@ -17790,13 +17861,13 @@
       <w:pPr>
         <w:pStyle w:val="Titolo1"/>
       </w:pPr>
-      <w:bookmarkStart w:id="42" w:name="_Toc461179227"/>
-      <w:bookmarkStart w:id="43" w:name="_Toc192668682"/>
+      <w:bookmarkStart w:id="43" w:name="_Toc461179227"/>
+      <w:bookmarkStart w:id="44" w:name="_Toc193894945"/>
       <w:r>
         <w:t>Consuntivo</w:t>
       </w:r>
-      <w:bookmarkEnd w:id="42"/>
       <w:bookmarkEnd w:id="43"/>
+      <w:bookmarkEnd w:id="44"/>
     </w:p>
     <w:p>
       <w:r>
@@ -17827,14 +17898,14 @@
       <w:pPr>
         <w:pStyle w:val="Titolo1"/>
       </w:pPr>
-      <w:bookmarkStart w:id="44" w:name="_Toc461179228"/>
-      <w:bookmarkStart w:id="45" w:name="_Toc192668683"/>
+      <w:bookmarkStart w:id="45" w:name="_Toc461179228"/>
+      <w:bookmarkStart w:id="46" w:name="_Toc193894946"/>
       <w:r>
         <w:lastRenderedPageBreak/>
         <w:t>Conclusioni</w:t>
       </w:r>
-      <w:bookmarkEnd w:id="44"/>
       <w:bookmarkEnd w:id="45"/>
+      <w:bookmarkEnd w:id="46"/>
     </w:p>
     <w:p>
       <w:r>
@@ -17851,16 +17922,16 @@
           <w:lang w:val="it-CH"/>
         </w:rPr>
       </w:pPr>
-      <w:bookmarkStart w:id="46" w:name="_Toc461179229"/>
-      <w:bookmarkStart w:id="47" w:name="_Toc192668684"/>
+      <w:bookmarkStart w:id="47" w:name="_Toc461179229"/>
+      <w:bookmarkStart w:id="48" w:name="_Toc193894947"/>
       <w:r>
         <w:rPr>
           <w:lang w:val="it-CH"/>
         </w:rPr>
         <w:t>Sviluppi futuri</w:t>
       </w:r>
-      <w:bookmarkEnd w:id="46"/>
       <w:bookmarkEnd w:id="47"/>
+      <w:bookmarkEnd w:id="48"/>
     </w:p>
     <w:p>
       <w:r>
@@ -17874,16 +17945,16 @@
           <w:lang w:val="it-CH"/>
         </w:rPr>
       </w:pPr>
-      <w:bookmarkStart w:id="48" w:name="_Toc461179230"/>
-      <w:bookmarkStart w:id="49" w:name="_Toc192668685"/>
+      <w:bookmarkStart w:id="49" w:name="_Toc461179230"/>
+      <w:bookmarkStart w:id="50" w:name="_Toc193894948"/>
       <w:r>
         <w:rPr>
           <w:lang w:val="it-CH"/>
         </w:rPr>
         <w:t>Considerazioni personali</w:t>
       </w:r>
-      <w:bookmarkEnd w:id="48"/>
       <w:bookmarkEnd w:id="49"/>
+      <w:bookmarkEnd w:id="50"/>
     </w:p>
     <w:p>
       <w:r>
@@ -17897,12 +17968,12 @@
       <w:pPr>
         <w:pStyle w:val="Titolo1"/>
       </w:pPr>
-      <w:bookmarkStart w:id="50" w:name="_Toc192668686"/>
       <w:bookmarkStart w:id="51" w:name="_Toc461179232"/>
+      <w:bookmarkStart w:id="52" w:name="_Toc193894949"/>
       <w:r>
         <w:t>Glossario</w:t>
       </w:r>
-      <w:bookmarkEnd w:id="50"/>
+      <w:bookmarkEnd w:id="52"/>
     </w:p>
     <w:p>
       <w:r>
@@ -18087,12 +18158,12 @@
       <w:pPr>
         <w:pStyle w:val="Titolo1"/>
       </w:pPr>
-      <w:bookmarkStart w:id="52" w:name="_Toc192668687"/>
+      <w:bookmarkStart w:id="53" w:name="_Toc193894950"/>
       <w:r>
         <w:lastRenderedPageBreak/>
         <w:t>Bibliografia</w:t>
       </w:r>
-      <w:bookmarkEnd w:id="52"/>
+      <w:bookmarkEnd w:id="53"/>
     </w:p>
     <w:p>
       <w:pPr>
@@ -18101,7 +18172,7 @@
           <w:lang w:val="it-CH"/>
         </w:rPr>
       </w:pPr>
-      <w:bookmarkStart w:id="53" w:name="_Toc192668688"/>
+      <w:bookmarkStart w:id="54" w:name="_Toc193894951"/>
       <w:r>
         <w:rPr>
           <w:lang w:val="it-CH"/>
@@ -18109,7 +18180,7 @@
         <w:t>Bibliografia per articoli di riviste:</w:t>
       </w:r>
       <w:bookmarkEnd w:id="51"/>
-      <w:bookmarkEnd w:id="53"/>
+      <w:bookmarkEnd w:id="54"/>
     </w:p>
     <w:p>
       <w:pPr>
@@ -18176,16 +18247,16 @@
           <w:lang w:val="it-CH"/>
         </w:rPr>
       </w:pPr>
-      <w:bookmarkStart w:id="54" w:name="_Toc461179233"/>
-      <w:bookmarkStart w:id="55" w:name="_Toc192668689"/>
+      <w:bookmarkStart w:id="55" w:name="_Toc461179233"/>
+      <w:bookmarkStart w:id="56" w:name="_Toc193894952"/>
       <w:r>
         <w:rPr>
           <w:lang w:val="it-CH"/>
         </w:rPr>
         <w:t>Bibliografia per libri</w:t>
       </w:r>
-      <w:bookmarkEnd w:id="54"/>
       <w:bookmarkEnd w:id="55"/>
+      <w:bookmarkEnd w:id="56"/>
     </w:p>
     <w:p>
       <w:pPr>
@@ -18264,7 +18335,7 @@
           <w:b/>
         </w:rPr>
       </w:pPr>
-      <w:bookmarkStart w:id="56" w:name="_Toc461179234"/>
+      <w:bookmarkStart w:id="57" w:name="_Toc461179234"/>
     </w:p>
     <w:p>
       <w:pPr>
@@ -18273,15 +18344,15 @@
           <w:lang w:val="it-CH"/>
         </w:rPr>
       </w:pPr>
-      <w:bookmarkStart w:id="57" w:name="_Toc192668690"/>
+      <w:bookmarkStart w:id="58" w:name="_Toc193894953"/>
       <w:r>
         <w:rPr>
           <w:lang w:val="it-CH"/>
         </w:rPr>
         <w:t>Sitografia</w:t>
       </w:r>
-      <w:bookmarkEnd w:id="56"/>
       <w:bookmarkEnd w:id="57"/>
+      <w:bookmarkEnd w:id="58"/>
     </w:p>
     <w:p>
       <w:pPr>
@@ -18385,13 +18456,13 @@
       <w:pPr>
         <w:pStyle w:val="Titolo1"/>
       </w:pPr>
-      <w:bookmarkStart w:id="58" w:name="_Toc461179235"/>
-      <w:bookmarkStart w:id="59" w:name="_Toc192668691"/>
+      <w:bookmarkStart w:id="59" w:name="_Toc461179235"/>
+      <w:bookmarkStart w:id="60" w:name="_Toc193894954"/>
       <w:r>
         <w:t>Allegati</w:t>
       </w:r>
-      <w:bookmarkEnd w:id="58"/>
       <w:bookmarkEnd w:id="59"/>
+      <w:bookmarkEnd w:id="60"/>
     </w:p>
     <w:p>
       <w:r>
@@ -25550,7 +25621,7 @@
 </file>
 
 <file path=customXml/itemProps1.xml><?xml version="1.0" encoding="utf-8"?>
-<ds:datastoreItem xmlns:ds="http://schemas.openxmlformats.org/officeDocument/2006/customXml" ds:itemID="{829E748F-D24C-4E5B-BBF6-4ABD10B4A8F9}">
+<ds:datastoreItem xmlns:ds="http://schemas.openxmlformats.org/officeDocument/2006/customXml" ds:itemID="{5DD77035-9C2E-4A3B-8D9D-8B3425C5FB4B}">
   <ds:schemaRefs>
     <ds:schemaRef ds:uri="http://schemas.openxmlformats.org/officeDocument/2006/bibliography"/>
   </ds:schemaRefs>

--- a/3_Documentazione/Documentazione_CasaNote.docx
+++ b/3_Documentazione/Documentazione_CasaNote.docx
@@ -10,6 +10,8 @@
           <w:tab w:val="right" w:leader="dot" w:pos="9628"/>
         </w:tabs>
       </w:pPr>
+      <w:bookmarkStart w:id="0" w:name="_GoBack"/>
+      <w:bookmarkEnd w:id="0"/>
     </w:p>
     <w:p>
       <w:pPr>
@@ -123,7 +125,7 @@
         <w:rPr>
           <w:noProof/>
         </w:rPr>
-        <w:instrText xml:space="preserve"> PAGEREF _Toc193894916 \h </w:instrText>
+        <w:instrText xml:space="preserve"> PAGEREF _Toc194492654 \h </w:instrText>
       </w:r>
       <w:r>
         <w:rPr>
@@ -202,7 +204,7 @@
         <w:rPr>
           <w:noProof/>
         </w:rPr>
-        <w:instrText xml:space="preserve"> PAGEREF _Toc193894917 \h </w:instrText>
+        <w:instrText xml:space="preserve"> PAGEREF _Toc194492655 \h </w:instrText>
       </w:r>
       <w:r>
         <w:rPr>
@@ -281,7 +283,7 @@
         <w:rPr>
           <w:noProof/>
         </w:rPr>
-        <w:instrText xml:space="preserve"> PAGEREF _Toc193894918 \h </w:instrText>
+        <w:instrText xml:space="preserve"> PAGEREF _Toc194492656 \h </w:instrText>
       </w:r>
       <w:r>
         <w:rPr>
@@ -360,7 +362,7 @@
         <w:rPr>
           <w:noProof/>
         </w:rPr>
-        <w:instrText xml:space="preserve"> PAGEREF _Toc193894919 \h </w:instrText>
+        <w:instrText xml:space="preserve"> PAGEREF _Toc194492657 \h </w:instrText>
       </w:r>
       <w:r>
         <w:rPr>
@@ -439,7 +441,7 @@
         <w:rPr>
           <w:noProof/>
         </w:rPr>
-        <w:instrText xml:space="preserve"> PAGEREF _Toc193894920 \h </w:instrText>
+        <w:instrText xml:space="preserve"> PAGEREF _Toc194492658 \h </w:instrText>
       </w:r>
       <w:r>
         <w:rPr>
@@ -518,7 +520,7 @@
         <w:rPr>
           <w:noProof/>
         </w:rPr>
-        <w:instrText xml:space="preserve"> PAGEREF _Toc193894921 \h </w:instrText>
+        <w:instrText xml:space="preserve"> PAGEREF _Toc194492659 \h </w:instrText>
       </w:r>
       <w:r>
         <w:rPr>
@@ -597,7 +599,7 @@
         <w:rPr>
           <w:noProof/>
         </w:rPr>
-        <w:instrText xml:space="preserve"> PAGEREF _Toc193894922 \h </w:instrText>
+        <w:instrText xml:space="preserve"> PAGEREF _Toc194492660 \h </w:instrText>
       </w:r>
       <w:r>
         <w:rPr>
@@ -676,7 +678,7 @@
         <w:rPr>
           <w:noProof/>
         </w:rPr>
-        <w:instrText xml:space="preserve"> PAGEREF _Toc193894923 \h </w:instrText>
+        <w:instrText xml:space="preserve"> PAGEREF _Toc194492661 \h </w:instrText>
       </w:r>
       <w:r>
         <w:rPr>
@@ -755,7 +757,7 @@
         <w:rPr>
           <w:noProof/>
         </w:rPr>
-        <w:instrText xml:space="preserve"> PAGEREF _Toc193894924 \h </w:instrText>
+        <w:instrText xml:space="preserve"> PAGEREF _Toc194492662 \h </w:instrText>
       </w:r>
       <w:r>
         <w:rPr>
@@ -834,7 +836,7 @@
         <w:rPr>
           <w:noProof/>
         </w:rPr>
-        <w:instrText xml:space="preserve"> PAGEREF _Toc193894925 \h </w:instrText>
+        <w:instrText xml:space="preserve"> PAGEREF _Toc194492663 \h </w:instrText>
       </w:r>
       <w:r>
         <w:rPr>
@@ -913,7 +915,7 @@
         <w:rPr>
           <w:noProof/>
         </w:rPr>
-        <w:instrText xml:space="preserve"> PAGEREF _Toc193894926 \h </w:instrText>
+        <w:instrText xml:space="preserve"> PAGEREF _Toc194492664 \h </w:instrText>
       </w:r>
       <w:r>
         <w:rPr>
@@ -930,7 +932,7 @@
         <w:rPr>
           <w:noProof/>
         </w:rPr>
-        <w:t>1</w:t>
+        <w:t>11</w:t>
       </w:r>
       <w:r>
         <w:rPr>
@@ -992,7 +994,7 @@
         <w:rPr>
           <w:noProof/>
         </w:rPr>
-        <w:instrText xml:space="preserve"> PAGEREF _Toc193894927 \h </w:instrText>
+        <w:instrText xml:space="preserve"> PAGEREF _Toc194492665 \h </w:instrText>
       </w:r>
       <w:r>
         <w:rPr>
@@ -1009,7 +1011,7 @@
         <w:rPr>
           <w:noProof/>
         </w:rPr>
-        <w:t>1</w:t>
+        <w:t>11</w:t>
       </w:r>
       <w:r>
         <w:rPr>
@@ -1071,7 +1073,7 @@
         <w:rPr>
           <w:noProof/>
         </w:rPr>
-        <w:instrText xml:space="preserve"> PAGEREF _Toc193894928 \h </w:instrText>
+        <w:instrText xml:space="preserve"> PAGEREF _Toc194492666 \h </w:instrText>
       </w:r>
       <w:r>
         <w:rPr>
@@ -1088,7 +1090,7 @@
         <w:rPr>
           <w:noProof/>
         </w:rPr>
-        <w:t>1</w:t>
+        <w:t>11</w:t>
       </w:r>
       <w:r>
         <w:rPr>
@@ -1150,7 +1152,7 @@
         <w:rPr>
           <w:noProof/>
         </w:rPr>
-        <w:instrText xml:space="preserve"> PAGEREF _Toc193894929 \h </w:instrText>
+        <w:instrText xml:space="preserve"> PAGEREF _Toc194492667 \h </w:instrText>
       </w:r>
       <w:r>
         <w:rPr>
@@ -1167,7 +1169,7 @@
         <w:rPr>
           <w:noProof/>
         </w:rPr>
-        <w:t>2</w:t>
+        <w:t>12</w:t>
       </w:r>
       <w:r>
         <w:rPr>
@@ -1229,7 +1231,7 @@
         <w:rPr>
           <w:noProof/>
         </w:rPr>
-        <w:instrText xml:space="preserve"> PAGEREF _Toc193894930 \h </w:instrText>
+        <w:instrText xml:space="preserve"> PAGEREF _Toc194492668 \h </w:instrText>
       </w:r>
       <w:r>
         <w:rPr>
@@ -1246,7 +1248,7 @@
         <w:rPr>
           <w:noProof/>
         </w:rPr>
-        <w:t>2</w:t>
+        <w:t>12</w:t>
       </w:r>
       <w:r>
         <w:rPr>
@@ -1308,7 +1310,7 @@
         <w:rPr>
           <w:noProof/>
         </w:rPr>
-        <w:instrText xml:space="preserve"> PAGEREF _Toc193894931 \h </w:instrText>
+        <w:instrText xml:space="preserve"> PAGEREF _Toc194492669 \h </w:instrText>
       </w:r>
       <w:r>
         <w:rPr>
@@ -1325,7 +1327,7 @@
         <w:rPr>
           <w:noProof/>
         </w:rPr>
-        <w:t>3</w:t>
+        <w:t>13</w:t>
       </w:r>
       <w:r>
         <w:rPr>
@@ -1387,7 +1389,7 @@
         <w:rPr>
           <w:noProof/>
         </w:rPr>
-        <w:instrText xml:space="preserve"> PAGEREF _Toc193894932 \h </w:instrText>
+        <w:instrText xml:space="preserve"> PAGEREF _Toc194492670 \h </w:instrText>
       </w:r>
       <w:r>
         <w:rPr>
@@ -1404,7 +1406,7 @@
         <w:rPr>
           <w:noProof/>
         </w:rPr>
-        <w:t>6</w:t>
+        <w:t>16</w:t>
       </w:r>
       <w:r>
         <w:rPr>
@@ -1466,7 +1468,7 @@
         <w:rPr>
           <w:noProof/>
         </w:rPr>
-        <w:instrText xml:space="preserve"> PAGEREF _Toc193894933 \h </w:instrText>
+        <w:instrText xml:space="preserve"> PAGEREF _Toc194492671 \h </w:instrText>
       </w:r>
       <w:r>
         <w:rPr>
@@ -1483,7 +1485,7 @@
         <w:rPr>
           <w:noProof/>
         </w:rPr>
-        <w:t>7</w:t>
+        <w:t>17</w:t>
       </w:r>
       <w:r>
         <w:rPr>
@@ -1545,7 +1547,7 @@
         <w:rPr>
           <w:noProof/>
         </w:rPr>
-        <w:instrText xml:space="preserve"> PAGEREF _Toc193894934 \h </w:instrText>
+        <w:instrText xml:space="preserve"> PAGEREF _Toc194492672 \h </w:instrText>
       </w:r>
       <w:r>
         <w:rPr>
@@ -1562,7 +1564,7 @@
         <w:rPr>
           <w:noProof/>
         </w:rPr>
-        <w:t>7</w:t>
+        <w:t>17</w:t>
       </w:r>
       <w:r>
         <w:rPr>
@@ -1624,7 +1626,7 @@
         <w:rPr>
           <w:noProof/>
         </w:rPr>
-        <w:instrText xml:space="preserve"> PAGEREF _Toc193894935 \h </w:instrText>
+        <w:instrText xml:space="preserve"> PAGEREF _Toc194492673 \h </w:instrText>
       </w:r>
       <w:r>
         <w:rPr>
@@ -1641,7 +1643,7 @@
         <w:rPr>
           <w:noProof/>
         </w:rPr>
-        <w:t>8</w:t>
+        <w:t>18</w:t>
       </w:r>
       <w:r>
         <w:rPr>
@@ -1703,7 +1705,7 @@
         <w:rPr>
           <w:noProof/>
         </w:rPr>
-        <w:instrText xml:space="preserve"> PAGEREF _Toc193894936 \h </w:instrText>
+        <w:instrText xml:space="preserve"> PAGEREF _Toc194492674 \h </w:instrText>
       </w:r>
       <w:r>
         <w:rPr>
@@ -1720,7 +1722,7 @@
         <w:rPr>
           <w:noProof/>
         </w:rPr>
-        <w:t>9</w:t>
+        <w:t>19</w:t>
       </w:r>
       <w:r>
         <w:rPr>
@@ -1782,7 +1784,7 @@
         <w:rPr>
           <w:noProof/>
         </w:rPr>
-        <w:instrText xml:space="preserve"> PAGEREF _Toc193894937 \h </w:instrText>
+        <w:instrText xml:space="preserve"> PAGEREF _Toc194492675 \h </w:instrText>
       </w:r>
       <w:r>
         <w:rPr>
@@ -1799,7 +1801,7 @@
         <w:rPr>
           <w:noProof/>
         </w:rPr>
-        <w:t>10</w:t>
+        <w:t>20</w:t>
       </w:r>
       <w:r>
         <w:rPr>
@@ -1861,7 +1863,7 @@
         <w:rPr>
           <w:noProof/>
         </w:rPr>
-        <w:instrText xml:space="preserve"> PAGEREF _Toc193894938 \h </w:instrText>
+        <w:instrText xml:space="preserve"> PAGEREF _Toc194492676 \h </w:instrText>
       </w:r>
       <w:r>
         <w:rPr>
@@ -1878,7 +1880,7 @@
         <w:rPr>
           <w:noProof/>
         </w:rPr>
-        <w:t>11</w:t>
+        <w:t>21</w:t>
       </w:r>
       <w:r>
         <w:rPr>
@@ -1940,7 +1942,7 @@
         <w:rPr>
           <w:noProof/>
         </w:rPr>
-        <w:instrText xml:space="preserve"> PAGEREF _Toc193894939 \h </w:instrText>
+        <w:instrText xml:space="preserve"> PAGEREF _Toc194492677 \h </w:instrText>
       </w:r>
       <w:r>
         <w:rPr>
@@ -1957,7 +1959,7 @@
         <w:rPr>
           <w:noProof/>
         </w:rPr>
-        <w:t>11</w:t>
+        <w:t>21</w:t>
       </w:r>
       <w:r>
         <w:rPr>
@@ -2019,7 +2021,7 @@
         <w:rPr>
           <w:noProof/>
         </w:rPr>
-        <w:instrText xml:space="preserve"> PAGEREF _Toc193894940 \h </w:instrText>
+        <w:instrText xml:space="preserve"> PAGEREF _Toc194492678 \h </w:instrText>
       </w:r>
       <w:r>
         <w:rPr>
@@ -2036,7 +2038,7 @@
         <w:rPr>
           <w:noProof/>
         </w:rPr>
-        <w:t>12</w:t>
+        <w:t>22</w:t>
       </w:r>
       <w:r>
         <w:rPr>
@@ -2098,7 +2100,7 @@
         <w:rPr>
           <w:noProof/>
         </w:rPr>
-        <w:instrText xml:space="preserve"> PAGEREF _Toc193894941 \h </w:instrText>
+        <w:instrText xml:space="preserve"> PAGEREF _Toc194492679 \h </w:instrText>
       </w:r>
       <w:r>
         <w:rPr>
@@ -2115,7 +2117,7 @@
         <w:rPr>
           <w:noProof/>
         </w:rPr>
-        <w:t>12</w:t>
+        <w:t>22</w:t>
       </w:r>
       <w:r>
         <w:rPr>
@@ -2177,7 +2179,7 @@
         <w:rPr>
           <w:noProof/>
         </w:rPr>
-        <w:instrText xml:space="preserve"> PAGEREF _Toc193894942 \h </w:instrText>
+        <w:instrText xml:space="preserve"> PAGEREF _Toc194492680 \h </w:instrText>
       </w:r>
       <w:r>
         <w:rPr>
@@ -2194,7 +2196,7 @@
         <w:rPr>
           <w:noProof/>
         </w:rPr>
-        <w:t>12</w:t>
+        <w:t>22</w:t>
       </w:r>
       <w:r>
         <w:rPr>
@@ -2256,7 +2258,7 @@
         <w:rPr>
           <w:noProof/>
         </w:rPr>
-        <w:instrText xml:space="preserve"> PAGEREF _Toc193894943 \h </w:instrText>
+        <w:instrText xml:space="preserve"> PAGEREF _Toc194492681 \h </w:instrText>
       </w:r>
       <w:r>
         <w:rPr>
@@ -2273,7 +2275,7 @@
         <w:rPr>
           <w:noProof/>
         </w:rPr>
-        <w:t>15</w:t>
+        <w:t>25</w:t>
       </w:r>
       <w:r>
         <w:rPr>
@@ -2335,7 +2337,7 @@
         <w:rPr>
           <w:noProof/>
         </w:rPr>
-        <w:instrText xml:space="preserve"> PAGEREF _Toc193894944 \h </w:instrText>
+        <w:instrText xml:space="preserve"> PAGEREF _Toc194492682 \h </w:instrText>
       </w:r>
       <w:r>
         <w:rPr>
@@ -2352,7 +2354,7 @@
         <w:rPr>
           <w:noProof/>
         </w:rPr>
-        <w:t>15</w:t>
+        <w:t>25</w:t>
       </w:r>
       <w:r>
         <w:rPr>
@@ -2414,7 +2416,7 @@
         <w:rPr>
           <w:noProof/>
         </w:rPr>
-        <w:instrText xml:space="preserve"> PAGEREF _Toc193894945 \h </w:instrText>
+        <w:instrText xml:space="preserve"> PAGEREF _Toc194492683 \h </w:instrText>
       </w:r>
       <w:r>
         <w:rPr>
@@ -2431,7 +2433,7 @@
         <w:rPr>
           <w:noProof/>
         </w:rPr>
-        <w:t>15</w:t>
+        <w:t>25</w:t>
       </w:r>
       <w:r>
         <w:rPr>
@@ -2493,7 +2495,7 @@
         <w:rPr>
           <w:noProof/>
         </w:rPr>
-        <w:instrText xml:space="preserve"> PAGEREF _Toc193894946 \h </w:instrText>
+        <w:instrText xml:space="preserve"> PAGEREF _Toc194492684 \h </w:instrText>
       </w:r>
       <w:r>
         <w:rPr>
@@ -2510,7 +2512,7 @@
         <w:rPr>
           <w:noProof/>
         </w:rPr>
-        <w:t>16</w:t>
+        <w:t>26</w:t>
       </w:r>
       <w:r>
         <w:rPr>
@@ -2554,15 +2556,7 @@
         <w:rPr>
           <w:noProof/>
         </w:rPr>
-        <w:t>Sviluppi</w:t>
-      </w:r>
-      <w:bookmarkStart w:id="0" w:name="_GoBack"/>
-      <w:bookmarkEnd w:id="0"/>
-      <w:r>
-        <w:rPr>
-          <w:noProof/>
-        </w:rPr>
-        <w:t xml:space="preserve"> futuri</w:t>
+        <w:t>Sviluppi futuri</w:t>
       </w:r>
       <w:r>
         <w:rPr>
@@ -2580,7 +2574,7 @@
         <w:rPr>
           <w:noProof/>
         </w:rPr>
-        <w:instrText xml:space="preserve"> PAGEREF _Toc193894947 \h </w:instrText>
+        <w:instrText xml:space="preserve"> PAGEREF _Toc194492685 \h </w:instrText>
       </w:r>
       <w:r>
         <w:rPr>
@@ -2597,7 +2591,7 @@
         <w:rPr>
           <w:noProof/>
         </w:rPr>
-        <w:t>16</w:t>
+        <w:t>26</w:t>
       </w:r>
       <w:r>
         <w:rPr>
@@ -2659,7 +2653,7 @@
         <w:rPr>
           <w:noProof/>
         </w:rPr>
-        <w:instrText xml:space="preserve"> PAGEREF _Toc193894948 \h </w:instrText>
+        <w:instrText xml:space="preserve"> PAGEREF _Toc194492686 \h </w:instrText>
       </w:r>
       <w:r>
         <w:rPr>
@@ -2676,7 +2670,7 @@
         <w:rPr>
           <w:noProof/>
         </w:rPr>
-        <w:t>16</w:t>
+        <w:t>26</w:t>
       </w:r>
       <w:r>
         <w:rPr>
@@ -2738,7 +2732,7 @@
         <w:rPr>
           <w:noProof/>
         </w:rPr>
-        <w:instrText xml:space="preserve"> PAGEREF _Toc193894949 \h </w:instrText>
+        <w:instrText xml:space="preserve"> PAGEREF _Toc194492687 \h </w:instrText>
       </w:r>
       <w:r>
         <w:rPr>
@@ -2755,7 +2749,7 @@
         <w:rPr>
           <w:noProof/>
         </w:rPr>
-        <w:t>16</w:t>
+        <w:t>26</w:t>
       </w:r>
       <w:r>
         <w:rPr>
@@ -2817,7 +2811,7 @@
         <w:rPr>
           <w:noProof/>
         </w:rPr>
-        <w:instrText xml:space="preserve"> PAGEREF _Toc193894950 \h </w:instrText>
+        <w:instrText xml:space="preserve"> PAGEREF _Toc194492688 \h </w:instrText>
       </w:r>
       <w:r>
         <w:rPr>
@@ -2834,7 +2828,7 @@
         <w:rPr>
           <w:noProof/>
         </w:rPr>
-        <w:t>17</w:t>
+        <w:t>27</w:t>
       </w:r>
       <w:r>
         <w:rPr>
@@ -2896,7 +2890,7 @@
         <w:rPr>
           <w:noProof/>
         </w:rPr>
-        <w:instrText xml:space="preserve"> PAGEREF _Toc193894951 \h </w:instrText>
+        <w:instrText xml:space="preserve"> PAGEREF _Toc194492689 \h </w:instrText>
       </w:r>
       <w:r>
         <w:rPr>
@@ -2913,7 +2907,7 @@
         <w:rPr>
           <w:noProof/>
         </w:rPr>
-        <w:t>17</w:t>
+        <w:t>27</w:t>
       </w:r>
       <w:r>
         <w:rPr>
@@ -2975,7 +2969,7 @@
         <w:rPr>
           <w:noProof/>
         </w:rPr>
-        <w:instrText xml:space="preserve"> PAGEREF _Toc193894952 \h </w:instrText>
+        <w:instrText xml:space="preserve"> PAGEREF _Toc194492690 \h </w:instrText>
       </w:r>
       <w:r>
         <w:rPr>
@@ -2992,7 +2986,7 @@
         <w:rPr>
           <w:noProof/>
         </w:rPr>
-        <w:t>17</w:t>
+        <w:t>27</w:t>
       </w:r>
       <w:r>
         <w:rPr>
@@ -3054,7 +3048,7 @@
         <w:rPr>
           <w:noProof/>
         </w:rPr>
-        <w:instrText xml:space="preserve"> PAGEREF _Toc193894953 \h </w:instrText>
+        <w:instrText xml:space="preserve"> PAGEREF _Toc194492691 \h </w:instrText>
       </w:r>
       <w:r>
         <w:rPr>
@@ -3071,7 +3065,7 @@
         <w:rPr>
           <w:noProof/>
         </w:rPr>
-        <w:t>17</w:t>
+        <w:t>27</w:t>
       </w:r>
       <w:r>
         <w:rPr>
@@ -3133,7 +3127,7 @@
         <w:rPr>
           <w:noProof/>
         </w:rPr>
-        <w:instrText xml:space="preserve"> PAGEREF _Toc193894954 \h </w:instrText>
+        <w:instrText xml:space="preserve"> PAGEREF _Toc194492692 \h </w:instrText>
       </w:r>
       <w:r>
         <w:rPr>
@@ -3150,7 +3144,7 @@
         <w:rPr>
           <w:noProof/>
         </w:rPr>
-        <w:t>17</w:t>
+        <w:t>27</w:t>
       </w:r>
       <w:r>
         <w:rPr>
@@ -3173,7 +3167,7 @@
       <w:r>
         <w:br w:type="page"/>
       </w:r>
-      <w:bookmarkStart w:id="1" w:name="_Toc193894916"/>
+      <w:bookmarkStart w:id="1" w:name="_Toc194492654"/>
       <w:r>
         <w:lastRenderedPageBreak/>
         <w:t>Introduzione</w:t>
@@ -3187,7 +3181,7 @@
           <w:lang w:val="it-CH"/>
         </w:rPr>
       </w:pPr>
-      <w:bookmarkStart w:id="2" w:name="_Toc193894917"/>
+      <w:bookmarkStart w:id="2" w:name="_Toc194492655"/>
       <w:r>
         <w:rPr>
           <w:lang w:val="it-CH"/>
@@ -3291,7 +3285,7 @@
           <w:lang w:val="it-CH"/>
         </w:rPr>
       </w:pPr>
-      <w:bookmarkStart w:id="3" w:name="_Toc193894918"/>
+      <w:bookmarkStart w:id="3" w:name="_Toc194492656"/>
       <w:r>
         <w:rPr>
           <w:lang w:val="it-CH"/>
@@ -4223,7 +4217,7 @@
           <w:lang w:val="it-CH"/>
         </w:rPr>
       </w:pPr>
-      <w:bookmarkStart w:id="4" w:name="_Toc193894919"/>
+      <w:bookmarkStart w:id="4" w:name="_Toc194492657"/>
       <w:r>
         <w:rPr>
           <w:lang w:val="it-CH"/>
@@ -4273,7 +4267,7 @@
       <w:r>
         <w:br w:type="page"/>
       </w:r>
-      <w:bookmarkStart w:id="5" w:name="_Toc193894920"/>
+      <w:bookmarkStart w:id="5" w:name="_Toc194492658"/>
       <w:r>
         <w:lastRenderedPageBreak/>
         <w:t>Analisi</w:t>
@@ -4287,7 +4281,7 @@
           <w:lang w:val="it-CH"/>
         </w:rPr>
       </w:pPr>
-      <w:bookmarkStart w:id="6" w:name="_Toc193894921"/>
+      <w:bookmarkStart w:id="6" w:name="_Toc194492659"/>
       <w:r>
         <w:rPr>
           <w:lang w:val="it-CH"/>
@@ -4497,7 +4491,7 @@
           <w:lang w:val="it-CH"/>
         </w:rPr>
       </w:pPr>
-      <w:bookmarkStart w:id="7" w:name="_Toc193894922"/>
+      <w:bookmarkStart w:id="7" w:name="_Toc194492660"/>
       <w:r>
         <w:rPr>
           <w:lang w:val="it-CH"/>
@@ -4508,10 +4502,7 @@
     </w:p>
     <w:p>
       <w:r>
-        <w:t>DA FARE</w:t>
-      </w:r>
-      <w:r>
-        <w:t xml:space="preserve"> piccolo testo descrittivo</w:t>
+        <w:t>Il sito web multiutente consente agli utenti di registrarsi, autenticarsi e gestire un blocco note digitale. Le funzionalità includono scrittura, modifica, salvataggio, registrazione audio, importazione di file e esportazione in ZIP. Il sito sarà responsive, con un'interfaccia semplice tramite Bootstrap e tutti i dati cifrati nel database. È previsto l'uso di CAPTCHA nella registrazione e l'hosting dovrà supportare Java 3.3.6.</w:t>
       </w:r>
     </w:p>
     <w:p/>
@@ -5117,6 +5108,11 @@
       <w:bookmarkEnd w:id="8"/>
     </w:tbl>
     <w:p/>
+    <w:p>
+      <w:r>
+        <w:br w:type="page"/>
+      </w:r>
+    </w:p>
     <w:tbl>
       <w:tblPr>
         <w:tblW w:w="9580" w:type="dxa"/>
@@ -5170,6 +5166,7 @@
                 <w:sz w:val="16"/>
                 <w:szCs w:val="16"/>
               </w:rPr>
+              <w:lastRenderedPageBreak/>
               <w:t>ID: REQ-03</w:t>
             </w:r>
           </w:p>
@@ -6617,303 +6614,6 @@
       </w:tr>
     </w:tbl>
     <w:p/>
-    <w:tbl>
-      <w:tblPr>
-        <w:tblW w:w="9580" w:type="dxa"/>
-        <w:tblCellSpacing w:w="0" w:type="dxa"/>
-        <w:tblInd w:w="-8" w:type="dxa"/>
-        <w:tblBorders>
-          <w:top w:val="outset" w:sz="6" w:space="0" w:color="000000"/>
-          <w:left w:val="outset" w:sz="6" w:space="0" w:color="000000"/>
-          <w:bottom w:val="outset" w:sz="6" w:space="0" w:color="000000"/>
-          <w:right w:val="outset" w:sz="6" w:space="0" w:color="000000"/>
-        </w:tblBorders>
-        <w:tblCellMar>
-          <w:top w:w="60" w:type="dxa"/>
-          <w:left w:w="60" w:type="dxa"/>
-          <w:bottom w:w="60" w:type="dxa"/>
-          <w:right w:w="60" w:type="dxa"/>
-        </w:tblCellMar>
-        <w:tblLook w:val="00A0" w:firstRow="1" w:lastRow="0" w:firstColumn="1" w:lastColumn="0" w:noHBand="0" w:noVBand="0"/>
-      </w:tblPr>
-      <w:tblGrid>
-        <w:gridCol w:w="1895"/>
-        <w:gridCol w:w="7685"/>
-      </w:tblGrid>
-      <w:tr>
-        <w:trPr>
-          <w:trHeight w:val="251"/>
-          <w:tblCellSpacing w:w="0" w:type="dxa"/>
-        </w:trPr>
-        <w:tc>
-          <w:tcPr>
-            <w:tcW w:w="9580" w:type="dxa"/>
-            <w:gridSpan w:val="2"/>
-            <w:tcBorders>
-              <w:top w:val="outset" w:sz="6" w:space="0" w:color="000000"/>
-              <w:bottom w:val="outset" w:sz="6" w:space="0" w:color="000000"/>
-            </w:tcBorders>
-          </w:tcPr>
-          <w:p>
-            <w:pPr>
-              <w:spacing w:before="100" w:beforeAutospacing="1"/>
-              <w:jc w:val="center"/>
-              <w:rPr>
-                <w:b/>
-                <w:sz w:val="16"/>
-                <w:szCs w:val="16"/>
-              </w:rPr>
-            </w:pPr>
-            <w:r>
-              <w:rPr>
-                <w:b/>
-                <w:sz w:val="16"/>
-                <w:szCs w:val="16"/>
-              </w:rPr>
-              <w:t>ID: REQ-0</w:t>
-            </w:r>
-            <w:r>
-              <w:rPr>
-                <w:b/>
-                <w:sz w:val="16"/>
-                <w:szCs w:val="16"/>
-              </w:rPr>
-              <w:t>6</w:t>
-            </w:r>
-          </w:p>
-        </w:tc>
-      </w:tr>
-      <w:tr>
-        <w:trPr>
-          <w:tblCellSpacing w:w="0" w:type="dxa"/>
-        </w:trPr>
-        <w:tc>
-          <w:tcPr>
-            <w:tcW w:w="1895" w:type="dxa"/>
-            <w:tcBorders>
-              <w:top w:val="outset" w:sz="6" w:space="0" w:color="000000"/>
-              <w:bottom w:val="outset" w:sz="6" w:space="0" w:color="000000"/>
-              <w:right w:val="outset" w:sz="6" w:space="0" w:color="000000"/>
-            </w:tcBorders>
-          </w:tcPr>
-          <w:p>
-            <w:pPr>
-              <w:spacing w:before="100" w:beforeAutospacing="1"/>
-              <w:rPr>
-                <w:b/>
-                <w:sz w:val="16"/>
-                <w:szCs w:val="16"/>
-              </w:rPr>
-            </w:pPr>
-            <w:r>
-              <w:rPr>
-                <w:b/>
-                <w:sz w:val="16"/>
-                <w:szCs w:val="16"/>
-              </w:rPr>
-              <w:t>Nome</w:t>
-            </w:r>
-          </w:p>
-        </w:tc>
-        <w:tc>
-          <w:tcPr>
-            <w:tcW w:w="7685" w:type="dxa"/>
-            <w:tcBorders>
-              <w:top w:val="outset" w:sz="6" w:space="0" w:color="000000"/>
-              <w:left w:val="outset" w:sz="6" w:space="0" w:color="000000"/>
-              <w:bottom w:val="outset" w:sz="6" w:space="0" w:color="000000"/>
-            </w:tcBorders>
-          </w:tcPr>
-          <w:p>
-            <w:pPr>
-              <w:spacing w:before="100" w:beforeAutospacing="1"/>
-              <w:rPr>
-                <w:sz w:val="16"/>
-                <w:szCs w:val="16"/>
-              </w:rPr>
-            </w:pPr>
-            <w:r>
-              <w:rPr>
-                <w:sz w:val="16"/>
-                <w:szCs w:val="16"/>
-              </w:rPr>
-              <w:t>Sito deve essere responsive</w:t>
-            </w:r>
-          </w:p>
-        </w:tc>
-      </w:tr>
-      <w:tr>
-        <w:trPr>
-          <w:tblCellSpacing w:w="0" w:type="dxa"/>
-        </w:trPr>
-        <w:tc>
-          <w:tcPr>
-            <w:tcW w:w="1895" w:type="dxa"/>
-            <w:tcBorders>
-              <w:top w:val="outset" w:sz="6" w:space="0" w:color="000000"/>
-              <w:bottom w:val="outset" w:sz="6" w:space="0" w:color="000000"/>
-              <w:right w:val="outset" w:sz="6" w:space="0" w:color="000000"/>
-            </w:tcBorders>
-          </w:tcPr>
-          <w:p>
-            <w:pPr>
-              <w:spacing w:before="100" w:beforeAutospacing="1"/>
-              <w:rPr>
-                <w:b/>
-                <w:sz w:val="16"/>
-                <w:szCs w:val="16"/>
-              </w:rPr>
-            </w:pPr>
-            <w:r>
-              <w:rPr>
-                <w:b/>
-                <w:sz w:val="16"/>
-                <w:szCs w:val="16"/>
-              </w:rPr>
-              <w:t>Priorità</w:t>
-            </w:r>
-          </w:p>
-        </w:tc>
-        <w:tc>
-          <w:tcPr>
-            <w:tcW w:w="7685" w:type="dxa"/>
-            <w:tcBorders>
-              <w:top w:val="outset" w:sz="6" w:space="0" w:color="000000"/>
-              <w:left w:val="outset" w:sz="6" w:space="0" w:color="000000"/>
-              <w:bottom w:val="outset" w:sz="6" w:space="0" w:color="000000"/>
-            </w:tcBorders>
-          </w:tcPr>
-          <w:p>
-            <w:pPr>
-              <w:spacing w:before="100" w:beforeAutospacing="1"/>
-              <w:rPr>
-                <w:sz w:val="16"/>
-                <w:szCs w:val="16"/>
-              </w:rPr>
-            </w:pPr>
-            <w:r>
-              <w:rPr>
-                <w:sz w:val="16"/>
-                <w:szCs w:val="16"/>
-              </w:rPr>
-              <w:t>1</w:t>
-            </w:r>
-          </w:p>
-        </w:tc>
-      </w:tr>
-      <w:tr>
-        <w:trPr>
-          <w:tblCellSpacing w:w="0" w:type="dxa"/>
-        </w:trPr>
-        <w:tc>
-          <w:tcPr>
-            <w:tcW w:w="1895" w:type="dxa"/>
-            <w:tcBorders>
-              <w:top w:val="outset" w:sz="6" w:space="0" w:color="000000"/>
-              <w:bottom w:val="outset" w:sz="6" w:space="0" w:color="000000"/>
-              <w:right w:val="outset" w:sz="6" w:space="0" w:color="000000"/>
-            </w:tcBorders>
-          </w:tcPr>
-          <w:p>
-            <w:pPr>
-              <w:spacing w:before="100" w:beforeAutospacing="1"/>
-              <w:rPr>
-                <w:b/>
-                <w:sz w:val="16"/>
-                <w:szCs w:val="16"/>
-              </w:rPr>
-            </w:pPr>
-            <w:r>
-              <w:rPr>
-                <w:b/>
-                <w:sz w:val="16"/>
-                <w:szCs w:val="16"/>
-              </w:rPr>
-              <w:t>Versione</w:t>
-            </w:r>
-          </w:p>
-        </w:tc>
-        <w:tc>
-          <w:tcPr>
-            <w:tcW w:w="7685" w:type="dxa"/>
-            <w:tcBorders>
-              <w:top w:val="outset" w:sz="6" w:space="0" w:color="000000"/>
-              <w:left w:val="outset" w:sz="6" w:space="0" w:color="000000"/>
-              <w:bottom w:val="outset" w:sz="6" w:space="0" w:color="000000"/>
-            </w:tcBorders>
-          </w:tcPr>
-          <w:p>
-            <w:pPr>
-              <w:spacing w:before="100" w:beforeAutospacing="1"/>
-              <w:rPr>
-                <w:sz w:val="16"/>
-                <w:szCs w:val="16"/>
-              </w:rPr>
-            </w:pPr>
-            <w:r>
-              <w:rPr>
-                <w:sz w:val="16"/>
-                <w:szCs w:val="16"/>
-              </w:rPr>
-              <w:t>1.0</w:t>
-            </w:r>
-          </w:p>
-        </w:tc>
-      </w:tr>
-      <w:tr>
-        <w:trPr>
-          <w:tblCellSpacing w:w="0" w:type="dxa"/>
-        </w:trPr>
-        <w:tc>
-          <w:tcPr>
-            <w:tcW w:w="1895" w:type="dxa"/>
-            <w:tcBorders>
-              <w:top w:val="outset" w:sz="6" w:space="0" w:color="000000"/>
-              <w:bottom w:val="outset" w:sz="6" w:space="0" w:color="000000"/>
-              <w:right w:val="outset" w:sz="6" w:space="0" w:color="000000"/>
-            </w:tcBorders>
-          </w:tcPr>
-          <w:p>
-            <w:pPr>
-              <w:spacing w:before="100" w:beforeAutospacing="1"/>
-              <w:rPr>
-                <w:b/>
-                <w:sz w:val="16"/>
-                <w:szCs w:val="16"/>
-              </w:rPr>
-            </w:pPr>
-            <w:r>
-              <w:rPr>
-                <w:b/>
-                <w:sz w:val="16"/>
-                <w:szCs w:val="16"/>
-              </w:rPr>
-              <w:t>Note</w:t>
-            </w:r>
-          </w:p>
-        </w:tc>
-        <w:tc>
-          <w:tcPr>
-            <w:tcW w:w="7685" w:type="dxa"/>
-            <w:tcBorders>
-              <w:top w:val="outset" w:sz="6" w:space="0" w:color="000000"/>
-              <w:left w:val="outset" w:sz="6" w:space="0" w:color="000000"/>
-              <w:bottom w:val="outset" w:sz="6" w:space="0" w:color="000000"/>
-            </w:tcBorders>
-          </w:tcPr>
-          <w:p>
-            <w:pPr>
-              <w:spacing w:before="100" w:beforeAutospacing="1"/>
-              <w:rPr>
-                <w:sz w:val="16"/>
-                <w:szCs w:val="16"/>
-              </w:rPr>
-            </w:pPr>
-          </w:p>
-        </w:tc>
-      </w:tr>
-    </w:tbl>
-    <w:p/>
     <w:p>
       <w:r>
         <w:br w:type="page"/>
@@ -6973,7 +6673,15 @@
                 <w:szCs w:val="16"/>
               </w:rPr>
               <w:lastRenderedPageBreak/>
-              <w:t>ID: REQ-07</w:t>
+              <w:t>ID: REQ-0</w:t>
+            </w:r>
+            <w:r>
+              <w:rPr>
+                <w:b/>
+                <w:sz w:val="16"/>
+                <w:szCs w:val="16"/>
+              </w:rPr>
+              <w:t>6</w:t>
             </w:r>
           </w:p>
         </w:tc>
@@ -7032,23 +6740,7 @@
                 <w:sz w:val="16"/>
                 <w:szCs w:val="16"/>
               </w:rPr>
-              <w:t xml:space="preserve">Dati nel </w:t>
-            </w:r>
-            <w:proofErr w:type="spellStart"/>
-            <w:r>
-              <w:rPr>
-                <w:sz w:val="16"/>
-                <w:szCs w:val="16"/>
-              </w:rPr>
-              <w:t>db</w:t>
-            </w:r>
-            <w:proofErr w:type="spellEnd"/>
-            <w:r>
-              <w:rPr>
-                <w:sz w:val="16"/>
-                <w:szCs w:val="16"/>
-              </w:rPr>
-              <w:t xml:space="preserve"> tutti cifrati</w:t>
+              <w:t>Sito deve essere responsive</w:t>
             </w:r>
           </w:p>
         </w:tc>
@@ -7278,76 +6970,7 @@
                 <w:sz w:val="16"/>
                 <w:szCs w:val="16"/>
               </w:rPr>
-              <w:t>ID: REQ-08</w:t>
-            </w:r>
-          </w:p>
-        </w:tc>
-      </w:tr>
-      <w:tr>
-        <w:trPr>
-          <w:trHeight w:val="388"/>
-          <w:tblCellSpacing w:w="0" w:type="dxa"/>
-        </w:trPr>
-        <w:tc>
-          <w:tcPr>
-            <w:tcW w:w="1895" w:type="dxa"/>
-            <w:tcBorders>
-              <w:top w:val="outset" w:sz="6" w:space="0" w:color="000000"/>
-              <w:bottom w:val="outset" w:sz="6" w:space="0" w:color="000000"/>
-              <w:right w:val="outset" w:sz="6" w:space="0" w:color="000000"/>
-            </w:tcBorders>
-          </w:tcPr>
-          <w:p>
-            <w:pPr>
-              <w:spacing w:before="100" w:beforeAutospacing="1"/>
-              <w:rPr>
-                <w:b/>
-                <w:sz w:val="16"/>
-                <w:szCs w:val="16"/>
-              </w:rPr>
-            </w:pPr>
-            <w:r>
-              <w:rPr>
-                <w:b/>
-                <w:sz w:val="16"/>
-                <w:szCs w:val="16"/>
-              </w:rPr>
-              <w:t>Nome</w:t>
-            </w:r>
-          </w:p>
-        </w:tc>
-        <w:tc>
-          <w:tcPr>
-            <w:tcW w:w="7685" w:type="dxa"/>
-            <w:tcBorders>
-              <w:top w:val="outset" w:sz="6" w:space="0" w:color="000000"/>
-              <w:left w:val="outset" w:sz="6" w:space="0" w:color="000000"/>
-              <w:bottom w:val="outset" w:sz="6" w:space="0" w:color="000000"/>
-            </w:tcBorders>
-          </w:tcPr>
-          <w:p>
-            <w:pPr>
-              <w:spacing w:before="100" w:beforeAutospacing="1"/>
-              <w:rPr>
-                <w:sz w:val="16"/>
-                <w:szCs w:val="16"/>
-              </w:rPr>
-            </w:pPr>
-            <w:proofErr w:type="spellStart"/>
-            <w:r>
-              <w:rPr>
-                <w:sz w:val="16"/>
-                <w:szCs w:val="16"/>
-              </w:rPr>
-              <w:t>Deploy</w:t>
-            </w:r>
-            <w:proofErr w:type="spellEnd"/>
-            <w:r>
-              <w:rPr>
-                <w:sz w:val="16"/>
-                <w:szCs w:val="16"/>
-              </w:rPr>
-              <w:t>/hosting</w:t>
+              <w:t>ID: REQ-07</w:t>
             </w:r>
           </w:p>
         </w:tc>
@@ -7380,7 +7003,7 @@
                 <w:sz w:val="16"/>
                 <w:szCs w:val="16"/>
               </w:rPr>
-              <w:t>Priorità</w:t>
+              <w:t>Nome</w:t>
             </w:r>
           </w:p>
         </w:tc>
@@ -7406,7 +7029,23 @@
                 <w:sz w:val="16"/>
                 <w:szCs w:val="16"/>
               </w:rPr>
-              <w:t>1</w:t>
+              <w:t xml:space="preserve">Dati nel </w:t>
+            </w:r>
+            <w:proofErr w:type="spellStart"/>
+            <w:r>
+              <w:rPr>
+                <w:sz w:val="16"/>
+                <w:szCs w:val="16"/>
+              </w:rPr>
+              <w:t>db</w:t>
+            </w:r>
+            <w:proofErr w:type="spellEnd"/>
+            <w:r>
+              <w:rPr>
+                <w:sz w:val="16"/>
+                <w:szCs w:val="16"/>
+              </w:rPr>
+              <w:t xml:space="preserve"> tutti cifrati</w:t>
             </w:r>
           </w:p>
         </w:tc>
@@ -7439,7 +7078,7 @@
                 <w:sz w:val="16"/>
                 <w:szCs w:val="16"/>
               </w:rPr>
-              <w:t>Versione</w:t>
+              <w:t>Priorità</w:t>
             </w:r>
           </w:p>
         </w:tc>
@@ -7465,7 +7104,7 @@
                 <w:sz w:val="16"/>
                 <w:szCs w:val="16"/>
               </w:rPr>
-              <w:t>1.0</w:t>
+              <w:t>1</w:t>
             </w:r>
           </w:p>
         </w:tc>
@@ -7498,7 +7137,7 @@
                 <w:sz w:val="16"/>
                 <w:szCs w:val="16"/>
               </w:rPr>
-              <w:t>Note</w:t>
+              <w:t>Versione</w:t>
             </w:r>
           </w:p>
         </w:tc>
@@ -7524,8 +7163,60 @@
                 <w:sz w:val="16"/>
                 <w:szCs w:val="16"/>
               </w:rPr>
-              <w:t>Hosting che supporta Java 3.3.6</w:t>
-            </w:r>
+              <w:t>1.0</w:t>
+            </w:r>
+          </w:p>
+        </w:tc>
+      </w:tr>
+      <w:tr>
+        <w:trPr>
+          <w:tblCellSpacing w:w="0" w:type="dxa"/>
+        </w:trPr>
+        <w:tc>
+          <w:tcPr>
+            <w:tcW w:w="1895" w:type="dxa"/>
+            <w:tcBorders>
+              <w:top w:val="outset" w:sz="6" w:space="0" w:color="000000"/>
+              <w:bottom w:val="outset" w:sz="6" w:space="0" w:color="000000"/>
+              <w:right w:val="outset" w:sz="6" w:space="0" w:color="000000"/>
+            </w:tcBorders>
+          </w:tcPr>
+          <w:p>
+            <w:pPr>
+              <w:spacing w:before="100" w:beforeAutospacing="1"/>
+              <w:rPr>
+                <w:b/>
+                <w:sz w:val="16"/>
+                <w:szCs w:val="16"/>
+              </w:rPr>
+            </w:pPr>
+            <w:r>
+              <w:rPr>
+                <w:b/>
+                <w:sz w:val="16"/>
+                <w:szCs w:val="16"/>
+              </w:rPr>
+              <w:t>Note</w:t>
+            </w:r>
+          </w:p>
+        </w:tc>
+        <w:tc>
+          <w:tcPr>
+            <w:tcW w:w="7685" w:type="dxa"/>
+            <w:tcBorders>
+              <w:top w:val="outset" w:sz="6" w:space="0" w:color="000000"/>
+              <w:left w:val="outset" w:sz="6" w:space="0" w:color="000000"/>
+              <w:bottom w:val="outset" w:sz="6" w:space="0" w:color="000000"/>
+            </w:tcBorders>
+          </w:tcPr>
+          <w:p>
+            <w:pPr>
+              <w:spacing w:before="100" w:beforeAutospacing="1"/>
+              <w:rPr>
+                <w:sz w:val="16"/>
+                <w:szCs w:val="16"/>
+              </w:rPr>
+            </w:pPr>
           </w:p>
         </w:tc>
       </w:tr>
@@ -7584,7 +7275,76 @@
                 <w:sz w:val="16"/>
                 <w:szCs w:val="16"/>
               </w:rPr>
-              <w:t>ID: REQ-09</w:t>
+              <w:t>ID: REQ-08</w:t>
+            </w:r>
+          </w:p>
+        </w:tc>
+      </w:tr>
+      <w:tr>
+        <w:trPr>
+          <w:trHeight w:val="388"/>
+          <w:tblCellSpacing w:w="0" w:type="dxa"/>
+        </w:trPr>
+        <w:tc>
+          <w:tcPr>
+            <w:tcW w:w="1895" w:type="dxa"/>
+            <w:tcBorders>
+              <w:top w:val="outset" w:sz="6" w:space="0" w:color="000000"/>
+              <w:bottom w:val="outset" w:sz="6" w:space="0" w:color="000000"/>
+              <w:right w:val="outset" w:sz="6" w:space="0" w:color="000000"/>
+            </w:tcBorders>
+          </w:tcPr>
+          <w:p>
+            <w:pPr>
+              <w:spacing w:before="100" w:beforeAutospacing="1"/>
+              <w:rPr>
+                <w:b/>
+                <w:sz w:val="16"/>
+                <w:szCs w:val="16"/>
+              </w:rPr>
+            </w:pPr>
+            <w:r>
+              <w:rPr>
+                <w:b/>
+                <w:sz w:val="16"/>
+                <w:szCs w:val="16"/>
+              </w:rPr>
+              <w:t>Nome</w:t>
+            </w:r>
+          </w:p>
+        </w:tc>
+        <w:tc>
+          <w:tcPr>
+            <w:tcW w:w="7685" w:type="dxa"/>
+            <w:tcBorders>
+              <w:top w:val="outset" w:sz="6" w:space="0" w:color="000000"/>
+              <w:left w:val="outset" w:sz="6" w:space="0" w:color="000000"/>
+              <w:bottom w:val="outset" w:sz="6" w:space="0" w:color="000000"/>
+            </w:tcBorders>
+          </w:tcPr>
+          <w:p>
+            <w:pPr>
+              <w:spacing w:before="100" w:beforeAutospacing="1"/>
+              <w:rPr>
+                <w:sz w:val="16"/>
+                <w:szCs w:val="16"/>
+              </w:rPr>
+            </w:pPr>
+            <w:proofErr w:type="spellStart"/>
+            <w:r>
+              <w:rPr>
+                <w:sz w:val="16"/>
+                <w:szCs w:val="16"/>
+              </w:rPr>
+              <w:t>Deploy</w:t>
+            </w:r>
+            <w:proofErr w:type="spellEnd"/>
+            <w:r>
+              <w:rPr>
+                <w:sz w:val="16"/>
+                <w:szCs w:val="16"/>
+              </w:rPr>
+              <w:t>/hosting</w:t>
             </w:r>
           </w:p>
         </w:tc>
@@ -7617,7 +7377,7 @@
                 <w:sz w:val="16"/>
                 <w:szCs w:val="16"/>
               </w:rPr>
-              <w:t>Nome</w:t>
+              <w:t>Priorità</w:t>
             </w:r>
           </w:p>
         </w:tc>
@@ -7643,7 +7403,7 @@
                 <w:sz w:val="16"/>
                 <w:szCs w:val="16"/>
               </w:rPr>
-              <w:t>Interfaccia semplice e intuitiva</w:t>
+              <w:t>1</w:t>
             </w:r>
           </w:p>
         </w:tc>
@@ -7676,7 +7436,7 @@
                 <w:sz w:val="16"/>
                 <w:szCs w:val="16"/>
               </w:rPr>
-              <w:t>Priorità</w:t>
+              <w:t>Versione</w:t>
             </w:r>
           </w:p>
         </w:tc>
@@ -7702,7 +7462,7 @@
                 <w:sz w:val="16"/>
                 <w:szCs w:val="16"/>
               </w:rPr>
-              <w:t>1</w:t>
+              <w:t>1.0</w:t>
             </w:r>
           </w:p>
         </w:tc>
@@ -7735,7 +7495,7 @@
                 <w:sz w:val="16"/>
                 <w:szCs w:val="16"/>
               </w:rPr>
-              <w:t>Versione</w:t>
+              <w:t>Note</w:t>
             </w:r>
           </w:p>
         </w:tc>
@@ -7761,7 +7521,67 @@
                 <w:sz w:val="16"/>
                 <w:szCs w:val="16"/>
               </w:rPr>
-              <w:t>1.0</w:t>
+              <w:t>Hosting che supporta Java 3.3.6</w:t>
+            </w:r>
+          </w:p>
+        </w:tc>
+      </w:tr>
+    </w:tbl>
+    <w:p/>
+    <w:tbl>
+      <w:tblPr>
+        <w:tblW w:w="9580" w:type="dxa"/>
+        <w:tblCellSpacing w:w="0" w:type="dxa"/>
+        <w:tblInd w:w="-8" w:type="dxa"/>
+        <w:tblBorders>
+          <w:top w:val="outset" w:sz="6" w:space="0" w:color="000000"/>
+          <w:left w:val="outset" w:sz="6" w:space="0" w:color="000000"/>
+          <w:bottom w:val="outset" w:sz="6" w:space="0" w:color="000000"/>
+          <w:right w:val="outset" w:sz="6" w:space="0" w:color="000000"/>
+        </w:tblBorders>
+        <w:tblCellMar>
+          <w:top w:w="60" w:type="dxa"/>
+          <w:left w:w="60" w:type="dxa"/>
+          <w:bottom w:w="60" w:type="dxa"/>
+          <w:right w:w="60" w:type="dxa"/>
+        </w:tblCellMar>
+        <w:tblLook w:val="00A0" w:firstRow="1" w:lastRow="0" w:firstColumn="1" w:lastColumn="0" w:noHBand="0" w:noVBand="0"/>
+      </w:tblPr>
+      <w:tblGrid>
+        <w:gridCol w:w="1895"/>
+        <w:gridCol w:w="7685"/>
+      </w:tblGrid>
+      <w:tr>
+        <w:trPr>
+          <w:trHeight w:val="251"/>
+          <w:tblCellSpacing w:w="0" w:type="dxa"/>
+        </w:trPr>
+        <w:tc>
+          <w:tcPr>
+            <w:tcW w:w="9580" w:type="dxa"/>
+            <w:gridSpan w:val="2"/>
+            <w:tcBorders>
+              <w:top w:val="outset" w:sz="6" w:space="0" w:color="000000"/>
+              <w:bottom w:val="outset" w:sz="6" w:space="0" w:color="000000"/>
+            </w:tcBorders>
+          </w:tcPr>
+          <w:p>
+            <w:pPr>
+              <w:spacing w:before="100" w:beforeAutospacing="1"/>
+              <w:jc w:val="center"/>
+              <w:rPr>
+                <w:b/>
+                <w:sz w:val="16"/>
+                <w:szCs w:val="16"/>
+              </w:rPr>
+            </w:pPr>
+            <w:r>
+              <w:rPr>
+                <w:b/>
+                <w:sz w:val="16"/>
+                <w:szCs w:val="16"/>
+              </w:rPr>
+              <w:t>ID: REQ-09</w:t>
             </w:r>
           </w:p>
         </w:tc>
@@ -7794,6 +7614,183 @@
                 <w:sz w:val="16"/>
                 <w:szCs w:val="16"/>
               </w:rPr>
+              <w:t>Nome</w:t>
+            </w:r>
+          </w:p>
+        </w:tc>
+        <w:tc>
+          <w:tcPr>
+            <w:tcW w:w="7685" w:type="dxa"/>
+            <w:tcBorders>
+              <w:top w:val="outset" w:sz="6" w:space="0" w:color="000000"/>
+              <w:left w:val="outset" w:sz="6" w:space="0" w:color="000000"/>
+              <w:bottom w:val="outset" w:sz="6" w:space="0" w:color="000000"/>
+            </w:tcBorders>
+          </w:tcPr>
+          <w:p>
+            <w:pPr>
+              <w:spacing w:before="100" w:beforeAutospacing="1"/>
+              <w:rPr>
+                <w:sz w:val="16"/>
+                <w:szCs w:val="16"/>
+              </w:rPr>
+            </w:pPr>
+            <w:r>
+              <w:rPr>
+                <w:sz w:val="16"/>
+                <w:szCs w:val="16"/>
+              </w:rPr>
+              <w:t>Interfaccia semplice e intuitiva</w:t>
+            </w:r>
+          </w:p>
+        </w:tc>
+      </w:tr>
+      <w:tr>
+        <w:trPr>
+          <w:tblCellSpacing w:w="0" w:type="dxa"/>
+        </w:trPr>
+        <w:tc>
+          <w:tcPr>
+            <w:tcW w:w="1895" w:type="dxa"/>
+            <w:tcBorders>
+              <w:top w:val="outset" w:sz="6" w:space="0" w:color="000000"/>
+              <w:bottom w:val="outset" w:sz="6" w:space="0" w:color="000000"/>
+              <w:right w:val="outset" w:sz="6" w:space="0" w:color="000000"/>
+            </w:tcBorders>
+          </w:tcPr>
+          <w:p>
+            <w:pPr>
+              <w:spacing w:before="100" w:beforeAutospacing="1"/>
+              <w:rPr>
+                <w:b/>
+                <w:sz w:val="16"/>
+                <w:szCs w:val="16"/>
+              </w:rPr>
+            </w:pPr>
+            <w:r>
+              <w:rPr>
+                <w:b/>
+                <w:sz w:val="16"/>
+                <w:szCs w:val="16"/>
+              </w:rPr>
+              <w:t>Priorità</w:t>
+            </w:r>
+          </w:p>
+        </w:tc>
+        <w:tc>
+          <w:tcPr>
+            <w:tcW w:w="7685" w:type="dxa"/>
+            <w:tcBorders>
+              <w:top w:val="outset" w:sz="6" w:space="0" w:color="000000"/>
+              <w:left w:val="outset" w:sz="6" w:space="0" w:color="000000"/>
+              <w:bottom w:val="outset" w:sz="6" w:space="0" w:color="000000"/>
+            </w:tcBorders>
+          </w:tcPr>
+          <w:p>
+            <w:pPr>
+              <w:spacing w:before="100" w:beforeAutospacing="1"/>
+              <w:rPr>
+                <w:sz w:val="16"/>
+                <w:szCs w:val="16"/>
+              </w:rPr>
+            </w:pPr>
+            <w:r>
+              <w:rPr>
+                <w:sz w:val="16"/>
+                <w:szCs w:val="16"/>
+              </w:rPr>
+              <w:t>1</w:t>
+            </w:r>
+          </w:p>
+        </w:tc>
+      </w:tr>
+      <w:tr>
+        <w:trPr>
+          <w:tblCellSpacing w:w="0" w:type="dxa"/>
+        </w:trPr>
+        <w:tc>
+          <w:tcPr>
+            <w:tcW w:w="1895" w:type="dxa"/>
+            <w:tcBorders>
+              <w:top w:val="outset" w:sz="6" w:space="0" w:color="000000"/>
+              <w:bottom w:val="outset" w:sz="6" w:space="0" w:color="000000"/>
+              <w:right w:val="outset" w:sz="6" w:space="0" w:color="000000"/>
+            </w:tcBorders>
+          </w:tcPr>
+          <w:p>
+            <w:pPr>
+              <w:spacing w:before="100" w:beforeAutospacing="1"/>
+              <w:rPr>
+                <w:b/>
+                <w:sz w:val="16"/>
+                <w:szCs w:val="16"/>
+              </w:rPr>
+            </w:pPr>
+            <w:r>
+              <w:rPr>
+                <w:b/>
+                <w:sz w:val="16"/>
+                <w:szCs w:val="16"/>
+              </w:rPr>
+              <w:t>Versione</w:t>
+            </w:r>
+          </w:p>
+        </w:tc>
+        <w:tc>
+          <w:tcPr>
+            <w:tcW w:w="7685" w:type="dxa"/>
+            <w:tcBorders>
+              <w:top w:val="outset" w:sz="6" w:space="0" w:color="000000"/>
+              <w:left w:val="outset" w:sz="6" w:space="0" w:color="000000"/>
+              <w:bottom w:val="outset" w:sz="6" w:space="0" w:color="000000"/>
+            </w:tcBorders>
+          </w:tcPr>
+          <w:p>
+            <w:pPr>
+              <w:spacing w:before="100" w:beforeAutospacing="1"/>
+              <w:rPr>
+                <w:sz w:val="16"/>
+                <w:szCs w:val="16"/>
+              </w:rPr>
+            </w:pPr>
+            <w:r>
+              <w:rPr>
+                <w:sz w:val="16"/>
+                <w:szCs w:val="16"/>
+              </w:rPr>
+              <w:t>1.0</w:t>
+            </w:r>
+          </w:p>
+        </w:tc>
+      </w:tr>
+      <w:tr>
+        <w:trPr>
+          <w:tblCellSpacing w:w="0" w:type="dxa"/>
+        </w:trPr>
+        <w:tc>
+          <w:tcPr>
+            <w:tcW w:w="1895" w:type="dxa"/>
+            <w:tcBorders>
+              <w:top w:val="outset" w:sz="6" w:space="0" w:color="000000"/>
+              <w:bottom w:val="outset" w:sz="6" w:space="0" w:color="000000"/>
+              <w:right w:val="outset" w:sz="6" w:space="0" w:color="000000"/>
+            </w:tcBorders>
+          </w:tcPr>
+          <w:p>
+            <w:pPr>
+              <w:spacing w:before="100" w:beforeAutospacing="1"/>
+              <w:rPr>
+                <w:b/>
+                <w:sz w:val="16"/>
+                <w:szCs w:val="16"/>
+              </w:rPr>
+            </w:pPr>
+            <w:r>
+              <w:rPr>
+                <w:b/>
+                <w:sz w:val="16"/>
+                <w:szCs w:val="16"/>
+              </w:rPr>
               <w:t>Note</w:t>
             </w:r>
           </w:p>
@@ -7928,7 +7925,7 @@
           <w:lang w:val="it-CH"/>
         </w:rPr>
       </w:pPr>
-      <w:bookmarkStart w:id="9" w:name="_Toc193894923"/>
+      <w:bookmarkStart w:id="9" w:name="_Toc194492661"/>
       <w:r>
         <w:rPr>
           <w:lang w:val="it-CH"/>
@@ -8028,7 +8025,7 @@
           <w:lang w:val="it-CH"/>
         </w:rPr>
       </w:pPr>
-      <w:bookmarkStart w:id="10" w:name="_Toc193894924"/>
+      <w:bookmarkStart w:id="10" w:name="_Toc194492662"/>
       <w:r>
         <w:rPr>
           <w:lang w:val="it-CH"/>
@@ -8161,21 +8158,11 @@
       <w:r>
         <w:t xml:space="preserve">Figura </w:t>
       </w:r>
-      <w:r>
-        <w:fldChar w:fldCharType="begin"/>
-      </w:r>
-      <w:r>
-        <w:instrText xml:space="preserve"> SEQ Figura \* ARABIC </w:instrText>
-      </w:r>
-      <w:r>
-        <w:fldChar w:fldCharType="separate"/>
-      </w:r>
-      <w:r>
-        <w:t>1</w:t>
-      </w:r>
-      <w:r>
-        <w:fldChar w:fldCharType="end"/>
-      </w:r>
+      <w:fldSimple w:instr=" SEQ Figura \* ARABIC ">
+        <w:r>
+          <w:t>1</w:t>
+        </w:r>
+      </w:fldSimple>
       <w:r>
         <w:t xml:space="preserve"> - Use Case</w:t>
       </w:r>
@@ -8196,7 +8183,7 @@
           <w:lang w:val="it-CH"/>
         </w:rPr>
       </w:pPr>
-      <w:bookmarkStart w:id="11" w:name="_Toc193894925"/>
+      <w:bookmarkStart w:id="11" w:name="_Toc194492663"/>
       <w:r>
         <w:rPr>
           <w:lang w:val="it-CH"/>
@@ -8316,21 +8303,11 @@
       <w:r>
         <w:t xml:space="preserve">Figura </w:t>
       </w:r>
-      <w:r>
-        <w:fldChar w:fldCharType="begin"/>
-      </w:r>
-      <w:r>
-        <w:instrText xml:space="preserve"> SEQ Figura \* ARABIC </w:instrText>
-      </w:r>
-      <w:r>
-        <w:fldChar w:fldCharType="separate"/>
-      </w:r>
-      <w:r>
-        <w:t>2</w:t>
-      </w:r>
-      <w:r>
-        <w:fldChar w:fldCharType="end"/>
-      </w:r>
+      <w:fldSimple w:instr=" SEQ Figura \* ARABIC ">
+        <w:r>
+          <w:t>2</w:t>
+        </w:r>
+      </w:fldSimple>
       <w:r>
         <w:t xml:space="preserve"> - </w:t>
       </w:r>
@@ -8351,9 +8328,7 @@
           <w:footerReference w:type="first" r:id="rId17"/>
           <w:pgSz w:w="16838" w:h="11906" w:orient="landscape"/>
           <w:pgMar w:top="1134" w:right="1985" w:bottom="1134" w:left="1418" w:header="567" w:footer="567" w:gutter="0"/>
-          <w:pgNumType w:start="1"/>
           <w:cols w:space="720"/>
-          <w:titlePg/>
           <w:docGrid w:linePitch="272"/>
         </w:sectPr>
       </w:pPr>
@@ -8371,7 +8346,7 @@
           <w:lang w:val="it-CH"/>
         </w:rPr>
       </w:pPr>
-      <w:bookmarkStart w:id="12" w:name="_Toc193894926"/>
+      <w:bookmarkStart w:id="12" w:name="_Toc194492664"/>
       <w:r>
         <w:rPr>
           <w:lang w:val="it-CH"/>
@@ -8388,7 +8363,7 @@
         </w:rPr>
       </w:pPr>
       <w:bookmarkStart w:id="13" w:name="_Toc413411419"/>
-      <w:bookmarkStart w:id="14" w:name="_Toc193894927"/>
+      <w:bookmarkStart w:id="14" w:name="_Toc194492665"/>
       <w:r>
         <w:rPr>
           <w:lang w:val="it-CH"/>
@@ -8475,7 +8450,7 @@
         </w:rPr>
       </w:pPr>
       <w:bookmarkStart w:id="15" w:name="_Toc413411420"/>
-      <w:bookmarkStart w:id="16" w:name="_Toc193894928"/>
+      <w:bookmarkStart w:id="16" w:name="_Toc194492666"/>
       <w:r>
         <w:rPr>
           <w:lang w:val="it-CH"/>
@@ -8578,7 +8553,7 @@
         <w:pStyle w:val="Titolo1"/>
       </w:pPr>
       <w:bookmarkStart w:id="17" w:name="_Toc429059808"/>
-      <w:bookmarkStart w:id="18" w:name="_Toc193894929"/>
+      <w:bookmarkStart w:id="18" w:name="_Toc194492667"/>
       <w:r>
         <w:lastRenderedPageBreak/>
         <w:t>Progettazione</w:t>
@@ -8594,7 +8569,7 @@
         </w:rPr>
       </w:pPr>
       <w:bookmarkStart w:id="19" w:name="_Toc429059809"/>
-      <w:bookmarkStart w:id="20" w:name="_Toc193894930"/>
+      <w:bookmarkStart w:id="20" w:name="_Toc194492668"/>
       <w:r>
         <w:rPr>
           <w:lang w:val="it-CH"/>
@@ -8657,21 +8632,11 @@
       <w:r>
         <w:t xml:space="preserve">Figura </w:t>
       </w:r>
-      <w:r>
-        <w:fldChar w:fldCharType="begin"/>
-      </w:r>
-      <w:r>
-        <w:instrText xml:space="preserve"> SEQ Figura \* ARABIC </w:instrText>
-      </w:r>
-      <w:r>
-        <w:fldChar w:fldCharType="separate"/>
-      </w:r>
-      <w:r>
-        <w:t>3</w:t>
-      </w:r>
-      <w:r>
-        <w:fldChar w:fldCharType="end"/>
-      </w:r>
+      <w:fldSimple w:instr=" SEQ Figura \* ARABIC ">
+        <w:r>
+          <w:t>3</w:t>
+        </w:r>
+      </w:fldSimple>
       <w:r>
         <w:t xml:space="preserve"> - Diagramma Architettura</w:t>
       </w:r>
@@ -8723,7 +8688,7 @@
           <w:lang w:val="it-CH"/>
         </w:rPr>
       </w:pPr>
-      <w:bookmarkStart w:id="21" w:name="_Toc193894931"/>
+      <w:bookmarkStart w:id="21" w:name="_Toc194492669"/>
       <w:proofErr w:type="spellStart"/>
       <w:r>
         <w:rPr>
@@ -8788,21 +8753,11 @@
       <w:r>
         <w:t xml:space="preserve">Figura </w:t>
       </w:r>
-      <w:r>
-        <w:fldChar w:fldCharType="begin"/>
-      </w:r>
-      <w:r>
-        <w:instrText xml:space="preserve"> SEQ Figura \* ARABIC </w:instrText>
-      </w:r>
-      <w:r>
-        <w:fldChar w:fldCharType="separate"/>
-      </w:r>
-      <w:r>
-        <w:t>4</w:t>
-      </w:r>
-      <w:r>
-        <w:fldChar w:fldCharType="end"/>
-      </w:r>
+      <w:fldSimple w:instr=" SEQ Figura \* ARABIC ">
+        <w:r>
+          <w:t>4</w:t>
+        </w:r>
+      </w:fldSimple>
       <w:r>
         <w:t xml:space="preserve"> - </w:t>
       </w:r>
@@ -8914,24 +8869,11 @@
       <w:r>
         <w:t xml:space="preserve">Figura </w:t>
       </w:r>
-      <w:r>
-        <w:fldChar w:fldCharType="begin"/>
-      </w:r>
-      <w:r>
-        <w:instrText xml:space="preserve"> SEQ Figura \</w:instrText>
-      </w:r>
-      <w:r>
-        <w:instrText xml:space="preserve">* ARABIC </w:instrText>
-      </w:r>
-      <w:r>
-        <w:fldChar w:fldCharType="separate"/>
-      </w:r>
-      <w:r>
-        <w:t>5</w:t>
-      </w:r>
-      <w:r>
-        <w:fldChar w:fldCharType="end"/>
-      </w:r>
+      <w:fldSimple w:instr=" SEQ Figura \* ARABIC ">
+        <w:r>
+          <w:t>5</w:t>
+        </w:r>
+      </w:fldSimple>
       <w:r>
         <w:t xml:space="preserve"> - </w:t>
       </w:r>
@@ -9039,21 +8981,11 @@
       <w:r>
         <w:t xml:space="preserve">Figura </w:t>
       </w:r>
-      <w:r>
-        <w:fldChar w:fldCharType="begin"/>
-      </w:r>
-      <w:r>
-        <w:instrText xml:space="preserve"> SEQ Figura \* ARABIC </w:instrText>
-      </w:r>
-      <w:r>
-        <w:fldChar w:fldCharType="separate"/>
-      </w:r>
-      <w:r>
-        <w:t>6</w:t>
-      </w:r>
-      <w:r>
-        <w:fldChar w:fldCharType="end"/>
-      </w:r>
+      <w:fldSimple w:instr=" SEQ Figura \* ARABIC ">
+        <w:r>
+          <w:t>6</w:t>
+        </w:r>
+      </w:fldSimple>
       <w:r>
         <w:t xml:space="preserve"> - </w:t>
       </w:r>
@@ -9113,7 +9045,7 @@
         </w:rPr>
       </w:pPr>
       <w:bookmarkStart w:id="22" w:name="_Toc429059810"/>
-      <w:bookmarkStart w:id="23" w:name="_Toc193894932"/>
+      <w:bookmarkStart w:id="23" w:name="_Toc194492670"/>
       <w:r>
         <w:rPr>
           <w:lang w:val="it-CH"/>
@@ -9178,21 +9110,11 @@
       <w:r>
         <w:t xml:space="preserve">Figura </w:t>
       </w:r>
-      <w:r>
-        <w:fldChar w:fldCharType="begin"/>
-      </w:r>
-      <w:r>
-        <w:instrText xml:space="preserve"> SEQ Figura \* ARABIC </w:instrText>
-      </w:r>
-      <w:r>
-        <w:fldChar w:fldCharType="separate"/>
-      </w:r>
-      <w:r>
-        <w:t>7</w:t>
-      </w:r>
-      <w:r>
-        <w:fldChar w:fldCharType="end"/>
-      </w:r>
+      <w:fldSimple w:instr=" SEQ Figura \* ARABIC ">
+        <w:r>
+          <w:t>7</w:t>
+        </w:r>
+      </w:fldSimple>
       <w:r>
         <w:t xml:space="preserve"> - Diagramma Classi</w:t>
       </w:r>
@@ -9275,7 +9197,7 @@
         </w:rPr>
       </w:pPr>
       <w:bookmarkStart w:id="24" w:name="_Toc429059811"/>
-      <w:bookmarkStart w:id="25" w:name="_Toc193894933"/>
+      <w:bookmarkStart w:id="25" w:name="_Toc194492671"/>
       <w:r>
         <w:rPr>
           <w:lang w:val="it-CH"/>
@@ -9300,7 +9222,7 @@
           <w:lang w:val="it-CH"/>
         </w:rPr>
       </w:pPr>
-      <w:bookmarkStart w:id="26" w:name="_Toc193894934"/>
+      <w:bookmarkStart w:id="26" w:name="_Toc194492672"/>
       <w:r>
         <w:rPr>
           <w:lang w:val="it-CH"/>
@@ -9374,21 +9296,11 @@
       <w:r>
         <w:t xml:space="preserve">Figura </w:t>
       </w:r>
-      <w:r>
-        <w:fldChar w:fldCharType="begin"/>
-      </w:r>
-      <w:r>
-        <w:instrText xml:space="preserve"> SEQ Figura \* ARABIC </w:instrText>
-      </w:r>
-      <w:r>
-        <w:fldChar w:fldCharType="separate"/>
-      </w:r>
-      <w:r>
-        <w:t>8</w:t>
-      </w:r>
-      <w:r>
-        <w:fldChar w:fldCharType="end"/>
-      </w:r>
+      <w:fldSimple w:instr=" SEQ Figura \* ARABIC ">
+        <w:r>
+          <w:t>8</w:t>
+        </w:r>
+      </w:fldSimple>
       <w:r>
         <w:t xml:space="preserve"> - Design registrazione utente</w:t>
       </w:r>
@@ -9450,7 +9362,7 @@
           <w:lang w:val="it-CH"/>
         </w:rPr>
       </w:pPr>
-      <w:bookmarkStart w:id="27" w:name="_Toc193894935"/>
+      <w:bookmarkStart w:id="27" w:name="_Toc194492673"/>
       <w:r>
         <w:rPr>
           <w:lang w:val="it-CH"/>
@@ -9526,21 +9438,11 @@
       <w:r>
         <w:t xml:space="preserve">Figura </w:t>
       </w:r>
-      <w:r>
-        <w:fldChar w:fldCharType="begin"/>
-      </w:r>
-      <w:r>
-        <w:instrText xml:space="preserve"> SEQ Figura \* ARABIC </w:instrText>
-      </w:r>
-      <w:r>
-        <w:fldChar w:fldCharType="separate"/>
-      </w:r>
-      <w:r>
-        <w:t>9</w:t>
-      </w:r>
-      <w:r>
-        <w:fldChar w:fldCharType="end"/>
-      </w:r>
+      <w:fldSimple w:instr=" SEQ Figura \* ARABIC ">
+        <w:r>
+          <w:t>9</w:t>
+        </w:r>
+      </w:fldSimple>
       <w:r>
         <w:t xml:space="preserve"> - Design login utente</w:t>
       </w:r>
@@ -9569,7 +9471,7 @@
           <w:lang w:val="it-CH"/>
         </w:rPr>
       </w:pPr>
-      <w:bookmarkStart w:id="28" w:name="_Toc193894936"/>
+      <w:bookmarkStart w:id="28" w:name="_Toc194492674"/>
       <w:r>
         <w:rPr>
           <w:lang w:val="it-CH"/>
@@ -9644,21 +9546,11 @@
       <w:r>
         <w:t xml:space="preserve">Figura </w:t>
       </w:r>
-      <w:r>
-        <w:fldChar w:fldCharType="begin"/>
-      </w:r>
-      <w:r>
-        <w:instrText xml:space="preserve"> SEQ Figura \* ARABIC </w:instrText>
-      </w:r>
-      <w:r>
-        <w:fldChar w:fldCharType="separate"/>
-      </w:r>
-      <w:r>
-        <w:t>10</w:t>
-      </w:r>
-      <w:r>
-        <w:fldChar w:fldCharType="end"/>
-      </w:r>
+      <w:fldSimple w:instr=" SEQ Figura \* ARABIC ">
+        <w:r>
+          <w:t>10</w:t>
+        </w:r>
+      </w:fldSimple>
       <w:r>
         <w:t xml:space="preserve"> - Design home</w:t>
       </w:r>
@@ -9696,7 +9588,7 @@
           <w:lang w:val="it-CH"/>
         </w:rPr>
       </w:pPr>
-      <w:bookmarkStart w:id="29" w:name="_Toc193894937"/>
+      <w:bookmarkStart w:id="29" w:name="_Toc194492675"/>
       <w:r>
         <w:rPr>
           <w:lang w:val="it-CH"/>
@@ -9771,21 +9663,11 @@
       <w:r>
         <w:t xml:space="preserve">Figura </w:t>
       </w:r>
-      <w:r>
-        <w:fldChar w:fldCharType="begin"/>
-      </w:r>
-      <w:r>
-        <w:instrText xml:space="preserve"> SEQ Figura \* ARABIC </w:instrText>
-      </w:r>
-      <w:r>
-        <w:fldChar w:fldCharType="separate"/>
-      </w:r>
-      <w:r>
-        <w:t>11</w:t>
-      </w:r>
-      <w:r>
-        <w:fldChar w:fldCharType="end"/>
-      </w:r>
+      <w:fldSimple w:instr=" SEQ Figura \* ARABIC ">
+        <w:r>
+          <w:t>11</w:t>
+        </w:r>
+      </w:fldSimple>
       <w:r>
         <w:t xml:space="preserve"> - Design creazione nota</w:t>
       </w:r>
@@ -9846,7 +9728,7 @@
           <w:lang w:val="it-CH"/>
         </w:rPr>
       </w:pPr>
-      <w:bookmarkStart w:id="30" w:name="_Toc193894938"/>
+      <w:bookmarkStart w:id="30" w:name="_Toc194492676"/>
       <w:r>
         <w:rPr>
           <w:lang w:val="it-CH"/>
@@ -9921,21 +9803,11 @@
       <w:r>
         <w:t xml:space="preserve">Figura </w:t>
       </w:r>
-      <w:r>
-        <w:fldChar w:fldCharType="begin"/>
-      </w:r>
-      <w:r>
-        <w:instrText xml:space="preserve"> SEQ Figura \* ARABIC </w:instrText>
-      </w:r>
-      <w:r>
-        <w:fldChar w:fldCharType="separate"/>
-      </w:r>
-      <w:r>
-        <w:t>12</w:t>
-      </w:r>
-      <w:r>
-        <w:fldChar w:fldCharType="end"/>
-      </w:r>
+      <w:fldSimple w:instr=" SEQ Figura \* ARABIC ">
+        <w:r>
+          <w:t>12</w:t>
+        </w:r>
+      </w:fldSimple>
       <w:r>
         <w:t xml:space="preserve"> - Design visualizzazione note</w:t>
       </w:r>
@@ -9977,7 +9849,7 @@
         </w:rPr>
       </w:pPr>
       <w:bookmarkStart w:id="31" w:name="_Toc429059812"/>
-      <w:bookmarkStart w:id="32" w:name="_Toc193894939"/>
+      <w:bookmarkStart w:id="32" w:name="_Toc194492677"/>
       <w:r>
         <w:rPr>
           <w:lang w:val="it-CH"/>
@@ -10072,7 +9944,7 @@
         </w:pBdr>
       </w:pPr>
       <w:bookmarkStart w:id="33" w:name="_Toc461179222"/>
-      <w:bookmarkStart w:id="34" w:name="_Toc193894940"/>
+      <w:bookmarkStart w:id="34" w:name="_Toc194492678"/>
       <w:r>
         <w:lastRenderedPageBreak/>
         <w:t>Implementazione</w:t>
@@ -10144,7 +10016,7 @@
         <w:pStyle w:val="Titolo1"/>
       </w:pPr>
       <w:bookmarkStart w:id="35" w:name="_Toc461179223"/>
-      <w:bookmarkStart w:id="36" w:name="_Toc193894941"/>
+      <w:bookmarkStart w:id="36" w:name="_Toc194492679"/>
       <w:r>
         <w:t>Test</w:t>
       </w:r>
@@ -10159,7 +10031,7 @@
         </w:rPr>
       </w:pPr>
       <w:bookmarkStart w:id="37" w:name="_Toc461179224"/>
-      <w:bookmarkStart w:id="38" w:name="_Toc193894942"/>
+      <w:bookmarkStart w:id="38" w:name="_Toc194492680"/>
       <w:r>
         <w:rPr>
           <w:lang w:val="it-CH"/>
@@ -17819,7 +17691,7 @@
           <w:lang w:val="it-CH"/>
         </w:rPr>
       </w:pPr>
-      <w:bookmarkStart w:id="40" w:name="_Toc193894943"/>
+      <w:bookmarkStart w:id="40" w:name="_Toc194492681"/>
       <w:r>
         <w:rPr>
           <w:lang w:val="it-CH"/>
@@ -17842,7 +17714,7 @@
         </w:rPr>
       </w:pPr>
       <w:bookmarkStart w:id="41" w:name="_Toc461179226"/>
-      <w:bookmarkStart w:id="42" w:name="_Toc193894944"/>
+      <w:bookmarkStart w:id="42" w:name="_Toc194492682"/>
       <w:r>
         <w:rPr>
           <w:lang w:val="it-CH"/>
@@ -17862,7 +17734,7 @@
         <w:pStyle w:val="Titolo1"/>
       </w:pPr>
       <w:bookmarkStart w:id="43" w:name="_Toc461179227"/>
-      <w:bookmarkStart w:id="44" w:name="_Toc193894945"/>
+      <w:bookmarkStart w:id="44" w:name="_Toc194492683"/>
       <w:r>
         <w:t>Consuntivo</w:t>
       </w:r>
@@ -17899,7 +17771,7 @@
         <w:pStyle w:val="Titolo1"/>
       </w:pPr>
       <w:bookmarkStart w:id="45" w:name="_Toc461179228"/>
-      <w:bookmarkStart w:id="46" w:name="_Toc193894946"/>
+      <w:bookmarkStart w:id="46" w:name="_Toc194492684"/>
       <w:r>
         <w:lastRenderedPageBreak/>
         <w:t>Conclusioni</w:t>
@@ -17923,7 +17795,7 @@
         </w:rPr>
       </w:pPr>
       <w:bookmarkStart w:id="47" w:name="_Toc461179229"/>
-      <w:bookmarkStart w:id="48" w:name="_Toc193894947"/>
+      <w:bookmarkStart w:id="48" w:name="_Toc194492685"/>
       <w:r>
         <w:rPr>
           <w:lang w:val="it-CH"/>
@@ -17946,7 +17818,7 @@
         </w:rPr>
       </w:pPr>
       <w:bookmarkStart w:id="49" w:name="_Toc461179230"/>
-      <w:bookmarkStart w:id="50" w:name="_Toc193894948"/>
+      <w:bookmarkStart w:id="50" w:name="_Toc194492686"/>
       <w:r>
         <w:rPr>
           <w:lang w:val="it-CH"/>
@@ -17968,12 +17840,12 @@
       <w:pPr>
         <w:pStyle w:val="Titolo1"/>
       </w:pPr>
-      <w:bookmarkStart w:id="51" w:name="_Toc461179232"/>
-      <w:bookmarkStart w:id="52" w:name="_Toc193894949"/>
+      <w:bookmarkStart w:id="51" w:name="_Toc194492687"/>
+      <w:bookmarkStart w:id="52" w:name="_Toc461179232"/>
       <w:r>
         <w:t>Glossario</w:t>
       </w:r>
-      <w:bookmarkEnd w:id="52"/>
+      <w:bookmarkEnd w:id="51"/>
     </w:p>
     <w:p>
       <w:r>
@@ -18158,7 +18030,7 @@
       <w:pPr>
         <w:pStyle w:val="Titolo1"/>
       </w:pPr>
-      <w:bookmarkStart w:id="53" w:name="_Toc193894950"/>
+      <w:bookmarkStart w:id="53" w:name="_Toc194492688"/>
       <w:r>
         <w:lastRenderedPageBreak/>
         <w:t>Bibliografia</w:t>
@@ -18172,14 +18044,14 @@
           <w:lang w:val="it-CH"/>
         </w:rPr>
       </w:pPr>
-      <w:bookmarkStart w:id="54" w:name="_Toc193894951"/>
+      <w:bookmarkStart w:id="54" w:name="_Toc194492689"/>
       <w:r>
         <w:rPr>
           <w:lang w:val="it-CH"/>
         </w:rPr>
         <w:t>Bibliografia per articoli di riviste:</w:t>
       </w:r>
-      <w:bookmarkEnd w:id="51"/>
+      <w:bookmarkEnd w:id="52"/>
       <w:bookmarkEnd w:id="54"/>
     </w:p>
     <w:p>
@@ -18248,7 +18120,7 @@
         </w:rPr>
       </w:pPr>
       <w:bookmarkStart w:id="55" w:name="_Toc461179233"/>
-      <w:bookmarkStart w:id="56" w:name="_Toc193894952"/>
+      <w:bookmarkStart w:id="56" w:name="_Toc194492690"/>
       <w:r>
         <w:rPr>
           <w:lang w:val="it-CH"/>
@@ -18344,7 +18216,7 @@
           <w:lang w:val="it-CH"/>
         </w:rPr>
       </w:pPr>
-      <w:bookmarkStart w:id="58" w:name="_Toc193894953"/>
+      <w:bookmarkStart w:id="58" w:name="_Toc194492691"/>
       <w:r>
         <w:rPr>
           <w:lang w:val="it-CH"/>
@@ -18457,7 +18329,7 @@
         <w:pStyle w:val="Titolo1"/>
       </w:pPr>
       <w:bookmarkStart w:id="59" w:name="_Toc461179235"/>
-      <w:bookmarkStart w:id="60" w:name="_Toc193894954"/>
+      <w:bookmarkStart w:id="60" w:name="_Toc194492692"/>
       <w:r>
         <w:t>Allegati</w:t>
       </w:r>
@@ -18574,7 +18446,6 @@
     <w:sectPr>
       <w:pgSz w:w="11906" w:h="16838"/>
       <w:pgMar w:top="1985" w:right="1134" w:bottom="1418" w:left="1134" w:header="567" w:footer="567" w:gutter="0"/>
-      <w:pgNumType w:start="1"/>
       <w:cols w:space="720"/>
       <w:titlePg/>
       <w:docGrid w:linePitch="272"/>
@@ -18667,7 +18538,7 @@
       <w:rPr>
         <w:noProof/>
       </w:rPr>
-      <w:t>26.03.2025</w:t>
+      <w:t>02.04.2025</w:t>
     </w:r>
     <w:r>
       <w:fldChar w:fldCharType="end"/>
@@ -19010,7 +18881,7 @@
       <w:rPr>
         <w:noProof/>
       </w:rPr>
-      <w:t>26.03.2025</w:t>
+      <w:t>02.04.2025</w:t>
     </w:r>
     <w:r>
       <w:fldChar w:fldCharType="end"/>
@@ -19084,7 +18955,7 @@
       <w:rPr>
         <w:noProof/>
       </w:rPr>
-      <w:t>26.03.2025</w:t>
+      <w:t>02.04.2025</w:t>
     </w:r>
     <w:r>
       <w:fldChar w:fldCharType="end"/>
@@ -19177,7 +19048,7 @@
               <wp:inline distT="0" distB="0" distL="0" distR="0" wp14:anchorId="3308B052" wp14:editId="6F6101F1">
                 <wp:extent cx="609600" cy="609600"/>
                 <wp:effectExtent l="0" t="0" r="0" b="0"/>
-                <wp:docPr id="16" name="Immagine 16"/>
+                <wp:docPr id="22" name="Immagine 22"/>
                 <wp:cNvGraphicFramePr>
                   <a:graphicFrameLocks xmlns:a="http://schemas.openxmlformats.org/drawingml/2006/main" noChangeAspect="1"/>
                 </wp:cNvGraphicFramePr>
@@ -19545,7 +19416,7 @@
               <wp:inline distT="0" distB="0" distL="0" distR="0" wp14:anchorId="779477AE" wp14:editId="15C0353E">
                 <wp:extent cx="609600" cy="609600"/>
                 <wp:effectExtent l="0" t="0" r="0" b="0"/>
-                <wp:docPr id="17" name="Immagine 17"/>
+                <wp:docPr id="23" name="Immagine 23"/>
                 <wp:cNvGraphicFramePr>
                   <a:graphicFrameLocks xmlns:a="http://schemas.openxmlformats.org/drawingml/2006/main" noChangeAspect="1"/>
                 </wp:cNvGraphicFramePr>
@@ -19771,7 +19642,7 @@
               <wp:inline distT="0" distB="0" distL="0" distR="0" wp14:anchorId="47679B3C" wp14:editId="6CBB2776">
                 <wp:extent cx="609600" cy="609600"/>
                 <wp:effectExtent l="0" t="0" r="0" b="0"/>
-                <wp:docPr id="24" name="Immagine 24"/>
+                <wp:docPr id="27" name="Immagine 27"/>
                 <wp:cNvGraphicFramePr>
                   <a:graphicFrameLocks xmlns:a="http://schemas.openxmlformats.org/drawingml/2006/main" noChangeAspect="1"/>
                 </wp:cNvGraphicFramePr>
@@ -20081,7 +19952,8 @@
 <w:hdr xmlns:wpc="http://schemas.microsoft.com/office/word/2010/wordprocessingCanvas" xmlns:cx="http://schemas.microsoft.com/office/drawing/2014/chartex" xmlns:cx1="http://schemas.microsoft.com/office/drawing/2015/9/8/chartex" xmlns:cx2="http://schemas.microsoft.com/office/drawing/2015/10/21/chartex" xmlns:cx3="http://schemas.microsoft.com/office/drawing/2016/5/9/chartex" xmlns:cx4="http://schemas.microsoft.com/office/drawing/2016/5/10/chartex" xmlns:cx5="http://schemas.microsoft.com/office/drawing/2016/5/11/chartex" xmlns:cx6="http://schemas.microsoft.com/office/drawing/2016/5/12/chartex" xmlns:cx7="http://schemas.microsoft.com/office/drawing/2016/5/13/chartex" xmlns:cx8="http://schemas.microsoft.com/office/drawing/2016/5/14/chartex" xmlns:mc="http://schemas.openxmlformats.org/markup-compatibility/2006" xmlns:aink="http://schemas.microsoft.com/office/drawing/2016/ink" xmlns:am3d="http://schemas.microsoft.com/office/drawing/2017/model3d" xmlns:o="urn:schemas-microsoft-com:office:office" xmlns:r="http://schemas.openxmlformats.org/officeDocument/2006/relationships" xmlns:m="http://schemas.openxmlformats.org/officeDocument/2006/math" xmlns:v="urn:schemas-microsoft-com:vml" xmlns:wp14="http://schemas.microsoft.com/office/word/2010/wordprocessingDrawing" xmlns:wp="http://schemas.openxmlformats.org/drawingml/2006/wordprocessingDrawing" xmlns:w10="urn:schemas-microsoft-com:office:word" xmlns:w="http://schemas.openxmlformats.org/wordprocessingml/2006/main" xmlns:w14="http://schemas.microsoft.com/office/word/2010/wordml" xmlns:w15="http://schemas.microsoft.com/office/word/2012/wordml" xmlns:w16cid="http://schemas.microsoft.com/office/word/2016/wordml/cid" xmlns:w16se="http://schemas.microsoft.com/office/word/2015/wordml/symex" xmlns:wpg="http://schemas.microsoft.com/office/word/2010/wordprocessingGroup" xmlns:wpi="http://schemas.microsoft.com/office/word/2010/wordprocessingInk" xmlns:wne="http://schemas.microsoft.com/office/word/2006/wordml" xmlns:wps="http://schemas.microsoft.com/office/word/2010/wordprocessingShape" mc:Ignorable="w14 w15 w16se w16cid wp14">
   <w:tbl>
     <w:tblPr>
-      <w:tblW w:w="9644" w:type="dxa"/>
+      <w:tblW w:w="9639" w:type="dxa"/>
+      <w:jc w:val="center"/>
       <w:tblBorders>
         <w:top w:val="single" w:sz="4" w:space="0" w:color="auto"/>
         <w:left w:val="single" w:sz="4" w:space="0" w:color="auto"/>
@@ -20097,11 +19969,13 @@
     </w:tblPr>
     <w:tblGrid>
       <w:gridCol w:w="964"/>
-      <w:gridCol w:w="8680"/>
+      <w:gridCol w:w="7087"/>
+      <w:gridCol w:w="1588"/>
     </w:tblGrid>
     <w:tr>
       <w:trPr>
         <w:trHeight w:hRule="exact" w:val="482"/>
+        <w:jc w:val="center"/>
       </w:trPr>
       <w:tc>
         <w:tcPr>
@@ -20136,10 +20010,10 @@
               <w:sz w:val="28"/>
             </w:rPr>
             <w:drawing>
-              <wp:inline distT="0" distB="0" distL="0" distR="0" wp14:anchorId="62E5B9D9" wp14:editId="2217ADE6">
+              <wp:inline distT="0" distB="0" distL="0" distR="0" wp14:anchorId="10FFAAAF" wp14:editId="3B43C0CF">
                 <wp:extent cx="609600" cy="609600"/>
                 <wp:effectExtent l="0" t="0" r="0" b="0"/>
-                <wp:docPr id="25" name="Immagine 25"/>
+                <wp:docPr id="39" name="Immagine 39"/>
                 <wp:cNvGraphicFramePr>
                   <a:graphicFrameLocks xmlns:a="http://schemas.openxmlformats.org/drawingml/2006/main" noChangeAspect="1"/>
                 </wp:cNvGraphicFramePr>
@@ -20147,7 +20021,7 @@
                   <a:graphicData uri="http://schemas.openxmlformats.org/drawingml/2006/picture">
                     <pic:pic xmlns:pic="http://schemas.openxmlformats.org/drawingml/2006/picture">
                       <pic:nvPicPr>
-                        <pic:cNvPr id="0" name="Picture 3"/>
+                        <pic:cNvPr id="0" name="Picture 2"/>
                         <pic:cNvPicPr>
                           <a:picLocks noChangeAspect="1" noChangeArrowheads="1"/>
                         </pic:cNvPicPr>
@@ -20188,7 +20062,7 @@
       </w:tc>
       <w:tc>
         <w:tcPr>
-          <w:tcW w:w="8680" w:type="dxa"/>
+          <w:tcW w:w="7088" w:type="dxa"/>
           <w:tcBorders>
             <w:top w:val="single" w:sz="4" w:space="0" w:color="auto"/>
             <w:left w:val="single" w:sz="4" w:space="0" w:color="auto"/>
@@ -20219,7 +20093,118 @@
               <w:sz w:val="24"/>
               <w:szCs w:val="24"/>
             </w:rPr>
-            <w:t>Scuola Arti e Mestieri Trevano</w:t>
+            <w:t>SAMT – Sezione Informatica</w:t>
+          </w:r>
+        </w:p>
+      </w:tc>
+      <w:tc>
+        <w:tcPr>
+          <w:tcW w:w="1588" w:type="dxa"/>
+          <w:vMerge w:val="restart"/>
+          <w:tcBorders>
+            <w:top w:val="single" w:sz="4" w:space="0" w:color="auto"/>
+            <w:left w:val="single" w:sz="4" w:space="0" w:color="auto"/>
+            <w:right w:val="single" w:sz="4" w:space="0" w:color="auto"/>
+          </w:tcBorders>
+          <w:tcMar>
+            <w:left w:w="0" w:type="dxa"/>
+            <w:right w:w="0" w:type="dxa"/>
+          </w:tcMar>
+          <w:vAlign w:val="center"/>
+        </w:tcPr>
+        <w:p>
+          <w:pPr>
+            <w:pStyle w:val="Intestazione"/>
+            <w:jc w:val="center"/>
+            <w:rPr>
+              <w:rFonts w:cs="Arial"/>
+            </w:rPr>
+          </w:pPr>
+          <w:r>
+            <w:rPr>
+              <w:rFonts w:cs="Arial"/>
+              <w:snapToGrid w:val="0"/>
+            </w:rPr>
+            <w:t xml:space="preserve">Pagina </w:t>
+          </w:r>
+          <w:r>
+            <w:rPr>
+              <w:rFonts w:cs="Arial"/>
+              <w:snapToGrid w:val="0"/>
+            </w:rPr>
+            <w:fldChar w:fldCharType="begin"/>
+          </w:r>
+          <w:r>
+            <w:rPr>
+              <w:rFonts w:cs="Arial"/>
+              <w:snapToGrid w:val="0"/>
+            </w:rPr>
+            <w:instrText xml:space="preserve"> PAGE </w:instrText>
+          </w:r>
+          <w:r>
+            <w:rPr>
+              <w:rFonts w:cs="Arial"/>
+              <w:snapToGrid w:val="0"/>
+            </w:rPr>
+            <w:fldChar w:fldCharType="separate"/>
+          </w:r>
+          <w:r>
+            <w:rPr>
+              <w:rFonts w:cs="Arial"/>
+              <w:noProof/>
+              <w:snapToGrid w:val="0"/>
+            </w:rPr>
+            <w:t>8</w:t>
+          </w:r>
+          <w:r>
+            <w:rPr>
+              <w:rFonts w:cs="Arial"/>
+              <w:snapToGrid w:val="0"/>
+            </w:rPr>
+            <w:fldChar w:fldCharType="end"/>
+          </w:r>
+          <w:r>
+            <w:rPr>
+              <w:rFonts w:cs="Arial"/>
+              <w:snapToGrid w:val="0"/>
+            </w:rPr>
+            <w:t xml:space="preserve"> di </w:t>
+          </w:r>
+          <w:r>
+            <w:rPr>
+              <w:rFonts w:cs="Arial"/>
+              <w:snapToGrid w:val="0"/>
+            </w:rPr>
+            <w:fldChar w:fldCharType="begin"/>
+          </w:r>
+          <w:r>
+            <w:rPr>
+              <w:rFonts w:cs="Arial"/>
+              <w:snapToGrid w:val="0"/>
+            </w:rPr>
+            <w:instrText xml:space="preserve"> NUMPAGES </w:instrText>
+          </w:r>
+          <w:r>
+            <w:rPr>
+              <w:rFonts w:cs="Arial"/>
+              <w:snapToGrid w:val="0"/>
+            </w:rPr>
+            <w:fldChar w:fldCharType="separate"/>
+          </w:r>
+          <w:r>
+            <w:rPr>
+              <w:rFonts w:cs="Arial"/>
+              <w:noProof/>
+              <w:snapToGrid w:val="0"/>
+            </w:rPr>
+            <w:t>10</w:t>
+          </w:r>
+          <w:r>
+            <w:rPr>
+              <w:rFonts w:cs="Arial"/>
+              <w:snapToGrid w:val="0"/>
+            </w:rPr>
+            <w:fldChar w:fldCharType="end"/>
           </w:r>
         </w:p>
       </w:tc>
@@ -20227,6 +20212,7 @@
     <w:tr>
       <w:trPr>
         <w:trHeight w:hRule="exact" w:val="482"/>
+        <w:jc w:val="center"/>
       </w:trPr>
       <w:tc>
         <w:tcPr>
@@ -20255,7 +20241,7 @@
       </w:tc>
       <w:tc>
         <w:tcPr>
-          <w:tcW w:w="8680" w:type="dxa"/>
+          <w:tcW w:w="7088" w:type="dxa"/>
           <w:tcBorders>
             <w:top w:val="single" w:sz="4" w:space="0" w:color="auto"/>
             <w:left w:val="single" w:sz="4" w:space="0" w:color="auto"/>
@@ -20279,6 +20265,7 @@
               <w:szCs w:val="24"/>
             </w:rPr>
           </w:pPr>
+          <w:proofErr w:type="spellStart"/>
           <w:r>
             <w:rPr>
               <w:rFonts w:cs="Arial"/>
@@ -20286,8 +20273,35 @@
               <w:sz w:val="24"/>
               <w:szCs w:val="24"/>
             </w:rPr>
-            <w:t>Sezione informatica</w:t>
+            <w:t>CasaNote</w:t>
           </w:r>
+          <w:proofErr w:type="spellEnd"/>
+        </w:p>
+      </w:tc>
+      <w:tc>
+        <w:tcPr>
+          <w:tcW w:w="1588" w:type="dxa"/>
+          <w:vMerge/>
+          <w:tcBorders>
+            <w:left w:val="single" w:sz="4" w:space="0" w:color="auto"/>
+            <w:bottom w:val="single" w:sz="4" w:space="0" w:color="auto"/>
+            <w:right w:val="single" w:sz="4" w:space="0" w:color="auto"/>
+          </w:tcBorders>
+          <w:tcMar>
+            <w:left w:w="0" w:type="dxa"/>
+            <w:right w:w="0" w:type="dxa"/>
+          </w:tcMar>
+          <w:vAlign w:val="center"/>
+        </w:tcPr>
+        <w:p>
+          <w:pPr>
+            <w:pStyle w:val="Intestazione"/>
+            <w:jc w:val="center"/>
+            <w:rPr>
+              <w:rFonts w:cs="Arial"/>
+              <w:lang w:val="it-IT"/>
+            </w:rPr>
+          </w:pPr>
         </w:p>
       </w:tc>
     </w:tr>
@@ -24397,7 +24411,7 @@
     <w:lsdException w:name="Normal Indent" w:semiHidden="1" w:unhideWhenUsed="1"/>
     <w:lsdException w:name="footnote text" w:semiHidden="1" w:unhideWhenUsed="1"/>
     <w:lsdException w:name="annotation text" w:semiHidden="1" w:unhideWhenUsed="1"/>
-    <w:lsdException w:name="header" w:semiHidden="1" w:unhideWhenUsed="1"/>
+    <w:lsdException w:name="header" w:semiHidden="1" w:uiPriority="0" w:unhideWhenUsed="1"/>
     <w:lsdException w:name="footer" w:semiHidden="1" w:unhideWhenUsed="1"/>
     <w:lsdException w:name="index heading" w:semiHidden="1" w:unhideWhenUsed="1"/>
     <w:lsdException w:name="caption" w:uiPriority="35" w:qFormat="1"/>
@@ -24973,6 +24987,7 @@
   <w:style w:type="paragraph" w:styleId="Intestazione">
     <w:name w:val="header"/>
     <w:basedOn w:val="Normale"/>
+    <w:link w:val="IntestazioneCarattere"/>
     <w:pPr>
       <w:tabs>
         <w:tab w:val="center" w:pos="4819"/>
@@ -25318,6 +25333,16 @@
       <w:contextualSpacing/>
     </w:pPr>
   </w:style>
+  <w:style w:type="character" w:customStyle="1" w:styleId="IntestazioneCarattere">
+    <w:name w:val="Intestazione Carattere"/>
+    <w:basedOn w:val="Carpredefinitoparagrafo"/>
+    <w:link w:val="Intestazione"/>
+    <w:rsid w:val="00B94DB1"/>
+    <w:rPr>
+      <w:rFonts w:ascii="Arial" w:hAnsi="Arial"/>
+      <w:lang w:eastAsia="it-IT"/>
+    </w:rPr>
+  </w:style>
 </w:styles>
 </file>
 
@@ -25621,7 +25646,7 @@
 </file>
 
 <file path=customXml/itemProps1.xml><?xml version="1.0" encoding="utf-8"?>
-<ds:datastoreItem xmlns:ds="http://schemas.openxmlformats.org/officeDocument/2006/customXml" ds:itemID="{5DD77035-9C2E-4A3B-8D9D-8B3425C5FB4B}">
+<ds:datastoreItem xmlns:ds="http://schemas.openxmlformats.org/officeDocument/2006/customXml" ds:itemID="{C2F287C5-5957-4233-A266-7329F9925B68}">
   <ds:schemaRefs>
     <ds:schemaRef ds:uri="http://schemas.openxmlformats.org/officeDocument/2006/bibliography"/>
   </ds:schemaRefs>

--- a/3_Documentazione/Documentazione_CasaNote.docx
+++ b/3_Documentazione/Documentazione_CasaNote.docx
@@ -5517,6 +5517,15 @@
                 <w:szCs w:val="16"/>
               </w:rPr>
             </w:pPr>
+            <w:r>
+              <w:rPr>
+                <w:sz w:val="16"/>
+                <w:szCs w:val="16"/>
+              </w:rPr>
+              <w:t xml:space="preserve">Come extra </w:t>
+            </w:r>
+            <w:bookmarkStart w:id="8" w:name="_GoBack"/>
+            <w:bookmarkEnd w:id="8"/>
             <w:proofErr w:type="spellStart"/>
             <w:r>
               <w:rPr>
@@ -7923,7 +7932,7 @@
           <w:lang w:val="it-CH"/>
         </w:rPr>
       </w:pPr>
-      <w:bookmarkStart w:id="8" w:name="_Toc194492661"/>
+      <w:bookmarkStart w:id="9" w:name="_Toc194492661"/>
       <w:r>
         <w:rPr>
           <w:lang w:val="it-CH"/>
@@ -7931,7 +7940,7 @@
         <w:lastRenderedPageBreak/>
         <w:t>Spiegazione elementi tabella dei requisiti:</w:t>
       </w:r>
-      <w:bookmarkEnd w:id="8"/>
+      <w:bookmarkEnd w:id="9"/>
     </w:p>
     <w:p>
       <w:r>
@@ -8023,7 +8032,7 @@
           <w:lang w:val="it-CH"/>
         </w:rPr>
       </w:pPr>
-      <w:bookmarkStart w:id="9" w:name="_Toc194492662"/>
+      <w:bookmarkStart w:id="10" w:name="_Toc194492662"/>
       <w:r>
         <w:rPr>
           <w:lang w:val="it-CH"/>
@@ -8031,7 +8040,7 @@
         <w:lastRenderedPageBreak/>
         <w:t>Use case</w:t>
       </w:r>
-      <w:bookmarkEnd w:id="9"/>
+      <w:bookmarkEnd w:id="10"/>
     </w:p>
     <w:p>
       <w:pPr>
@@ -8156,21 +8165,11 @@
       <w:r>
         <w:t xml:space="preserve">Figura </w:t>
       </w:r>
-      <w:r>
-        <w:fldChar w:fldCharType="begin"/>
-      </w:r>
-      <w:r>
-        <w:instrText xml:space="preserve"> SEQ Figura \* ARABIC </w:instrText>
-      </w:r>
-      <w:r>
-        <w:fldChar w:fldCharType="separate"/>
-      </w:r>
-      <w:r>
-        <w:t>1</w:t>
-      </w:r>
-      <w:r>
-        <w:fldChar w:fldCharType="end"/>
-      </w:r>
+      <w:fldSimple w:instr=" SEQ Figura \* ARABIC ">
+        <w:r>
+          <w:t>1</w:t>
+        </w:r>
+      </w:fldSimple>
       <w:r>
         <w:t xml:space="preserve"> - Use Case</w:t>
       </w:r>
@@ -8191,7 +8190,7 @@
           <w:lang w:val="it-CH"/>
         </w:rPr>
       </w:pPr>
-      <w:bookmarkStart w:id="10" w:name="_Toc194492663"/>
+      <w:bookmarkStart w:id="11" w:name="_Toc194492663"/>
       <w:r>
         <w:rPr>
           <w:lang w:val="it-CH"/>
@@ -8199,7 +8198,7 @@
         <w:lastRenderedPageBreak/>
         <w:t>Pianificazione</w:t>
       </w:r>
-      <w:bookmarkEnd w:id="10"/>
+      <w:bookmarkEnd w:id="11"/>
     </w:p>
     <w:p>
       <w:pPr>
@@ -8311,21 +8310,11 @@
       <w:r>
         <w:t xml:space="preserve">Figura </w:t>
       </w:r>
-      <w:r>
-        <w:fldChar w:fldCharType="begin"/>
-      </w:r>
-      <w:r>
-        <w:instrText xml:space="preserve"> SEQ Figura \* ARABIC </w:instrText>
-      </w:r>
-      <w:r>
-        <w:fldChar w:fldCharType="separate"/>
-      </w:r>
-      <w:r>
-        <w:t>2</w:t>
-      </w:r>
-      <w:r>
-        <w:fldChar w:fldCharType="end"/>
-      </w:r>
+      <w:fldSimple w:instr=" SEQ Figura \* ARABIC ">
+        <w:r>
+          <w:t>2</w:t>
+        </w:r>
+      </w:fldSimple>
       <w:r>
         <w:t xml:space="preserve"> - </w:t>
       </w:r>
@@ -8364,14 +8353,14 @@
           <w:lang w:val="it-CH"/>
         </w:rPr>
       </w:pPr>
-      <w:bookmarkStart w:id="11" w:name="_Toc194492664"/>
+      <w:bookmarkStart w:id="12" w:name="_Toc194492664"/>
       <w:r>
         <w:rPr>
           <w:lang w:val="it-CH"/>
         </w:rPr>
         <w:t>Analisi dei mezzi</w:t>
       </w:r>
-      <w:bookmarkEnd w:id="11"/>
+      <w:bookmarkEnd w:id="12"/>
     </w:p>
     <w:p>
       <w:pPr>
@@ -8380,16 +8369,16 @@
           <w:lang w:val="it-CH"/>
         </w:rPr>
       </w:pPr>
-      <w:bookmarkStart w:id="12" w:name="_Toc413411419"/>
-      <w:bookmarkStart w:id="13" w:name="_Toc194492665"/>
+      <w:bookmarkStart w:id="13" w:name="_Toc413411419"/>
+      <w:bookmarkStart w:id="14" w:name="_Toc194492665"/>
       <w:r>
         <w:rPr>
           <w:lang w:val="it-CH"/>
         </w:rPr>
         <w:t>Software</w:t>
       </w:r>
-      <w:bookmarkEnd w:id="12"/>
       <w:bookmarkEnd w:id="13"/>
+      <w:bookmarkEnd w:id="14"/>
     </w:p>
     <w:p>
       <w:pPr>
@@ -8467,16 +8456,16 @@
           <w:lang w:val="it-CH"/>
         </w:rPr>
       </w:pPr>
-      <w:bookmarkStart w:id="14" w:name="_Toc413411420"/>
-      <w:bookmarkStart w:id="15" w:name="_Toc194492666"/>
+      <w:bookmarkStart w:id="15" w:name="_Toc413411420"/>
+      <w:bookmarkStart w:id="16" w:name="_Toc194492666"/>
       <w:r>
         <w:rPr>
           <w:lang w:val="it-CH"/>
         </w:rPr>
         <w:t>Hardware</w:t>
       </w:r>
-      <w:bookmarkEnd w:id="14"/>
       <w:bookmarkEnd w:id="15"/>
+      <w:bookmarkEnd w:id="16"/>
     </w:p>
     <w:p>
       <w:r>
@@ -8570,14 +8559,14 @@
       <w:pPr>
         <w:pStyle w:val="Titolo1"/>
       </w:pPr>
-      <w:bookmarkStart w:id="16" w:name="_Toc429059808"/>
-      <w:bookmarkStart w:id="17" w:name="_Toc194492667"/>
+      <w:bookmarkStart w:id="17" w:name="_Toc429059808"/>
+      <w:bookmarkStart w:id="18" w:name="_Toc194492667"/>
       <w:r>
         <w:lastRenderedPageBreak/>
         <w:t>Progettazione</w:t>
       </w:r>
-      <w:bookmarkEnd w:id="16"/>
       <w:bookmarkEnd w:id="17"/>
+      <w:bookmarkEnd w:id="18"/>
     </w:p>
     <w:p>
       <w:pPr>
@@ -8586,16 +8575,16 @@
           <w:lang w:val="it-CH"/>
         </w:rPr>
       </w:pPr>
-      <w:bookmarkStart w:id="18" w:name="_Toc429059809"/>
-      <w:bookmarkStart w:id="19" w:name="_Toc194492668"/>
+      <w:bookmarkStart w:id="19" w:name="_Toc429059809"/>
+      <w:bookmarkStart w:id="20" w:name="_Toc194492668"/>
       <w:r>
         <w:rPr>
           <w:lang w:val="it-CH"/>
         </w:rPr>
         <w:t>Design dell’architettura del sistema</w:t>
       </w:r>
-      <w:bookmarkEnd w:id="18"/>
       <w:bookmarkEnd w:id="19"/>
+      <w:bookmarkEnd w:id="20"/>
     </w:p>
     <w:p>
       <w:pPr>
@@ -8650,21 +8639,11 @@
       <w:r>
         <w:t xml:space="preserve">Figura </w:t>
       </w:r>
-      <w:r>
-        <w:fldChar w:fldCharType="begin"/>
-      </w:r>
-      <w:r>
-        <w:instrText xml:space="preserve"> SEQ Figura \* ARABIC </w:instrText>
-      </w:r>
-      <w:r>
-        <w:fldChar w:fldCharType="separate"/>
-      </w:r>
-      <w:r>
-        <w:t>3</w:t>
-      </w:r>
-      <w:r>
-        <w:fldChar w:fldCharType="end"/>
-      </w:r>
+      <w:fldSimple w:instr=" SEQ Figura \* ARABIC ">
+        <w:r>
+          <w:t>3</w:t>
+        </w:r>
+      </w:fldSimple>
       <w:r>
         <w:t xml:space="preserve"> - Diagramma Architettura</w:t>
       </w:r>
@@ -8716,7 +8695,7 @@
           <w:lang w:val="it-CH"/>
         </w:rPr>
       </w:pPr>
-      <w:bookmarkStart w:id="20" w:name="_Toc194492669"/>
+      <w:bookmarkStart w:id="21" w:name="_Toc194492669"/>
       <w:proofErr w:type="spellStart"/>
       <w:r>
         <w:rPr>
@@ -8724,7 +8703,7 @@
         </w:rPr>
         <w:t>Swimlanes</w:t>
       </w:r>
-      <w:bookmarkEnd w:id="20"/>
+      <w:bookmarkEnd w:id="21"/>
       <w:proofErr w:type="spellEnd"/>
     </w:p>
     <w:p>
@@ -8781,21 +8760,11 @@
       <w:r>
         <w:t xml:space="preserve">Figura </w:t>
       </w:r>
-      <w:r>
-        <w:fldChar w:fldCharType="begin"/>
-      </w:r>
-      <w:r>
-        <w:instrText xml:space="preserve"> SEQ Figura \* ARABIC </w:instrText>
-      </w:r>
-      <w:r>
-        <w:fldChar w:fldCharType="separate"/>
-      </w:r>
-      <w:r>
-        <w:t>4</w:t>
-      </w:r>
-      <w:r>
-        <w:fldChar w:fldCharType="end"/>
-      </w:r>
+      <w:fldSimple w:instr=" SEQ Figura \* ARABIC ">
+        <w:r>
+          <w:t>4</w:t>
+        </w:r>
+      </w:fldSimple>
       <w:r>
         <w:t xml:space="preserve"> - </w:t>
       </w:r>
@@ -8907,24 +8876,11 @@
       <w:r>
         <w:t xml:space="preserve">Figura </w:t>
       </w:r>
-      <w:r>
-        <w:fldChar w:fldCharType="begin"/>
-      </w:r>
-      <w:r>
-        <w:instrText xml:space="preserve"> SEQ Figura \</w:instrText>
-      </w:r>
-      <w:r>
-        <w:instrText xml:space="preserve">* ARABIC </w:instrText>
-      </w:r>
-      <w:r>
-        <w:fldChar w:fldCharType="separate"/>
-      </w:r>
-      <w:r>
-        <w:t>5</w:t>
-      </w:r>
-      <w:r>
-        <w:fldChar w:fldCharType="end"/>
-      </w:r>
+      <w:fldSimple w:instr=" SEQ Figura \* ARABIC ">
+        <w:r>
+          <w:t>5</w:t>
+        </w:r>
+      </w:fldSimple>
       <w:r>
         <w:t xml:space="preserve"> - </w:t>
       </w:r>
@@ -9032,21 +8988,11 @@
       <w:r>
         <w:t xml:space="preserve">Figura </w:t>
       </w:r>
-      <w:r>
-        <w:fldChar w:fldCharType="begin"/>
-      </w:r>
-      <w:r>
-        <w:instrText xml:space="preserve"> SEQ Figura \* ARABIC </w:instrText>
-      </w:r>
-      <w:r>
-        <w:fldChar w:fldCharType="separate"/>
-      </w:r>
-      <w:r>
-        <w:t>6</w:t>
-      </w:r>
-      <w:r>
-        <w:fldChar w:fldCharType="end"/>
-      </w:r>
+      <w:fldSimple w:instr=" SEQ Figura \* ARABIC ">
+        <w:r>
+          <w:t>6</w:t>
+        </w:r>
+      </w:fldSimple>
       <w:r>
         <w:t xml:space="preserve"> - </w:t>
       </w:r>
@@ -9105,8 +9051,8 @@
           <w:lang w:val="it-CH"/>
         </w:rPr>
       </w:pPr>
-      <w:bookmarkStart w:id="21" w:name="_Toc429059810"/>
-      <w:bookmarkStart w:id="22" w:name="_Toc194492670"/>
+      <w:bookmarkStart w:id="22" w:name="_Toc429059810"/>
+      <w:bookmarkStart w:id="23" w:name="_Toc194492670"/>
       <w:r>
         <w:rPr>
           <w:lang w:val="it-CH"/>
@@ -9114,8 +9060,8 @@
         <w:lastRenderedPageBreak/>
         <w:t>Design dei dati e database</w:t>
       </w:r>
-      <w:bookmarkEnd w:id="21"/>
       <w:bookmarkEnd w:id="22"/>
+      <w:bookmarkEnd w:id="23"/>
     </w:p>
     <w:p>
       <w:pPr>
@@ -9171,21 +9117,11 @@
       <w:r>
         <w:t xml:space="preserve">Figura </w:t>
       </w:r>
-      <w:r>
-        <w:fldChar w:fldCharType="begin"/>
-      </w:r>
-      <w:r>
-        <w:instrText xml:space="preserve"> SEQ Figura \* ARABIC </w:instrText>
-      </w:r>
-      <w:r>
-        <w:fldChar w:fldCharType="separate"/>
-      </w:r>
-      <w:r>
-        <w:t>7</w:t>
-      </w:r>
-      <w:r>
-        <w:fldChar w:fldCharType="end"/>
-      </w:r>
+      <w:fldSimple w:instr=" SEQ Figura \* ARABIC ">
+        <w:r>
+          <w:t>7</w:t>
+        </w:r>
+      </w:fldSimple>
       <w:r>
         <w:t xml:space="preserve"> - Diagramma Classi</w:t>
       </w:r>
@@ -9267,16 +9203,16 @@
           <w:lang w:val="it-CH"/>
         </w:rPr>
       </w:pPr>
-      <w:bookmarkStart w:id="23" w:name="_Toc429059811"/>
-      <w:bookmarkStart w:id="24" w:name="_Toc194492671"/>
+      <w:bookmarkStart w:id="24" w:name="_Toc429059811"/>
+      <w:bookmarkStart w:id="25" w:name="_Toc194492671"/>
       <w:r>
         <w:rPr>
           <w:lang w:val="it-CH"/>
         </w:rPr>
         <w:t>Design delle interfacce</w:t>
       </w:r>
-      <w:bookmarkEnd w:id="23"/>
       <w:bookmarkEnd w:id="24"/>
+      <w:bookmarkEnd w:id="25"/>
     </w:p>
     <w:p>
       <w:pPr>
@@ -9293,14 +9229,14 @@
           <w:lang w:val="it-CH"/>
         </w:rPr>
       </w:pPr>
-      <w:bookmarkStart w:id="25" w:name="_Toc194492672"/>
+      <w:bookmarkStart w:id="26" w:name="_Toc194492672"/>
       <w:r>
         <w:rPr>
           <w:lang w:val="it-CH"/>
         </w:rPr>
         <w:t>Registrazione utente</w:t>
       </w:r>
-      <w:bookmarkEnd w:id="25"/>
+      <w:bookmarkEnd w:id="26"/>
     </w:p>
     <w:p>
       <w:pPr>
@@ -9367,21 +9303,11 @@
       <w:r>
         <w:t xml:space="preserve">Figura </w:t>
       </w:r>
-      <w:r>
-        <w:fldChar w:fldCharType="begin"/>
-      </w:r>
-      <w:r>
-        <w:instrText xml:space="preserve"> SEQ Figura \* ARABIC </w:instrText>
-      </w:r>
-      <w:r>
-        <w:fldChar w:fldCharType="separate"/>
-      </w:r>
-      <w:r>
-        <w:t>8</w:t>
-      </w:r>
-      <w:r>
-        <w:fldChar w:fldCharType="end"/>
-      </w:r>
+      <w:fldSimple w:instr=" SEQ Figura \* ARABIC ">
+        <w:r>
+          <w:t>8</w:t>
+        </w:r>
+      </w:fldSimple>
       <w:r>
         <w:t xml:space="preserve"> - Design registrazione utente</w:t>
       </w:r>
@@ -9443,7 +9369,7 @@
           <w:lang w:val="it-CH"/>
         </w:rPr>
       </w:pPr>
-      <w:bookmarkStart w:id="26" w:name="_Toc194492673"/>
+      <w:bookmarkStart w:id="27" w:name="_Toc194492673"/>
       <w:r>
         <w:rPr>
           <w:lang w:val="it-CH"/>
@@ -9451,7 +9377,7 @@
         <w:lastRenderedPageBreak/>
         <w:t>Login utente</w:t>
       </w:r>
-      <w:bookmarkEnd w:id="26"/>
+      <w:bookmarkEnd w:id="27"/>
     </w:p>
     <w:p>
       <w:pPr>
@@ -9519,21 +9445,11 @@
       <w:r>
         <w:t xml:space="preserve">Figura </w:t>
       </w:r>
-      <w:r>
-        <w:fldChar w:fldCharType="begin"/>
-      </w:r>
-      <w:r>
-        <w:instrText xml:space="preserve"> SEQ Figura \* ARABIC </w:instrText>
-      </w:r>
-      <w:r>
-        <w:fldChar w:fldCharType="separate"/>
-      </w:r>
-      <w:r>
-        <w:t>9</w:t>
-      </w:r>
-      <w:r>
-        <w:fldChar w:fldCharType="end"/>
-      </w:r>
+      <w:fldSimple w:instr=" SEQ Figura \* ARABIC ">
+        <w:r>
+          <w:t>9</w:t>
+        </w:r>
+      </w:fldSimple>
       <w:r>
         <w:t xml:space="preserve"> - Design login utente</w:t>
       </w:r>
@@ -9562,7 +9478,7 @@
           <w:lang w:val="it-CH"/>
         </w:rPr>
       </w:pPr>
-      <w:bookmarkStart w:id="27" w:name="_Toc194492674"/>
+      <w:bookmarkStart w:id="28" w:name="_Toc194492674"/>
       <w:r>
         <w:rPr>
           <w:lang w:val="it-CH"/>
@@ -9570,7 +9486,7 @@
         <w:lastRenderedPageBreak/>
         <w:t>Home</w:t>
       </w:r>
-      <w:bookmarkEnd w:id="27"/>
+      <w:bookmarkEnd w:id="28"/>
     </w:p>
     <w:p>
       <w:pPr>
@@ -9637,24 +9553,11 @@
       <w:r>
         <w:t xml:space="preserve">Figura </w:t>
       </w:r>
-      <w:r>
-        <w:fldChar w:fldCharType="begin"/>
-      </w:r>
-      <w:r>
-        <w:instrText xml:space="preserve"> SEQ Figura </w:instrText>
-      </w:r>
-      <w:r>
-        <w:instrText xml:space="preserve">\* ARABIC </w:instrText>
-      </w:r>
-      <w:r>
-        <w:fldChar w:fldCharType="separate"/>
-      </w:r>
-      <w:r>
-        <w:t>10</w:t>
-      </w:r>
-      <w:r>
-        <w:fldChar w:fldCharType="end"/>
-      </w:r>
+      <w:fldSimple w:instr=" SEQ Figura \* ARABIC ">
+        <w:r>
+          <w:t>10</w:t>
+        </w:r>
+      </w:fldSimple>
       <w:r>
         <w:t xml:space="preserve"> - Design home</w:t>
       </w:r>
@@ -9692,7 +9595,7 @@
           <w:lang w:val="it-CH"/>
         </w:rPr>
       </w:pPr>
-      <w:bookmarkStart w:id="28" w:name="_Toc194492675"/>
+      <w:bookmarkStart w:id="29" w:name="_Toc194492675"/>
       <w:r>
         <w:rPr>
           <w:lang w:val="it-CH"/>
@@ -9700,7 +9603,7 @@
         <w:lastRenderedPageBreak/>
         <w:t>Creazione nota</w:t>
       </w:r>
-      <w:bookmarkEnd w:id="28"/>
+      <w:bookmarkEnd w:id="29"/>
     </w:p>
     <w:p>
       <w:pPr>
@@ -9767,21 +9670,11 @@
       <w:r>
         <w:t xml:space="preserve">Figura </w:t>
       </w:r>
-      <w:r>
-        <w:fldChar w:fldCharType="begin"/>
-      </w:r>
-      <w:r>
-        <w:instrText xml:space="preserve"> SEQ Figura \* ARABIC </w:instrText>
-      </w:r>
-      <w:r>
-        <w:fldChar w:fldCharType="separate"/>
-      </w:r>
-      <w:r>
-        <w:t>11</w:t>
-      </w:r>
-      <w:r>
-        <w:fldChar w:fldCharType="end"/>
-      </w:r>
+      <w:fldSimple w:instr=" SEQ Figura \* ARABIC ">
+        <w:r>
+          <w:t>11</w:t>
+        </w:r>
+      </w:fldSimple>
       <w:r>
         <w:t xml:space="preserve"> - Design creazione nota</w:t>
       </w:r>
@@ -9842,7 +9735,7 @@
           <w:lang w:val="it-CH"/>
         </w:rPr>
       </w:pPr>
-      <w:bookmarkStart w:id="29" w:name="_Toc194492676"/>
+      <w:bookmarkStart w:id="30" w:name="_Toc194492676"/>
       <w:r>
         <w:rPr>
           <w:lang w:val="it-CH"/>
@@ -9850,7 +9743,7 @@
         <w:lastRenderedPageBreak/>
         <w:t>Visualizzazione note</w:t>
       </w:r>
-      <w:bookmarkEnd w:id="29"/>
+      <w:bookmarkEnd w:id="30"/>
     </w:p>
     <w:p>
       <w:pPr>
@@ -9917,21 +9810,11 @@
       <w:r>
         <w:t xml:space="preserve">Figura </w:t>
       </w:r>
-      <w:r>
-        <w:fldChar w:fldCharType="begin"/>
-      </w:r>
-      <w:r>
-        <w:instrText xml:space="preserve"> SEQ Figura \* ARABIC </w:instrText>
-      </w:r>
-      <w:r>
-        <w:fldChar w:fldCharType="separate"/>
-      </w:r>
-      <w:r>
-        <w:t>12</w:t>
-      </w:r>
-      <w:r>
-        <w:fldChar w:fldCharType="end"/>
-      </w:r>
+      <w:fldSimple w:instr=" SEQ Figura \* ARABIC ">
+        <w:r>
+          <w:t>12</w:t>
+        </w:r>
+      </w:fldSimple>
       <w:r>
         <w:t xml:space="preserve"> - Design visualizzazione note</w:t>
       </w:r>
@@ -9972,16 +9855,16 @@
           <w:lang w:val="it-CH"/>
         </w:rPr>
       </w:pPr>
-      <w:bookmarkStart w:id="30" w:name="_Toc429059812"/>
-      <w:bookmarkStart w:id="31" w:name="_Toc194492677"/>
+      <w:bookmarkStart w:id="31" w:name="_Toc429059812"/>
+      <w:bookmarkStart w:id="32" w:name="_Toc194492677"/>
       <w:r>
         <w:rPr>
           <w:lang w:val="it-CH"/>
         </w:rPr>
         <w:t>Design procedurale</w:t>
       </w:r>
-      <w:bookmarkEnd w:id="30"/>
       <w:bookmarkEnd w:id="31"/>
+      <w:bookmarkEnd w:id="32"/>
     </w:p>
     <w:p>
       <w:r>
@@ -10067,14 +9950,14 @@
           <w:bottom w:val="single" w:sz="4" w:space="1" w:color="auto"/>
         </w:pBdr>
       </w:pPr>
-      <w:bookmarkStart w:id="32" w:name="_Toc461179222"/>
-      <w:bookmarkStart w:id="33" w:name="_Toc194492678"/>
+      <w:bookmarkStart w:id="33" w:name="_Toc461179222"/>
+      <w:bookmarkStart w:id="34" w:name="_Toc194492678"/>
       <w:r>
         <w:lastRenderedPageBreak/>
         <w:t>Implementazione</w:t>
       </w:r>
-      <w:bookmarkEnd w:id="32"/>
       <w:bookmarkEnd w:id="33"/>
+      <w:bookmarkEnd w:id="34"/>
     </w:p>
     <w:p>
       <w:r>
@@ -10139,13 +10022,13 @@
       <w:pPr>
         <w:pStyle w:val="Titolo1"/>
       </w:pPr>
-      <w:bookmarkStart w:id="34" w:name="_Toc461179223"/>
-      <w:bookmarkStart w:id="35" w:name="_Toc194492679"/>
+      <w:bookmarkStart w:id="35" w:name="_Toc461179223"/>
+      <w:bookmarkStart w:id="36" w:name="_Toc194492679"/>
       <w:r>
         <w:t>Test</w:t>
       </w:r>
-      <w:bookmarkEnd w:id="34"/>
       <w:bookmarkEnd w:id="35"/>
+      <w:bookmarkEnd w:id="36"/>
     </w:p>
     <w:p>
       <w:pPr>
@@ -10154,16 +10037,16 @@
           <w:lang w:val="it-CH"/>
         </w:rPr>
       </w:pPr>
-      <w:bookmarkStart w:id="36" w:name="_Toc461179224"/>
-      <w:bookmarkStart w:id="37" w:name="_Toc194492680"/>
+      <w:bookmarkStart w:id="37" w:name="_Toc461179224"/>
+      <w:bookmarkStart w:id="38" w:name="_Toc194492680"/>
       <w:r>
         <w:rPr>
           <w:lang w:val="it-CH"/>
         </w:rPr>
         <w:t>Protocollo di test</w:t>
       </w:r>
-      <w:bookmarkEnd w:id="36"/>
       <w:bookmarkEnd w:id="37"/>
+      <w:bookmarkEnd w:id="38"/>
     </w:p>
     <w:p>
       <w:r>
@@ -10825,7 +10708,7 @@
                 <w:lang w:val="it-CH"/>
               </w:rPr>
             </w:pPr>
-            <w:bookmarkStart w:id="38" w:name="_Toc461179225"/>
+            <w:bookmarkStart w:id="39" w:name="_Toc461179225"/>
             <w:r>
               <w:rPr>
                 <w:b/>
@@ -17815,15 +17698,15 @@
           <w:lang w:val="it-CH"/>
         </w:rPr>
       </w:pPr>
-      <w:bookmarkStart w:id="39" w:name="_Toc194492681"/>
+      <w:bookmarkStart w:id="40" w:name="_Toc194492681"/>
       <w:r>
         <w:rPr>
           <w:lang w:val="it-CH"/>
         </w:rPr>
         <w:t>Risultati test</w:t>
       </w:r>
-      <w:bookmarkEnd w:id="38"/>
       <w:bookmarkEnd w:id="39"/>
+      <w:bookmarkEnd w:id="40"/>
     </w:p>
     <w:p>
       <w:r>
@@ -17837,23 +17720,21 @@
           <w:lang w:val="it-CH"/>
         </w:rPr>
       </w:pPr>
-      <w:bookmarkStart w:id="40" w:name="_Toc461179226"/>
-      <w:bookmarkStart w:id="41" w:name="_Toc194492682"/>
+      <w:bookmarkStart w:id="41" w:name="_Toc461179226"/>
+      <w:bookmarkStart w:id="42" w:name="_Toc194492682"/>
       <w:r>
         <w:rPr>
           <w:lang w:val="it-CH"/>
         </w:rPr>
         <w:t>Mancanze/limitazioni conosciute</w:t>
       </w:r>
-      <w:bookmarkEnd w:id="40"/>
       <w:bookmarkEnd w:id="41"/>
+      <w:bookmarkEnd w:id="42"/>
     </w:p>
     <w:p>
       <w:r>
         <w:t>Era progettato una registrazione audio, ma dato che il progetto era da fare in 3 inizialmente, abbiamo ottimizzato le attività e la registrazione dell’audio per far meglio gli altri lavori l’abbiamo eliminata.</w:t>
       </w:r>
-      <w:bookmarkStart w:id="42" w:name="_GoBack"/>
-      <w:bookmarkEnd w:id="42"/>
     </w:p>
     <w:p>
       <w:pPr>
@@ -18639,27 +18520,14 @@
     <w:r>
       <w:tab/>
     </w:r>
-    <w:r>
-      <w:fldChar w:fldCharType="begin"/>
-    </w:r>
-    <w:r>
-      <w:instrText xml:space="preserve"> FILENAME \* MERGEFORMAT </w:instrText>
-    </w:r>
-    <w:r>
-      <w:fldChar w:fldCharType="separate"/>
-    </w:r>
-    <w:r>
-      <w:rPr>
-        <w:noProof/>
-      </w:rPr>
-      <w:t>Documentazione_CasaNote.docx</w:t>
-    </w:r>
-    <w:r>
-      <w:rPr>
-        <w:noProof/>
-      </w:rPr>
-      <w:fldChar w:fldCharType="end"/>
-    </w:r>
+    <w:fldSimple w:instr=" FILENAME \* MERGEFORMAT ">
+      <w:r>
+        <w:rPr>
+          <w:noProof/>
+        </w:rPr>
+        <w:t>Documentazione_CasaNote.docx</w:t>
+      </w:r>
+    </w:fldSimple>
     <w:r>
       <w:tab/>
       <w:t xml:space="preserve">Versione: </w:t>
@@ -18677,7 +18545,7 @@
       <w:rPr>
         <w:noProof/>
       </w:rPr>
-      <w:t>30.04.2025</w:t>
+      <w:t>07.05.2025</w:t>
     </w:r>
     <w:r>
       <w:fldChar w:fldCharType="end"/>
@@ -18995,27 +18863,14 @@
     <w:r>
       <w:tab/>
     </w:r>
-    <w:r>
-      <w:fldChar w:fldCharType="begin"/>
-    </w:r>
-    <w:r>
-      <w:instrText xml:space="preserve"> FILENAME \* MERGEFORMAT </w:instrText>
-    </w:r>
-    <w:r>
-      <w:fldChar w:fldCharType="separate"/>
-    </w:r>
-    <w:r>
-      <w:rPr>
-        <w:noProof/>
-      </w:rPr>
-      <w:t>Documentazione_CasaNote.docx</w:t>
-    </w:r>
-    <w:r>
-      <w:rPr>
-        <w:noProof/>
-      </w:rPr>
-      <w:fldChar w:fldCharType="end"/>
-    </w:r>
+    <w:fldSimple w:instr=" FILENAME \* MERGEFORMAT ">
+      <w:r>
+        <w:rPr>
+          <w:noProof/>
+        </w:rPr>
+        <w:t>Documentazione_CasaNote.docx</w:t>
+      </w:r>
+    </w:fldSimple>
     <w:r>
       <w:tab/>
       <w:t xml:space="preserve">Versione: </w:t>
@@ -19033,7 +18888,7 @@
       <w:rPr>
         <w:noProof/>
       </w:rPr>
-      <w:t>30.04.2025</w:t>
+      <w:t>07.05.2025</w:t>
     </w:r>
     <w:r>
       <w:fldChar w:fldCharType="end"/>
@@ -19082,27 +18937,14 @@
     <w:r>
       <w:tab/>
     </w:r>
-    <w:r>
-      <w:fldChar w:fldCharType="begin"/>
-    </w:r>
-    <w:r>
-      <w:instrText xml:space="preserve"> FILENAME \* MERGEFORMAT </w:instrText>
-    </w:r>
-    <w:r>
-      <w:fldChar w:fldCharType="separate"/>
-    </w:r>
-    <w:r>
-      <w:rPr>
-        <w:noProof/>
-      </w:rPr>
-      <w:t>Documentazione_CasaNote.docx</w:t>
-    </w:r>
-    <w:r>
-      <w:rPr>
-        <w:noProof/>
-      </w:rPr>
-      <w:fldChar w:fldCharType="end"/>
-    </w:r>
+    <w:fldSimple w:instr=" FILENAME \* MERGEFORMAT ">
+      <w:r>
+        <w:rPr>
+          <w:noProof/>
+        </w:rPr>
+        <w:t>Documentazione_CasaNote.docx</w:t>
+      </w:r>
+    </w:fldSimple>
     <w:r>
       <w:tab/>
       <w:t xml:space="preserve">Versione: </w:t>
@@ -19120,7 +18962,7 @@
       <w:rPr>
         <w:noProof/>
       </w:rPr>
-      <w:t>30.04.2025</w:t>
+      <w:t>07.05.2025</w:t>
     </w:r>
     <w:r>
       <w:fldChar w:fldCharType="end"/>
@@ -25811,7 +25653,7 @@
 </file>
 
 <file path=customXml/itemProps1.xml><?xml version="1.0" encoding="utf-8"?>
-<ds:datastoreItem xmlns:ds="http://schemas.openxmlformats.org/officeDocument/2006/customXml" ds:itemID="{1229A931-64C9-406D-9B13-1C9BB13E9B5B}">
+<ds:datastoreItem xmlns:ds="http://schemas.openxmlformats.org/officeDocument/2006/customXml" ds:itemID="{CEB22BA2-1951-46BE-BE4B-5E1502DF3E34}">
   <ds:schemaRefs>
     <ds:schemaRef ds:uri="http://schemas.openxmlformats.org/officeDocument/2006/bibliography"/>
   </ds:schemaRefs>
